--- a/docs/Money Map Documentation.docx
+++ b/docs/Money Map Documentation.docx
@@ -1,6 +1,6 @@
 
 <file path=word/document.xml><?xml version="1.0" encoding="utf-8"?>
-<w:document xmlns:wpc="http://schemas.microsoft.com/office/word/2010/wordprocessingCanvas" xmlns:cx="http://schemas.microsoft.com/office/drawing/2014/chartex" xmlns:cx1="http://schemas.microsoft.com/office/drawing/2015/9/8/chartex" xmlns:cx2="http://schemas.microsoft.com/office/drawing/2015/10/21/chartex" xmlns:cx3="http://schemas.microsoft.com/office/drawing/2016/5/9/chartex" xmlns:cx4="http://schemas.microsoft.com/office/drawing/2016/5/10/chartex" xmlns:cx5="http://schemas.microsoft.com/office/drawing/2016/5/11/chartex" xmlns:cx6="http://schemas.microsoft.com/office/drawing/2016/5/12/chartex" xmlns:cx7="http://schemas.microsoft.com/office/drawing/2016/5/13/chartex" xmlns:cx8="http://schemas.microsoft.com/office/drawing/2016/5/14/chartex" xmlns:mc="http://schemas.openxmlformats.org/markup-compatibility/2006" xmlns:aink="http://schemas.microsoft.com/office/drawing/2016/ink" xmlns:am3d="http://schemas.microsoft.com/office/drawing/2017/model3d" xmlns:o="urn:schemas-microsoft-com:office:office" xmlns:r="http://schemas.openxmlformats.org/officeDocument/2006/relationships" xmlns:m="http://schemas.openxmlformats.org/officeDocument/2006/math" xmlns:v="urn:schemas-microsoft-com:vml" xmlns:wp14="http://schemas.microsoft.com/office/word/2010/wordprocessingDrawing" xmlns:wp="http://schemas.openxmlformats.org/drawingml/2006/wordprocessingDrawing" xmlns:w10="urn:schemas-microsoft-com:office:word" xmlns:w="http://schemas.openxmlformats.org/wordprocessingml/2006/main" xmlns:w14="http://schemas.microsoft.com/office/word/2010/wordml" xmlns:w15="http://schemas.microsoft.com/office/word/2012/wordml" xmlns:w16cex="http://schemas.microsoft.com/office/word/2018/wordml/cex" xmlns:w16cid="http://schemas.microsoft.com/office/word/2016/wordml/cid" xmlns:w16="http://schemas.microsoft.com/office/word/2018/wordml" xmlns:w16sdtdh="http://schemas.microsoft.com/office/word/2020/wordml/sdtdatahash" xmlns:w16se="http://schemas.microsoft.com/office/word/2015/wordml/symex" xmlns:wpg="http://schemas.microsoft.com/office/word/2010/wordprocessingGroup" xmlns:wpi="http://schemas.microsoft.com/office/word/2010/wordprocessingInk" xmlns:wne="http://schemas.microsoft.com/office/word/2006/wordml" xmlns:wps="http://schemas.microsoft.com/office/word/2010/wordprocessingShape" mc:Ignorable="w14 w15 w16se w16cid w16 w16cex w16sdtdh wp14">
+<w:document xmlns:wpc="http://schemas.microsoft.com/office/word/2010/wordprocessingCanvas" xmlns:cx="http://schemas.microsoft.com/office/drawing/2014/chartex" xmlns:cx1="http://schemas.microsoft.com/office/drawing/2015/9/8/chartex" xmlns:cx2="http://schemas.microsoft.com/office/drawing/2015/10/21/chartex" xmlns:cx3="http://schemas.microsoft.com/office/drawing/2016/5/9/chartex" xmlns:cx4="http://schemas.microsoft.com/office/drawing/2016/5/10/chartex" xmlns:cx5="http://schemas.microsoft.com/office/drawing/2016/5/11/chartex" xmlns:cx6="http://schemas.microsoft.com/office/drawing/2016/5/12/chartex" xmlns:cx7="http://schemas.microsoft.com/office/drawing/2016/5/13/chartex" xmlns:cx8="http://schemas.microsoft.com/office/drawing/2016/5/14/chartex" xmlns:mc="http://schemas.openxmlformats.org/markup-compatibility/2006" xmlns:aink="http://schemas.microsoft.com/office/drawing/2016/ink" xmlns:am3d="http://schemas.microsoft.com/office/drawing/2017/model3d" xmlns:o="urn:schemas-microsoft-com:office:office" xmlns:oel="http://schemas.microsoft.com/office/2019/extlst" xmlns:r="http://schemas.openxmlformats.org/officeDocument/2006/relationships" xmlns:m="http://schemas.openxmlformats.org/officeDocument/2006/math" xmlns:v="urn:schemas-microsoft-com:vml" xmlns:wp14="http://schemas.microsoft.com/office/word/2010/wordprocessingDrawing" xmlns:wp="http://schemas.openxmlformats.org/drawingml/2006/wordprocessingDrawing" xmlns:w10="urn:schemas-microsoft-com:office:word" xmlns:w="http://schemas.openxmlformats.org/wordprocessingml/2006/main" xmlns:w14="http://schemas.microsoft.com/office/word/2010/wordml" xmlns:w15="http://schemas.microsoft.com/office/word/2012/wordml" xmlns:w16cex="http://schemas.microsoft.com/office/word/2018/wordml/cex" xmlns:w16cid="http://schemas.microsoft.com/office/word/2016/wordml/cid" xmlns:w16="http://schemas.microsoft.com/office/word/2018/wordml" xmlns:w16du="http://schemas.microsoft.com/office/word/2023/wordml/word16du" xmlns:w16sdtdh="http://schemas.microsoft.com/office/word/2020/wordml/sdtdatahash" xmlns:w16sdtfl="http://schemas.microsoft.com/office/word/2024/wordml/sdtformatlock" xmlns:w16se="http://schemas.microsoft.com/office/word/2015/wordml/symex" xmlns:wpg="http://schemas.microsoft.com/office/word/2010/wordprocessingGroup" xmlns:wpi="http://schemas.microsoft.com/office/word/2010/wordprocessingInk" xmlns:wne="http://schemas.microsoft.com/office/word/2006/wordml" xmlns:wps="http://schemas.microsoft.com/office/word/2010/wordprocessingShape" mc:Ignorable="w14 w15 w16se w16cid w16 w16cex w16sdtdh w16sdtfl w16du wp14">
   <w:body>
     <w:p>
       <w:pPr>
@@ -20,6 +20,7 @@
         </w:rPr>
         <w:t>Project number</w:t>
       </w:r>
+      <w:proofErr w:type="gramStart"/>
       <w:r>
         <w:rPr>
           <w:sz w:val="32"/>
@@ -35,6 +36,7 @@
         </w:rPr>
         <w:t>11</w:t>
       </w:r>
+      <w:proofErr w:type="gramEnd"/>
     </w:p>
     <w:p>
       <w:pPr>
@@ -519,19 +521,11 @@
                 <w:sz w:val="36"/>
               </w:rPr>
             </w:pPr>
-            <w:proofErr w:type="spellStart"/>
             <w:r>
               <w:rPr>
                 <w:sz w:val="36"/>
               </w:rPr>
-              <w:t>Saja</w:t>
-            </w:r>
-            <w:proofErr w:type="spellEnd"/>
-            <w:r>
-              <w:rPr>
-                <w:sz w:val="36"/>
-              </w:rPr>
-              <w:t xml:space="preserve"> </w:t>
+              <w:t xml:space="preserve">Saja </w:t>
             </w:r>
             <w:proofErr w:type="spellStart"/>
             <w:r>
@@ -3365,7 +3359,6 @@
           <w:sz w:val="40"/>
           <w:szCs w:val="40"/>
         </w:rPr>
-        <w:lastRenderedPageBreak/>
         <w:t>1.</w:t>
       </w:r>
       <w:r>
@@ -3392,7 +3385,15 @@
     </w:p>
     <w:p>
       <w:r>
-        <w:t>A Web based application designed for anyone who wants manage their budgets efficiently by visualizing spending patterns, providing personalized saving suggestions to improve overall financial stability and clear advice to save more money based on their daily spending habits.</w:t>
+        <w:t xml:space="preserve">A Web based application designed for anyone who wants </w:t>
+      </w:r>
+      <w:proofErr w:type="gramStart"/>
+      <w:r>
+        <w:t>manage</w:t>
+      </w:r>
+      <w:proofErr w:type="gramEnd"/>
+      <w:r>
+        <w:t xml:space="preserve"> their budgets efficiently by visualizing spending patterns, providing personalized saving suggestions to improve overall financial stability and clear advice to save more money based on their daily spending habits.</w:t>
       </w:r>
     </w:p>
     <w:p/>
@@ -4319,7 +4320,6 @@
           <w:b/>
           <w:bCs/>
         </w:rPr>
-        <w:lastRenderedPageBreak/>
         <w:t>User-Friendly Interface:</w:t>
       </w:r>
       <w:r>
@@ -4585,7 +4585,79 @@
           <w:sz w:val="24"/>
           <w:szCs w:val="24"/>
         </w:rPr>
-        <w:t>Is like giving each spending category its own little safe. You decide how much goes in each safe ahead of time. Then when you spend, you take from the right safe and you always know how much is left.</w:t>
+        <w:t xml:space="preserve">Is like giving each spending category its own little safe. You decide how </w:t>
+      </w:r>
+      <w:proofErr w:type="gramStart"/>
+      <w:r>
+        <w:rPr>
+          <w:rFonts w:asciiTheme="minorBidi" w:hAnsiTheme="minorBidi"/>
+          <w:sz w:val="24"/>
+          <w:szCs w:val="24"/>
+        </w:rPr>
+        <w:t>much</w:t>
+      </w:r>
+      <w:proofErr w:type="gramEnd"/>
+      <w:r>
+        <w:rPr>
+          <w:rFonts w:asciiTheme="minorBidi" w:hAnsiTheme="minorBidi"/>
+          <w:sz w:val="24"/>
+          <w:szCs w:val="24"/>
+        </w:rPr>
+        <w:t xml:space="preserve"> goes in each safe ahead of time. Then when you </w:t>
+      </w:r>
+      <w:proofErr w:type="gramStart"/>
+      <w:r>
+        <w:rPr>
+          <w:rFonts w:asciiTheme="minorBidi" w:hAnsiTheme="minorBidi"/>
+          <w:sz w:val="24"/>
+          <w:szCs w:val="24"/>
+        </w:rPr>
+        <w:t>spend</w:t>
+      </w:r>
+      <w:proofErr w:type="gramEnd"/>
+      <w:r>
+        <w:rPr>
+          <w:rFonts w:asciiTheme="minorBidi" w:hAnsiTheme="minorBidi"/>
+          <w:sz w:val="24"/>
+          <w:szCs w:val="24"/>
+        </w:rPr>
+        <w:t xml:space="preserve">, you </w:t>
+      </w:r>
+      <w:proofErr w:type="gramStart"/>
+      <w:r>
+        <w:rPr>
+          <w:rFonts w:asciiTheme="minorBidi" w:hAnsiTheme="minorBidi"/>
+          <w:sz w:val="24"/>
+          <w:szCs w:val="24"/>
+        </w:rPr>
+        <w:t>take</w:t>
+      </w:r>
+      <w:proofErr w:type="gramEnd"/>
+      <w:r>
+        <w:rPr>
+          <w:rFonts w:asciiTheme="minorBidi" w:hAnsiTheme="minorBidi"/>
+          <w:sz w:val="24"/>
+          <w:szCs w:val="24"/>
+        </w:rPr>
+        <w:t xml:space="preserve"> from the right safe and you always know how </w:t>
+      </w:r>
+      <w:proofErr w:type="gramStart"/>
+      <w:r>
+        <w:rPr>
+          <w:rFonts w:asciiTheme="minorBidi" w:hAnsiTheme="minorBidi"/>
+          <w:sz w:val="24"/>
+          <w:szCs w:val="24"/>
+        </w:rPr>
+        <w:t>much</w:t>
+      </w:r>
+      <w:proofErr w:type="gramEnd"/>
+      <w:r>
+        <w:rPr>
+          <w:rFonts w:asciiTheme="minorBidi" w:hAnsiTheme="minorBidi"/>
+          <w:sz w:val="24"/>
+          <w:szCs w:val="24"/>
+        </w:rPr>
+        <w:t xml:space="preserve"> is left.</w:t>
       </w:r>
       <w:r>
         <w:rPr>
@@ -4870,58 +4942,6 @@
           <w:szCs w:val="24"/>
         </w:rPr>
         <w:t>This app helps you track your expenses and manage your budget easily. It’s like having a smart notebook for your money on your phone or computer.</w:t>
-      </w:r>
-    </w:p>
-    <w:p>
-      <w:pPr>
-        <w:pStyle w:val="PlainText"/>
-        <w:rPr>
-          <w:rFonts w:ascii="Courier New" w:hAnsi="Courier New" w:cs="Courier New"/>
-        </w:rPr>
-      </w:pPr>
-    </w:p>
-    <w:p>
-      <w:pPr>
-        <w:pStyle w:val="PlainText"/>
-        <w:rPr>
-          <w:rFonts w:ascii="Courier New" w:hAnsi="Courier New" w:cs="Courier New"/>
-        </w:rPr>
-      </w:pPr>
-    </w:p>
-    <w:p>
-      <w:pPr>
-        <w:pStyle w:val="PlainText"/>
-        <w:rPr>
-          <w:rFonts w:ascii="Courier New" w:hAnsi="Courier New" w:cs="Courier New"/>
-        </w:rPr>
-      </w:pPr>
-    </w:p>
-    <w:p>
-      <w:pPr>
-        <w:pStyle w:val="PlainText"/>
-        <w:rPr>
-          <w:rFonts w:ascii="Courier New" w:hAnsi="Courier New" w:cs="Courier New"/>
-        </w:rPr>
-      </w:pPr>
-      <w:r>
-        <w:rPr>
-          <w:rFonts w:ascii="Courier New" w:hAnsi="Courier New" w:cs="Courier New"/>
-        </w:rPr>
-        <w:t xml:space="preserve"># **ch2 Project </w:t>
-      </w:r>
-      <w:proofErr w:type="spellStart"/>
-      <w:r>
-        <w:rPr>
-          <w:rFonts w:ascii="Courier New" w:hAnsi="Courier New" w:cs="Courier New"/>
-        </w:rPr>
-        <w:t>Mangement</w:t>
-      </w:r>
-      <w:proofErr w:type="spellEnd"/>
-      <w:r>
-        <w:rPr>
-          <w:rFonts w:ascii="Courier New" w:hAnsi="Courier New" w:cs="Courier New"/>
-        </w:rPr>
-        <w:t>**</w:t>
       </w:r>
     </w:p>
     <w:p>
@@ -5478,7 +5498,25 @@
           <w:sz w:val="24"/>
           <w:szCs w:val="24"/>
         </w:rPr>
-        <w:t xml:space="preserve"> RDS and AWS EC2.All the needed technologies are free, and the skills to use them are within our team's</w:t>
+        <w:t xml:space="preserve"> RDS and AWS EC2</w:t>
+      </w:r>
+      <w:proofErr w:type="gramStart"/>
+      <w:r>
+        <w:rPr>
+          <w:rFonts w:asciiTheme="minorHAnsi" w:hAnsiTheme="minorHAnsi" w:cs="Courier New"/>
+          <w:sz w:val="24"/>
+          <w:szCs w:val="24"/>
+        </w:rPr>
+        <w:t>.All</w:t>
+      </w:r>
+      <w:proofErr w:type="gramEnd"/>
+      <w:r>
+        <w:rPr>
+          <w:rFonts w:asciiTheme="minorHAnsi" w:hAnsiTheme="minorHAnsi" w:cs="Courier New"/>
+          <w:sz w:val="24"/>
+          <w:szCs w:val="24"/>
+        </w:rPr>
+        <w:t xml:space="preserve"> the needed technologies are free, and the skills to use them are within our team's</w:t>
       </w:r>
       <w:r>
         <w:rPr>
@@ -6076,7 +6114,6 @@
               <w:spacing w:after="160" w:line="278" w:lineRule="auto"/>
             </w:pPr>
             <w:r>
-              <w:lastRenderedPageBreak/>
               <w:t>HD1</w:t>
             </w:r>
           </w:p>
@@ -6755,7 +6792,6 @@
               <w:spacing w:after="160" w:line="278" w:lineRule="auto"/>
             </w:pPr>
             <w:r>
-              <w:lastRenderedPageBreak/>
               <w:t>SW4</w:t>
             </w:r>
           </w:p>
@@ -6924,7 +6960,6 @@
     </w:tbl>
     <w:p>
       <w:pPr>
-        <w:jc w:val="center"/>
         <w:rPr>
           <w:i/>
           <w:iCs/>
@@ -7024,9 +7059,9 @@
         <w:tblLook w:val="04A0" w:firstRow="1" w:lastRow="0" w:firstColumn="1" w:lastColumn="0" w:noHBand="0" w:noVBand="1"/>
       </w:tblPr>
       <w:tblGrid>
-        <w:gridCol w:w="3110"/>
-        <w:gridCol w:w="2953"/>
-        <w:gridCol w:w="3164"/>
+        <w:gridCol w:w="3107"/>
+        <w:gridCol w:w="2969"/>
+        <w:gridCol w:w="3151"/>
       </w:tblGrid>
       <w:tr>
         <w:trPr>
@@ -7545,7 +7580,6 @@
           <w:sz w:val="24"/>
           <w:szCs w:val="24"/>
         </w:rPr>
-        <w:lastRenderedPageBreak/>
         <w:t xml:space="preserve">Testing and deployment: </w:t>
       </w:r>
     </w:p>
@@ -7661,11 +7695,12 @@
         <w:tblLook w:val="04A0" w:firstRow="1" w:lastRow="0" w:firstColumn="1" w:lastColumn="0" w:noHBand="0" w:noVBand="1"/>
       </w:tblPr>
       <w:tblGrid>
-        <w:gridCol w:w="2055"/>
-        <w:gridCol w:w="1730"/>
-        <w:gridCol w:w="1919"/>
-        <w:gridCol w:w="1800"/>
-        <w:gridCol w:w="1723"/>
+        <w:gridCol w:w="864"/>
+        <w:gridCol w:w="1787"/>
+        <w:gridCol w:w="1214"/>
+        <w:gridCol w:w="1627"/>
+        <w:gridCol w:w="1912"/>
+        <w:gridCol w:w="1823"/>
       </w:tblGrid>
       <w:tr>
         <w:trPr>
@@ -7674,11 +7709,25 @@
         <w:tc>
           <w:tcPr>
             <w:cnfStyle w:val="001000000000" w:firstRow="0" w:lastRow="0" w:firstColumn="1" w:lastColumn="0" w:oddVBand="0" w:evenVBand="0" w:oddHBand="0" w:evenHBand="0" w:firstRowFirstColumn="0" w:firstRowLastColumn="0" w:lastRowFirstColumn="0" w:lastRowLastColumn="0"/>
-            <w:tcW w:w="2207" w:type="dxa"/>
-          </w:tcPr>
-          <w:p>
-            <w:pPr>
-              <w:jc w:val="center"/>
+            <w:tcW w:w="883" w:type="dxa"/>
+          </w:tcPr>
+          <w:p>
+            <w:pPr>
+              <w:jc w:val="center"/>
+            </w:pPr>
+            <w:r>
+              <w:t>Tasks</w:t>
+            </w:r>
+          </w:p>
+        </w:tc>
+        <w:tc>
+          <w:tcPr>
+            <w:tcW w:w="1812" w:type="dxa"/>
+          </w:tcPr>
+          <w:p>
+            <w:pPr>
+              <w:jc w:val="center"/>
+              <w:cnfStyle w:val="100000000000" w:firstRow="1" w:lastRow="0" w:firstColumn="0" w:lastColumn="0" w:oddVBand="0" w:evenVBand="0" w:oddHBand="0" w:evenHBand="0" w:firstRowFirstColumn="0" w:firstRowLastColumn="0" w:lastRowFirstColumn="0" w:lastRowLastColumn="0"/>
               <w:rPr>
                 <w:b w:val="0"/>
                 <w:bCs w:val="0"/>
@@ -7691,7 +7740,7 @@
         </w:tc>
         <w:tc>
           <w:tcPr>
-            <w:tcW w:w="2151" w:type="dxa"/>
+            <w:tcW w:w="1238" w:type="dxa"/>
           </w:tcPr>
           <w:p>
             <w:pPr>
@@ -7703,13 +7752,13 @@
               </w:rPr>
             </w:pPr>
             <w:r>
-              <w:t>Duration Time (WD)</w:t>
-            </w:r>
-          </w:p>
-        </w:tc>
-        <w:tc>
-          <w:tcPr>
-            <w:tcW w:w="2221" w:type="dxa"/>
+              <w:t xml:space="preserve">Duration Time </w:t>
+            </w:r>
+          </w:p>
+        </w:tc>
+        <w:tc>
+          <w:tcPr>
+            <w:tcW w:w="1642" w:type="dxa"/>
           </w:tcPr>
           <w:p>
             <w:pPr>
@@ -7727,7 +7776,7 @@
         </w:tc>
         <w:tc>
           <w:tcPr>
-            <w:tcW w:w="2054" w:type="dxa"/>
+            <w:tcW w:w="1611" w:type="dxa"/>
           </w:tcPr>
           <w:p>
             <w:pPr>
@@ -7745,7 +7794,7 @@
         </w:tc>
         <w:tc>
           <w:tcPr>
-            <w:tcW w:w="2054" w:type="dxa"/>
+            <w:tcW w:w="2041" w:type="dxa"/>
           </w:tcPr>
           <w:p>
             <w:pPr>
@@ -7769,51 +7818,127 @@
         <w:tc>
           <w:tcPr>
             <w:cnfStyle w:val="001000000000" w:firstRow="0" w:lastRow="0" w:firstColumn="1" w:lastColumn="0" w:oddVBand="0" w:evenVBand="0" w:oddHBand="0" w:evenHBand="0" w:firstRowFirstColumn="0" w:firstRowLastColumn="0" w:lastRowFirstColumn="0" w:lastRowLastColumn="0"/>
-            <w:tcW w:w="2207" w:type="dxa"/>
-          </w:tcPr>
-          <w:p>
-            <w:r>
-              <w:t>Data gathering &amp; stakeholders</w:t>
-            </w:r>
-          </w:p>
-        </w:tc>
-        <w:tc>
-          <w:tcPr>
-            <w:tcW w:w="2151" w:type="dxa"/>
-          </w:tcPr>
-          <w:p>
-            <w:pPr>
+            <w:tcW w:w="883" w:type="dxa"/>
+          </w:tcPr>
+          <w:p>
+            <w:pPr>
+              <w:rPr>
+                <w:rFonts w:asciiTheme="majorBidi" w:hAnsiTheme="majorBidi" w:cstheme="majorBidi"/>
+                <w:b w:val="0"/>
+                <w:bCs w:val="0"/>
+              </w:rPr>
+            </w:pPr>
+            <w:r>
+              <w:rPr>
+                <w:rFonts w:asciiTheme="majorBidi" w:hAnsiTheme="majorBidi" w:cstheme="majorBidi"/>
+                <w:b w:val="0"/>
+                <w:bCs w:val="0"/>
+              </w:rPr>
+              <w:t>Task</w:t>
+            </w:r>
+            <w:r>
+              <w:rPr>
+                <w:rFonts w:asciiTheme="majorBidi" w:hAnsiTheme="majorBidi" w:cstheme="majorBidi"/>
+                <w:b w:val="0"/>
+                <w:bCs w:val="0"/>
+              </w:rPr>
+              <w:t xml:space="preserve"> </w:t>
+            </w:r>
+            <w:r>
+              <w:rPr>
+                <w:rFonts w:asciiTheme="majorBidi" w:hAnsiTheme="majorBidi" w:cstheme="majorBidi"/>
+                <w:b w:val="0"/>
+                <w:bCs w:val="0"/>
+              </w:rPr>
+              <w:t>1</w:t>
+            </w:r>
+          </w:p>
+        </w:tc>
+        <w:tc>
+          <w:tcPr>
+            <w:tcW w:w="1812" w:type="dxa"/>
+          </w:tcPr>
+          <w:p>
+            <w:pPr>
+              <w:jc w:val="center"/>
               <w:cnfStyle w:val="000000100000" w:firstRow="0" w:lastRow="0" w:firstColumn="0" w:lastColumn="0" w:oddVBand="0" w:evenVBand="0" w:oddHBand="1" w:evenHBand="0" w:firstRowFirstColumn="0" w:firstRowLastColumn="0" w:lastRowFirstColumn="0" w:lastRowLastColumn="0"/>
-            </w:pPr>
-          </w:p>
-        </w:tc>
-        <w:tc>
-          <w:tcPr>
-            <w:tcW w:w="2221" w:type="dxa"/>
-          </w:tcPr>
-          <w:p>
-            <w:pPr>
+              <w:rPr>
+                <w:rFonts w:asciiTheme="majorBidi" w:hAnsiTheme="majorBidi" w:cstheme="majorBidi"/>
+              </w:rPr>
+            </w:pPr>
+            <w:r>
+              <w:rPr>
+                <w:rFonts w:asciiTheme="majorBidi" w:hAnsiTheme="majorBidi" w:cstheme="majorBidi"/>
+              </w:rPr>
+              <w:t>use cases</w:t>
+            </w:r>
+          </w:p>
+        </w:tc>
+        <w:tc>
+          <w:tcPr>
+            <w:tcW w:w="1238" w:type="dxa"/>
+          </w:tcPr>
+          <w:p>
+            <w:pPr>
+              <w:jc w:val="center"/>
               <w:cnfStyle w:val="000000100000" w:firstRow="0" w:lastRow="0" w:firstColumn="0" w:lastColumn="0" w:oddVBand="0" w:evenVBand="0" w:oddHBand="1" w:evenHBand="0" w:firstRowFirstColumn="0" w:firstRowLastColumn="0" w:lastRowFirstColumn="0" w:lastRowLastColumn="0"/>
-            </w:pPr>
-          </w:p>
-        </w:tc>
-        <w:tc>
-          <w:tcPr>
-            <w:tcW w:w="2054" w:type="dxa"/>
-          </w:tcPr>
-          <w:p>
-            <w:pPr>
+              <w:rPr>
+                <w:rFonts w:asciiTheme="majorBidi" w:hAnsiTheme="majorBidi" w:cstheme="majorBidi"/>
+              </w:rPr>
+            </w:pPr>
+            <w:r>
+              <w:rPr>
+                <w:rFonts w:asciiTheme="majorBidi" w:hAnsiTheme="majorBidi" w:cstheme="majorBidi"/>
+              </w:rPr>
+              <w:t>2 days</w:t>
+            </w:r>
+          </w:p>
+        </w:tc>
+        <w:tc>
+          <w:tcPr>
+            <w:tcW w:w="1642" w:type="dxa"/>
+          </w:tcPr>
+          <w:p>
+            <w:pPr>
+              <w:jc w:val="center"/>
               <w:cnfStyle w:val="000000100000" w:firstRow="0" w:lastRow="0" w:firstColumn="0" w:lastColumn="0" w:oddVBand="0" w:evenVBand="0" w:oddHBand="1" w:evenHBand="0" w:firstRowFirstColumn="0" w:firstRowLastColumn="0" w:lastRowFirstColumn="0" w:lastRowLastColumn="0"/>
-            </w:pPr>
-          </w:p>
-        </w:tc>
-        <w:tc>
-          <w:tcPr>
-            <w:tcW w:w="2054" w:type="dxa"/>
-          </w:tcPr>
-          <w:p>
-            <w:pPr>
+              <w:rPr>
+                <w:rFonts w:asciiTheme="majorBidi" w:hAnsiTheme="majorBidi" w:cstheme="majorBidi"/>
+              </w:rPr>
+            </w:pPr>
+          </w:p>
+        </w:tc>
+        <w:tc>
+          <w:tcPr>
+            <w:tcW w:w="1611" w:type="dxa"/>
+          </w:tcPr>
+          <w:p>
+            <w:pPr>
+              <w:jc w:val="center"/>
               <w:cnfStyle w:val="000000100000" w:firstRow="0" w:lastRow="0" w:firstColumn="0" w:lastColumn="0" w:oddVBand="0" w:evenVBand="0" w:oddHBand="1" w:evenHBand="0" w:firstRowFirstColumn="0" w:firstRowLastColumn="0" w:lastRowFirstColumn="0" w:lastRowLastColumn="0"/>
+              <w:rPr>
+                <w:rFonts w:asciiTheme="majorBidi" w:hAnsiTheme="majorBidi" w:cstheme="majorBidi"/>
+              </w:rPr>
+            </w:pPr>
+            <w:r>
+              <w:rPr>
+                <w:rFonts w:asciiTheme="majorBidi" w:hAnsiTheme="majorBidi" w:cstheme="majorBidi"/>
+              </w:rPr>
+              <w:t>Yasmeena</w:t>
+            </w:r>
+          </w:p>
+        </w:tc>
+        <w:tc>
+          <w:tcPr>
+            <w:tcW w:w="2041" w:type="dxa"/>
+          </w:tcPr>
+          <w:p>
+            <w:pPr>
+              <w:jc w:val="center"/>
+              <w:cnfStyle w:val="000000100000" w:firstRow="0" w:lastRow="0" w:firstColumn="0" w:lastColumn="0" w:oddVBand="0" w:evenVBand="0" w:oddHBand="1" w:evenHBand="0" w:firstRowFirstColumn="0" w:firstRowLastColumn="0" w:lastRowFirstColumn="0" w:lastRowLastColumn="0"/>
+              <w:rPr>
+                <w:rFonts w:asciiTheme="majorBidi" w:hAnsiTheme="majorBidi" w:cstheme="majorBidi"/>
+              </w:rPr>
             </w:pPr>
           </w:p>
         </w:tc>
@@ -7822,51 +7947,123 @@
         <w:tc>
           <w:tcPr>
             <w:cnfStyle w:val="001000000000" w:firstRow="0" w:lastRow="0" w:firstColumn="1" w:lastColumn="0" w:oddVBand="0" w:evenVBand="0" w:oddHBand="0" w:evenHBand="0" w:firstRowFirstColumn="0" w:firstRowLastColumn="0" w:lastRowFirstColumn="0" w:lastRowLastColumn="0"/>
-            <w:tcW w:w="2207" w:type="dxa"/>
-          </w:tcPr>
-          <w:p>
-            <w:r>
+            <w:tcW w:w="883" w:type="dxa"/>
+          </w:tcPr>
+          <w:p>
+            <w:pPr>
+              <w:rPr>
+                <w:rFonts w:asciiTheme="majorBidi" w:hAnsiTheme="majorBidi" w:cstheme="majorBidi"/>
+                <w:b w:val="0"/>
+                <w:bCs w:val="0"/>
+              </w:rPr>
+            </w:pPr>
+            <w:r>
+              <w:rPr>
+                <w:rFonts w:asciiTheme="majorBidi" w:hAnsiTheme="majorBidi" w:cstheme="majorBidi"/>
+                <w:b w:val="0"/>
+                <w:bCs w:val="0"/>
+              </w:rPr>
+              <w:t>Task</w:t>
+            </w:r>
+            <w:r>
+              <w:rPr>
+                <w:rFonts w:asciiTheme="majorBidi" w:hAnsiTheme="majorBidi" w:cstheme="majorBidi"/>
+                <w:b w:val="0"/>
+                <w:bCs w:val="0"/>
+              </w:rPr>
+              <w:t xml:space="preserve"> </w:t>
+            </w:r>
+            <w:r>
+              <w:rPr>
+                <w:rFonts w:asciiTheme="majorBidi" w:hAnsiTheme="majorBidi" w:cstheme="majorBidi"/>
+                <w:b w:val="0"/>
+                <w:bCs w:val="0"/>
+              </w:rPr>
+              <w:t>2</w:t>
+            </w:r>
+          </w:p>
+        </w:tc>
+        <w:tc>
+          <w:tcPr>
+            <w:tcW w:w="1812" w:type="dxa"/>
+          </w:tcPr>
+          <w:p>
+            <w:pPr>
+              <w:jc w:val="center"/>
+              <w:cnfStyle w:val="000000000000" w:firstRow="0" w:lastRow="0" w:firstColumn="0" w:lastColumn="0" w:oddVBand="0" w:evenVBand="0" w:oddHBand="0" w:evenHBand="0" w:firstRowFirstColumn="0" w:firstRowLastColumn="0" w:lastRowFirstColumn="0" w:lastRowLastColumn="0"/>
+              <w:rPr>
+                <w:rFonts w:asciiTheme="majorBidi" w:hAnsiTheme="majorBidi" w:cstheme="majorBidi"/>
+              </w:rPr>
+            </w:pPr>
+            <w:r>
+              <w:rPr>
+                <w:rFonts w:asciiTheme="majorBidi" w:hAnsiTheme="majorBidi" w:cstheme="majorBidi"/>
+              </w:rPr>
               <w:t>Feasibility study</w:t>
             </w:r>
           </w:p>
         </w:tc>
         <w:tc>
           <w:tcPr>
-            <w:tcW w:w="2151" w:type="dxa"/>
-          </w:tcPr>
-          <w:p>
-            <w:pPr>
+            <w:tcW w:w="1238" w:type="dxa"/>
+          </w:tcPr>
+          <w:p>
+            <w:pPr>
+              <w:jc w:val="center"/>
               <w:cnfStyle w:val="000000000000" w:firstRow="0" w:lastRow="0" w:firstColumn="0" w:lastColumn="0" w:oddVBand="0" w:evenVBand="0" w:oddHBand="0" w:evenHBand="0" w:firstRowFirstColumn="0" w:firstRowLastColumn="0" w:lastRowFirstColumn="0" w:lastRowLastColumn="0"/>
-            </w:pPr>
-          </w:p>
-        </w:tc>
-        <w:tc>
-          <w:tcPr>
-            <w:tcW w:w="2221" w:type="dxa"/>
-          </w:tcPr>
-          <w:p>
-            <w:pPr>
+              <w:rPr>
+                <w:rFonts w:asciiTheme="majorBidi" w:hAnsiTheme="majorBidi" w:cstheme="majorBidi"/>
+              </w:rPr>
+            </w:pPr>
+          </w:p>
+        </w:tc>
+        <w:tc>
+          <w:tcPr>
+            <w:tcW w:w="1642" w:type="dxa"/>
+          </w:tcPr>
+          <w:p>
+            <w:pPr>
+              <w:jc w:val="center"/>
               <w:cnfStyle w:val="000000000000" w:firstRow="0" w:lastRow="0" w:firstColumn="0" w:lastColumn="0" w:oddVBand="0" w:evenVBand="0" w:oddHBand="0" w:evenHBand="0" w:firstRowFirstColumn="0" w:firstRowLastColumn="0" w:lastRowFirstColumn="0" w:lastRowLastColumn="0"/>
-            </w:pPr>
-          </w:p>
-        </w:tc>
-        <w:tc>
-          <w:tcPr>
-            <w:tcW w:w="2054" w:type="dxa"/>
-          </w:tcPr>
-          <w:p>
-            <w:pPr>
+              <w:rPr>
+                <w:rFonts w:asciiTheme="majorBidi" w:hAnsiTheme="majorBidi" w:cstheme="majorBidi"/>
+              </w:rPr>
+            </w:pPr>
+          </w:p>
+        </w:tc>
+        <w:tc>
+          <w:tcPr>
+            <w:tcW w:w="1611" w:type="dxa"/>
+          </w:tcPr>
+          <w:p>
+            <w:pPr>
+              <w:jc w:val="center"/>
               <w:cnfStyle w:val="000000000000" w:firstRow="0" w:lastRow="0" w:firstColumn="0" w:lastColumn="0" w:oddVBand="0" w:evenVBand="0" w:oddHBand="0" w:evenHBand="0" w:firstRowFirstColumn="0" w:firstRowLastColumn="0" w:lastRowFirstColumn="0" w:lastRowLastColumn="0"/>
-            </w:pPr>
-          </w:p>
-        </w:tc>
-        <w:tc>
-          <w:tcPr>
-            <w:tcW w:w="2054" w:type="dxa"/>
-          </w:tcPr>
-          <w:p>
-            <w:pPr>
+              <w:rPr>
+                <w:rFonts w:asciiTheme="majorBidi" w:hAnsiTheme="majorBidi" w:cstheme="majorBidi"/>
+              </w:rPr>
+            </w:pPr>
+            <w:proofErr w:type="spellStart"/>
+            <w:r>
+              <w:rPr>
+                <w:rFonts w:asciiTheme="majorBidi" w:hAnsiTheme="majorBidi" w:cstheme="majorBidi"/>
+              </w:rPr>
+              <w:t>Ma’moun</w:t>
+            </w:r>
+            <w:proofErr w:type="spellEnd"/>
+          </w:p>
+        </w:tc>
+        <w:tc>
+          <w:tcPr>
+            <w:tcW w:w="2041" w:type="dxa"/>
+          </w:tcPr>
+          <w:p>
+            <w:pPr>
+              <w:jc w:val="center"/>
               <w:cnfStyle w:val="000000000000" w:firstRow="0" w:lastRow="0" w:firstColumn="0" w:lastColumn="0" w:oddVBand="0" w:evenVBand="0" w:oddHBand="0" w:evenHBand="0" w:firstRowFirstColumn="0" w:firstRowLastColumn="0" w:lastRowFirstColumn="0" w:lastRowLastColumn="0"/>
+              <w:rPr>
+                <w:rFonts w:asciiTheme="majorBidi" w:hAnsiTheme="majorBidi" w:cstheme="majorBidi"/>
+              </w:rPr>
             </w:pPr>
           </w:p>
         </w:tc>
@@ -7878,52 +8075,134 @@
         <w:tc>
           <w:tcPr>
             <w:cnfStyle w:val="001000000000" w:firstRow="0" w:lastRow="0" w:firstColumn="1" w:lastColumn="0" w:oddVBand="0" w:evenVBand="0" w:oddHBand="0" w:evenHBand="0" w:firstRowFirstColumn="0" w:firstRowLastColumn="0" w:lastRowFirstColumn="0" w:lastRowLastColumn="0"/>
-            <w:tcW w:w="2207" w:type="dxa"/>
-          </w:tcPr>
-          <w:p>
-            <w:r>
+            <w:tcW w:w="883" w:type="dxa"/>
+          </w:tcPr>
+          <w:p>
+            <w:pPr>
+              <w:rPr>
+                <w:rFonts w:asciiTheme="majorBidi" w:hAnsiTheme="majorBidi" w:cstheme="majorBidi"/>
+                <w:b w:val="0"/>
+                <w:bCs w:val="0"/>
+              </w:rPr>
+            </w:pPr>
+            <w:r>
+              <w:rPr>
+                <w:rFonts w:asciiTheme="majorBidi" w:hAnsiTheme="majorBidi" w:cstheme="majorBidi"/>
+                <w:b w:val="0"/>
+                <w:bCs w:val="0"/>
+              </w:rPr>
+              <w:t>Task</w:t>
+            </w:r>
+            <w:r>
+              <w:rPr>
+                <w:rFonts w:asciiTheme="majorBidi" w:hAnsiTheme="majorBidi" w:cstheme="majorBidi"/>
+                <w:b w:val="0"/>
+                <w:bCs w:val="0"/>
+              </w:rPr>
+              <w:t xml:space="preserve"> </w:t>
+            </w:r>
+            <w:r>
+              <w:rPr>
+                <w:rFonts w:asciiTheme="majorBidi" w:hAnsiTheme="majorBidi" w:cstheme="majorBidi"/>
+                <w:b w:val="0"/>
+                <w:bCs w:val="0"/>
+              </w:rPr>
+              <w:t>3</w:t>
+            </w:r>
+          </w:p>
+        </w:tc>
+        <w:tc>
+          <w:tcPr>
+            <w:tcW w:w="1812" w:type="dxa"/>
+          </w:tcPr>
+          <w:p>
+            <w:pPr>
+              <w:jc w:val="center"/>
+              <w:cnfStyle w:val="000000100000" w:firstRow="0" w:lastRow="0" w:firstColumn="0" w:lastColumn="0" w:oddVBand="0" w:evenVBand="0" w:oddHBand="1" w:evenHBand="0" w:firstRowFirstColumn="0" w:firstRowLastColumn="0" w:lastRowFirstColumn="0" w:lastRowLastColumn="0"/>
+              <w:rPr>
+                <w:rFonts w:asciiTheme="majorBidi" w:hAnsiTheme="majorBidi" w:cstheme="majorBidi"/>
+              </w:rPr>
+            </w:pPr>
+            <w:r>
+              <w:rPr>
+                <w:rFonts w:asciiTheme="majorBidi" w:hAnsiTheme="majorBidi" w:cstheme="majorBidi"/>
+              </w:rPr>
               <w:t>Questionnaire preparation</w:t>
             </w:r>
           </w:p>
         </w:tc>
         <w:tc>
           <w:tcPr>
-            <w:tcW w:w="2151" w:type="dxa"/>
-          </w:tcPr>
-          <w:p>
-            <w:pPr>
+            <w:tcW w:w="1238" w:type="dxa"/>
+          </w:tcPr>
+          <w:p>
+            <w:pPr>
+              <w:jc w:val="center"/>
               <w:cnfStyle w:val="000000100000" w:firstRow="0" w:lastRow="0" w:firstColumn="0" w:lastColumn="0" w:oddVBand="0" w:evenVBand="0" w:oddHBand="1" w:evenHBand="0" w:firstRowFirstColumn="0" w:firstRowLastColumn="0" w:lastRowFirstColumn="0" w:lastRowLastColumn="0"/>
-            </w:pPr>
-          </w:p>
-        </w:tc>
-        <w:tc>
-          <w:tcPr>
-            <w:tcW w:w="2221" w:type="dxa"/>
-          </w:tcPr>
-          <w:p>
-            <w:pPr>
+              <w:rPr>
+                <w:rFonts w:asciiTheme="majorBidi" w:hAnsiTheme="majorBidi" w:cstheme="majorBidi"/>
+              </w:rPr>
+            </w:pPr>
+            <w:r>
+              <w:rPr>
+                <w:rFonts w:asciiTheme="majorBidi" w:hAnsiTheme="majorBidi" w:cstheme="majorBidi"/>
+              </w:rPr>
+              <w:t>4 days</w:t>
+            </w:r>
+          </w:p>
+        </w:tc>
+        <w:tc>
+          <w:tcPr>
+            <w:tcW w:w="1642" w:type="dxa"/>
+          </w:tcPr>
+          <w:p>
+            <w:pPr>
+              <w:jc w:val="center"/>
               <w:cnfStyle w:val="000000100000" w:firstRow="0" w:lastRow="0" w:firstColumn="0" w:lastColumn="0" w:oddVBand="0" w:evenVBand="0" w:oddHBand="1" w:evenHBand="0" w:firstRowFirstColumn="0" w:firstRowLastColumn="0" w:lastRowFirstColumn="0" w:lastRowLastColumn="0"/>
-            </w:pPr>
-          </w:p>
-        </w:tc>
-        <w:tc>
-          <w:tcPr>
-            <w:tcW w:w="2054" w:type="dxa"/>
-          </w:tcPr>
-          <w:p>
-            <w:pPr>
+              <w:rPr>
+                <w:rFonts w:asciiTheme="majorBidi" w:hAnsiTheme="majorBidi" w:cstheme="majorBidi"/>
+              </w:rPr>
+            </w:pPr>
+            <w:r>
+              <w:rPr>
+                <w:rFonts w:asciiTheme="majorBidi" w:hAnsiTheme="majorBidi" w:cstheme="majorBidi"/>
+              </w:rPr>
+              <w:t>None</w:t>
+            </w:r>
+          </w:p>
+        </w:tc>
+        <w:tc>
+          <w:tcPr>
+            <w:tcW w:w="1611" w:type="dxa"/>
+          </w:tcPr>
+          <w:p>
+            <w:pPr>
+              <w:jc w:val="center"/>
               <w:cnfStyle w:val="000000100000" w:firstRow="0" w:lastRow="0" w:firstColumn="0" w:lastColumn="0" w:oddVBand="0" w:evenVBand="0" w:oddHBand="1" w:evenHBand="0" w:firstRowFirstColumn="0" w:firstRowLastColumn="0" w:lastRowFirstColumn="0" w:lastRowLastColumn="0"/>
-            </w:pPr>
-          </w:p>
-        </w:tc>
-        <w:tc>
-          <w:tcPr>
-            <w:tcW w:w="2054" w:type="dxa"/>
-          </w:tcPr>
-          <w:p>
-            <w:pPr>
+              <w:rPr>
+                <w:rFonts w:asciiTheme="majorBidi" w:hAnsiTheme="majorBidi" w:cstheme="majorBidi"/>
+              </w:rPr>
+            </w:pPr>
+          </w:p>
+        </w:tc>
+        <w:tc>
+          <w:tcPr>
+            <w:tcW w:w="2041" w:type="dxa"/>
+          </w:tcPr>
+          <w:p>
+            <w:pPr>
+              <w:jc w:val="center"/>
               <w:cnfStyle w:val="000000100000" w:firstRow="0" w:lastRow="0" w:firstColumn="0" w:lastColumn="0" w:oddVBand="0" w:evenVBand="0" w:oddHBand="1" w:evenHBand="0" w:firstRowFirstColumn="0" w:firstRowLastColumn="0" w:lastRowFirstColumn="0" w:lastRowLastColumn="0"/>
-            </w:pPr>
+              <w:rPr>
+                <w:rFonts w:asciiTheme="majorBidi" w:hAnsiTheme="majorBidi" w:cstheme="majorBidi"/>
+              </w:rPr>
+            </w:pPr>
+            <w:r>
+              <w:rPr>
+                <w:rFonts w:asciiTheme="majorBidi" w:hAnsiTheme="majorBidi" w:cstheme="majorBidi"/>
+              </w:rPr>
+              <w:t>Google forms</w:t>
+            </w:r>
           </w:p>
         </w:tc>
       </w:tr>
@@ -7931,51 +8210,129 @@
         <w:tc>
           <w:tcPr>
             <w:cnfStyle w:val="001000000000" w:firstRow="0" w:lastRow="0" w:firstColumn="1" w:lastColumn="0" w:oddVBand="0" w:evenVBand="0" w:oddHBand="0" w:evenHBand="0" w:firstRowFirstColumn="0" w:firstRowLastColumn="0" w:lastRowFirstColumn="0" w:lastRowLastColumn="0"/>
-            <w:tcW w:w="2207" w:type="dxa"/>
-          </w:tcPr>
-          <w:p>
-            <w:r>
+            <w:tcW w:w="883" w:type="dxa"/>
+          </w:tcPr>
+          <w:p>
+            <w:pPr>
+              <w:rPr>
+                <w:rFonts w:asciiTheme="majorBidi" w:hAnsiTheme="majorBidi" w:cstheme="majorBidi"/>
+                <w:b w:val="0"/>
+                <w:bCs w:val="0"/>
+              </w:rPr>
+            </w:pPr>
+            <w:r>
+              <w:rPr>
+                <w:rFonts w:asciiTheme="majorBidi" w:hAnsiTheme="majorBidi" w:cstheme="majorBidi"/>
+                <w:b w:val="0"/>
+                <w:bCs w:val="0"/>
+              </w:rPr>
+              <w:t>Task</w:t>
+            </w:r>
+            <w:r>
+              <w:rPr>
+                <w:rFonts w:asciiTheme="majorBidi" w:hAnsiTheme="majorBidi" w:cstheme="majorBidi"/>
+                <w:b w:val="0"/>
+                <w:bCs w:val="0"/>
+              </w:rPr>
+              <w:t xml:space="preserve"> </w:t>
+            </w:r>
+            <w:r>
+              <w:rPr>
+                <w:rFonts w:asciiTheme="majorBidi" w:hAnsiTheme="majorBidi" w:cstheme="majorBidi"/>
+                <w:b w:val="0"/>
+                <w:bCs w:val="0"/>
+              </w:rPr>
+              <w:t>4</w:t>
+            </w:r>
+          </w:p>
+        </w:tc>
+        <w:tc>
+          <w:tcPr>
+            <w:tcW w:w="1812" w:type="dxa"/>
+          </w:tcPr>
+          <w:p>
+            <w:pPr>
+              <w:jc w:val="center"/>
+              <w:cnfStyle w:val="000000000000" w:firstRow="0" w:lastRow="0" w:firstColumn="0" w:lastColumn="0" w:oddVBand="0" w:evenVBand="0" w:oddHBand="0" w:evenHBand="0" w:firstRowFirstColumn="0" w:firstRowLastColumn="0" w:lastRowFirstColumn="0" w:lastRowLastColumn="0"/>
+              <w:rPr>
+                <w:rFonts w:asciiTheme="majorBidi" w:hAnsiTheme="majorBidi" w:cstheme="majorBidi"/>
+              </w:rPr>
+            </w:pPr>
+            <w:r>
+              <w:rPr>
+                <w:rFonts w:asciiTheme="majorBidi" w:hAnsiTheme="majorBidi" w:cstheme="majorBidi"/>
+              </w:rPr>
               <w:t>Requirements</w:t>
             </w:r>
           </w:p>
         </w:tc>
         <w:tc>
           <w:tcPr>
-            <w:tcW w:w="2151" w:type="dxa"/>
-          </w:tcPr>
-          <w:p>
-            <w:pPr>
+            <w:tcW w:w="1238" w:type="dxa"/>
+          </w:tcPr>
+          <w:p>
+            <w:pPr>
+              <w:jc w:val="center"/>
               <w:cnfStyle w:val="000000000000" w:firstRow="0" w:lastRow="0" w:firstColumn="0" w:lastColumn="0" w:oddVBand="0" w:evenVBand="0" w:oddHBand="0" w:evenHBand="0" w:firstRowFirstColumn="0" w:firstRowLastColumn="0" w:lastRowFirstColumn="0" w:lastRowLastColumn="0"/>
-            </w:pPr>
-          </w:p>
-        </w:tc>
-        <w:tc>
-          <w:tcPr>
-            <w:tcW w:w="2221" w:type="dxa"/>
-          </w:tcPr>
-          <w:p>
-            <w:pPr>
+              <w:rPr>
+                <w:rFonts w:asciiTheme="majorBidi" w:hAnsiTheme="majorBidi" w:cstheme="majorBidi"/>
+              </w:rPr>
+            </w:pPr>
+            <w:r>
+              <w:rPr>
+                <w:rFonts w:asciiTheme="majorBidi" w:hAnsiTheme="majorBidi" w:cstheme="majorBidi"/>
+              </w:rPr>
+              <w:t>12 days</w:t>
+            </w:r>
+          </w:p>
+        </w:tc>
+        <w:tc>
+          <w:tcPr>
+            <w:tcW w:w="1642" w:type="dxa"/>
+          </w:tcPr>
+          <w:p>
+            <w:pPr>
+              <w:jc w:val="center"/>
               <w:cnfStyle w:val="000000000000" w:firstRow="0" w:lastRow="0" w:firstColumn="0" w:lastColumn="0" w:oddVBand="0" w:evenVBand="0" w:oddHBand="0" w:evenHBand="0" w:firstRowFirstColumn="0" w:firstRowLastColumn="0" w:lastRowFirstColumn="0" w:lastRowLastColumn="0"/>
-            </w:pPr>
-          </w:p>
-        </w:tc>
-        <w:tc>
-          <w:tcPr>
-            <w:tcW w:w="2054" w:type="dxa"/>
-          </w:tcPr>
-          <w:p>
-            <w:pPr>
+              <w:rPr>
+                <w:rFonts w:asciiTheme="majorBidi" w:hAnsiTheme="majorBidi" w:cstheme="majorBidi"/>
+              </w:rPr>
+            </w:pPr>
+          </w:p>
+        </w:tc>
+        <w:tc>
+          <w:tcPr>
+            <w:tcW w:w="1611" w:type="dxa"/>
+          </w:tcPr>
+          <w:p>
+            <w:pPr>
+              <w:jc w:val="center"/>
               <w:cnfStyle w:val="000000000000" w:firstRow="0" w:lastRow="0" w:firstColumn="0" w:lastColumn="0" w:oddVBand="0" w:evenVBand="0" w:oddHBand="0" w:evenHBand="0" w:firstRowFirstColumn="0" w:firstRowLastColumn="0" w:lastRowFirstColumn="0" w:lastRowLastColumn="0"/>
-            </w:pPr>
-          </w:p>
-        </w:tc>
-        <w:tc>
-          <w:tcPr>
-            <w:tcW w:w="2054" w:type="dxa"/>
-          </w:tcPr>
-          <w:p>
-            <w:pPr>
+              <w:rPr>
+                <w:rFonts w:asciiTheme="majorBidi" w:hAnsiTheme="majorBidi" w:cstheme="majorBidi"/>
+              </w:rPr>
+            </w:pPr>
+            <w:proofErr w:type="spellStart"/>
+            <w:r>
+              <w:rPr>
+                <w:rFonts w:asciiTheme="majorBidi" w:hAnsiTheme="majorBidi" w:cstheme="majorBidi"/>
+              </w:rPr>
+              <w:t>Yasmeena&amp;mona</w:t>
+            </w:r>
+            <w:proofErr w:type="spellEnd"/>
+          </w:p>
+        </w:tc>
+        <w:tc>
+          <w:tcPr>
+            <w:tcW w:w="2041" w:type="dxa"/>
+          </w:tcPr>
+          <w:p>
+            <w:pPr>
+              <w:jc w:val="center"/>
               <w:cnfStyle w:val="000000000000" w:firstRow="0" w:lastRow="0" w:firstColumn="0" w:lastColumn="0" w:oddVBand="0" w:evenVBand="0" w:oddHBand="0" w:evenHBand="0" w:firstRowFirstColumn="0" w:firstRowLastColumn="0" w:lastRowFirstColumn="0" w:lastRowLastColumn="0"/>
+              <w:rPr>
+                <w:rFonts w:asciiTheme="majorBidi" w:hAnsiTheme="majorBidi" w:cstheme="majorBidi"/>
+              </w:rPr>
             </w:pPr>
           </w:p>
         </w:tc>
@@ -7987,51 +8344,121 @@
         <w:tc>
           <w:tcPr>
             <w:cnfStyle w:val="001000000000" w:firstRow="0" w:lastRow="0" w:firstColumn="1" w:lastColumn="0" w:oddVBand="0" w:evenVBand="0" w:oddHBand="0" w:evenHBand="0" w:firstRowFirstColumn="0" w:firstRowLastColumn="0" w:lastRowFirstColumn="0" w:lastRowLastColumn="0"/>
-            <w:tcW w:w="2207" w:type="dxa"/>
-          </w:tcPr>
-          <w:p>
-            <w:r>
+            <w:tcW w:w="883" w:type="dxa"/>
+          </w:tcPr>
+          <w:p>
+            <w:pPr>
+              <w:rPr>
+                <w:rFonts w:asciiTheme="majorBidi" w:hAnsiTheme="majorBidi" w:cstheme="majorBidi"/>
+                <w:b w:val="0"/>
+                <w:bCs w:val="0"/>
+              </w:rPr>
+            </w:pPr>
+            <w:r>
+              <w:rPr>
+                <w:rFonts w:asciiTheme="majorBidi" w:hAnsiTheme="majorBidi" w:cstheme="majorBidi"/>
+                <w:b w:val="0"/>
+                <w:bCs w:val="0"/>
+              </w:rPr>
+              <w:t>Task</w:t>
+            </w:r>
+            <w:r>
+              <w:rPr>
+                <w:rFonts w:asciiTheme="majorBidi" w:hAnsiTheme="majorBidi" w:cstheme="majorBidi"/>
+                <w:b w:val="0"/>
+                <w:bCs w:val="0"/>
+              </w:rPr>
+              <w:t xml:space="preserve"> </w:t>
+            </w:r>
+            <w:r>
+              <w:rPr>
+                <w:rFonts w:asciiTheme="majorBidi" w:hAnsiTheme="majorBidi" w:cstheme="majorBidi"/>
+                <w:b w:val="0"/>
+                <w:bCs w:val="0"/>
+              </w:rPr>
+              <w:t>5</w:t>
+            </w:r>
+          </w:p>
+        </w:tc>
+        <w:tc>
+          <w:tcPr>
+            <w:tcW w:w="1812" w:type="dxa"/>
+          </w:tcPr>
+          <w:p>
+            <w:pPr>
+              <w:jc w:val="center"/>
+              <w:cnfStyle w:val="000000100000" w:firstRow="0" w:lastRow="0" w:firstColumn="0" w:lastColumn="0" w:oddVBand="0" w:evenVBand="0" w:oddHBand="1" w:evenHBand="0" w:firstRowFirstColumn="0" w:firstRowLastColumn="0" w:lastRowFirstColumn="0" w:lastRowLastColumn="0"/>
+              <w:rPr>
+                <w:rFonts w:asciiTheme="majorBidi" w:hAnsiTheme="majorBidi" w:cstheme="majorBidi"/>
+              </w:rPr>
+            </w:pPr>
+            <w:r>
+              <w:rPr>
+                <w:rFonts w:asciiTheme="majorBidi" w:hAnsiTheme="majorBidi" w:cstheme="majorBidi"/>
+              </w:rPr>
               <w:t>Arch design</w:t>
             </w:r>
           </w:p>
         </w:tc>
         <w:tc>
           <w:tcPr>
-            <w:tcW w:w="2151" w:type="dxa"/>
-          </w:tcPr>
-          <w:p>
-            <w:pPr>
+            <w:tcW w:w="1238" w:type="dxa"/>
+          </w:tcPr>
+          <w:p>
+            <w:pPr>
+              <w:jc w:val="center"/>
               <w:cnfStyle w:val="000000100000" w:firstRow="0" w:lastRow="0" w:firstColumn="0" w:lastColumn="0" w:oddVBand="0" w:evenVBand="0" w:oddHBand="1" w:evenHBand="0" w:firstRowFirstColumn="0" w:firstRowLastColumn="0" w:lastRowFirstColumn="0" w:lastRowLastColumn="0"/>
-            </w:pPr>
-          </w:p>
-        </w:tc>
-        <w:tc>
-          <w:tcPr>
-            <w:tcW w:w="2221" w:type="dxa"/>
-          </w:tcPr>
-          <w:p>
-            <w:pPr>
+              <w:rPr>
+                <w:rFonts w:asciiTheme="majorBidi" w:hAnsiTheme="majorBidi" w:cstheme="majorBidi"/>
+              </w:rPr>
+            </w:pPr>
+          </w:p>
+        </w:tc>
+        <w:tc>
+          <w:tcPr>
+            <w:tcW w:w="1642" w:type="dxa"/>
+          </w:tcPr>
+          <w:p>
+            <w:pPr>
+              <w:jc w:val="center"/>
               <w:cnfStyle w:val="000000100000" w:firstRow="0" w:lastRow="0" w:firstColumn="0" w:lastColumn="0" w:oddVBand="0" w:evenVBand="0" w:oddHBand="1" w:evenHBand="0" w:firstRowFirstColumn="0" w:firstRowLastColumn="0" w:lastRowFirstColumn="0" w:lastRowLastColumn="0"/>
-            </w:pPr>
-          </w:p>
-        </w:tc>
-        <w:tc>
-          <w:tcPr>
-            <w:tcW w:w="2054" w:type="dxa"/>
-          </w:tcPr>
-          <w:p>
-            <w:pPr>
+              <w:rPr>
+                <w:rFonts w:asciiTheme="majorBidi" w:hAnsiTheme="majorBidi" w:cstheme="majorBidi"/>
+              </w:rPr>
+            </w:pPr>
+          </w:p>
+        </w:tc>
+        <w:tc>
+          <w:tcPr>
+            <w:tcW w:w="1611" w:type="dxa"/>
+          </w:tcPr>
+          <w:p>
+            <w:pPr>
+              <w:jc w:val="center"/>
               <w:cnfStyle w:val="000000100000" w:firstRow="0" w:lastRow="0" w:firstColumn="0" w:lastColumn="0" w:oddVBand="0" w:evenVBand="0" w:oddHBand="1" w:evenHBand="0" w:firstRowFirstColumn="0" w:firstRowLastColumn="0" w:lastRowFirstColumn="0" w:lastRowLastColumn="0"/>
-            </w:pPr>
-          </w:p>
-        </w:tc>
-        <w:tc>
-          <w:tcPr>
-            <w:tcW w:w="2054" w:type="dxa"/>
-          </w:tcPr>
-          <w:p>
-            <w:pPr>
+              <w:rPr>
+                <w:rFonts w:asciiTheme="majorBidi" w:hAnsiTheme="majorBidi" w:cstheme="majorBidi"/>
+              </w:rPr>
+            </w:pPr>
+            <w:r>
+              <w:rPr>
+                <w:rFonts w:asciiTheme="majorBidi" w:hAnsiTheme="majorBidi" w:cstheme="majorBidi"/>
+              </w:rPr>
+              <w:t>Yasmeena</w:t>
+            </w:r>
+          </w:p>
+        </w:tc>
+        <w:tc>
+          <w:tcPr>
+            <w:tcW w:w="2041" w:type="dxa"/>
+          </w:tcPr>
+          <w:p>
+            <w:pPr>
+              <w:jc w:val="center"/>
               <w:cnfStyle w:val="000000100000" w:firstRow="0" w:lastRow="0" w:firstColumn="0" w:lastColumn="0" w:oddVBand="0" w:evenVBand="0" w:oddHBand="1" w:evenHBand="0" w:firstRowFirstColumn="0" w:firstRowLastColumn="0" w:lastRowFirstColumn="0" w:lastRowLastColumn="0"/>
+              <w:rPr>
+                <w:rFonts w:asciiTheme="majorBidi" w:hAnsiTheme="majorBidi" w:cstheme="majorBidi"/>
+              </w:rPr>
             </w:pPr>
           </w:p>
         </w:tc>
@@ -8040,52 +8467,134 @@
         <w:tc>
           <w:tcPr>
             <w:cnfStyle w:val="001000000000" w:firstRow="0" w:lastRow="0" w:firstColumn="1" w:lastColumn="0" w:oddVBand="0" w:evenVBand="0" w:oddHBand="0" w:evenHBand="0" w:firstRowFirstColumn="0" w:firstRowLastColumn="0" w:lastRowFirstColumn="0" w:lastRowLastColumn="0"/>
-            <w:tcW w:w="2207" w:type="dxa"/>
-          </w:tcPr>
-          <w:p>
-            <w:r>
-              <w:t>use cases</w:t>
-            </w:r>
-          </w:p>
-        </w:tc>
-        <w:tc>
-          <w:tcPr>
-            <w:tcW w:w="2151" w:type="dxa"/>
-          </w:tcPr>
-          <w:p>
-            <w:pPr>
+            <w:tcW w:w="883" w:type="dxa"/>
+          </w:tcPr>
+          <w:p>
+            <w:pPr>
+              <w:rPr>
+                <w:rFonts w:asciiTheme="majorBidi" w:hAnsiTheme="majorBidi" w:cstheme="majorBidi"/>
+                <w:b w:val="0"/>
+                <w:bCs w:val="0"/>
+              </w:rPr>
+            </w:pPr>
+            <w:r>
+              <w:rPr>
+                <w:rFonts w:asciiTheme="majorBidi" w:hAnsiTheme="majorBidi" w:cstheme="majorBidi"/>
+                <w:b w:val="0"/>
+                <w:bCs w:val="0"/>
+              </w:rPr>
+              <w:t>Task</w:t>
+            </w:r>
+            <w:r>
+              <w:rPr>
+                <w:rFonts w:asciiTheme="majorBidi" w:hAnsiTheme="majorBidi" w:cstheme="majorBidi"/>
+                <w:b w:val="0"/>
+                <w:bCs w:val="0"/>
+              </w:rPr>
+              <w:t xml:space="preserve"> </w:t>
+            </w:r>
+            <w:r>
+              <w:rPr>
+                <w:rFonts w:asciiTheme="majorBidi" w:hAnsiTheme="majorBidi" w:cstheme="majorBidi"/>
+                <w:b w:val="0"/>
+                <w:bCs w:val="0"/>
+              </w:rPr>
+              <w:t>6</w:t>
+            </w:r>
+          </w:p>
+        </w:tc>
+        <w:tc>
+          <w:tcPr>
+            <w:tcW w:w="1812" w:type="dxa"/>
+          </w:tcPr>
+          <w:p>
+            <w:pPr>
+              <w:jc w:val="center"/>
               <w:cnfStyle w:val="000000000000" w:firstRow="0" w:lastRow="0" w:firstColumn="0" w:lastColumn="0" w:oddVBand="0" w:evenVBand="0" w:oddHBand="0" w:evenHBand="0" w:firstRowFirstColumn="0" w:firstRowLastColumn="0" w:lastRowFirstColumn="0" w:lastRowLastColumn="0"/>
-            </w:pPr>
-          </w:p>
-        </w:tc>
-        <w:tc>
-          <w:tcPr>
-            <w:tcW w:w="2221" w:type="dxa"/>
-          </w:tcPr>
-          <w:p>
-            <w:pPr>
+              <w:rPr>
+                <w:rFonts w:asciiTheme="majorBidi" w:hAnsiTheme="majorBidi" w:cstheme="majorBidi"/>
+              </w:rPr>
+            </w:pPr>
+            <w:r>
+              <w:rPr>
+                <w:rFonts w:asciiTheme="majorBidi" w:hAnsiTheme="majorBidi" w:cstheme="majorBidi"/>
+              </w:rPr>
+              <w:t xml:space="preserve">Data gathering </w:t>
+            </w:r>
+            <w:r>
+              <w:rPr>
+                <w:rFonts w:asciiTheme="majorBidi" w:hAnsiTheme="majorBidi" w:cstheme="majorBidi"/>
+              </w:rPr>
+              <w:t>&amp;</w:t>
+            </w:r>
+            <w:r>
+              <w:rPr>
+                <w:rFonts w:asciiTheme="majorBidi" w:hAnsiTheme="majorBidi" w:cstheme="majorBidi"/>
+              </w:rPr>
+              <w:t>stakeholders</w:t>
+            </w:r>
+          </w:p>
+        </w:tc>
+        <w:tc>
+          <w:tcPr>
+            <w:tcW w:w="1238" w:type="dxa"/>
+          </w:tcPr>
+          <w:p>
+            <w:pPr>
+              <w:jc w:val="center"/>
               <w:cnfStyle w:val="000000000000" w:firstRow="0" w:lastRow="0" w:firstColumn="0" w:lastColumn="0" w:oddVBand="0" w:evenVBand="0" w:oddHBand="0" w:evenHBand="0" w:firstRowFirstColumn="0" w:firstRowLastColumn="0" w:lastRowFirstColumn="0" w:lastRowLastColumn="0"/>
-            </w:pPr>
-          </w:p>
-        </w:tc>
-        <w:tc>
-          <w:tcPr>
-            <w:tcW w:w="2054" w:type="dxa"/>
-          </w:tcPr>
-          <w:p>
-            <w:pPr>
+              <w:rPr>
+                <w:rFonts w:asciiTheme="majorBidi" w:hAnsiTheme="majorBidi" w:cstheme="majorBidi"/>
+              </w:rPr>
+            </w:pPr>
+          </w:p>
+        </w:tc>
+        <w:tc>
+          <w:tcPr>
+            <w:tcW w:w="1642" w:type="dxa"/>
+          </w:tcPr>
+          <w:p>
+            <w:pPr>
+              <w:jc w:val="center"/>
               <w:cnfStyle w:val="000000000000" w:firstRow="0" w:lastRow="0" w:firstColumn="0" w:lastColumn="0" w:oddVBand="0" w:evenVBand="0" w:oddHBand="0" w:evenHBand="0" w:firstRowFirstColumn="0" w:firstRowLastColumn="0" w:lastRowFirstColumn="0" w:lastRowLastColumn="0"/>
-            </w:pPr>
-          </w:p>
-        </w:tc>
-        <w:tc>
-          <w:tcPr>
-            <w:tcW w:w="2054" w:type="dxa"/>
-          </w:tcPr>
-          <w:p>
-            <w:pPr>
+              <w:rPr>
+                <w:rFonts w:asciiTheme="majorBidi" w:hAnsiTheme="majorBidi" w:cstheme="majorBidi"/>
+              </w:rPr>
+            </w:pPr>
+          </w:p>
+        </w:tc>
+        <w:tc>
+          <w:tcPr>
+            <w:tcW w:w="1611" w:type="dxa"/>
+          </w:tcPr>
+          <w:p>
+            <w:pPr>
+              <w:jc w:val="center"/>
               <w:cnfStyle w:val="000000000000" w:firstRow="0" w:lastRow="0" w:firstColumn="0" w:lastColumn="0" w:oddVBand="0" w:evenVBand="0" w:oddHBand="0" w:evenHBand="0" w:firstRowFirstColumn="0" w:firstRowLastColumn="0" w:lastRowFirstColumn="0" w:lastRowLastColumn="0"/>
-            </w:pPr>
+              <w:rPr>
+                <w:rFonts w:asciiTheme="majorBidi" w:hAnsiTheme="majorBidi" w:cstheme="majorBidi"/>
+              </w:rPr>
+            </w:pPr>
+          </w:p>
+        </w:tc>
+        <w:tc>
+          <w:tcPr>
+            <w:tcW w:w="2041" w:type="dxa"/>
+          </w:tcPr>
+          <w:p>
+            <w:pPr>
+              <w:jc w:val="center"/>
+              <w:cnfStyle w:val="000000000000" w:firstRow="0" w:lastRow="0" w:firstColumn="0" w:lastColumn="0" w:oddVBand="0" w:evenVBand="0" w:oddHBand="0" w:evenHBand="0" w:firstRowFirstColumn="0" w:firstRowLastColumn="0" w:lastRowFirstColumn="0" w:lastRowLastColumn="0"/>
+              <w:rPr>
+                <w:rFonts w:asciiTheme="majorBidi" w:hAnsiTheme="majorBidi" w:cstheme="majorBidi"/>
+              </w:rPr>
+            </w:pPr>
+            <w:r>
+              <w:rPr>
+                <w:rFonts w:asciiTheme="majorBidi" w:hAnsiTheme="majorBidi" w:cstheme="majorBidi"/>
+              </w:rPr>
+              <w:t>Google search + websites</w:t>
+            </w:r>
           </w:p>
         </w:tc>
       </w:tr>
@@ -8096,52 +8605,122 @@
         <w:tc>
           <w:tcPr>
             <w:cnfStyle w:val="001000000000" w:firstRow="0" w:lastRow="0" w:firstColumn="1" w:lastColumn="0" w:oddVBand="0" w:evenVBand="0" w:oddHBand="0" w:evenHBand="0" w:firstRowFirstColumn="0" w:firstRowLastColumn="0" w:lastRowFirstColumn="0" w:lastRowLastColumn="0"/>
-            <w:tcW w:w="2207" w:type="dxa"/>
-          </w:tcPr>
-          <w:p>
-            <w:r>
+            <w:tcW w:w="883" w:type="dxa"/>
+          </w:tcPr>
+          <w:p>
+            <w:pPr>
+              <w:rPr>
+                <w:rFonts w:asciiTheme="majorBidi" w:hAnsiTheme="majorBidi" w:cstheme="majorBidi"/>
+                <w:b w:val="0"/>
+                <w:bCs w:val="0"/>
+              </w:rPr>
+            </w:pPr>
+            <w:r>
+              <w:rPr>
+                <w:rFonts w:asciiTheme="majorBidi" w:hAnsiTheme="majorBidi" w:cstheme="majorBidi"/>
+                <w:b w:val="0"/>
+                <w:bCs w:val="0"/>
+              </w:rPr>
+              <w:t>Task</w:t>
+            </w:r>
+            <w:r>
+              <w:rPr>
+                <w:rFonts w:asciiTheme="majorBidi" w:hAnsiTheme="majorBidi" w:cstheme="majorBidi"/>
+                <w:b w:val="0"/>
+                <w:bCs w:val="0"/>
+              </w:rPr>
+              <w:t xml:space="preserve"> </w:t>
+            </w:r>
+            <w:r>
+              <w:rPr>
+                <w:rFonts w:asciiTheme="majorBidi" w:hAnsiTheme="majorBidi" w:cstheme="majorBidi"/>
+                <w:b w:val="0"/>
+                <w:bCs w:val="0"/>
+              </w:rPr>
+              <w:t>7</w:t>
+            </w:r>
+          </w:p>
+        </w:tc>
+        <w:tc>
+          <w:tcPr>
+            <w:tcW w:w="1812" w:type="dxa"/>
+          </w:tcPr>
+          <w:p>
+            <w:pPr>
+              <w:jc w:val="center"/>
+              <w:cnfStyle w:val="000000100000" w:firstRow="0" w:lastRow="0" w:firstColumn="0" w:lastColumn="0" w:oddVBand="0" w:evenVBand="0" w:oddHBand="1" w:evenHBand="0" w:firstRowFirstColumn="0" w:firstRowLastColumn="0" w:lastRowFirstColumn="0" w:lastRowLastColumn="0"/>
+              <w:rPr>
+                <w:rFonts w:asciiTheme="majorBidi" w:hAnsiTheme="majorBidi" w:cstheme="majorBidi"/>
+              </w:rPr>
+            </w:pPr>
+            <w:r>
+              <w:rPr>
+                <w:rFonts w:asciiTheme="majorBidi" w:hAnsiTheme="majorBidi" w:cstheme="majorBidi"/>
+              </w:rPr>
               <w:t>class diagram</w:t>
             </w:r>
           </w:p>
         </w:tc>
         <w:tc>
           <w:tcPr>
-            <w:tcW w:w="2151" w:type="dxa"/>
-          </w:tcPr>
-          <w:p>
-            <w:pPr>
+            <w:tcW w:w="1238" w:type="dxa"/>
+          </w:tcPr>
+          <w:p>
+            <w:pPr>
+              <w:jc w:val="center"/>
               <w:cnfStyle w:val="000000100000" w:firstRow="0" w:lastRow="0" w:firstColumn="0" w:lastColumn="0" w:oddVBand="0" w:evenVBand="0" w:oddHBand="1" w:evenHBand="0" w:firstRowFirstColumn="0" w:firstRowLastColumn="0" w:lastRowFirstColumn="0" w:lastRowLastColumn="0"/>
-            </w:pPr>
-          </w:p>
-        </w:tc>
-        <w:tc>
-          <w:tcPr>
-            <w:tcW w:w="2221" w:type="dxa"/>
-          </w:tcPr>
-          <w:p>
-            <w:pPr>
+              <w:rPr>
+                <w:rFonts w:asciiTheme="majorBidi" w:hAnsiTheme="majorBidi" w:cstheme="majorBidi"/>
+              </w:rPr>
+            </w:pPr>
+          </w:p>
+        </w:tc>
+        <w:tc>
+          <w:tcPr>
+            <w:tcW w:w="1642" w:type="dxa"/>
+          </w:tcPr>
+          <w:p>
+            <w:pPr>
+              <w:jc w:val="center"/>
               <w:cnfStyle w:val="000000100000" w:firstRow="0" w:lastRow="0" w:firstColumn="0" w:lastColumn="0" w:oddVBand="0" w:evenVBand="0" w:oddHBand="1" w:evenHBand="0" w:firstRowFirstColumn="0" w:firstRowLastColumn="0" w:lastRowFirstColumn="0" w:lastRowLastColumn="0"/>
-            </w:pPr>
-          </w:p>
-        </w:tc>
-        <w:tc>
-          <w:tcPr>
-            <w:tcW w:w="2054" w:type="dxa"/>
-          </w:tcPr>
-          <w:p>
-            <w:pPr>
+              <w:rPr>
+                <w:rFonts w:asciiTheme="majorBidi" w:hAnsiTheme="majorBidi" w:cstheme="majorBidi"/>
+              </w:rPr>
+            </w:pPr>
+          </w:p>
+        </w:tc>
+        <w:tc>
+          <w:tcPr>
+            <w:tcW w:w="1611" w:type="dxa"/>
+          </w:tcPr>
+          <w:p>
+            <w:pPr>
+              <w:jc w:val="center"/>
               <w:cnfStyle w:val="000000100000" w:firstRow="0" w:lastRow="0" w:firstColumn="0" w:lastColumn="0" w:oddVBand="0" w:evenVBand="0" w:oddHBand="1" w:evenHBand="0" w:firstRowFirstColumn="0" w:firstRowLastColumn="0" w:lastRowFirstColumn="0" w:lastRowLastColumn="0"/>
-            </w:pPr>
-          </w:p>
-        </w:tc>
-        <w:tc>
-          <w:tcPr>
-            <w:tcW w:w="2054" w:type="dxa"/>
-          </w:tcPr>
-          <w:p>
-            <w:pPr>
+              <w:rPr>
+                <w:rFonts w:asciiTheme="majorBidi" w:hAnsiTheme="majorBidi" w:cstheme="majorBidi"/>
+              </w:rPr>
+            </w:pPr>
+          </w:p>
+        </w:tc>
+        <w:tc>
+          <w:tcPr>
+            <w:tcW w:w="2041" w:type="dxa"/>
+          </w:tcPr>
+          <w:p>
+            <w:pPr>
+              <w:jc w:val="center"/>
               <w:cnfStyle w:val="000000100000" w:firstRow="0" w:lastRow="0" w:firstColumn="0" w:lastColumn="0" w:oddVBand="0" w:evenVBand="0" w:oddHBand="1" w:evenHBand="0" w:firstRowFirstColumn="0" w:firstRowLastColumn="0" w:lastRowFirstColumn="0" w:lastRowLastColumn="0"/>
-            </w:pPr>
+              <w:rPr>
+                <w:rFonts w:asciiTheme="majorBidi" w:hAnsiTheme="majorBidi" w:cstheme="majorBidi"/>
+              </w:rPr>
+            </w:pPr>
+            <w:r>
+              <w:rPr>
+                <w:rFonts w:asciiTheme="majorBidi" w:hAnsiTheme="majorBidi" w:cstheme="majorBidi"/>
+              </w:rPr>
+              <w:t>Lucid Chart</w:t>
+            </w:r>
           </w:p>
         </w:tc>
       </w:tr>
@@ -8149,51 +8728,123 @@
         <w:tc>
           <w:tcPr>
             <w:cnfStyle w:val="001000000000" w:firstRow="0" w:lastRow="0" w:firstColumn="1" w:lastColumn="0" w:oddVBand="0" w:evenVBand="0" w:oddHBand="0" w:evenHBand="0" w:firstRowFirstColumn="0" w:firstRowLastColumn="0" w:lastRowFirstColumn="0" w:lastRowLastColumn="0"/>
-            <w:tcW w:w="2207" w:type="dxa"/>
-          </w:tcPr>
-          <w:p>
-            <w:r>
-              <w:t>Sequence Diagrams</w:t>
-            </w:r>
-          </w:p>
-        </w:tc>
-        <w:tc>
-          <w:tcPr>
-            <w:tcW w:w="2151" w:type="dxa"/>
-          </w:tcPr>
-          <w:p>
-            <w:pPr>
+            <w:tcW w:w="883" w:type="dxa"/>
+          </w:tcPr>
+          <w:p>
+            <w:pPr>
+              <w:rPr>
+                <w:rFonts w:asciiTheme="majorBidi" w:hAnsiTheme="majorBidi" w:cstheme="majorBidi"/>
+                <w:b w:val="0"/>
+                <w:bCs w:val="0"/>
+              </w:rPr>
+            </w:pPr>
+            <w:r>
+              <w:rPr>
+                <w:rFonts w:asciiTheme="majorBidi" w:hAnsiTheme="majorBidi" w:cstheme="majorBidi"/>
+                <w:b w:val="0"/>
+                <w:bCs w:val="0"/>
+              </w:rPr>
+              <w:t>Task</w:t>
+            </w:r>
+            <w:r>
+              <w:rPr>
+                <w:rFonts w:asciiTheme="majorBidi" w:hAnsiTheme="majorBidi" w:cstheme="majorBidi"/>
+                <w:b w:val="0"/>
+                <w:bCs w:val="0"/>
+              </w:rPr>
+              <w:t xml:space="preserve"> </w:t>
+            </w:r>
+            <w:r>
+              <w:rPr>
+                <w:rFonts w:asciiTheme="majorBidi" w:hAnsiTheme="majorBidi" w:cstheme="majorBidi"/>
+                <w:b w:val="0"/>
+                <w:bCs w:val="0"/>
+              </w:rPr>
+              <w:t>8</w:t>
+            </w:r>
+          </w:p>
+        </w:tc>
+        <w:tc>
+          <w:tcPr>
+            <w:tcW w:w="1812" w:type="dxa"/>
+          </w:tcPr>
+          <w:p>
+            <w:pPr>
+              <w:jc w:val="center"/>
               <w:cnfStyle w:val="000000000000" w:firstRow="0" w:lastRow="0" w:firstColumn="0" w:lastColumn="0" w:oddVBand="0" w:evenVBand="0" w:oddHBand="0" w:evenHBand="0" w:firstRowFirstColumn="0" w:firstRowLastColumn="0" w:lastRowFirstColumn="0" w:lastRowLastColumn="0"/>
-            </w:pPr>
-          </w:p>
-        </w:tc>
-        <w:tc>
-          <w:tcPr>
-            <w:tcW w:w="2221" w:type="dxa"/>
-          </w:tcPr>
-          <w:p>
-            <w:pPr>
+              <w:rPr>
+                <w:rFonts w:asciiTheme="majorBidi" w:hAnsiTheme="majorBidi" w:cstheme="majorBidi"/>
+              </w:rPr>
+            </w:pPr>
+            <w:r>
+              <w:rPr>
+                <w:rFonts w:asciiTheme="majorBidi" w:hAnsiTheme="majorBidi" w:cstheme="majorBidi"/>
+              </w:rPr>
+              <w:t>System design</w:t>
+            </w:r>
+          </w:p>
+        </w:tc>
+        <w:tc>
+          <w:tcPr>
+            <w:tcW w:w="1238" w:type="dxa"/>
+          </w:tcPr>
+          <w:p>
+            <w:pPr>
+              <w:jc w:val="center"/>
               <w:cnfStyle w:val="000000000000" w:firstRow="0" w:lastRow="0" w:firstColumn="0" w:lastColumn="0" w:oddVBand="0" w:evenVBand="0" w:oddHBand="0" w:evenHBand="0" w:firstRowFirstColumn="0" w:firstRowLastColumn="0" w:lastRowFirstColumn="0" w:lastRowLastColumn="0"/>
-            </w:pPr>
-          </w:p>
-        </w:tc>
-        <w:tc>
-          <w:tcPr>
-            <w:tcW w:w="2054" w:type="dxa"/>
-          </w:tcPr>
-          <w:p>
-            <w:pPr>
+              <w:rPr>
+                <w:rFonts w:asciiTheme="majorBidi" w:hAnsiTheme="majorBidi" w:cstheme="majorBidi"/>
+              </w:rPr>
+            </w:pPr>
+          </w:p>
+        </w:tc>
+        <w:tc>
+          <w:tcPr>
+            <w:tcW w:w="1642" w:type="dxa"/>
+          </w:tcPr>
+          <w:p>
+            <w:pPr>
+              <w:jc w:val="center"/>
               <w:cnfStyle w:val="000000000000" w:firstRow="0" w:lastRow="0" w:firstColumn="0" w:lastColumn="0" w:oddVBand="0" w:evenVBand="0" w:oddHBand="0" w:evenHBand="0" w:firstRowFirstColumn="0" w:firstRowLastColumn="0" w:lastRowFirstColumn="0" w:lastRowLastColumn="0"/>
-            </w:pPr>
-          </w:p>
-        </w:tc>
-        <w:tc>
-          <w:tcPr>
-            <w:tcW w:w="2054" w:type="dxa"/>
-          </w:tcPr>
-          <w:p>
-            <w:pPr>
+              <w:rPr>
+                <w:rFonts w:asciiTheme="majorBidi" w:hAnsiTheme="majorBidi" w:cstheme="majorBidi"/>
+              </w:rPr>
+            </w:pPr>
+          </w:p>
+        </w:tc>
+        <w:tc>
+          <w:tcPr>
+            <w:tcW w:w="1611" w:type="dxa"/>
+          </w:tcPr>
+          <w:p>
+            <w:pPr>
+              <w:jc w:val="center"/>
               <w:cnfStyle w:val="000000000000" w:firstRow="0" w:lastRow="0" w:firstColumn="0" w:lastColumn="0" w:oddVBand="0" w:evenVBand="0" w:oddHBand="0" w:evenHBand="0" w:firstRowFirstColumn="0" w:firstRowLastColumn="0" w:lastRowFirstColumn="0" w:lastRowLastColumn="0"/>
+              <w:rPr>
+                <w:rFonts w:asciiTheme="majorBidi" w:hAnsiTheme="majorBidi" w:cstheme="majorBidi"/>
+              </w:rPr>
+            </w:pPr>
+            <w:proofErr w:type="spellStart"/>
+            <w:r>
+              <w:rPr>
+                <w:rFonts w:asciiTheme="majorBidi" w:hAnsiTheme="majorBidi" w:cstheme="majorBidi"/>
+              </w:rPr>
+              <w:t>Ma’moun</w:t>
+            </w:r>
+            <w:proofErr w:type="spellEnd"/>
+          </w:p>
+        </w:tc>
+        <w:tc>
+          <w:tcPr>
+            <w:tcW w:w="2041" w:type="dxa"/>
+          </w:tcPr>
+          <w:p>
+            <w:pPr>
+              <w:jc w:val="center"/>
+              <w:cnfStyle w:val="000000000000" w:firstRow="0" w:lastRow="0" w:firstColumn="0" w:lastColumn="0" w:oddVBand="0" w:evenVBand="0" w:oddHBand="0" w:evenHBand="0" w:firstRowFirstColumn="0" w:firstRowLastColumn="0" w:lastRowFirstColumn="0" w:lastRowLastColumn="0"/>
+              <w:rPr>
+                <w:rFonts w:asciiTheme="majorBidi" w:hAnsiTheme="majorBidi" w:cstheme="majorBidi"/>
+              </w:rPr>
             </w:pPr>
           </w:p>
         </w:tc>
@@ -8205,51 +8856,230 @@
         <w:tc>
           <w:tcPr>
             <w:cnfStyle w:val="001000000000" w:firstRow="0" w:lastRow="0" w:firstColumn="1" w:lastColumn="0" w:oddVBand="0" w:evenVBand="0" w:oddHBand="0" w:evenHBand="0" w:firstRowFirstColumn="0" w:firstRowLastColumn="0" w:lastRowFirstColumn="0" w:lastRowLastColumn="0"/>
-            <w:tcW w:w="2207" w:type="dxa"/>
-          </w:tcPr>
-          <w:p>
-            <w:r>
-              <w:t>Implementation and testing</w:t>
-            </w:r>
-          </w:p>
-        </w:tc>
-        <w:tc>
-          <w:tcPr>
-            <w:tcW w:w="2151" w:type="dxa"/>
-          </w:tcPr>
-          <w:p>
-            <w:pPr>
+            <w:tcW w:w="883" w:type="dxa"/>
+          </w:tcPr>
+          <w:p>
+            <w:pPr>
+              <w:rPr>
+                <w:rFonts w:asciiTheme="majorBidi" w:hAnsiTheme="majorBidi" w:cstheme="majorBidi"/>
+                <w:b w:val="0"/>
+                <w:bCs w:val="0"/>
+              </w:rPr>
+            </w:pPr>
+            <w:r>
+              <w:rPr>
+                <w:rFonts w:asciiTheme="majorBidi" w:hAnsiTheme="majorBidi" w:cstheme="majorBidi"/>
+                <w:b w:val="0"/>
+                <w:bCs w:val="0"/>
+              </w:rPr>
+              <w:t>Task</w:t>
+            </w:r>
+            <w:r>
+              <w:rPr>
+                <w:rFonts w:asciiTheme="majorBidi" w:hAnsiTheme="majorBidi" w:cstheme="majorBidi"/>
+                <w:b w:val="0"/>
+                <w:bCs w:val="0"/>
+              </w:rPr>
+              <w:t xml:space="preserve"> </w:t>
+            </w:r>
+            <w:r>
+              <w:rPr>
+                <w:rFonts w:asciiTheme="majorBidi" w:hAnsiTheme="majorBidi" w:cstheme="majorBidi"/>
+                <w:b w:val="0"/>
+                <w:bCs w:val="0"/>
+              </w:rPr>
+              <w:t>9</w:t>
+            </w:r>
+          </w:p>
+        </w:tc>
+        <w:tc>
+          <w:tcPr>
+            <w:tcW w:w="1812" w:type="dxa"/>
+          </w:tcPr>
+          <w:p>
+            <w:pPr>
+              <w:jc w:val="center"/>
               <w:cnfStyle w:val="000000100000" w:firstRow="0" w:lastRow="0" w:firstColumn="0" w:lastColumn="0" w:oddVBand="0" w:evenVBand="0" w:oddHBand="1" w:evenHBand="0" w:firstRowFirstColumn="0" w:firstRowLastColumn="0" w:lastRowFirstColumn="0" w:lastRowLastColumn="0"/>
-            </w:pPr>
-          </w:p>
-        </w:tc>
-        <w:tc>
-          <w:tcPr>
-            <w:tcW w:w="2221" w:type="dxa"/>
-          </w:tcPr>
-          <w:p>
-            <w:pPr>
+              <w:rPr>
+                <w:rFonts w:asciiTheme="majorBidi" w:hAnsiTheme="majorBidi" w:cstheme="majorBidi"/>
+              </w:rPr>
+            </w:pPr>
+            <w:r>
+              <w:rPr>
+                <w:rFonts w:asciiTheme="majorBidi" w:hAnsiTheme="majorBidi" w:cstheme="majorBidi"/>
+              </w:rPr>
+              <w:t>Implementation</w:t>
+            </w:r>
+          </w:p>
+        </w:tc>
+        <w:tc>
+          <w:tcPr>
+            <w:tcW w:w="1238" w:type="dxa"/>
+          </w:tcPr>
+          <w:p>
+            <w:pPr>
+              <w:jc w:val="center"/>
               <w:cnfStyle w:val="000000100000" w:firstRow="0" w:lastRow="0" w:firstColumn="0" w:lastColumn="0" w:oddVBand="0" w:evenVBand="0" w:oddHBand="1" w:evenHBand="0" w:firstRowFirstColumn="0" w:firstRowLastColumn="0" w:lastRowFirstColumn="0" w:lastRowLastColumn="0"/>
-            </w:pPr>
-          </w:p>
-        </w:tc>
-        <w:tc>
-          <w:tcPr>
-            <w:tcW w:w="2054" w:type="dxa"/>
-          </w:tcPr>
-          <w:p>
-            <w:pPr>
+              <w:rPr>
+                <w:rFonts w:asciiTheme="majorBidi" w:hAnsiTheme="majorBidi" w:cstheme="majorBidi"/>
+              </w:rPr>
+            </w:pPr>
+            <w:r>
+              <w:rPr>
+                <w:rFonts w:asciiTheme="majorBidi" w:hAnsiTheme="majorBidi" w:cstheme="majorBidi"/>
+              </w:rPr>
+              <w:t>6 days</w:t>
+            </w:r>
+          </w:p>
+        </w:tc>
+        <w:tc>
+          <w:tcPr>
+            <w:tcW w:w="1642" w:type="dxa"/>
+          </w:tcPr>
+          <w:p>
+            <w:pPr>
+              <w:jc w:val="center"/>
               <w:cnfStyle w:val="000000100000" w:firstRow="0" w:lastRow="0" w:firstColumn="0" w:lastColumn="0" w:oddVBand="0" w:evenVBand="0" w:oddHBand="1" w:evenHBand="0" w:firstRowFirstColumn="0" w:firstRowLastColumn="0" w:lastRowFirstColumn="0" w:lastRowLastColumn="0"/>
-            </w:pPr>
-          </w:p>
-        </w:tc>
-        <w:tc>
-          <w:tcPr>
-            <w:tcW w:w="2054" w:type="dxa"/>
-          </w:tcPr>
-          <w:p>
-            <w:pPr>
+              <w:rPr>
+                <w:rFonts w:asciiTheme="majorBidi" w:hAnsiTheme="majorBidi" w:cstheme="majorBidi"/>
+              </w:rPr>
+            </w:pPr>
+          </w:p>
+        </w:tc>
+        <w:tc>
+          <w:tcPr>
+            <w:tcW w:w="1611" w:type="dxa"/>
+          </w:tcPr>
+          <w:p>
+            <w:pPr>
+              <w:jc w:val="center"/>
               <w:cnfStyle w:val="000000100000" w:firstRow="0" w:lastRow="0" w:firstColumn="0" w:lastColumn="0" w:oddVBand="0" w:evenVBand="0" w:oddHBand="1" w:evenHBand="0" w:firstRowFirstColumn="0" w:firstRowLastColumn="0" w:lastRowFirstColumn="0" w:lastRowLastColumn="0"/>
+              <w:rPr>
+                <w:rFonts w:asciiTheme="majorBidi" w:hAnsiTheme="majorBidi" w:cstheme="majorBidi"/>
+              </w:rPr>
+            </w:pPr>
+            <w:proofErr w:type="spellStart"/>
+            <w:r>
+              <w:rPr>
+                <w:rFonts w:asciiTheme="majorBidi" w:hAnsiTheme="majorBidi" w:cstheme="majorBidi"/>
+              </w:rPr>
+              <w:t>Ma’moun&amp;saja</w:t>
+            </w:r>
+            <w:proofErr w:type="spellEnd"/>
+          </w:p>
+        </w:tc>
+        <w:tc>
+          <w:tcPr>
+            <w:tcW w:w="2041" w:type="dxa"/>
+          </w:tcPr>
+          <w:p>
+            <w:pPr>
+              <w:jc w:val="center"/>
+              <w:cnfStyle w:val="000000100000" w:firstRow="0" w:lastRow="0" w:firstColumn="0" w:lastColumn="0" w:oddVBand="0" w:evenVBand="0" w:oddHBand="1" w:evenHBand="0" w:firstRowFirstColumn="0" w:firstRowLastColumn="0" w:lastRowFirstColumn="0" w:lastRowLastColumn="0"/>
+              <w:rPr>
+                <w:rFonts w:asciiTheme="majorBidi" w:hAnsiTheme="majorBidi" w:cstheme="majorBidi"/>
+              </w:rPr>
+            </w:pPr>
+          </w:p>
+        </w:tc>
+      </w:tr>
+      <w:tr>
+        <w:tc>
+          <w:tcPr>
+            <w:cnfStyle w:val="001000000000" w:firstRow="0" w:lastRow="0" w:firstColumn="1" w:lastColumn="0" w:oddVBand="0" w:evenVBand="0" w:oddHBand="0" w:evenHBand="0" w:firstRowFirstColumn="0" w:firstRowLastColumn="0" w:lastRowFirstColumn="0" w:lastRowLastColumn="0"/>
+            <w:tcW w:w="883" w:type="dxa"/>
+          </w:tcPr>
+          <w:p>
+            <w:pPr>
+              <w:rPr>
+                <w:rFonts w:asciiTheme="majorBidi" w:hAnsiTheme="majorBidi" w:cstheme="majorBidi"/>
+                <w:b w:val="0"/>
+                <w:bCs w:val="0"/>
+              </w:rPr>
+            </w:pPr>
+            <w:r>
+              <w:rPr>
+                <w:rFonts w:asciiTheme="majorBidi" w:hAnsiTheme="majorBidi" w:cstheme="majorBidi"/>
+                <w:b w:val="0"/>
+                <w:bCs w:val="0"/>
+              </w:rPr>
+              <w:t>Task 10</w:t>
+            </w:r>
+          </w:p>
+        </w:tc>
+        <w:tc>
+          <w:tcPr>
+            <w:tcW w:w="1812" w:type="dxa"/>
+          </w:tcPr>
+          <w:p>
+            <w:pPr>
+              <w:jc w:val="center"/>
+              <w:cnfStyle w:val="000000000000" w:firstRow="0" w:lastRow="0" w:firstColumn="0" w:lastColumn="0" w:oddVBand="0" w:evenVBand="0" w:oddHBand="0" w:evenHBand="0" w:firstRowFirstColumn="0" w:firstRowLastColumn="0" w:lastRowFirstColumn="0" w:lastRowLastColumn="0"/>
+              <w:rPr>
+                <w:rFonts w:asciiTheme="majorBidi" w:hAnsiTheme="majorBidi" w:cstheme="majorBidi"/>
+              </w:rPr>
+            </w:pPr>
+            <w:r>
+              <w:rPr>
+                <w:rFonts w:asciiTheme="majorBidi" w:hAnsiTheme="majorBidi" w:cstheme="majorBidi"/>
+              </w:rPr>
+              <w:t>Sequence Diagrams</w:t>
+            </w:r>
+          </w:p>
+        </w:tc>
+        <w:tc>
+          <w:tcPr>
+            <w:tcW w:w="1238" w:type="dxa"/>
+          </w:tcPr>
+          <w:p>
+            <w:pPr>
+              <w:jc w:val="center"/>
+              <w:cnfStyle w:val="000000000000" w:firstRow="0" w:lastRow="0" w:firstColumn="0" w:lastColumn="0" w:oddVBand="0" w:evenVBand="0" w:oddHBand="0" w:evenHBand="0" w:firstRowFirstColumn="0" w:firstRowLastColumn="0" w:lastRowFirstColumn="0" w:lastRowLastColumn="0"/>
+              <w:rPr>
+                <w:rFonts w:asciiTheme="majorBidi" w:hAnsiTheme="majorBidi" w:cstheme="majorBidi"/>
+              </w:rPr>
+            </w:pPr>
+          </w:p>
+        </w:tc>
+        <w:tc>
+          <w:tcPr>
+            <w:tcW w:w="1642" w:type="dxa"/>
+          </w:tcPr>
+          <w:p>
+            <w:pPr>
+              <w:jc w:val="center"/>
+              <w:cnfStyle w:val="000000000000" w:firstRow="0" w:lastRow="0" w:firstColumn="0" w:lastColumn="0" w:oddVBand="0" w:evenVBand="0" w:oddHBand="0" w:evenHBand="0" w:firstRowFirstColumn="0" w:firstRowLastColumn="0" w:lastRowFirstColumn="0" w:lastRowLastColumn="0"/>
+              <w:rPr>
+                <w:rFonts w:asciiTheme="majorBidi" w:hAnsiTheme="majorBidi" w:cstheme="majorBidi"/>
+              </w:rPr>
+            </w:pPr>
+          </w:p>
+        </w:tc>
+        <w:tc>
+          <w:tcPr>
+            <w:tcW w:w="1611" w:type="dxa"/>
+          </w:tcPr>
+          <w:p>
+            <w:pPr>
+              <w:jc w:val="center"/>
+              <w:cnfStyle w:val="000000000000" w:firstRow="0" w:lastRow="0" w:firstColumn="0" w:lastColumn="0" w:oddVBand="0" w:evenVBand="0" w:oddHBand="0" w:evenHBand="0" w:firstRowFirstColumn="0" w:firstRowLastColumn="0" w:lastRowFirstColumn="0" w:lastRowLastColumn="0"/>
+              <w:rPr>
+                <w:rFonts w:asciiTheme="majorBidi" w:hAnsiTheme="majorBidi" w:cstheme="majorBidi"/>
+              </w:rPr>
+            </w:pPr>
+          </w:p>
+        </w:tc>
+        <w:tc>
+          <w:tcPr>
+            <w:tcW w:w="2041" w:type="dxa"/>
+          </w:tcPr>
+          <w:p>
+            <w:pPr>
+              <w:jc w:val="center"/>
+              <w:cnfStyle w:val="000000000000" w:firstRow="0" w:lastRow="0" w:firstColumn="0" w:lastColumn="0" w:oddVBand="0" w:evenVBand="0" w:oddHBand="0" w:evenHBand="0" w:firstRowFirstColumn="0" w:firstRowLastColumn="0" w:lastRowFirstColumn="0" w:lastRowLastColumn="0"/>
+              <w:rPr>
+                <w:rFonts w:asciiTheme="majorBidi" w:hAnsiTheme="majorBidi" w:cstheme="majorBidi"/>
+              </w:rPr>
             </w:pPr>
           </w:p>
         </w:tc>
@@ -8342,7 +9172,15 @@
       <w:bookmarkEnd w:id="16"/>
       <w:proofErr w:type="gramEnd"/>
     </w:p>
-    <w:p/>
+    <w:p>
+      <w:pPr>
+        <w:rPr>
+          <w:rFonts w:hint="cs"/>
+          <w:rtl/>
+          <w:lang w:bidi="ar-JO"/>
+        </w:rPr>
+      </w:pPr>
+    </w:p>
     <w:p>
       <w:pPr>
         <w:pStyle w:val="Heading3"/>
@@ -8498,7 +9336,6 @@
           <w:sz w:val="40"/>
           <w:szCs w:val="40"/>
         </w:rPr>
-        <w:lastRenderedPageBreak/>
         <w:t xml:space="preserve">3.0 </w:t>
       </w:r>
       <w:r>
@@ -8688,11 +9525,18 @@
           <w:p>
             <w:pPr>
               <w:pStyle w:val="PlainText"/>
+              <w:jc w:val="center"/>
               <w:cnfStyle w:val="000000100000" w:firstRow="0" w:lastRow="0" w:firstColumn="0" w:lastColumn="0" w:oddVBand="0" w:evenVBand="0" w:oddHBand="1" w:evenHBand="0" w:firstRowFirstColumn="0" w:firstRowLastColumn="0" w:lastRowFirstColumn="0" w:lastRowLastColumn="0"/>
               <w:rPr>
-                <w:rFonts w:ascii="Courier New" w:hAnsi="Courier New" w:cs="Courier New"/>
-              </w:rPr>
-            </w:pPr>
+                <w:rFonts w:asciiTheme="majorHAnsi" w:hAnsiTheme="majorHAnsi" w:cs="Courier New"/>
+              </w:rPr>
+            </w:pPr>
+            <w:r>
+              <w:rPr>
+                <w:rFonts w:asciiTheme="majorHAnsi" w:hAnsiTheme="majorHAnsi" w:cs="Courier New"/>
+              </w:rPr>
+              <w:t>users</w:t>
+            </w:r>
           </w:p>
         </w:tc>
         <w:tc>
@@ -8702,11 +9546,18 @@
           <w:p>
             <w:pPr>
               <w:pStyle w:val="PlainText"/>
+              <w:jc w:val="center"/>
               <w:cnfStyle w:val="000000100000" w:firstRow="0" w:lastRow="0" w:firstColumn="0" w:lastColumn="0" w:oddVBand="0" w:evenVBand="0" w:oddHBand="1" w:evenHBand="0" w:firstRowFirstColumn="0" w:firstRowLastColumn="0" w:lastRowFirstColumn="0" w:lastRowLastColumn="0"/>
               <w:rPr>
-                <w:rFonts w:ascii="Courier New" w:hAnsi="Courier New" w:cs="Courier New"/>
-              </w:rPr>
-            </w:pPr>
+                <w:rFonts w:asciiTheme="majorHAnsi" w:hAnsiTheme="majorHAnsi" w:cs="Courier New"/>
+              </w:rPr>
+            </w:pPr>
+            <w:r>
+              <w:rPr>
+                <w:rFonts w:asciiTheme="majorHAnsi" w:hAnsiTheme="majorHAnsi" w:cs="Courier New"/>
+              </w:rPr>
+              <w:t>Who will use the system to find their needs</w:t>
+            </w:r>
           </w:p>
         </w:tc>
       </w:tr>
@@ -8745,11 +9596,18 @@
           <w:p>
             <w:pPr>
               <w:pStyle w:val="PlainText"/>
+              <w:jc w:val="center"/>
               <w:cnfStyle w:val="000000000000" w:firstRow="0" w:lastRow="0" w:firstColumn="0" w:lastColumn="0" w:oddVBand="0" w:evenVBand="0" w:oddHBand="0" w:evenHBand="0" w:firstRowFirstColumn="0" w:firstRowLastColumn="0" w:lastRowFirstColumn="0" w:lastRowLastColumn="0"/>
               <w:rPr>
-                <w:rFonts w:ascii="Courier New" w:hAnsi="Courier New" w:cs="Courier New"/>
-              </w:rPr>
-            </w:pPr>
+                <w:rFonts w:asciiTheme="majorHAnsi" w:hAnsiTheme="majorHAnsi" w:cs="Courier New"/>
+              </w:rPr>
+            </w:pPr>
+            <w:r>
+              <w:rPr>
+                <w:rFonts w:asciiTheme="majorHAnsi" w:hAnsiTheme="majorHAnsi" w:cs="Courier New"/>
+              </w:rPr>
+              <w:t>Product Manager</w:t>
+            </w:r>
           </w:p>
         </w:tc>
         <w:tc>
@@ -8759,11 +9617,24 @@
           <w:p>
             <w:pPr>
               <w:pStyle w:val="PlainText"/>
+              <w:jc w:val="center"/>
               <w:cnfStyle w:val="000000000000" w:firstRow="0" w:lastRow="0" w:firstColumn="0" w:lastColumn="0" w:oddVBand="0" w:evenVBand="0" w:oddHBand="0" w:evenHBand="0" w:firstRowFirstColumn="0" w:firstRowLastColumn="0" w:lastRowFirstColumn="0" w:lastRowLastColumn="0"/>
               <w:rPr>
-                <w:rFonts w:ascii="Courier New" w:hAnsi="Courier New" w:cs="Courier New"/>
-              </w:rPr>
-            </w:pPr>
+                <w:rFonts w:asciiTheme="majorHAnsi" w:hAnsiTheme="majorHAnsi" w:cs="Courier New"/>
+              </w:rPr>
+            </w:pPr>
+            <w:r>
+              <w:rPr>
+                <w:rFonts w:asciiTheme="majorHAnsi" w:hAnsiTheme="majorHAnsi" w:cs="Courier New"/>
+              </w:rPr>
+              <w:t>Who will manage timeline, budget, and team coordination to meet project goals</w:t>
+            </w:r>
+            <w:r>
+              <w:rPr>
+                <w:rFonts w:asciiTheme="majorHAnsi" w:hAnsiTheme="majorHAnsi" w:cs="Courier New"/>
+              </w:rPr>
+              <w:t>.</w:t>
+            </w:r>
           </w:p>
         </w:tc>
       </w:tr>
@@ -8805,11 +9676,20 @@
           <w:p>
             <w:pPr>
               <w:pStyle w:val="PlainText"/>
+              <w:jc w:val="center"/>
               <w:cnfStyle w:val="000000100000" w:firstRow="0" w:lastRow="0" w:firstColumn="0" w:lastColumn="0" w:oddVBand="0" w:evenVBand="0" w:oddHBand="1" w:evenHBand="0" w:firstRowFirstColumn="0" w:firstRowLastColumn="0" w:lastRowFirstColumn="0" w:lastRowLastColumn="0"/>
               <w:rPr>
-                <w:rFonts w:ascii="Courier New" w:hAnsi="Courier New" w:cs="Courier New"/>
-              </w:rPr>
-            </w:pPr>
+                <w:rFonts w:asciiTheme="majorHAnsi" w:hAnsiTheme="majorHAnsi" w:cs="Courier New"/>
+                <w:rtl/>
+                <w:lang w:bidi="ar-JO"/>
+              </w:rPr>
+            </w:pPr>
+            <w:r>
+              <w:rPr>
+                <w:rFonts w:asciiTheme="majorHAnsi" w:hAnsiTheme="majorHAnsi" w:cs="Courier New"/>
+              </w:rPr>
+              <w:t>Developers</w:t>
+            </w:r>
           </w:p>
         </w:tc>
         <w:tc>
@@ -8819,11 +9699,62 @@
           <w:p>
             <w:pPr>
               <w:pStyle w:val="PlainText"/>
+              <w:jc w:val="center"/>
               <w:cnfStyle w:val="000000100000" w:firstRow="0" w:lastRow="0" w:firstColumn="0" w:lastColumn="0" w:oddVBand="0" w:evenVBand="0" w:oddHBand="1" w:evenHBand="0" w:firstRowFirstColumn="0" w:firstRowLastColumn="0" w:lastRowFirstColumn="0" w:lastRowLastColumn="0"/>
               <w:rPr>
-                <w:rFonts w:ascii="Courier New" w:hAnsi="Courier New" w:cs="Courier New"/>
-              </w:rPr>
-            </w:pPr>
+                <w:rFonts w:asciiTheme="majorHAnsi" w:hAnsiTheme="majorHAnsi" w:cs="Courier New"/>
+              </w:rPr>
+            </w:pPr>
+            <w:r>
+              <w:rPr>
+                <w:rFonts w:asciiTheme="majorHAnsi" w:hAnsiTheme="majorHAnsi" w:cs="Courier New"/>
+              </w:rPr>
+              <w:t xml:space="preserve">The team that </w:t>
+            </w:r>
+            <w:proofErr w:type="gramStart"/>
+            <w:r>
+              <w:rPr>
+                <w:rFonts w:asciiTheme="majorHAnsi" w:hAnsiTheme="majorHAnsi" w:cs="Courier New"/>
+              </w:rPr>
+              <w:t>make</w:t>
+            </w:r>
+            <w:proofErr w:type="gramEnd"/>
+            <w:r>
+              <w:rPr>
+                <w:rFonts w:asciiTheme="majorHAnsi" w:hAnsiTheme="majorHAnsi" w:cs="Courier New"/>
+              </w:rPr>
+              <w:t xml:space="preserve"> continuous </w:t>
+            </w:r>
+            <w:r>
+              <w:rPr>
+                <w:rFonts w:asciiTheme="majorHAnsi" w:hAnsiTheme="majorHAnsi" w:cs="Courier New"/>
+              </w:rPr>
+              <w:t>development</w:t>
+            </w:r>
+            <w:r>
+              <w:rPr>
+                <w:rFonts w:asciiTheme="majorHAnsi" w:hAnsiTheme="majorHAnsi" w:cs="Courier New"/>
+              </w:rPr>
+              <w:t xml:space="preserve"> </w:t>
+            </w:r>
+            <w:r>
+              <w:rPr>
+                <w:rFonts w:asciiTheme="majorHAnsi" w:hAnsiTheme="majorHAnsi" w:cs="Courier New"/>
+              </w:rPr>
+              <w:t xml:space="preserve">for </w:t>
+            </w:r>
+            <w:r>
+              <w:rPr>
+                <w:rFonts w:asciiTheme="majorHAnsi" w:hAnsiTheme="majorHAnsi" w:cs="Courier New"/>
+              </w:rPr>
+              <w:t>code and the app</w:t>
+            </w:r>
+            <w:r>
+              <w:rPr>
+                <w:rFonts w:asciiTheme="majorHAnsi" w:hAnsiTheme="majorHAnsi" w:cs="Courier New"/>
+              </w:rPr>
+              <w:t>.</w:t>
+            </w:r>
           </w:p>
         </w:tc>
       </w:tr>
@@ -8862,11 +9793,18 @@
           <w:p>
             <w:pPr>
               <w:pStyle w:val="PlainText"/>
+              <w:jc w:val="center"/>
               <w:cnfStyle w:val="000000000000" w:firstRow="0" w:lastRow="0" w:firstColumn="0" w:lastColumn="0" w:oddVBand="0" w:evenVBand="0" w:oddHBand="0" w:evenHBand="0" w:firstRowFirstColumn="0" w:firstRowLastColumn="0" w:lastRowFirstColumn="0" w:lastRowLastColumn="0"/>
               <w:rPr>
-                <w:rFonts w:ascii="Courier New" w:hAnsi="Courier New" w:cs="Courier New"/>
-              </w:rPr>
-            </w:pPr>
+                <w:rFonts w:asciiTheme="majorHAnsi" w:hAnsiTheme="majorHAnsi" w:cs="Courier New"/>
+              </w:rPr>
+            </w:pPr>
+            <w:r>
+              <w:rPr>
+                <w:rFonts w:asciiTheme="majorHAnsi" w:hAnsiTheme="majorHAnsi" w:cs="Courier New"/>
+              </w:rPr>
+              <w:t>Customer Support Team</w:t>
+            </w:r>
           </w:p>
         </w:tc>
         <w:tc>
@@ -8876,11 +9814,70 @@
           <w:p>
             <w:pPr>
               <w:pStyle w:val="PlainText"/>
+              <w:jc w:val="center"/>
               <w:cnfStyle w:val="000000000000" w:firstRow="0" w:lastRow="0" w:firstColumn="0" w:lastColumn="0" w:oddVBand="0" w:evenVBand="0" w:oddHBand="0" w:evenHBand="0" w:firstRowFirstColumn="0" w:firstRowLastColumn="0" w:lastRowFirstColumn="0" w:lastRowLastColumn="0"/>
               <w:rPr>
-                <w:rFonts w:ascii="Courier New" w:hAnsi="Courier New" w:cs="Courier New"/>
-              </w:rPr>
-            </w:pPr>
+                <w:rFonts w:asciiTheme="majorHAnsi" w:hAnsiTheme="majorHAnsi" w:cs="Courier New"/>
+              </w:rPr>
+            </w:pPr>
+            <w:r>
+              <w:rPr>
+                <w:rFonts w:asciiTheme="majorHAnsi" w:hAnsiTheme="majorHAnsi" w:cs="Courier New"/>
+              </w:rPr>
+              <w:t xml:space="preserve">A group of </w:t>
+            </w:r>
+            <w:proofErr w:type="gramStart"/>
+            <w:r>
+              <w:rPr>
+                <w:rFonts w:asciiTheme="majorHAnsi" w:hAnsiTheme="majorHAnsi" w:cs="Courier New"/>
+              </w:rPr>
+              <w:t xml:space="preserve">people where the </w:t>
+            </w:r>
+            <w:r>
+              <w:rPr>
+                <w:rFonts w:asciiTheme="majorHAnsi" w:hAnsiTheme="majorHAnsi" w:cs="Courier New"/>
+              </w:rPr>
+              <w:t>users</w:t>
+            </w:r>
+            <w:proofErr w:type="gramEnd"/>
+            <w:r>
+              <w:rPr>
+                <w:rFonts w:asciiTheme="majorHAnsi" w:hAnsiTheme="majorHAnsi" w:cs="Courier New"/>
+              </w:rPr>
+              <w:t xml:space="preserve"> will</w:t>
+            </w:r>
+            <w:r>
+              <w:rPr>
+                <w:rFonts w:asciiTheme="majorHAnsi" w:hAnsiTheme="majorHAnsi" w:cs="Courier New"/>
+              </w:rPr>
+              <w:t xml:space="preserve"> text them if they face any problem or </w:t>
+            </w:r>
+            <w:r>
+              <w:rPr>
+                <w:rFonts w:asciiTheme="majorHAnsi" w:hAnsiTheme="majorHAnsi" w:cs="Courier New"/>
+              </w:rPr>
+              <w:t>have</w:t>
+            </w:r>
+            <w:r>
+              <w:rPr>
+                <w:rFonts w:asciiTheme="majorHAnsi" w:hAnsiTheme="majorHAnsi" w:cs="Courier New"/>
+              </w:rPr>
+              <w:t xml:space="preserve"> any question about the </w:t>
+            </w:r>
+            <w:proofErr w:type="gramStart"/>
+            <w:r>
+              <w:rPr>
+                <w:rFonts w:asciiTheme="majorHAnsi" w:hAnsiTheme="majorHAnsi" w:cs="Courier New"/>
+              </w:rPr>
+              <w:t>application ,</w:t>
+            </w:r>
+            <w:proofErr w:type="gramEnd"/>
+            <w:r>
+              <w:rPr>
+                <w:rFonts w:asciiTheme="majorHAnsi" w:hAnsiTheme="majorHAnsi" w:cs="Courier New"/>
+              </w:rPr>
+              <w:t xml:space="preserve"> and then the customer services will find the solution.</w:t>
+            </w:r>
           </w:p>
         </w:tc>
       </w:tr>
@@ -8922,11 +9919,21 @@
           <w:p>
             <w:pPr>
               <w:pStyle w:val="PlainText"/>
+              <w:tabs>
+                <w:tab w:val="left" w:pos="2082"/>
+              </w:tabs>
+              <w:jc w:val="center"/>
               <w:cnfStyle w:val="000000100000" w:firstRow="0" w:lastRow="0" w:firstColumn="0" w:lastColumn="0" w:oddVBand="0" w:evenVBand="0" w:oddHBand="1" w:evenHBand="0" w:firstRowFirstColumn="0" w:firstRowLastColumn="0" w:lastRowFirstColumn="0" w:lastRowLastColumn="0"/>
               <w:rPr>
-                <w:rFonts w:ascii="Courier New" w:hAnsi="Courier New" w:cs="Courier New"/>
-              </w:rPr>
-            </w:pPr>
+                <w:rFonts w:asciiTheme="majorHAnsi" w:hAnsiTheme="majorHAnsi" w:cs="Courier New"/>
+              </w:rPr>
+            </w:pPr>
+            <w:r>
+              <w:rPr>
+                <w:rFonts w:asciiTheme="majorHAnsi" w:hAnsiTheme="majorHAnsi" w:cs="Courier New"/>
+              </w:rPr>
+              <w:t>System Administrator</w:t>
+            </w:r>
           </w:p>
         </w:tc>
         <w:tc>
@@ -8936,11 +9943,18 @@
           <w:p>
             <w:pPr>
               <w:pStyle w:val="PlainText"/>
+              <w:jc w:val="center"/>
               <w:cnfStyle w:val="000000100000" w:firstRow="0" w:lastRow="0" w:firstColumn="0" w:lastColumn="0" w:oddVBand="0" w:evenVBand="0" w:oddHBand="1" w:evenHBand="0" w:firstRowFirstColumn="0" w:firstRowLastColumn="0" w:lastRowFirstColumn="0" w:lastRowLastColumn="0"/>
               <w:rPr>
-                <w:rFonts w:ascii="Courier New" w:hAnsi="Courier New" w:cs="Courier New"/>
-              </w:rPr>
-            </w:pPr>
+                <w:rFonts w:asciiTheme="majorHAnsi" w:hAnsiTheme="majorHAnsi" w:cs="Courier New"/>
+              </w:rPr>
+            </w:pPr>
+            <w:r>
+              <w:rPr>
+                <w:rFonts w:asciiTheme="majorHAnsi" w:hAnsiTheme="majorHAnsi" w:cs="Courier New"/>
+              </w:rPr>
+              <w:t>The person who takes care of the servers, security, and keeps everything working smoothly.</w:t>
+            </w:r>
           </w:p>
         </w:tc>
       </w:tr>
@@ -9254,13 +10268,6 @@
         </w:rPr>
         <w:t xml:space="preserve"> </w:t>
       </w:r>
-      <w:r>
-        <w:rPr>
-          <w:rFonts w:ascii="Courier New" w:hAnsi="Courier New" w:cs="Courier New"/>
-          <w:rtl/>
-        </w:rPr>
-        <w:t>جدول الدكتور بحدد كم بده</w:t>
-      </w:r>
     </w:p>
     <w:p>
       <w:pPr>
@@ -9386,6 +10393,13 @@
     </w:p>
     <w:p>
       <w:pPr>
+        <w:rPr>
+          <w:rFonts w:asciiTheme="minorBidi" w:hAnsiTheme="minorBidi"/>
+        </w:rPr>
+      </w:pPr>
+    </w:p>
+    <w:p>
+      <w:pPr>
         <w:pStyle w:val="ListParagraph"/>
         <w:rPr>
           <w:rFonts w:asciiTheme="minorBidi" w:hAnsiTheme="minorBidi"/>
@@ -9395,18 +10409,18 @@
     <w:tbl>
       <w:tblPr>
         <w:tblStyle w:val="GridTable4-Accent3"/>
-        <w:tblW w:w="9985" w:type="dxa"/>
+        <w:tblW w:w="10937" w:type="dxa"/>
         <w:tblLayout w:type="fixed"/>
         <w:tblLook w:val="04A0" w:firstRow="1" w:lastRow="0" w:firstColumn="1" w:lastColumn="0" w:noHBand="0" w:noVBand="1"/>
       </w:tblPr>
       <w:tblGrid>
-        <w:gridCol w:w="805"/>
-        <w:gridCol w:w="1710"/>
-        <w:gridCol w:w="1596"/>
-        <w:gridCol w:w="1374"/>
-        <w:gridCol w:w="1800"/>
-        <w:gridCol w:w="1080"/>
-        <w:gridCol w:w="1620"/>
+        <w:gridCol w:w="803"/>
+        <w:gridCol w:w="1959"/>
+        <w:gridCol w:w="2123"/>
+        <w:gridCol w:w="1363"/>
+        <w:gridCol w:w="1723"/>
+        <w:gridCol w:w="1070"/>
+        <w:gridCol w:w="1896"/>
       </w:tblGrid>
       <w:tr>
         <w:trPr>
@@ -9415,7 +10429,7 @@
         <w:tc>
           <w:tcPr>
             <w:cnfStyle w:val="001000000000" w:firstRow="0" w:lastRow="0" w:firstColumn="1" w:lastColumn="0" w:oddVBand="0" w:evenVBand="0" w:oddHBand="0" w:evenHBand="0" w:firstRowFirstColumn="0" w:firstRowLastColumn="0" w:lastRowFirstColumn="0" w:lastRowLastColumn="0"/>
-            <w:tcW w:w="805" w:type="dxa"/>
+            <w:tcW w:w="803" w:type="dxa"/>
           </w:tcPr>
           <w:p>
             <w:pPr>
@@ -9439,7 +10453,7 @@
         </w:tc>
         <w:tc>
           <w:tcPr>
-            <w:tcW w:w="1710" w:type="dxa"/>
+            <w:tcW w:w="1959" w:type="dxa"/>
           </w:tcPr>
           <w:p>
             <w:pPr>
@@ -9464,7 +10478,7 @@
         </w:tc>
         <w:tc>
           <w:tcPr>
-            <w:tcW w:w="1596" w:type="dxa"/>
+            <w:tcW w:w="2123" w:type="dxa"/>
           </w:tcPr>
           <w:p>
             <w:pPr>
@@ -9489,7 +10503,7 @@
         </w:tc>
         <w:tc>
           <w:tcPr>
-            <w:tcW w:w="1374" w:type="dxa"/>
+            <w:tcW w:w="1363" w:type="dxa"/>
           </w:tcPr>
           <w:p>
             <w:pPr>
@@ -9514,7 +10528,7 @@
         </w:tc>
         <w:tc>
           <w:tcPr>
-            <w:tcW w:w="1800" w:type="dxa"/>
+            <w:tcW w:w="1723" w:type="dxa"/>
           </w:tcPr>
           <w:p>
             <w:pPr>
@@ -9539,7 +10553,7 @@
         </w:tc>
         <w:tc>
           <w:tcPr>
-            <w:tcW w:w="1080" w:type="dxa"/>
+            <w:tcW w:w="1070" w:type="dxa"/>
           </w:tcPr>
           <w:p>
             <w:pPr>
@@ -9564,7 +10578,7 @@
         </w:tc>
         <w:tc>
           <w:tcPr>
-            <w:tcW w:w="1620" w:type="dxa"/>
+            <w:tcW w:w="1896" w:type="dxa"/>
           </w:tcPr>
           <w:p>
             <w:pPr>
@@ -9594,32 +10608,31 @@
         <w:tc>
           <w:tcPr>
             <w:cnfStyle w:val="001000000000" w:firstRow="0" w:lastRow="0" w:firstColumn="1" w:lastColumn="0" w:oddVBand="0" w:evenVBand="0" w:oddHBand="0" w:evenHBand="0" w:firstRowFirstColumn="0" w:firstRowLastColumn="0" w:lastRowFirstColumn="0" w:lastRowLastColumn="0"/>
-            <w:tcW w:w="805" w:type="dxa"/>
-          </w:tcPr>
-          <w:p>
-            <w:pPr>
-              <w:pStyle w:val="PlainText"/>
-              <w:jc w:val="center"/>
-              <w:rPr>
-                <w:rFonts w:asciiTheme="majorBidi" w:hAnsiTheme="majorBidi" w:cstheme="majorBidi"/>
-                <w:sz w:val="24"/>
-                <w:szCs w:val="24"/>
-              </w:rPr>
-            </w:pPr>
-            <w:r>
-              <w:rPr>
-                <w:rFonts w:asciiTheme="majorBidi" w:hAnsiTheme="majorBidi" w:cstheme="majorBidi"/>
-                <w:sz w:val="24"/>
-                <w:szCs w:val="24"/>
-              </w:rPr>
-              <w:lastRenderedPageBreak/>
+            <w:tcW w:w="803" w:type="dxa"/>
+          </w:tcPr>
+          <w:p>
+            <w:pPr>
+              <w:pStyle w:val="PlainText"/>
+              <w:jc w:val="center"/>
+              <w:rPr>
+                <w:rFonts w:asciiTheme="majorBidi" w:hAnsiTheme="majorBidi" w:cstheme="majorBidi"/>
+                <w:sz w:val="24"/>
+                <w:szCs w:val="24"/>
+              </w:rPr>
+            </w:pPr>
+            <w:r>
+              <w:rPr>
+                <w:rFonts w:asciiTheme="majorBidi" w:hAnsiTheme="majorBidi" w:cstheme="majorBidi"/>
+                <w:sz w:val="24"/>
+                <w:szCs w:val="24"/>
+              </w:rPr>
               <w:t>FR1</w:t>
             </w:r>
           </w:p>
         </w:tc>
         <w:tc>
           <w:tcPr>
-            <w:tcW w:w="1710" w:type="dxa"/>
+            <w:tcW w:w="1959" w:type="dxa"/>
           </w:tcPr>
           <w:p>
             <w:pPr>
@@ -9669,7 +10682,7 @@
         </w:tc>
         <w:tc>
           <w:tcPr>
-            <w:tcW w:w="1596" w:type="dxa"/>
+            <w:tcW w:w="2123" w:type="dxa"/>
           </w:tcPr>
           <w:p>
             <w:pPr>
@@ -9697,15 +10710,7 @@
                 <w:sz w:val="24"/>
                 <w:szCs w:val="24"/>
               </w:rPr>
-              <w:t xml:space="preserve">account </w:t>
-            </w:r>
-            <w:r>
-              <w:rPr>
-                <w:rFonts w:asciiTheme="majorBidi" w:hAnsiTheme="majorBidi" w:cstheme="majorBidi"/>
-                <w:sz w:val="24"/>
-                <w:szCs w:val="24"/>
-              </w:rPr>
-              <w:t>.</w:t>
+              <w:t>account .</w:t>
             </w:r>
             <w:proofErr w:type="gramEnd"/>
           </w:p>
@@ -9724,7 +10729,7 @@
         </w:tc>
         <w:tc>
           <w:tcPr>
-            <w:tcW w:w="1374" w:type="dxa"/>
+            <w:tcW w:w="1363" w:type="dxa"/>
           </w:tcPr>
           <w:p>
             <w:pPr>
@@ -9753,7 +10758,7 @@
         </w:tc>
         <w:tc>
           <w:tcPr>
-            <w:tcW w:w="1800" w:type="dxa"/>
+            <w:tcW w:w="1723" w:type="dxa"/>
           </w:tcPr>
           <w:p>
             <w:pPr>
@@ -9798,7 +10803,7 @@
         </w:tc>
         <w:tc>
           <w:tcPr>
-            <w:tcW w:w="1080" w:type="dxa"/>
+            <w:tcW w:w="1070" w:type="dxa"/>
           </w:tcPr>
           <w:p>
             <w:pPr>
@@ -9823,7 +10828,7 @@
         </w:tc>
         <w:tc>
           <w:tcPr>
-            <w:tcW w:w="1620" w:type="dxa"/>
+            <w:tcW w:w="1896" w:type="dxa"/>
           </w:tcPr>
           <w:p>
             <w:pPr>
@@ -9851,7 +10856,7 @@
         <w:tc>
           <w:tcPr>
             <w:cnfStyle w:val="001000000000" w:firstRow="0" w:lastRow="0" w:firstColumn="1" w:lastColumn="0" w:oddVBand="0" w:evenVBand="0" w:oddHBand="0" w:evenHBand="0" w:firstRowFirstColumn="0" w:firstRowLastColumn="0" w:lastRowFirstColumn="0" w:lastRowLastColumn="0"/>
-            <w:tcW w:w="805" w:type="dxa"/>
+            <w:tcW w:w="803" w:type="dxa"/>
           </w:tcPr>
           <w:p>
             <w:pPr>
@@ -9875,7 +10880,7 @@
         </w:tc>
         <w:tc>
           <w:tcPr>
-            <w:tcW w:w="1710" w:type="dxa"/>
+            <w:tcW w:w="1959" w:type="dxa"/>
           </w:tcPr>
           <w:p>
             <w:pPr>
@@ -9934,7 +10939,7 @@
         </w:tc>
         <w:tc>
           <w:tcPr>
-            <w:tcW w:w="1596" w:type="dxa"/>
+            <w:tcW w:w="2123" w:type="dxa"/>
           </w:tcPr>
           <w:p>
             <w:pPr>
@@ -9953,39 +10958,7 @@
                 <w:sz w:val="24"/>
                 <w:szCs w:val="24"/>
               </w:rPr>
-              <w:t xml:space="preserve">Users can log in </w:t>
-            </w:r>
-            <w:r>
-              <w:rPr>
-                <w:rFonts w:asciiTheme="majorBidi" w:hAnsiTheme="majorBidi" w:cstheme="majorBidi"/>
-                <w:sz w:val="24"/>
-                <w:szCs w:val="24"/>
-              </w:rPr>
-              <w:t xml:space="preserve">securely to </w:t>
-            </w:r>
-            <w:r>
-              <w:rPr>
-                <w:rFonts w:asciiTheme="majorBidi" w:hAnsiTheme="majorBidi" w:cstheme="majorBidi"/>
-                <w:sz w:val="24"/>
-                <w:szCs w:val="24"/>
-              </w:rPr>
-              <w:t>access their</w:t>
-            </w:r>
-            <w:r>
-              <w:rPr>
-                <w:rFonts w:asciiTheme="majorBidi" w:hAnsiTheme="majorBidi" w:cstheme="majorBidi"/>
-                <w:sz w:val="24"/>
-                <w:szCs w:val="24"/>
-              </w:rPr>
-              <w:t xml:space="preserve"> data</w:t>
-            </w:r>
-            <w:r>
-              <w:rPr>
-                <w:rFonts w:asciiTheme="majorBidi" w:hAnsiTheme="majorBidi" w:cstheme="majorBidi"/>
-                <w:sz w:val="24"/>
-                <w:szCs w:val="24"/>
-              </w:rPr>
-              <w:t>.</w:t>
+              <w:t>Users can log in securely to access their data.</w:t>
             </w:r>
           </w:p>
           <w:p>
@@ -10003,7 +10976,7 @@
         </w:tc>
         <w:tc>
           <w:tcPr>
-            <w:tcW w:w="1374" w:type="dxa"/>
+            <w:tcW w:w="1363" w:type="dxa"/>
           </w:tcPr>
           <w:p>
             <w:pPr>
@@ -10032,7 +11005,7 @@
         </w:tc>
         <w:tc>
           <w:tcPr>
-            <w:tcW w:w="1800" w:type="dxa"/>
+            <w:tcW w:w="1723" w:type="dxa"/>
           </w:tcPr>
           <w:p>
             <w:pPr>
@@ -10077,7 +11050,7 @@
         </w:tc>
         <w:tc>
           <w:tcPr>
-            <w:tcW w:w="1080" w:type="dxa"/>
+            <w:tcW w:w="1070" w:type="dxa"/>
           </w:tcPr>
           <w:p>
             <w:pPr>
@@ -10102,7 +11075,7 @@
         </w:tc>
         <w:tc>
           <w:tcPr>
-            <w:tcW w:w="1620" w:type="dxa"/>
+            <w:tcW w:w="1896" w:type="dxa"/>
           </w:tcPr>
           <w:p>
             <w:pPr>
@@ -10121,15 +11094,7 @@
                 <w:sz w:val="24"/>
                 <w:szCs w:val="24"/>
               </w:rPr>
-              <w:t xml:space="preserve">Must include </w:t>
-            </w:r>
-            <w:r>
-              <w:rPr>
-                <w:rFonts w:asciiTheme="majorBidi" w:hAnsiTheme="majorBidi" w:cstheme="majorBidi"/>
-                <w:sz w:val="24"/>
-                <w:szCs w:val="24"/>
-              </w:rPr>
-              <w:t>authentication and validation.</w:t>
+              <w:t>Must include authentication and validation.</w:t>
             </w:r>
           </w:p>
         </w:tc>
@@ -10141,7 +11106,7 @@
         <w:tc>
           <w:tcPr>
             <w:cnfStyle w:val="001000000000" w:firstRow="0" w:lastRow="0" w:firstColumn="1" w:lastColumn="0" w:oddVBand="0" w:evenVBand="0" w:oddHBand="0" w:evenHBand="0" w:firstRowFirstColumn="0" w:firstRowLastColumn="0" w:lastRowFirstColumn="0" w:lastRowLastColumn="0"/>
-            <w:tcW w:w="805" w:type="dxa"/>
+            <w:tcW w:w="803" w:type="dxa"/>
           </w:tcPr>
           <w:p>
             <w:pPr>
@@ -10165,7 +11130,7 @@
         </w:tc>
         <w:tc>
           <w:tcPr>
-            <w:tcW w:w="1710" w:type="dxa"/>
+            <w:tcW w:w="1959" w:type="dxa"/>
           </w:tcPr>
           <w:tbl>
             <w:tblPr>
@@ -10294,7 +11259,7 @@
         </w:tc>
         <w:tc>
           <w:tcPr>
-            <w:tcW w:w="1596" w:type="dxa"/>
+            <w:tcW w:w="2123" w:type="dxa"/>
           </w:tcPr>
           <w:p>
             <w:pPr>
@@ -10313,15 +11278,7 @@
                 <w:sz w:val="24"/>
                 <w:szCs w:val="24"/>
               </w:rPr>
-              <w:t xml:space="preserve">Help users reset </w:t>
-            </w:r>
-            <w:r>
-              <w:rPr>
-                <w:rFonts w:asciiTheme="majorBidi" w:hAnsiTheme="majorBidi" w:cstheme="majorBidi"/>
-                <w:sz w:val="24"/>
-                <w:szCs w:val="24"/>
-              </w:rPr>
-              <w:t xml:space="preserve">forgotten </w:t>
+              <w:t xml:space="preserve">Help users reset forgotten </w:t>
             </w:r>
             <w:proofErr w:type="gramStart"/>
             <w:r>
@@ -10330,15 +11287,7 @@
                 <w:sz w:val="24"/>
                 <w:szCs w:val="24"/>
               </w:rPr>
-              <w:t xml:space="preserve">password </w:t>
-            </w:r>
-            <w:r>
-              <w:rPr>
-                <w:rFonts w:asciiTheme="majorBidi" w:hAnsiTheme="majorBidi" w:cstheme="majorBidi"/>
-                <w:sz w:val="24"/>
-                <w:szCs w:val="24"/>
-              </w:rPr>
-              <w:t>.</w:t>
+              <w:t>password .</w:t>
             </w:r>
             <w:proofErr w:type="gramEnd"/>
           </w:p>
@@ -10357,7 +11306,7 @@
         </w:tc>
         <w:tc>
           <w:tcPr>
-            <w:tcW w:w="1374" w:type="dxa"/>
+            <w:tcW w:w="1363" w:type="dxa"/>
           </w:tcPr>
           <w:p>
             <w:pPr>
@@ -10386,7 +11335,7 @@
         </w:tc>
         <w:tc>
           <w:tcPr>
-            <w:tcW w:w="1800" w:type="dxa"/>
+            <w:tcW w:w="1723" w:type="dxa"/>
           </w:tcPr>
           <w:p>
             <w:pPr>
@@ -10431,7 +11380,7 @@
         </w:tc>
         <w:tc>
           <w:tcPr>
-            <w:tcW w:w="1080" w:type="dxa"/>
+            <w:tcW w:w="1070" w:type="dxa"/>
           </w:tcPr>
           <w:p>
             <w:pPr>
@@ -10450,21 +11399,13 @@
                 <w:sz w:val="24"/>
                 <w:szCs w:val="24"/>
               </w:rPr>
-              <w:t>M</w:t>
-            </w:r>
-            <w:r>
-              <w:rPr>
-                <w:rFonts w:asciiTheme="majorBidi" w:hAnsiTheme="majorBidi" w:cstheme="majorBidi"/>
-                <w:sz w:val="24"/>
-                <w:szCs w:val="24"/>
-              </w:rPr>
-              <w:t>edium</w:t>
-            </w:r>
-          </w:p>
-        </w:tc>
-        <w:tc>
-          <w:tcPr>
-            <w:tcW w:w="1620" w:type="dxa"/>
+              <w:t>Medium</w:t>
+            </w:r>
+          </w:p>
+        </w:tc>
+        <w:tc>
+          <w:tcPr>
+            <w:tcW w:w="1896" w:type="dxa"/>
           </w:tcPr>
           <w:p>
             <w:pPr>
@@ -10483,15 +11424,7 @@
                 <w:sz w:val="24"/>
                 <w:szCs w:val="24"/>
               </w:rPr>
-              <w:t xml:space="preserve">Use email verification </w:t>
-            </w:r>
-            <w:r>
-              <w:rPr>
-                <w:rFonts w:asciiTheme="majorBidi" w:hAnsiTheme="majorBidi" w:cstheme="majorBidi"/>
-                <w:sz w:val="24"/>
-                <w:szCs w:val="24"/>
-              </w:rPr>
-              <w:t>for security.</w:t>
+              <w:t>Use email verification for security.</w:t>
             </w:r>
           </w:p>
         </w:tc>
@@ -10500,7 +11433,7 @@
         <w:tc>
           <w:tcPr>
             <w:cnfStyle w:val="001000000000" w:firstRow="0" w:lastRow="0" w:firstColumn="1" w:lastColumn="0" w:oddVBand="0" w:evenVBand="0" w:oddHBand="0" w:evenHBand="0" w:firstRowFirstColumn="0" w:firstRowLastColumn="0" w:lastRowFirstColumn="0" w:lastRowLastColumn="0"/>
-            <w:tcW w:w="805" w:type="dxa"/>
+            <w:tcW w:w="803" w:type="dxa"/>
           </w:tcPr>
           <w:p>
             <w:pPr>
@@ -10524,7 +11457,7 @@
         </w:tc>
         <w:tc>
           <w:tcPr>
-            <w:tcW w:w="1710" w:type="dxa"/>
+            <w:tcW w:w="1959" w:type="dxa"/>
           </w:tcPr>
           <w:p>
             <w:pPr>
@@ -10574,7 +11507,7 @@
         </w:tc>
         <w:tc>
           <w:tcPr>
-            <w:tcW w:w="1596" w:type="dxa"/>
+            <w:tcW w:w="2123" w:type="dxa"/>
           </w:tcPr>
           <w:p>
             <w:pPr>
@@ -10593,15 +11526,7 @@
                 <w:sz w:val="24"/>
                 <w:szCs w:val="24"/>
               </w:rPr>
-              <w:t>Let users edit personal information and preferences</w:t>
-            </w:r>
-            <w:r>
-              <w:rPr>
-                <w:rFonts w:asciiTheme="majorBidi" w:hAnsiTheme="majorBidi" w:cstheme="majorBidi"/>
-                <w:sz w:val="24"/>
-                <w:szCs w:val="24"/>
-              </w:rPr>
-              <w:t>.</w:t>
+              <w:t>Let users edit personal information and preferences.</w:t>
             </w:r>
           </w:p>
           <w:p>
@@ -10619,7 +11544,7 @@
         </w:tc>
         <w:tc>
           <w:tcPr>
-            <w:tcW w:w="1374" w:type="dxa"/>
+            <w:tcW w:w="1363" w:type="dxa"/>
           </w:tcPr>
           <w:p>
             <w:pPr>
@@ -10649,7 +11574,7 @@
         </w:tc>
         <w:tc>
           <w:tcPr>
-            <w:tcW w:w="1800" w:type="dxa"/>
+            <w:tcW w:w="1723" w:type="dxa"/>
           </w:tcPr>
           <w:p>
             <w:pPr>
@@ -10694,7 +11619,7 @@
         </w:tc>
         <w:tc>
           <w:tcPr>
-            <w:tcW w:w="1080" w:type="dxa"/>
+            <w:tcW w:w="1070" w:type="dxa"/>
           </w:tcPr>
           <w:p>
             <w:pPr>
@@ -10719,7 +11644,7 @@
         </w:tc>
         <w:tc>
           <w:tcPr>
-            <w:tcW w:w="1620" w:type="dxa"/>
+            <w:tcW w:w="1896" w:type="dxa"/>
           </w:tcPr>
           <w:p>
             <w:pPr>
@@ -10732,13 +11657,23 @@
                 <w:szCs w:val="24"/>
               </w:rPr>
             </w:pPr>
-            <w:r>
-              <w:rPr>
-                <w:rFonts w:asciiTheme="majorBidi" w:hAnsiTheme="majorBidi" w:cstheme="majorBidi"/>
-                <w:sz w:val="24"/>
-                <w:szCs w:val="24"/>
-              </w:rPr>
-              <w:t>Helps manage account details easily.</w:t>
+            <w:proofErr w:type="gramStart"/>
+            <w:r>
+              <w:rPr>
+                <w:rFonts w:asciiTheme="majorBidi" w:hAnsiTheme="majorBidi" w:cstheme="majorBidi"/>
+                <w:sz w:val="24"/>
+                <w:szCs w:val="24"/>
+              </w:rPr>
+              <w:t>Helps</w:t>
+            </w:r>
+            <w:proofErr w:type="gramEnd"/>
+            <w:r>
+              <w:rPr>
+                <w:rFonts w:asciiTheme="majorBidi" w:hAnsiTheme="majorBidi" w:cstheme="majorBidi"/>
+                <w:sz w:val="24"/>
+                <w:szCs w:val="24"/>
+              </w:rPr>
+              <w:t xml:space="preserve"> manage account details easily.</w:t>
             </w:r>
           </w:p>
         </w:tc>
@@ -10750,7 +11685,7 @@
         <w:tc>
           <w:tcPr>
             <w:cnfStyle w:val="001000000000" w:firstRow="0" w:lastRow="0" w:firstColumn="1" w:lastColumn="0" w:oddVBand="0" w:evenVBand="0" w:oddHBand="0" w:evenHBand="0" w:firstRowFirstColumn="0" w:firstRowLastColumn="0" w:lastRowFirstColumn="0" w:lastRowLastColumn="0"/>
-            <w:tcW w:w="805" w:type="dxa"/>
+            <w:tcW w:w="803" w:type="dxa"/>
           </w:tcPr>
           <w:p>
             <w:pPr>
@@ -10774,7 +11709,7 @@
         </w:tc>
         <w:tc>
           <w:tcPr>
-            <w:tcW w:w="1710" w:type="dxa"/>
+            <w:tcW w:w="1959" w:type="dxa"/>
           </w:tcPr>
           <w:p>
             <w:pPr>
@@ -10824,7 +11759,7 @@
         </w:tc>
         <w:tc>
           <w:tcPr>
-            <w:tcW w:w="1596" w:type="dxa"/>
+            <w:tcW w:w="2123" w:type="dxa"/>
           </w:tcPr>
           <w:p>
             <w:pPr>
@@ -10843,31 +11778,7 @@
                 <w:sz w:val="24"/>
                 <w:szCs w:val="24"/>
               </w:rPr>
-              <w:t>Allow users to modify or remove expense</w:t>
-            </w:r>
-            <w:r>
-              <w:rPr>
-                <w:rFonts w:asciiTheme="majorBidi" w:hAnsiTheme="majorBidi" w:cstheme="majorBidi"/>
-                <w:sz w:val="24"/>
-                <w:szCs w:val="24"/>
-              </w:rPr>
-              <w:t xml:space="preserve"> </w:t>
-            </w:r>
-            <w:r>
-              <w:rPr>
-                <w:rFonts w:asciiTheme="majorBidi" w:hAnsiTheme="majorBidi" w:cstheme="majorBidi"/>
-                <w:sz w:val="24"/>
-                <w:szCs w:val="24"/>
-              </w:rPr>
-              <w:t>records</w:t>
-            </w:r>
-            <w:r>
-              <w:rPr>
-                <w:rFonts w:asciiTheme="majorBidi" w:hAnsiTheme="majorBidi" w:cstheme="majorBidi"/>
-                <w:sz w:val="24"/>
-                <w:szCs w:val="24"/>
-              </w:rPr>
-              <w:t>.</w:t>
+              <w:t>Allow users to modify or remove expense records.</w:t>
             </w:r>
           </w:p>
           <w:p>
@@ -10885,7 +11796,7 @@
         </w:tc>
         <w:tc>
           <w:tcPr>
-            <w:tcW w:w="1374" w:type="dxa"/>
+            <w:tcW w:w="1363" w:type="dxa"/>
           </w:tcPr>
           <w:p>
             <w:pPr>
@@ -10914,7 +11825,7 @@
         </w:tc>
         <w:tc>
           <w:tcPr>
-            <w:tcW w:w="1800" w:type="dxa"/>
+            <w:tcW w:w="1723" w:type="dxa"/>
           </w:tcPr>
           <w:p>
             <w:pPr>
@@ -10939,7 +11850,7 @@
         </w:tc>
         <w:tc>
           <w:tcPr>
-            <w:tcW w:w="1080" w:type="dxa"/>
+            <w:tcW w:w="1070" w:type="dxa"/>
           </w:tcPr>
           <w:p>
             <w:pPr>
@@ -10964,7 +11875,7 @@
         </w:tc>
         <w:tc>
           <w:tcPr>
-            <w:tcW w:w="1620" w:type="dxa"/>
+            <w:tcW w:w="1896" w:type="dxa"/>
           </w:tcPr>
           <w:p>
             <w:pPr>
@@ -10983,15 +11894,7 @@
                 <w:sz w:val="24"/>
                 <w:szCs w:val="24"/>
               </w:rPr>
-              <w:t xml:space="preserve">Needed </w:t>
-            </w:r>
-            <w:r>
-              <w:rPr>
-                <w:rFonts w:asciiTheme="majorBidi" w:hAnsiTheme="majorBidi" w:cstheme="majorBidi"/>
-                <w:sz w:val="24"/>
-                <w:szCs w:val="24"/>
-              </w:rPr>
-              <w:t>to maintain accurate data.</w:t>
+              <w:t>Needed to maintain accurate data.</w:t>
             </w:r>
           </w:p>
         </w:tc>
@@ -11000,7 +11903,7 @@
         <w:tc>
           <w:tcPr>
             <w:cnfStyle w:val="001000000000" w:firstRow="0" w:lastRow="0" w:firstColumn="1" w:lastColumn="0" w:oddVBand="0" w:evenVBand="0" w:oddHBand="0" w:evenHBand="0" w:firstRowFirstColumn="0" w:firstRowLastColumn="0" w:lastRowFirstColumn="0" w:lastRowLastColumn="0"/>
-            <w:tcW w:w="805" w:type="dxa"/>
+            <w:tcW w:w="803" w:type="dxa"/>
           </w:tcPr>
           <w:p>
             <w:pPr>
@@ -11024,7 +11927,7 @@
         </w:tc>
         <w:tc>
           <w:tcPr>
-            <w:tcW w:w="1710" w:type="dxa"/>
+            <w:tcW w:w="1959" w:type="dxa"/>
           </w:tcPr>
           <w:p>
             <w:pPr>
@@ -11074,7 +11977,7 @@
         </w:tc>
         <w:tc>
           <w:tcPr>
-            <w:tcW w:w="1596" w:type="dxa"/>
+            <w:tcW w:w="2123" w:type="dxa"/>
           </w:tcPr>
           <w:p>
             <w:pPr>
@@ -11093,15 +11996,7 @@
                 <w:sz w:val="24"/>
                 <w:szCs w:val="24"/>
               </w:rPr>
-              <w:t>Users can input income sources and amounts</w:t>
-            </w:r>
-            <w:r>
-              <w:rPr>
-                <w:rFonts w:asciiTheme="majorBidi" w:hAnsiTheme="majorBidi" w:cstheme="majorBidi"/>
-                <w:sz w:val="24"/>
-                <w:szCs w:val="24"/>
-              </w:rPr>
-              <w:t>.</w:t>
+              <w:t>Users can input income sources and amounts.</w:t>
             </w:r>
           </w:p>
           <w:p>
@@ -11119,7 +12014,7 @@
         </w:tc>
         <w:tc>
           <w:tcPr>
-            <w:tcW w:w="1374" w:type="dxa"/>
+            <w:tcW w:w="1363" w:type="dxa"/>
           </w:tcPr>
           <w:p>
             <w:pPr>
@@ -11148,7 +12043,7 @@
         </w:tc>
         <w:tc>
           <w:tcPr>
-            <w:tcW w:w="1800" w:type="dxa"/>
+            <w:tcW w:w="1723" w:type="dxa"/>
           </w:tcPr>
           <w:p>
             <w:pPr>
@@ -11173,7 +12068,7 @@
         </w:tc>
         <w:tc>
           <w:tcPr>
-            <w:tcW w:w="1080" w:type="dxa"/>
+            <w:tcW w:w="1070" w:type="dxa"/>
           </w:tcPr>
           <w:p>
             <w:pPr>
@@ -11198,7 +12093,7 @@
         </w:tc>
         <w:tc>
           <w:tcPr>
-            <w:tcW w:w="1620" w:type="dxa"/>
+            <w:tcW w:w="1896" w:type="dxa"/>
           </w:tcPr>
           <w:p>
             <w:pPr>
@@ -11217,15 +12112,7 @@
                 <w:sz w:val="24"/>
                 <w:szCs w:val="24"/>
               </w:rPr>
-              <w:t>Required to cal</w:t>
-            </w:r>
-            <w:r>
-              <w:rPr>
-                <w:rFonts w:asciiTheme="majorBidi" w:hAnsiTheme="majorBidi" w:cstheme="majorBidi"/>
-                <w:sz w:val="24"/>
-                <w:szCs w:val="24"/>
-              </w:rPr>
-              <w:t>culate total balance.</w:t>
+              <w:t>Required to calculate total balance.</w:t>
             </w:r>
           </w:p>
         </w:tc>
@@ -11237,7 +12124,7 @@
         <w:tc>
           <w:tcPr>
             <w:cnfStyle w:val="001000000000" w:firstRow="0" w:lastRow="0" w:firstColumn="1" w:lastColumn="0" w:oddVBand="0" w:evenVBand="0" w:oddHBand="0" w:evenHBand="0" w:firstRowFirstColumn="0" w:firstRowLastColumn="0" w:lastRowFirstColumn="0" w:lastRowLastColumn="0"/>
-            <w:tcW w:w="805" w:type="dxa"/>
+            <w:tcW w:w="803" w:type="dxa"/>
           </w:tcPr>
           <w:p>
             <w:pPr>
@@ -11261,7 +12148,7 @@
         </w:tc>
         <w:tc>
           <w:tcPr>
-            <w:tcW w:w="1710" w:type="dxa"/>
+            <w:tcW w:w="1959" w:type="dxa"/>
           </w:tcPr>
           <w:p>
             <w:pPr>
@@ -11311,7 +12198,7 @@
         </w:tc>
         <w:tc>
           <w:tcPr>
-            <w:tcW w:w="1596" w:type="dxa"/>
+            <w:tcW w:w="2123" w:type="dxa"/>
           </w:tcPr>
           <w:p>
             <w:pPr>
@@ -11330,21 +12217,13 @@
                 <w:sz w:val="24"/>
                 <w:szCs w:val="24"/>
               </w:rPr>
-              <w:t>Find and sort expenses or income easily</w:t>
-            </w:r>
-            <w:r>
-              <w:rPr>
-                <w:rFonts w:asciiTheme="majorBidi" w:hAnsiTheme="majorBidi" w:cstheme="majorBidi"/>
-                <w:sz w:val="24"/>
-                <w:szCs w:val="24"/>
-              </w:rPr>
-              <w:t>.</w:t>
-            </w:r>
-          </w:p>
-        </w:tc>
-        <w:tc>
-          <w:tcPr>
-            <w:tcW w:w="1374" w:type="dxa"/>
+              <w:t>Find and sort expenses or income easily.</w:t>
+            </w:r>
+          </w:p>
+        </w:tc>
+        <w:tc>
+          <w:tcPr>
+            <w:tcW w:w="1363" w:type="dxa"/>
           </w:tcPr>
           <w:p>
             <w:pPr>
@@ -11374,7 +12253,7 @@
         </w:tc>
         <w:tc>
           <w:tcPr>
-            <w:tcW w:w="1800" w:type="dxa"/>
+            <w:tcW w:w="1723" w:type="dxa"/>
           </w:tcPr>
           <w:p>
             <w:pPr>
@@ -11399,7 +12278,7 @@
         </w:tc>
         <w:tc>
           <w:tcPr>
-            <w:tcW w:w="1080" w:type="dxa"/>
+            <w:tcW w:w="1070" w:type="dxa"/>
           </w:tcPr>
           <w:p>
             <w:pPr>
@@ -11424,7 +12303,7 @@
         </w:tc>
         <w:tc>
           <w:tcPr>
-            <w:tcW w:w="1620" w:type="dxa"/>
+            <w:tcW w:w="1896" w:type="dxa"/>
           </w:tcPr>
           <w:p>
             <w:pPr>
@@ -11452,7 +12331,7 @@
         <w:tc>
           <w:tcPr>
             <w:cnfStyle w:val="001000000000" w:firstRow="0" w:lastRow="0" w:firstColumn="1" w:lastColumn="0" w:oddVBand="0" w:evenVBand="0" w:oddHBand="0" w:evenHBand="0" w:firstRowFirstColumn="0" w:firstRowLastColumn="0" w:lastRowFirstColumn="0" w:lastRowLastColumn="0"/>
-            <w:tcW w:w="805" w:type="dxa"/>
+            <w:tcW w:w="803" w:type="dxa"/>
           </w:tcPr>
           <w:p>
             <w:pPr>
@@ -11476,7 +12355,7 @@
         </w:tc>
         <w:tc>
           <w:tcPr>
-            <w:tcW w:w="1710" w:type="dxa"/>
+            <w:tcW w:w="1959" w:type="dxa"/>
           </w:tcPr>
           <w:p>
             <w:pPr>
@@ -11508,8 +12387,18 @@
                 <w:sz w:val="24"/>
                 <w:szCs w:val="24"/>
               </w:rPr>
-              <w:t>Add expense</w:t>
-            </w:r>
+              <w:t xml:space="preserve">Add </w:t>
+            </w:r>
+            <w:proofErr w:type="gramStart"/>
+            <w:r>
+              <w:rPr>
+                <w:rFonts w:asciiTheme="majorBidi" w:hAnsiTheme="majorBidi" w:cstheme="majorBidi"/>
+                <w:sz w:val="24"/>
+                <w:szCs w:val="24"/>
+              </w:rPr>
+              <w:t>expense</w:t>
+            </w:r>
+            <w:proofErr w:type="gramEnd"/>
           </w:p>
           <w:p>
             <w:pPr>
@@ -11526,7 +12415,7 @@
         </w:tc>
         <w:tc>
           <w:tcPr>
-            <w:tcW w:w="1596" w:type="dxa"/>
+            <w:tcW w:w="2123" w:type="dxa"/>
           </w:tcPr>
           <w:p>
             <w:pPr>
@@ -11545,31 +12434,7 @@
                 <w:sz w:val="24"/>
                 <w:szCs w:val="24"/>
               </w:rPr>
-              <w:t xml:space="preserve">Record expenses with </w:t>
-            </w:r>
-            <w:r>
-              <w:rPr>
-                <w:rFonts w:asciiTheme="majorBidi" w:hAnsiTheme="majorBidi" w:cstheme="majorBidi"/>
-                <w:sz w:val="24"/>
-                <w:szCs w:val="24"/>
-              </w:rPr>
-              <w:t>amount, data</w:t>
-            </w:r>
-            <w:r>
-              <w:rPr>
-                <w:rFonts w:asciiTheme="majorBidi" w:hAnsiTheme="majorBidi" w:cstheme="majorBidi"/>
-                <w:sz w:val="24"/>
-                <w:szCs w:val="24"/>
-              </w:rPr>
-              <w:t xml:space="preserve"> and category</w:t>
-            </w:r>
-            <w:r>
-              <w:rPr>
-                <w:rFonts w:asciiTheme="majorBidi" w:hAnsiTheme="majorBidi" w:cstheme="majorBidi"/>
-                <w:sz w:val="24"/>
-                <w:szCs w:val="24"/>
-              </w:rPr>
-              <w:t>.</w:t>
+              <w:t>Record expenses with amount, data and category.</w:t>
             </w:r>
           </w:p>
           <w:p>
@@ -11587,7 +12452,7 @@
         </w:tc>
         <w:tc>
           <w:tcPr>
-            <w:tcW w:w="1374" w:type="dxa"/>
+            <w:tcW w:w="1363" w:type="dxa"/>
           </w:tcPr>
           <w:p>
             <w:pPr>
@@ -11617,7 +12482,7 @@
         </w:tc>
         <w:tc>
           <w:tcPr>
-            <w:tcW w:w="1800" w:type="dxa"/>
+            <w:tcW w:w="1723" w:type="dxa"/>
           </w:tcPr>
           <w:p>
             <w:pPr>
@@ -11642,7 +12507,7 @@
         </w:tc>
         <w:tc>
           <w:tcPr>
-            <w:tcW w:w="1080" w:type="dxa"/>
+            <w:tcW w:w="1070" w:type="dxa"/>
           </w:tcPr>
           <w:p>
             <w:pPr>
@@ -11667,7 +12532,7 @@
         </w:tc>
         <w:tc>
           <w:tcPr>
-            <w:tcW w:w="1620" w:type="dxa"/>
+            <w:tcW w:w="1896" w:type="dxa"/>
           </w:tcPr>
           <w:p>
             <w:pPr>
@@ -11688,29 +12553,23 @@
               </w:rPr>
               <w:t xml:space="preserve">Core </w:t>
             </w:r>
-            <w:r>
-              <w:rPr>
-                <w:rFonts w:asciiTheme="majorBidi" w:hAnsiTheme="majorBidi" w:cstheme="majorBidi"/>
-                <w:sz w:val="24"/>
-                <w:szCs w:val="24"/>
-              </w:rPr>
-              <w:t>feature; should</w:t>
-            </w:r>
-            <w:r>
-              <w:rPr>
-                <w:rFonts w:asciiTheme="majorBidi" w:hAnsiTheme="majorBidi" w:cstheme="majorBidi"/>
-                <w:sz w:val="24"/>
-                <w:szCs w:val="24"/>
-              </w:rPr>
-              <w:t xml:space="preserve"> </w:t>
-            </w:r>
-            <w:r>
-              <w:rPr>
-                <w:rFonts w:asciiTheme="majorBidi" w:hAnsiTheme="majorBidi" w:cstheme="majorBidi"/>
-                <w:sz w:val="24"/>
-                <w:szCs w:val="24"/>
-              </w:rPr>
-              <w:t>be simple and fast to use.</w:t>
+            <w:proofErr w:type="gramStart"/>
+            <w:r>
+              <w:rPr>
+                <w:rFonts w:asciiTheme="majorBidi" w:hAnsiTheme="majorBidi" w:cstheme="majorBidi"/>
+                <w:sz w:val="24"/>
+                <w:szCs w:val="24"/>
+              </w:rPr>
+              <w:t>feature;</w:t>
+            </w:r>
+            <w:proofErr w:type="gramEnd"/>
+            <w:r>
+              <w:rPr>
+                <w:rFonts w:asciiTheme="majorBidi" w:hAnsiTheme="majorBidi" w:cstheme="majorBidi"/>
+                <w:sz w:val="24"/>
+                <w:szCs w:val="24"/>
+              </w:rPr>
+              <w:t xml:space="preserve"> should be simple and fast to use.</w:t>
             </w:r>
           </w:p>
         </w:tc>
@@ -11722,7 +12581,7 @@
         <w:tc>
           <w:tcPr>
             <w:cnfStyle w:val="001000000000" w:firstRow="0" w:lastRow="0" w:firstColumn="1" w:lastColumn="0" w:oddVBand="0" w:evenVBand="0" w:oddHBand="0" w:evenHBand="0" w:firstRowFirstColumn="0" w:firstRowLastColumn="0" w:lastRowFirstColumn="0" w:lastRowLastColumn="0"/>
-            <w:tcW w:w="805" w:type="dxa"/>
+            <w:tcW w:w="803" w:type="dxa"/>
           </w:tcPr>
           <w:p>
             <w:pPr>
@@ -11746,7 +12605,7 @@
         </w:tc>
         <w:tc>
           <w:tcPr>
-            <w:tcW w:w="1710" w:type="dxa"/>
+            <w:tcW w:w="1959" w:type="dxa"/>
           </w:tcPr>
           <w:p>
             <w:pPr>
@@ -11783,7 +12642,7 @@
         </w:tc>
         <w:tc>
           <w:tcPr>
-            <w:tcW w:w="1596" w:type="dxa"/>
+            <w:tcW w:w="2123" w:type="dxa"/>
           </w:tcPr>
           <w:p>
             <w:pPr>
@@ -11802,7 +12661,25 @@
                 <w:sz w:val="24"/>
                 <w:szCs w:val="24"/>
               </w:rPr>
-              <w:t>Display summary of income, expenses and saving.</w:t>
+              <w:t xml:space="preserve">Display summary of income, expenses and </w:t>
+            </w:r>
+            <w:proofErr w:type="gramStart"/>
+            <w:r>
+              <w:rPr>
+                <w:rFonts w:asciiTheme="majorBidi" w:hAnsiTheme="majorBidi" w:cstheme="majorBidi"/>
+                <w:sz w:val="24"/>
+                <w:szCs w:val="24"/>
+              </w:rPr>
+              <w:t>saving</w:t>
+            </w:r>
+            <w:proofErr w:type="gramEnd"/>
+            <w:r>
+              <w:rPr>
+                <w:rFonts w:asciiTheme="majorBidi" w:hAnsiTheme="majorBidi" w:cstheme="majorBidi"/>
+                <w:sz w:val="24"/>
+                <w:szCs w:val="24"/>
+              </w:rPr>
+              <w:t>.</w:t>
             </w:r>
           </w:p>
           <w:p>
@@ -11820,7 +12697,7 @@
         </w:tc>
         <w:tc>
           <w:tcPr>
-            <w:tcW w:w="1374" w:type="dxa"/>
+            <w:tcW w:w="1363" w:type="dxa"/>
           </w:tcPr>
           <w:p>
             <w:pPr>
@@ -11849,7 +12726,7 @@
         </w:tc>
         <w:tc>
           <w:tcPr>
-            <w:tcW w:w="1800" w:type="dxa"/>
+            <w:tcW w:w="1723" w:type="dxa"/>
           </w:tcPr>
           <w:p>
             <w:pPr>
@@ -11874,7 +12751,7 @@
         </w:tc>
         <w:tc>
           <w:tcPr>
-            <w:tcW w:w="1080" w:type="dxa"/>
+            <w:tcW w:w="1070" w:type="dxa"/>
           </w:tcPr>
           <w:p>
             <w:pPr>
@@ -11899,7 +12776,7 @@
         </w:tc>
         <w:tc>
           <w:tcPr>
-            <w:tcW w:w="1620" w:type="dxa"/>
+            <w:tcW w:w="1896" w:type="dxa"/>
           </w:tcPr>
           <w:p>
             <w:pPr>
@@ -11918,15 +12795,7 @@
                 <w:sz w:val="24"/>
                 <w:szCs w:val="24"/>
               </w:rPr>
-              <w:t xml:space="preserve">Main screen for </w:t>
-            </w:r>
-            <w:r>
-              <w:rPr>
-                <w:rFonts w:asciiTheme="majorBidi" w:hAnsiTheme="majorBidi" w:cstheme="majorBidi"/>
-                <w:sz w:val="24"/>
-                <w:szCs w:val="24"/>
-              </w:rPr>
-              <w:t>financial overview.</w:t>
+              <w:t>Main screen for financial overview.</w:t>
             </w:r>
           </w:p>
         </w:tc>
@@ -11935,32 +12804,31 @@
         <w:tc>
           <w:tcPr>
             <w:cnfStyle w:val="001000000000" w:firstRow="0" w:lastRow="0" w:firstColumn="1" w:lastColumn="0" w:oddVBand="0" w:evenVBand="0" w:oddHBand="0" w:evenHBand="0" w:firstRowFirstColumn="0" w:firstRowLastColumn="0" w:lastRowFirstColumn="0" w:lastRowLastColumn="0"/>
-            <w:tcW w:w="805" w:type="dxa"/>
-          </w:tcPr>
-          <w:p>
-            <w:pPr>
-              <w:pStyle w:val="PlainText"/>
-              <w:jc w:val="center"/>
-              <w:rPr>
-                <w:rFonts w:asciiTheme="majorBidi" w:hAnsiTheme="majorBidi" w:cstheme="majorBidi"/>
-                <w:sz w:val="24"/>
-                <w:szCs w:val="24"/>
-              </w:rPr>
-            </w:pPr>
-            <w:r>
-              <w:rPr>
-                <w:rFonts w:asciiTheme="majorBidi" w:hAnsiTheme="majorBidi" w:cstheme="majorBidi"/>
-                <w:sz w:val="24"/>
-                <w:szCs w:val="24"/>
-              </w:rPr>
-              <w:lastRenderedPageBreak/>
+            <w:tcW w:w="803" w:type="dxa"/>
+          </w:tcPr>
+          <w:p>
+            <w:pPr>
+              <w:pStyle w:val="PlainText"/>
+              <w:jc w:val="center"/>
+              <w:rPr>
+                <w:rFonts w:asciiTheme="majorBidi" w:hAnsiTheme="majorBidi" w:cstheme="majorBidi"/>
+                <w:sz w:val="24"/>
+                <w:szCs w:val="24"/>
+              </w:rPr>
+            </w:pPr>
+            <w:r>
+              <w:rPr>
+                <w:rFonts w:asciiTheme="majorBidi" w:hAnsiTheme="majorBidi" w:cstheme="majorBidi"/>
+                <w:sz w:val="24"/>
+                <w:szCs w:val="24"/>
+              </w:rPr>
               <w:t>FR10</w:t>
             </w:r>
           </w:p>
         </w:tc>
         <w:tc>
           <w:tcPr>
-            <w:tcW w:w="1710" w:type="dxa"/>
+            <w:tcW w:w="1959" w:type="dxa"/>
           </w:tcPr>
           <w:p>
             <w:pPr>
@@ -12010,7 +12878,7 @@
         </w:tc>
         <w:tc>
           <w:tcPr>
-            <w:tcW w:w="1596" w:type="dxa"/>
+            <w:tcW w:w="2123" w:type="dxa"/>
           </w:tcPr>
           <w:p>
             <w:pPr>
@@ -12047,7 +12915,7 @@
         </w:tc>
         <w:tc>
           <w:tcPr>
-            <w:tcW w:w="1374" w:type="dxa"/>
+            <w:tcW w:w="1363" w:type="dxa"/>
           </w:tcPr>
           <w:p>
             <w:pPr>
@@ -12077,7 +12945,7 @@
         </w:tc>
         <w:tc>
           <w:tcPr>
-            <w:tcW w:w="1800" w:type="dxa"/>
+            <w:tcW w:w="1723" w:type="dxa"/>
           </w:tcPr>
           <w:p>
             <w:pPr>
@@ -12122,7 +12990,7 @@
         </w:tc>
         <w:tc>
           <w:tcPr>
-            <w:tcW w:w="1080" w:type="dxa"/>
+            <w:tcW w:w="1070" w:type="dxa"/>
           </w:tcPr>
           <w:p>
             <w:pPr>
@@ -12147,7 +13015,7 @@
         </w:tc>
         <w:tc>
           <w:tcPr>
-            <w:tcW w:w="1620" w:type="dxa"/>
+            <w:tcW w:w="1896" w:type="dxa"/>
           </w:tcPr>
           <w:p>
             <w:pPr>
@@ -12166,23 +13034,7 @@
                 <w:sz w:val="24"/>
                 <w:szCs w:val="24"/>
               </w:rPr>
-              <w:t xml:space="preserve">Improves user </w:t>
-            </w:r>
-            <w:r>
-              <w:rPr>
-                <w:rFonts w:asciiTheme="majorBidi" w:hAnsiTheme="majorBidi" w:cstheme="majorBidi"/>
-                <w:sz w:val="24"/>
-                <w:szCs w:val="24"/>
-              </w:rPr>
-              <w:t>understanding visually</w:t>
-            </w:r>
-            <w:r>
-              <w:rPr>
-                <w:rFonts w:asciiTheme="majorBidi" w:hAnsiTheme="majorBidi" w:cstheme="majorBidi"/>
-                <w:sz w:val="24"/>
-                <w:szCs w:val="24"/>
-              </w:rPr>
-              <w:t>.</w:t>
+              <w:t>Improves user understanding visually.</w:t>
             </w:r>
           </w:p>
         </w:tc>
@@ -12194,7 +13046,7 @@
         <w:tc>
           <w:tcPr>
             <w:cnfStyle w:val="001000000000" w:firstRow="0" w:lastRow="0" w:firstColumn="1" w:lastColumn="0" w:oddVBand="0" w:evenVBand="0" w:oddHBand="0" w:evenHBand="0" w:firstRowFirstColumn="0" w:firstRowLastColumn="0" w:lastRowFirstColumn="0" w:lastRowLastColumn="0"/>
-            <w:tcW w:w="805" w:type="dxa"/>
+            <w:tcW w:w="803" w:type="dxa"/>
           </w:tcPr>
           <w:p>
             <w:pPr>
@@ -12218,7 +13070,7 @@
         </w:tc>
         <w:tc>
           <w:tcPr>
-            <w:tcW w:w="1710" w:type="dxa"/>
+            <w:tcW w:w="1959" w:type="dxa"/>
           </w:tcPr>
           <w:p>
             <w:pPr>
@@ -12268,7 +13120,7 @@
         </w:tc>
         <w:tc>
           <w:tcPr>
-            <w:tcW w:w="1596" w:type="dxa"/>
+            <w:tcW w:w="2123" w:type="dxa"/>
           </w:tcPr>
           <w:p>
             <w:pPr>
@@ -12287,15 +13139,7 @@
                 <w:sz w:val="24"/>
                 <w:szCs w:val="24"/>
               </w:rPr>
-              <w:t>Notify users when approaching or ex</w:t>
-            </w:r>
-            <w:r>
-              <w:rPr>
-                <w:rFonts w:asciiTheme="majorBidi" w:hAnsiTheme="majorBidi" w:cstheme="majorBidi"/>
-                <w:sz w:val="24"/>
-                <w:szCs w:val="24"/>
-              </w:rPr>
-              <w:t>ceeding budget.</w:t>
+              <w:t>Notify users when approaching or exceeding budget.</w:t>
             </w:r>
           </w:p>
           <w:p>
@@ -12313,7 +13157,7 @@
         </w:tc>
         <w:tc>
           <w:tcPr>
-            <w:tcW w:w="1374" w:type="dxa"/>
+            <w:tcW w:w="1363" w:type="dxa"/>
           </w:tcPr>
           <w:p>
             <w:pPr>
@@ -12343,7 +13187,7 @@
         </w:tc>
         <w:tc>
           <w:tcPr>
-            <w:tcW w:w="1800" w:type="dxa"/>
+            <w:tcW w:w="1723" w:type="dxa"/>
           </w:tcPr>
           <w:p>
             <w:pPr>
@@ -12368,7 +13212,7 @@
         </w:tc>
         <w:tc>
           <w:tcPr>
-            <w:tcW w:w="1080" w:type="dxa"/>
+            <w:tcW w:w="1070" w:type="dxa"/>
           </w:tcPr>
           <w:p>
             <w:pPr>
@@ -12393,7 +13237,7 @@
         </w:tc>
         <w:tc>
           <w:tcPr>
-            <w:tcW w:w="1620" w:type="dxa"/>
+            <w:tcW w:w="1896" w:type="dxa"/>
           </w:tcPr>
           <w:p>
             <w:pPr>
@@ -12406,13 +13250,23 @@
                 <w:szCs w:val="24"/>
               </w:rPr>
             </w:pPr>
-            <w:r>
-              <w:rPr>
-                <w:rFonts w:asciiTheme="majorBidi" w:hAnsiTheme="majorBidi" w:cstheme="majorBidi"/>
-                <w:sz w:val="24"/>
-                <w:szCs w:val="24"/>
-              </w:rPr>
-              <w:t>Helps users stay within limits.</w:t>
+            <w:proofErr w:type="gramStart"/>
+            <w:r>
+              <w:rPr>
+                <w:rFonts w:asciiTheme="majorBidi" w:hAnsiTheme="majorBidi" w:cstheme="majorBidi"/>
+                <w:sz w:val="24"/>
+                <w:szCs w:val="24"/>
+              </w:rPr>
+              <w:t>Helps</w:t>
+            </w:r>
+            <w:proofErr w:type="gramEnd"/>
+            <w:r>
+              <w:rPr>
+                <w:rFonts w:asciiTheme="majorBidi" w:hAnsiTheme="majorBidi" w:cstheme="majorBidi"/>
+                <w:sz w:val="24"/>
+                <w:szCs w:val="24"/>
+              </w:rPr>
+              <w:t xml:space="preserve"> users stay within limits.</w:t>
             </w:r>
           </w:p>
         </w:tc>
@@ -12421,7 +13275,7 @@
         <w:tc>
           <w:tcPr>
             <w:cnfStyle w:val="001000000000" w:firstRow="0" w:lastRow="0" w:firstColumn="1" w:lastColumn="0" w:oddVBand="0" w:evenVBand="0" w:oddHBand="0" w:evenHBand="0" w:firstRowFirstColumn="0" w:firstRowLastColumn="0" w:lastRowFirstColumn="0" w:lastRowLastColumn="0"/>
-            <w:tcW w:w="805" w:type="dxa"/>
+            <w:tcW w:w="803" w:type="dxa"/>
           </w:tcPr>
           <w:p>
             <w:pPr>
@@ -12445,7 +13299,7 @@
         </w:tc>
         <w:tc>
           <w:tcPr>
-            <w:tcW w:w="1710" w:type="dxa"/>
+            <w:tcW w:w="1959" w:type="dxa"/>
           </w:tcPr>
           <w:p>
             <w:pPr>
@@ -12471,23 +13325,13 @@
                 <w:szCs w:val="24"/>
               </w:rPr>
             </w:pPr>
-            <w:proofErr w:type="spellStart"/>
-            <w:r>
-              <w:rPr>
-                <w:rFonts w:asciiTheme="majorBidi" w:hAnsiTheme="majorBidi" w:cstheme="majorBidi"/>
-                <w:sz w:val="24"/>
-                <w:szCs w:val="24"/>
-              </w:rPr>
-              <w:t>Darl</w:t>
-            </w:r>
-            <w:proofErr w:type="spellEnd"/>
-            <w:r>
-              <w:rPr>
-                <w:rFonts w:asciiTheme="majorBidi" w:hAnsiTheme="majorBidi" w:cstheme="majorBidi"/>
-                <w:sz w:val="24"/>
-                <w:szCs w:val="24"/>
-              </w:rPr>
-              <w:t>/light mode option</w:t>
+            <w:r>
+              <w:rPr>
+                <w:rFonts w:asciiTheme="majorBidi" w:hAnsiTheme="majorBidi" w:cstheme="majorBidi"/>
+                <w:sz w:val="24"/>
+                <w:szCs w:val="24"/>
+              </w:rPr>
+              <w:t>Darl/light mode option</w:t>
             </w:r>
           </w:p>
           <w:p>
@@ -12505,7 +13349,7 @@
         </w:tc>
         <w:tc>
           <w:tcPr>
-            <w:tcW w:w="1596" w:type="dxa"/>
+            <w:tcW w:w="2123" w:type="dxa"/>
           </w:tcPr>
           <w:p>
             <w:pPr>
@@ -12542,7 +13386,7 @@
         </w:tc>
         <w:tc>
           <w:tcPr>
-            <w:tcW w:w="1374" w:type="dxa"/>
+            <w:tcW w:w="1363" w:type="dxa"/>
           </w:tcPr>
           <w:p>
             <w:pPr>
@@ -12571,7 +13415,7 @@
         </w:tc>
         <w:tc>
           <w:tcPr>
-            <w:tcW w:w="1800" w:type="dxa"/>
+            <w:tcW w:w="1723" w:type="dxa"/>
           </w:tcPr>
           <w:p>
             <w:pPr>
@@ -12616,7 +13460,7 @@
         </w:tc>
         <w:tc>
           <w:tcPr>
-            <w:tcW w:w="1080" w:type="dxa"/>
+            <w:tcW w:w="1070" w:type="dxa"/>
           </w:tcPr>
           <w:p>
             <w:pPr>
@@ -12641,7 +13485,7 @@
         </w:tc>
         <w:tc>
           <w:tcPr>
-            <w:tcW w:w="1620" w:type="dxa"/>
+            <w:tcW w:w="1896" w:type="dxa"/>
           </w:tcPr>
           <w:p>
             <w:pPr>
@@ -12660,31 +13504,7 @@
                 <w:sz w:val="24"/>
                 <w:szCs w:val="24"/>
               </w:rPr>
-              <w:t>E</w:t>
-            </w:r>
-            <w:r>
-              <w:rPr>
-                <w:rFonts w:asciiTheme="majorBidi" w:hAnsiTheme="majorBidi" w:cstheme="majorBidi"/>
-                <w:sz w:val="24"/>
-                <w:szCs w:val="24"/>
-              </w:rPr>
-              <w:t>n</w:t>
-            </w:r>
-            <w:r>
-              <w:rPr>
-                <w:rFonts w:asciiTheme="majorBidi" w:hAnsiTheme="majorBidi" w:cstheme="majorBidi"/>
-                <w:sz w:val="24"/>
-                <w:szCs w:val="24"/>
-              </w:rPr>
-              <w:t xml:space="preserve">hances visual comfort and </w:t>
-            </w:r>
-            <w:r>
-              <w:rPr>
-                <w:rFonts w:asciiTheme="majorBidi" w:hAnsiTheme="majorBidi" w:cstheme="majorBidi"/>
-                <w:sz w:val="24"/>
-                <w:szCs w:val="24"/>
-              </w:rPr>
-              <w:t>personalization.</w:t>
+              <w:t>Enhances visual comfort and personalization.</w:t>
             </w:r>
           </w:p>
         </w:tc>
@@ -12696,7 +13516,7 @@
         <w:tc>
           <w:tcPr>
             <w:cnfStyle w:val="001000000000" w:firstRow="0" w:lastRow="0" w:firstColumn="1" w:lastColumn="0" w:oddVBand="0" w:evenVBand="0" w:oddHBand="0" w:evenHBand="0" w:firstRowFirstColumn="0" w:firstRowLastColumn="0" w:lastRowFirstColumn="0" w:lastRowLastColumn="0"/>
-            <w:tcW w:w="805" w:type="dxa"/>
+            <w:tcW w:w="803" w:type="dxa"/>
           </w:tcPr>
           <w:p>
             <w:pPr>
@@ -12720,7 +13540,7 @@
         </w:tc>
         <w:tc>
           <w:tcPr>
-            <w:tcW w:w="1710" w:type="dxa"/>
+            <w:tcW w:w="1959" w:type="dxa"/>
           </w:tcPr>
           <w:p>
             <w:pPr>
@@ -12770,7 +13590,7 @@
         </w:tc>
         <w:tc>
           <w:tcPr>
-            <w:tcW w:w="1596" w:type="dxa"/>
+            <w:tcW w:w="2123" w:type="dxa"/>
           </w:tcPr>
           <w:p>
             <w:pPr>
@@ -12789,15 +13609,25 @@
                 <w:sz w:val="24"/>
                 <w:szCs w:val="24"/>
               </w:rPr>
-              <w:t>Suggest ways to save based on user spending</w:t>
-            </w:r>
-            <w:r>
-              <w:rPr>
-                <w:rFonts w:asciiTheme="majorBidi" w:hAnsiTheme="majorBidi" w:cstheme="majorBidi"/>
-                <w:sz w:val="24"/>
-                <w:szCs w:val="24"/>
-              </w:rPr>
-              <w:t>.</w:t>
+              <w:t xml:space="preserve">Suggest ways to </w:t>
+            </w:r>
+            <w:proofErr w:type="gramStart"/>
+            <w:r>
+              <w:rPr>
+                <w:rFonts w:asciiTheme="majorBidi" w:hAnsiTheme="majorBidi" w:cstheme="majorBidi"/>
+                <w:sz w:val="24"/>
+                <w:szCs w:val="24"/>
+              </w:rPr>
+              <w:t>save</w:t>
+            </w:r>
+            <w:proofErr w:type="gramEnd"/>
+            <w:r>
+              <w:rPr>
+                <w:rFonts w:asciiTheme="majorBidi" w:hAnsiTheme="majorBidi" w:cstheme="majorBidi"/>
+                <w:sz w:val="24"/>
+                <w:szCs w:val="24"/>
+              </w:rPr>
+              <w:t xml:space="preserve"> based on user spending.</w:t>
             </w:r>
           </w:p>
           <w:p>
@@ -12815,7 +13645,7 @@
         </w:tc>
         <w:tc>
           <w:tcPr>
-            <w:tcW w:w="1374" w:type="dxa"/>
+            <w:tcW w:w="1363" w:type="dxa"/>
           </w:tcPr>
           <w:p>
             <w:pPr>
@@ -12845,7 +13675,7 @@
         </w:tc>
         <w:tc>
           <w:tcPr>
-            <w:tcW w:w="1800" w:type="dxa"/>
+            <w:tcW w:w="1723" w:type="dxa"/>
           </w:tcPr>
           <w:p>
             <w:pPr>
@@ -12870,7 +13700,7 @@
         </w:tc>
         <w:tc>
           <w:tcPr>
-            <w:tcW w:w="1080" w:type="dxa"/>
+            <w:tcW w:w="1070" w:type="dxa"/>
           </w:tcPr>
           <w:p>
             <w:pPr>
@@ -12895,7 +13725,7 @@
         </w:tc>
         <w:tc>
           <w:tcPr>
-            <w:tcW w:w="1620" w:type="dxa"/>
+            <w:tcW w:w="1896" w:type="dxa"/>
           </w:tcPr>
           <w:p>
             <w:pPr>
@@ -12923,7 +13753,7 @@
         <w:tc>
           <w:tcPr>
             <w:cnfStyle w:val="001000000000" w:firstRow="0" w:lastRow="0" w:firstColumn="1" w:lastColumn="0" w:oddVBand="0" w:evenVBand="0" w:oddHBand="0" w:evenHBand="0" w:firstRowFirstColumn="0" w:firstRowLastColumn="0" w:lastRowFirstColumn="0" w:lastRowLastColumn="0"/>
-            <w:tcW w:w="805" w:type="dxa"/>
+            <w:tcW w:w="803" w:type="dxa"/>
           </w:tcPr>
           <w:p>
             <w:pPr>
@@ -12947,7 +13777,7 @@
         </w:tc>
         <w:tc>
           <w:tcPr>
-            <w:tcW w:w="1710" w:type="dxa"/>
+            <w:tcW w:w="1959" w:type="dxa"/>
           </w:tcPr>
           <w:p>
             <w:pPr>
@@ -12997,7 +13827,7 @@
         </w:tc>
         <w:tc>
           <w:tcPr>
-            <w:tcW w:w="1596" w:type="dxa"/>
+            <w:tcW w:w="2123" w:type="dxa"/>
           </w:tcPr>
           <w:p>
             <w:pPr>
@@ -13016,23 +13846,7 @@
                 <w:sz w:val="24"/>
                 <w:szCs w:val="24"/>
               </w:rPr>
-              <w:t>Export fina</w:t>
-            </w:r>
-            <w:r>
-              <w:rPr>
-                <w:rFonts w:asciiTheme="majorBidi" w:hAnsiTheme="majorBidi" w:cstheme="majorBidi"/>
-                <w:sz w:val="24"/>
-                <w:szCs w:val="24"/>
-              </w:rPr>
-              <w:t>ncial summaries in PDF or excel format</w:t>
-            </w:r>
-            <w:r>
-              <w:rPr>
-                <w:rFonts w:asciiTheme="majorBidi" w:hAnsiTheme="majorBidi" w:cstheme="majorBidi"/>
-                <w:sz w:val="24"/>
-                <w:szCs w:val="24"/>
-              </w:rPr>
-              <w:t>.</w:t>
+              <w:t>Export financial summaries in PDF or excel format.</w:t>
             </w:r>
           </w:p>
           <w:p>
@@ -13050,7 +13864,7 @@
         </w:tc>
         <w:tc>
           <w:tcPr>
-            <w:tcW w:w="1374" w:type="dxa"/>
+            <w:tcW w:w="1363" w:type="dxa"/>
           </w:tcPr>
           <w:p>
             <w:pPr>
@@ -13080,7 +13894,7 @@
         </w:tc>
         <w:tc>
           <w:tcPr>
-            <w:tcW w:w="1800" w:type="dxa"/>
+            <w:tcW w:w="1723" w:type="dxa"/>
           </w:tcPr>
           <w:p>
             <w:pPr>
@@ -13105,7 +13919,7 @@
         </w:tc>
         <w:tc>
           <w:tcPr>
-            <w:tcW w:w="1080" w:type="dxa"/>
+            <w:tcW w:w="1070" w:type="dxa"/>
           </w:tcPr>
           <w:p>
             <w:pPr>
@@ -13130,7 +13944,7 @@
         </w:tc>
         <w:tc>
           <w:tcPr>
-            <w:tcW w:w="1620" w:type="dxa"/>
+            <w:tcW w:w="1896" w:type="dxa"/>
           </w:tcPr>
           <w:p>
             <w:pPr>
@@ -13161,7 +13975,7 @@
         <w:tc>
           <w:tcPr>
             <w:cnfStyle w:val="001000000000" w:firstRow="0" w:lastRow="0" w:firstColumn="1" w:lastColumn="0" w:oddVBand="0" w:evenVBand="0" w:oddHBand="0" w:evenHBand="0" w:firstRowFirstColumn="0" w:firstRowLastColumn="0" w:lastRowFirstColumn="0" w:lastRowLastColumn="0"/>
-            <w:tcW w:w="805" w:type="dxa"/>
+            <w:tcW w:w="803" w:type="dxa"/>
           </w:tcPr>
           <w:p>
             <w:pPr>
@@ -13185,7 +13999,7 @@
         </w:tc>
         <w:tc>
           <w:tcPr>
-            <w:tcW w:w="1710" w:type="dxa"/>
+            <w:tcW w:w="1959" w:type="dxa"/>
           </w:tcPr>
           <w:p>
             <w:pPr>
@@ -13235,7 +14049,7 @@
         </w:tc>
         <w:tc>
           <w:tcPr>
-            <w:tcW w:w="1596" w:type="dxa"/>
+            <w:tcW w:w="2123" w:type="dxa"/>
           </w:tcPr>
           <w:p>
             <w:pPr>
@@ -13254,31 +14068,7 @@
                 <w:sz w:val="24"/>
                 <w:szCs w:val="24"/>
               </w:rPr>
-              <w:t xml:space="preserve">An </w:t>
-            </w:r>
-            <w:r>
-              <w:rPr>
-                <w:rFonts w:asciiTheme="majorBidi" w:hAnsiTheme="majorBidi" w:cstheme="majorBidi"/>
-                <w:sz w:val="24"/>
-                <w:szCs w:val="24"/>
-              </w:rPr>
-              <w:t xml:space="preserve">Ai-based agent that </w:t>
-            </w:r>
-            <w:r>
-              <w:rPr>
-                <w:rFonts w:asciiTheme="majorBidi" w:hAnsiTheme="majorBidi" w:cstheme="majorBidi"/>
-                <w:sz w:val="24"/>
-                <w:szCs w:val="24"/>
-              </w:rPr>
-              <w:t>analyzes,</w:t>
-            </w:r>
-            <w:r>
-              <w:rPr>
-                <w:rFonts w:asciiTheme="majorBidi" w:hAnsiTheme="majorBidi" w:cstheme="majorBidi"/>
-                <w:sz w:val="24"/>
-                <w:szCs w:val="24"/>
-              </w:rPr>
-              <w:t xml:space="preserve"> </w:t>
+              <w:t xml:space="preserve">An Ai-based agent that analyzes, </w:t>
             </w:r>
             <w:proofErr w:type="gramStart"/>
             <w:r>
@@ -13296,8 +14086,18 @@
                 <w:sz w:val="24"/>
                 <w:szCs w:val="24"/>
               </w:rPr>
-              <w:t xml:space="preserve"> give recommendations  and</w:t>
-            </w:r>
+              <w:t xml:space="preserve"> give </w:t>
+            </w:r>
+            <w:proofErr w:type="gramStart"/>
+            <w:r>
+              <w:rPr>
+                <w:rFonts w:asciiTheme="majorBidi" w:hAnsiTheme="majorBidi" w:cstheme="majorBidi"/>
+                <w:sz w:val="24"/>
+                <w:szCs w:val="24"/>
+              </w:rPr>
+              <w:t>recommendations  and</w:t>
+            </w:r>
+            <w:proofErr w:type="gramEnd"/>
             <w:r>
               <w:rPr>
                 <w:rFonts w:asciiTheme="majorBidi" w:hAnsiTheme="majorBidi" w:cstheme="majorBidi"/>
@@ -13322,7 +14122,7 @@
         </w:tc>
         <w:tc>
           <w:tcPr>
-            <w:tcW w:w="1374" w:type="dxa"/>
+            <w:tcW w:w="1363" w:type="dxa"/>
           </w:tcPr>
           <w:p>
             <w:pPr>
@@ -13352,7 +14152,7 @@
         </w:tc>
         <w:tc>
           <w:tcPr>
-            <w:tcW w:w="1800" w:type="dxa"/>
+            <w:tcW w:w="1723" w:type="dxa"/>
           </w:tcPr>
           <w:p>
             <w:pPr>
@@ -13399,7 +14199,7 @@
         </w:tc>
         <w:tc>
           <w:tcPr>
-            <w:tcW w:w="1080" w:type="dxa"/>
+            <w:tcW w:w="1070" w:type="dxa"/>
           </w:tcPr>
           <w:p>
             <w:pPr>
@@ -13424,7 +14224,7 @@
         </w:tc>
         <w:tc>
           <w:tcPr>
-            <w:tcW w:w="1620" w:type="dxa"/>
+            <w:tcW w:w="1896" w:type="dxa"/>
           </w:tcPr>
           <w:p>
             <w:pPr>
@@ -13443,23 +14243,7 @@
                 <w:sz w:val="24"/>
                 <w:szCs w:val="24"/>
               </w:rPr>
-              <w:t xml:space="preserve">Offers smart insights </w:t>
-            </w:r>
-            <w:r>
-              <w:rPr>
-                <w:rFonts w:asciiTheme="majorBidi" w:hAnsiTheme="majorBidi" w:cstheme="majorBidi"/>
-                <w:sz w:val="24"/>
-                <w:szCs w:val="24"/>
-              </w:rPr>
-              <w:t>and saving suggestions</w:t>
-            </w:r>
-            <w:r>
-              <w:rPr>
-                <w:rFonts w:asciiTheme="majorBidi" w:hAnsiTheme="majorBidi" w:cstheme="majorBidi"/>
-                <w:sz w:val="24"/>
-                <w:szCs w:val="24"/>
-              </w:rPr>
-              <w:t>.</w:t>
+              <w:t>Offers smart insights and saving suggestions.</w:t>
             </w:r>
           </w:p>
         </w:tc>
@@ -13468,7 +14252,7 @@
         <w:tc>
           <w:tcPr>
             <w:cnfStyle w:val="001000000000" w:firstRow="0" w:lastRow="0" w:firstColumn="1" w:lastColumn="0" w:oddVBand="0" w:evenVBand="0" w:oddHBand="0" w:evenHBand="0" w:firstRowFirstColumn="0" w:firstRowLastColumn="0" w:lastRowFirstColumn="0" w:lastRowLastColumn="0"/>
-            <w:tcW w:w="805" w:type="dxa"/>
+            <w:tcW w:w="803" w:type="dxa"/>
           </w:tcPr>
           <w:p>
             <w:pPr>
@@ -13492,7 +14276,7 @@
         </w:tc>
         <w:tc>
           <w:tcPr>
-            <w:tcW w:w="1710" w:type="dxa"/>
+            <w:tcW w:w="1959" w:type="dxa"/>
           </w:tcPr>
           <w:p>
             <w:pPr>
@@ -13529,7 +14313,7 @@
         </w:tc>
         <w:tc>
           <w:tcPr>
-            <w:tcW w:w="1596" w:type="dxa"/>
+            <w:tcW w:w="2123" w:type="dxa"/>
           </w:tcPr>
           <w:p>
             <w:pPr>
@@ -13548,21 +14332,13 @@
                 <w:sz w:val="24"/>
                 <w:szCs w:val="24"/>
               </w:rPr>
-              <w:t xml:space="preserve">Allow </w:t>
-            </w:r>
-            <w:r>
-              <w:rPr>
-                <w:rFonts w:asciiTheme="majorBidi" w:hAnsiTheme="majorBidi" w:cstheme="majorBidi"/>
-                <w:sz w:val="24"/>
-                <w:szCs w:val="24"/>
-              </w:rPr>
-              <w:t>users to select their preferred currency.</w:t>
-            </w:r>
-          </w:p>
-        </w:tc>
-        <w:tc>
-          <w:tcPr>
-            <w:tcW w:w="1374" w:type="dxa"/>
+              <w:t>Allow users to select their preferred currency.</w:t>
+            </w:r>
+          </w:p>
+        </w:tc>
+        <w:tc>
+          <w:tcPr>
+            <w:tcW w:w="1363" w:type="dxa"/>
           </w:tcPr>
           <w:p>
             <w:pPr>
@@ -13592,7 +14368,7 @@
         </w:tc>
         <w:tc>
           <w:tcPr>
-            <w:tcW w:w="1800" w:type="dxa"/>
+            <w:tcW w:w="1723" w:type="dxa"/>
           </w:tcPr>
           <w:p>
             <w:pPr>
@@ -13637,7 +14413,7 @@
         </w:tc>
         <w:tc>
           <w:tcPr>
-            <w:tcW w:w="1080" w:type="dxa"/>
+            <w:tcW w:w="1070" w:type="dxa"/>
           </w:tcPr>
           <w:p>
             <w:pPr>
@@ -13662,7 +14438,7 @@
         </w:tc>
         <w:tc>
           <w:tcPr>
-            <w:tcW w:w="1620" w:type="dxa"/>
+            <w:tcW w:w="1896" w:type="dxa"/>
           </w:tcPr>
           <w:p>
             <w:pPr>
@@ -13681,15 +14457,7 @@
                 <w:sz w:val="24"/>
                 <w:szCs w:val="24"/>
               </w:rPr>
-              <w:t>Im</w:t>
-            </w:r>
-            <w:r>
-              <w:rPr>
-                <w:rFonts w:asciiTheme="majorBidi" w:hAnsiTheme="majorBidi" w:cstheme="majorBidi"/>
-                <w:sz w:val="24"/>
-                <w:szCs w:val="24"/>
-              </w:rPr>
-              <w:t>proves usability for international users.</w:t>
+              <w:t>Improves usability for international users.</w:t>
             </w:r>
           </w:p>
         </w:tc>
@@ -13701,7 +14469,7 @@
         <w:tc>
           <w:tcPr>
             <w:cnfStyle w:val="001000000000" w:firstRow="0" w:lastRow="0" w:firstColumn="1" w:lastColumn="0" w:oddVBand="0" w:evenVBand="0" w:oddHBand="0" w:evenHBand="0" w:firstRowFirstColumn="0" w:firstRowLastColumn="0" w:lastRowFirstColumn="0" w:lastRowLastColumn="0"/>
-            <w:tcW w:w="805" w:type="dxa"/>
+            <w:tcW w:w="803" w:type="dxa"/>
           </w:tcPr>
           <w:p>
             <w:pPr>
@@ -13725,7 +14493,7 @@
         </w:tc>
         <w:tc>
           <w:tcPr>
-            <w:tcW w:w="1710" w:type="dxa"/>
+            <w:tcW w:w="1959" w:type="dxa"/>
           </w:tcPr>
           <w:p>
             <w:pPr>
@@ -13775,7 +14543,7 @@
         </w:tc>
         <w:tc>
           <w:tcPr>
-            <w:tcW w:w="1596" w:type="dxa"/>
+            <w:tcW w:w="2123" w:type="dxa"/>
           </w:tcPr>
           <w:p>
             <w:pPr>
@@ -13794,21 +14562,13 @@
                 <w:sz w:val="24"/>
                 <w:szCs w:val="24"/>
               </w:rPr>
-              <w:t>Organize ex</w:t>
-            </w:r>
-            <w:r>
-              <w:rPr>
-                <w:rFonts w:asciiTheme="majorBidi" w:hAnsiTheme="majorBidi" w:cstheme="majorBidi"/>
-                <w:sz w:val="24"/>
-                <w:szCs w:val="24"/>
-              </w:rPr>
-              <w:t>penses into categories.</w:t>
-            </w:r>
-          </w:p>
-        </w:tc>
-        <w:tc>
-          <w:tcPr>
-            <w:tcW w:w="1374" w:type="dxa"/>
+              <w:t>Organize expenses into categories.</w:t>
+            </w:r>
+          </w:p>
+        </w:tc>
+        <w:tc>
+          <w:tcPr>
+            <w:tcW w:w="1363" w:type="dxa"/>
           </w:tcPr>
           <w:p>
             <w:pPr>
@@ -13838,7 +14598,7 @@
         </w:tc>
         <w:tc>
           <w:tcPr>
-            <w:tcW w:w="1800" w:type="dxa"/>
+            <w:tcW w:w="1723" w:type="dxa"/>
           </w:tcPr>
           <w:p>
             <w:pPr>
@@ -13883,7 +14643,7 @@
         </w:tc>
         <w:tc>
           <w:tcPr>
-            <w:tcW w:w="1080" w:type="dxa"/>
+            <w:tcW w:w="1070" w:type="dxa"/>
           </w:tcPr>
           <w:p>
             <w:pPr>
@@ -13908,7 +14668,7 @@
         </w:tc>
         <w:tc>
           <w:tcPr>
-            <w:tcW w:w="1620" w:type="dxa"/>
+            <w:tcW w:w="1896" w:type="dxa"/>
           </w:tcPr>
           <w:p>
             <w:pPr>
@@ -13936,32 +14696,31 @@
         <w:tc>
           <w:tcPr>
             <w:cnfStyle w:val="001000000000" w:firstRow="0" w:lastRow="0" w:firstColumn="1" w:lastColumn="0" w:oddVBand="0" w:evenVBand="0" w:oddHBand="0" w:evenHBand="0" w:firstRowFirstColumn="0" w:firstRowLastColumn="0" w:lastRowFirstColumn="0" w:lastRowLastColumn="0"/>
-            <w:tcW w:w="805" w:type="dxa"/>
-          </w:tcPr>
-          <w:p>
-            <w:pPr>
-              <w:pStyle w:val="PlainText"/>
-              <w:jc w:val="center"/>
-              <w:rPr>
-                <w:rFonts w:asciiTheme="majorBidi" w:hAnsiTheme="majorBidi" w:cstheme="majorBidi"/>
-                <w:sz w:val="24"/>
-                <w:szCs w:val="24"/>
-              </w:rPr>
-            </w:pPr>
-            <w:r>
-              <w:rPr>
-                <w:rFonts w:asciiTheme="majorBidi" w:hAnsiTheme="majorBidi" w:cstheme="majorBidi"/>
-                <w:sz w:val="24"/>
-                <w:szCs w:val="24"/>
-              </w:rPr>
-              <w:lastRenderedPageBreak/>
+            <w:tcW w:w="803" w:type="dxa"/>
+          </w:tcPr>
+          <w:p>
+            <w:pPr>
+              <w:pStyle w:val="PlainText"/>
+              <w:jc w:val="center"/>
+              <w:rPr>
+                <w:rFonts w:asciiTheme="majorBidi" w:hAnsiTheme="majorBidi" w:cstheme="majorBidi"/>
+                <w:sz w:val="24"/>
+                <w:szCs w:val="24"/>
+              </w:rPr>
+            </w:pPr>
+            <w:r>
+              <w:rPr>
+                <w:rFonts w:asciiTheme="majorBidi" w:hAnsiTheme="majorBidi" w:cstheme="majorBidi"/>
+                <w:sz w:val="24"/>
+                <w:szCs w:val="24"/>
+              </w:rPr>
               <w:t>FR18</w:t>
             </w:r>
           </w:p>
         </w:tc>
         <w:tc>
           <w:tcPr>
-            <w:tcW w:w="1710" w:type="dxa"/>
+            <w:tcW w:w="1959" w:type="dxa"/>
           </w:tcPr>
           <w:p>
             <w:pPr>
@@ -13999,7 +14758,7 @@
         </w:tc>
         <w:tc>
           <w:tcPr>
-            <w:tcW w:w="1596" w:type="dxa"/>
+            <w:tcW w:w="2123" w:type="dxa"/>
           </w:tcPr>
           <w:tbl>
             <w:tblPr>
@@ -14116,7 +14875,7 @@
         </w:tc>
         <w:tc>
           <w:tcPr>
-            <w:tcW w:w="1374" w:type="dxa"/>
+            <w:tcW w:w="1363" w:type="dxa"/>
           </w:tcPr>
           <w:p>
             <w:pPr>
@@ -14142,7 +14901,7 @@
         </w:tc>
         <w:tc>
           <w:tcPr>
-            <w:tcW w:w="1800" w:type="dxa"/>
+            <w:tcW w:w="1723" w:type="dxa"/>
           </w:tcPr>
           <w:tbl>
             <w:tblPr>
@@ -14259,7 +15018,7 @@
         </w:tc>
         <w:tc>
           <w:tcPr>
-            <w:tcW w:w="1080" w:type="dxa"/>
+            <w:tcW w:w="1070" w:type="dxa"/>
           </w:tcPr>
           <w:p>
             <w:pPr>
@@ -14284,7 +15043,7 @@
         </w:tc>
         <w:tc>
           <w:tcPr>
-            <w:tcW w:w="1620" w:type="dxa"/>
+            <w:tcW w:w="1896" w:type="dxa"/>
           </w:tcPr>
           <w:tbl>
             <w:tblPr>
@@ -14407,7 +15166,7 @@
         <w:tc>
           <w:tcPr>
             <w:cnfStyle w:val="001000000000" w:firstRow="0" w:lastRow="0" w:firstColumn="1" w:lastColumn="0" w:oddVBand="0" w:evenVBand="0" w:oddHBand="0" w:evenHBand="0" w:firstRowFirstColumn="0" w:firstRowLastColumn="0" w:lastRowFirstColumn="0" w:lastRowLastColumn="0"/>
-            <w:tcW w:w="805" w:type="dxa"/>
+            <w:tcW w:w="803" w:type="dxa"/>
           </w:tcPr>
           <w:p>
             <w:pPr>
@@ -14431,7 +15190,7 @@
         </w:tc>
         <w:tc>
           <w:tcPr>
-            <w:tcW w:w="1710" w:type="dxa"/>
+            <w:tcW w:w="1959" w:type="dxa"/>
           </w:tcPr>
           <w:tbl>
             <w:tblPr>
@@ -14548,7 +15307,7 @@
         </w:tc>
         <w:tc>
           <w:tcPr>
-            <w:tcW w:w="1596" w:type="dxa"/>
+            <w:tcW w:w="2123" w:type="dxa"/>
           </w:tcPr>
           <w:tbl>
             <w:tblPr>
@@ -14665,7 +15424,7 @@
         </w:tc>
         <w:tc>
           <w:tcPr>
-            <w:tcW w:w="1374" w:type="dxa"/>
+            <w:tcW w:w="1363" w:type="dxa"/>
           </w:tcPr>
           <w:p>
             <w:pPr>
@@ -14691,7 +15450,7 @@
         </w:tc>
         <w:tc>
           <w:tcPr>
-            <w:tcW w:w="1800" w:type="dxa"/>
+            <w:tcW w:w="1723" w:type="dxa"/>
           </w:tcPr>
           <w:tbl>
             <w:tblPr>
@@ -14808,7 +15567,7 @@
         </w:tc>
         <w:tc>
           <w:tcPr>
-            <w:tcW w:w="1080" w:type="dxa"/>
+            <w:tcW w:w="1070" w:type="dxa"/>
           </w:tcPr>
           <w:p>
             <w:pPr>
@@ -14833,7 +15592,7 @@
         </w:tc>
         <w:tc>
           <w:tcPr>
-            <w:tcW w:w="1620" w:type="dxa"/>
+            <w:tcW w:w="1896" w:type="dxa"/>
           </w:tcPr>
           <w:tbl>
             <w:tblPr>
@@ -14871,13 +15630,23 @@
                       <w14:ligatures w14:val="none"/>
                     </w:rPr>
                   </w:pPr>
+                  <w:proofErr w:type="gramStart"/>
                   <w:r>
                     <w:rPr>
                       <w:rFonts w:asciiTheme="majorBidi" w:eastAsia="Times New Roman" w:hAnsiTheme="majorBidi" w:cstheme="majorBidi"/>
                       <w:kern w:val="0"/>
                       <w14:ligatures w14:val="none"/>
                     </w:rPr>
-                    <w:t>Increases convenience by reducing manual entry.</w:t>
+                    <w:t>Increases</w:t>
+                  </w:r>
+                  <w:proofErr w:type="gramEnd"/>
+                  <w:r>
+                    <w:rPr>
+                      <w:rFonts w:asciiTheme="majorBidi" w:eastAsia="Times New Roman" w:hAnsiTheme="majorBidi" w:cstheme="majorBidi"/>
+                      <w:kern w:val="0"/>
+                      <w14:ligatures w14:val="none"/>
+                    </w:rPr>
+                    <w:t xml:space="preserve"> convenience by reducing manual entry.</w:t>
                   </w:r>
                 </w:p>
               </w:tc>
@@ -14953,7 +15722,7 @@
         <w:tc>
           <w:tcPr>
             <w:cnfStyle w:val="001000000000" w:firstRow="0" w:lastRow="0" w:firstColumn="1" w:lastColumn="0" w:oddVBand="0" w:evenVBand="0" w:oddHBand="0" w:evenHBand="0" w:firstRowFirstColumn="0" w:firstRowLastColumn="0" w:lastRowFirstColumn="0" w:lastRowLastColumn="0"/>
-            <w:tcW w:w="805" w:type="dxa"/>
+            <w:tcW w:w="803" w:type="dxa"/>
           </w:tcPr>
           <w:p>
             <w:pPr>
@@ -14985,7 +15754,7 @@
         </w:tc>
         <w:tc>
           <w:tcPr>
-            <w:tcW w:w="1710" w:type="dxa"/>
+            <w:tcW w:w="1959" w:type="dxa"/>
           </w:tcPr>
           <w:p>
             <w:pPr>
@@ -15107,7 +15876,7 @@
         </w:tc>
         <w:tc>
           <w:tcPr>
-            <w:tcW w:w="1596" w:type="dxa"/>
+            <w:tcW w:w="2123" w:type="dxa"/>
           </w:tcPr>
           <w:tbl>
             <w:tblPr>
@@ -15151,7 +15920,25 @@
                       <w:kern w:val="0"/>
                       <w14:ligatures w14:val="none"/>
                     </w:rPr>
-                    <w:t>Automatically convert expenses to a default currency using live exchange rates.</w:t>
+                    <w:t xml:space="preserve">Automatically convert expenses </w:t>
+                  </w:r>
+                  <w:proofErr w:type="gramStart"/>
+                  <w:r>
+                    <w:rPr>
+                      <w:rFonts w:asciiTheme="majorBidi" w:eastAsia="Times New Roman" w:hAnsiTheme="majorBidi" w:cstheme="majorBidi"/>
+                      <w:kern w:val="0"/>
+                      <w14:ligatures w14:val="none"/>
+                    </w:rPr>
+                    <w:t>to</w:t>
+                  </w:r>
+                  <w:proofErr w:type="gramEnd"/>
+                  <w:r>
+                    <w:rPr>
+                      <w:rFonts w:asciiTheme="majorBidi" w:eastAsia="Times New Roman" w:hAnsiTheme="majorBidi" w:cstheme="majorBidi"/>
+                      <w:kern w:val="0"/>
+                      <w14:ligatures w14:val="none"/>
+                    </w:rPr>
+                    <w:t xml:space="preserve"> a default currency using live exchange rates.</w:t>
                   </w:r>
                 </w:p>
               </w:tc>
@@ -15224,7 +16011,7 @@
         </w:tc>
         <w:tc>
           <w:tcPr>
-            <w:tcW w:w="1374" w:type="dxa"/>
+            <w:tcW w:w="1363" w:type="dxa"/>
           </w:tcPr>
           <w:p>
             <w:pPr>
@@ -15250,7 +16037,7 @@
         </w:tc>
         <w:tc>
           <w:tcPr>
-            <w:tcW w:w="1800" w:type="dxa"/>
+            <w:tcW w:w="1723" w:type="dxa"/>
           </w:tcPr>
           <w:tbl>
             <w:tblPr>
@@ -15367,7 +16154,7 @@
         </w:tc>
         <w:tc>
           <w:tcPr>
-            <w:tcW w:w="1080" w:type="dxa"/>
+            <w:tcW w:w="1070" w:type="dxa"/>
           </w:tcPr>
           <w:p>
             <w:pPr>
@@ -15392,7 +16179,7 @@
         </w:tc>
         <w:tc>
           <w:tcPr>
-            <w:tcW w:w="1620" w:type="dxa"/>
+            <w:tcW w:w="1896" w:type="dxa"/>
           </w:tcPr>
           <w:tbl>
             <w:tblPr>
@@ -15515,7 +16302,7 @@
         <w:tc>
           <w:tcPr>
             <w:cnfStyle w:val="001000000000" w:firstRow="0" w:lastRow="0" w:firstColumn="1" w:lastColumn="0" w:oddVBand="0" w:evenVBand="0" w:oddHBand="0" w:evenHBand="0" w:firstRowFirstColumn="0" w:firstRowLastColumn="0" w:lastRowFirstColumn="0" w:lastRowLastColumn="0"/>
-            <w:tcW w:w="805" w:type="dxa"/>
+            <w:tcW w:w="803" w:type="dxa"/>
           </w:tcPr>
           <w:p>
             <w:pPr>
@@ -15547,7 +16334,7 @@
         </w:tc>
         <w:tc>
           <w:tcPr>
-            <w:tcW w:w="1710" w:type="dxa"/>
+            <w:tcW w:w="1959" w:type="dxa"/>
           </w:tcPr>
           <w:tbl>
             <w:tblPr>
@@ -15664,7 +16451,7 @@
         </w:tc>
         <w:tc>
           <w:tcPr>
-            <w:tcW w:w="1596" w:type="dxa"/>
+            <w:tcW w:w="2123" w:type="dxa"/>
           </w:tcPr>
           <w:tbl>
             <w:tblPr>
@@ -15781,7 +16568,7 @@
         </w:tc>
         <w:tc>
           <w:tcPr>
-            <w:tcW w:w="1374" w:type="dxa"/>
+            <w:tcW w:w="1363" w:type="dxa"/>
           </w:tcPr>
           <w:p>
             <w:pPr>
@@ -15807,7 +16594,7 @@
         </w:tc>
         <w:tc>
           <w:tcPr>
-            <w:tcW w:w="1800" w:type="dxa"/>
+            <w:tcW w:w="1723" w:type="dxa"/>
           </w:tcPr>
           <w:tbl>
             <w:tblPr>
@@ -15924,7 +16711,7 @@
         </w:tc>
         <w:tc>
           <w:tcPr>
-            <w:tcW w:w="1080" w:type="dxa"/>
+            <w:tcW w:w="1070" w:type="dxa"/>
           </w:tcPr>
           <w:tbl>
             <w:tblPr>
@@ -16041,7 +16828,7 @@
         </w:tc>
         <w:tc>
           <w:tcPr>
-            <w:tcW w:w="1620" w:type="dxa"/>
+            <w:tcW w:w="1896" w:type="dxa"/>
           </w:tcPr>
           <w:tbl>
             <w:tblPr>
@@ -16161,7 +16948,7 @@
         <w:tc>
           <w:tcPr>
             <w:cnfStyle w:val="001000000000" w:firstRow="0" w:lastRow="0" w:firstColumn="1" w:lastColumn="0" w:oddVBand="0" w:evenVBand="0" w:oddHBand="0" w:evenHBand="0" w:firstRowFirstColumn="0" w:firstRowLastColumn="0" w:lastRowFirstColumn="0" w:lastRowLastColumn="0"/>
-            <w:tcW w:w="805" w:type="dxa"/>
+            <w:tcW w:w="803" w:type="dxa"/>
           </w:tcPr>
           <w:p>
             <w:pPr>
@@ -16193,7 +16980,7 @@
         </w:tc>
         <w:tc>
           <w:tcPr>
-            <w:tcW w:w="1710" w:type="dxa"/>
+            <w:tcW w:w="1959" w:type="dxa"/>
           </w:tcPr>
           <w:tbl>
             <w:tblPr>
@@ -16310,7 +17097,7 @@
         </w:tc>
         <w:tc>
           <w:tcPr>
-            <w:tcW w:w="1596" w:type="dxa"/>
+            <w:tcW w:w="2123" w:type="dxa"/>
           </w:tcPr>
           <w:tbl>
             <w:tblPr>
@@ -16427,7 +17214,7 @@
         </w:tc>
         <w:tc>
           <w:tcPr>
-            <w:tcW w:w="1374" w:type="dxa"/>
+            <w:tcW w:w="1363" w:type="dxa"/>
           </w:tcPr>
           <w:p>
             <w:pPr>
@@ -16453,7 +17240,7 @@
         </w:tc>
         <w:tc>
           <w:tcPr>
-            <w:tcW w:w="1800" w:type="dxa"/>
+            <w:tcW w:w="1723" w:type="dxa"/>
           </w:tcPr>
           <w:p>
             <w:pPr>
@@ -16478,7 +17265,7 @@
         </w:tc>
         <w:tc>
           <w:tcPr>
-            <w:tcW w:w="1080" w:type="dxa"/>
+            <w:tcW w:w="1070" w:type="dxa"/>
           </w:tcPr>
           <w:p>
             <w:pPr>
@@ -16503,7 +17290,7 @@
         </w:tc>
         <w:tc>
           <w:tcPr>
-            <w:tcW w:w="1620" w:type="dxa"/>
+            <w:tcW w:w="1896" w:type="dxa"/>
           </w:tcPr>
           <w:tbl>
             <w:tblPr>
@@ -16541,13 +17328,23 @@
                       <w14:ligatures w14:val="none"/>
                     </w:rPr>
                   </w:pPr>
+                  <w:proofErr w:type="gramStart"/>
                   <w:r>
                     <w:rPr>
                       <w:rFonts w:asciiTheme="majorBidi" w:eastAsia="Times New Roman" w:hAnsiTheme="majorBidi" w:cstheme="majorBidi"/>
                       <w:kern w:val="0"/>
                       <w14:ligatures w14:val="none"/>
                     </w:rPr>
-                    <w:t>Helps users review and reflect on their spending.</w:t>
+                    <w:t>Helps</w:t>
+                  </w:r>
+                  <w:proofErr w:type="gramEnd"/>
+                  <w:r>
+                    <w:rPr>
+                      <w:rFonts w:asciiTheme="majorBidi" w:eastAsia="Times New Roman" w:hAnsiTheme="majorBidi" w:cstheme="majorBidi"/>
+                      <w:kern w:val="0"/>
+                      <w14:ligatures w14:val="none"/>
+                    </w:rPr>
+                    <w:t xml:space="preserve"> users review and reflect on their spending.</w:t>
                   </w:r>
                 </w:p>
               </w:tc>
@@ -16626,7 +17423,7 @@
         <w:tc>
           <w:tcPr>
             <w:cnfStyle w:val="001000000000" w:firstRow="0" w:lastRow="0" w:firstColumn="1" w:lastColumn="0" w:oddVBand="0" w:evenVBand="0" w:oddHBand="0" w:evenHBand="0" w:firstRowFirstColumn="0" w:firstRowLastColumn="0" w:lastRowFirstColumn="0" w:lastRowLastColumn="0"/>
-            <w:tcW w:w="805" w:type="dxa"/>
+            <w:tcW w:w="803" w:type="dxa"/>
           </w:tcPr>
           <w:p>
             <w:pPr>
@@ -16658,7 +17455,7 @@
         </w:tc>
         <w:tc>
           <w:tcPr>
-            <w:tcW w:w="1710" w:type="dxa"/>
+            <w:tcW w:w="1959" w:type="dxa"/>
           </w:tcPr>
           <w:tbl>
             <w:tblPr>
@@ -16775,7 +17572,7 @@
         </w:tc>
         <w:tc>
           <w:tcPr>
-            <w:tcW w:w="1596" w:type="dxa"/>
+            <w:tcW w:w="2123" w:type="dxa"/>
           </w:tcPr>
           <w:tbl>
             <w:tblPr>
@@ -16892,7 +17689,7 @@
         </w:tc>
         <w:tc>
           <w:tcPr>
-            <w:tcW w:w="1374" w:type="dxa"/>
+            <w:tcW w:w="1363" w:type="dxa"/>
           </w:tcPr>
           <w:p>
             <w:pPr>
@@ -16918,7 +17715,7 @@
         </w:tc>
         <w:tc>
           <w:tcPr>
-            <w:tcW w:w="1800" w:type="dxa"/>
+            <w:tcW w:w="1723" w:type="dxa"/>
           </w:tcPr>
           <w:tbl>
             <w:tblPr>
@@ -17035,7 +17832,7 @@
         </w:tc>
         <w:tc>
           <w:tcPr>
-            <w:tcW w:w="1080" w:type="dxa"/>
+            <w:tcW w:w="1070" w:type="dxa"/>
           </w:tcPr>
           <w:p>
             <w:pPr>
@@ -17060,7 +17857,7 @@
         </w:tc>
         <w:tc>
           <w:tcPr>
-            <w:tcW w:w="1620" w:type="dxa"/>
+            <w:tcW w:w="1896" w:type="dxa"/>
           </w:tcPr>
           <w:tbl>
             <w:tblPr>
@@ -17180,25 +17977,24 @@
         <w:tc>
           <w:tcPr>
             <w:cnfStyle w:val="001000000000" w:firstRow="0" w:lastRow="0" w:firstColumn="1" w:lastColumn="0" w:oddVBand="0" w:evenVBand="0" w:oddHBand="0" w:evenHBand="0" w:firstRowFirstColumn="0" w:firstRowLastColumn="0" w:lastRowFirstColumn="0" w:lastRowLastColumn="0"/>
-            <w:tcW w:w="805" w:type="dxa"/>
-          </w:tcPr>
-          <w:p>
-            <w:pPr>
-              <w:pStyle w:val="PlainText"/>
-              <w:jc w:val="center"/>
-              <w:rPr>
-                <w:rFonts w:asciiTheme="majorBidi" w:hAnsiTheme="majorBidi" w:cstheme="majorBidi"/>
-                <w:sz w:val="24"/>
-                <w:szCs w:val="24"/>
-              </w:rPr>
-            </w:pPr>
-            <w:r>
-              <w:rPr>
-                <w:rFonts w:asciiTheme="majorBidi" w:hAnsiTheme="majorBidi" w:cstheme="majorBidi"/>
-                <w:sz w:val="24"/>
-                <w:szCs w:val="24"/>
-              </w:rPr>
-              <w:lastRenderedPageBreak/>
+            <w:tcW w:w="803" w:type="dxa"/>
+          </w:tcPr>
+          <w:p>
+            <w:pPr>
+              <w:pStyle w:val="PlainText"/>
+              <w:jc w:val="center"/>
+              <w:rPr>
+                <w:rFonts w:asciiTheme="majorBidi" w:hAnsiTheme="majorBidi" w:cstheme="majorBidi"/>
+                <w:sz w:val="24"/>
+                <w:szCs w:val="24"/>
+              </w:rPr>
+            </w:pPr>
+            <w:r>
+              <w:rPr>
+                <w:rFonts w:asciiTheme="majorBidi" w:hAnsiTheme="majorBidi" w:cstheme="majorBidi"/>
+                <w:sz w:val="24"/>
+                <w:szCs w:val="24"/>
+              </w:rPr>
               <w:t>FR2</w:t>
             </w:r>
             <w:r>
@@ -17213,7 +18009,7 @@
         </w:tc>
         <w:tc>
           <w:tcPr>
-            <w:tcW w:w="1710" w:type="dxa"/>
+            <w:tcW w:w="1959" w:type="dxa"/>
           </w:tcPr>
           <w:tbl>
             <w:tblPr>
@@ -17330,7 +18126,7 @@
         </w:tc>
         <w:tc>
           <w:tcPr>
-            <w:tcW w:w="1596" w:type="dxa"/>
+            <w:tcW w:w="2123" w:type="dxa"/>
           </w:tcPr>
           <w:tbl>
             <w:tblPr>
@@ -17374,7 +18170,25 @@
                       <w:kern w:val="0"/>
                       <w14:ligatures w14:val="none"/>
                     </w:rPr>
-                    <w:t>Allow users to search transactions by specific date ranges.</w:t>
+                    <w:t xml:space="preserve">Allow users to </w:t>
+                  </w:r>
+                  <w:proofErr w:type="gramStart"/>
+                  <w:r>
+                    <w:rPr>
+                      <w:rFonts w:asciiTheme="majorBidi" w:eastAsia="Times New Roman" w:hAnsiTheme="majorBidi" w:cstheme="majorBidi"/>
+                      <w:kern w:val="0"/>
+                      <w14:ligatures w14:val="none"/>
+                    </w:rPr>
+                    <w:t>search</w:t>
+                  </w:r>
+                  <w:proofErr w:type="gramEnd"/>
+                  <w:r>
+                    <w:rPr>
+                      <w:rFonts w:asciiTheme="majorBidi" w:eastAsia="Times New Roman" w:hAnsiTheme="majorBidi" w:cstheme="majorBidi"/>
+                      <w:kern w:val="0"/>
+                      <w14:ligatures w14:val="none"/>
+                    </w:rPr>
+                    <w:t xml:space="preserve"> transactions by specific date ranges.</w:t>
                   </w:r>
                 </w:p>
               </w:tc>
@@ -17447,7 +18261,7 @@
         </w:tc>
         <w:tc>
           <w:tcPr>
-            <w:tcW w:w="1374" w:type="dxa"/>
+            <w:tcW w:w="1363" w:type="dxa"/>
           </w:tcPr>
           <w:p>
             <w:pPr>
@@ -17473,7 +18287,7 @@
         </w:tc>
         <w:tc>
           <w:tcPr>
-            <w:tcW w:w="1800" w:type="dxa"/>
+            <w:tcW w:w="1723" w:type="dxa"/>
           </w:tcPr>
           <w:p>
             <w:pPr>
@@ -17498,7 +18312,7 @@
         </w:tc>
         <w:tc>
           <w:tcPr>
-            <w:tcW w:w="1080" w:type="dxa"/>
+            <w:tcW w:w="1070" w:type="dxa"/>
           </w:tcPr>
           <w:p>
             <w:pPr>
@@ -17523,7 +18337,7 @@
         </w:tc>
         <w:tc>
           <w:tcPr>
-            <w:tcW w:w="1620" w:type="dxa"/>
+            <w:tcW w:w="1896" w:type="dxa"/>
           </w:tcPr>
           <w:tbl>
             <w:tblPr>
@@ -17646,7 +18460,7 @@
         <w:tc>
           <w:tcPr>
             <w:cnfStyle w:val="001000000000" w:firstRow="0" w:lastRow="0" w:firstColumn="1" w:lastColumn="0" w:oddVBand="0" w:evenVBand="0" w:oddHBand="0" w:evenHBand="0" w:firstRowFirstColumn="0" w:firstRowLastColumn="0" w:lastRowFirstColumn="0" w:lastRowLastColumn="0"/>
-            <w:tcW w:w="805" w:type="dxa"/>
+            <w:tcW w:w="803" w:type="dxa"/>
           </w:tcPr>
           <w:p>
             <w:pPr>
@@ -17678,7 +18492,7 @@
         </w:tc>
         <w:tc>
           <w:tcPr>
-            <w:tcW w:w="1710" w:type="dxa"/>
+            <w:tcW w:w="1959" w:type="dxa"/>
           </w:tcPr>
           <w:tbl>
             <w:tblPr>
@@ -17795,7 +18609,7 @@
         </w:tc>
         <w:tc>
           <w:tcPr>
-            <w:tcW w:w="1596" w:type="dxa"/>
+            <w:tcW w:w="2123" w:type="dxa"/>
           </w:tcPr>
           <w:tbl>
             <w:tblPr>
@@ -17912,7 +18726,7 @@
         </w:tc>
         <w:tc>
           <w:tcPr>
-            <w:tcW w:w="1374" w:type="dxa"/>
+            <w:tcW w:w="1363" w:type="dxa"/>
           </w:tcPr>
           <w:p>
             <w:pPr>
@@ -17938,7 +18752,7 @@
         </w:tc>
         <w:tc>
           <w:tcPr>
-            <w:tcW w:w="1800" w:type="dxa"/>
+            <w:tcW w:w="1723" w:type="dxa"/>
           </w:tcPr>
           <w:p>
             <w:pPr>
@@ -17963,7 +18777,7 @@
         </w:tc>
         <w:tc>
           <w:tcPr>
-            <w:tcW w:w="1080" w:type="dxa"/>
+            <w:tcW w:w="1070" w:type="dxa"/>
           </w:tcPr>
           <w:p>
             <w:pPr>
@@ -17988,7 +18802,7 @@
         </w:tc>
         <w:tc>
           <w:tcPr>
-            <w:tcW w:w="1620" w:type="dxa"/>
+            <w:tcW w:w="1896" w:type="dxa"/>
           </w:tcPr>
           <w:tbl>
             <w:tblPr>
@@ -18108,7 +18922,7 @@
         <w:tc>
           <w:tcPr>
             <w:cnfStyle w:val="001000000000" w:firstRow="0" w:lastRow="0" w:firstColumn="1" w:lastColumn="0" w:oddVBand="0" w:evenVBand="0" w:oddHBand="0" w:evenHBand="0" w:firstRowFirstColumn="0" w:firstRowLastColumn="0" w:lastRowFirstColumn="0" w:lastRowLastColumn="0"/>
-            <w:tcW w:w="805" w:type="dxa"/>
+            <w:tcW w:w="803" w:type="dxa"/>
           </w:tcPr>
           <w:p>
             <w:pPr>
@@ -18140,7 +18954,7 @@
         </w:tc>
         <w:tc>
           <w:tcPr>
-            <w:tcW w:w="1710" w:type="dxa"/>
+            <w:tcW w:w="1959" w:type="dxa"/>
           </w:tcPr>
           <w:tbl>
             <w:tblPr>
@@ -18257,7 +19071,7 @@
         </w:tc>
         <w:tc>
           <w:tcPr>
-            <w:tcW w:w="1596" w:type="dxa"/>
+            <w:tcW w:w="2123" w:type="dxa"/>
           </w:tcPr>
           <w:tbl>
             <w:tblPr>
@@ -18374,7 +19188,7 @@
         </w:tc>
         <w:tc>
           <w:tcPr>
-            <w:tcW w:w="1374" w:type="dxa"/>
+            <w:tcW w:w="1363" w:type="dxa"/>
           </w:tcPr>
           <w:p>
             <w:pPr>
@@ -18400,7 +19214,7 @@
         </w:tc>
         <w:tc>
           <w:tcPr>
-            <w:tcW w:w="1800" w:type="dxa"/>
+            <w:tcW w:w="1723" w:type="dxa"/>
           </w:tcPr>
           <w:p>
             <w:pPr>
@@ -18425,7 +19239,7 @@
         </w:tc>
         <w:tc>
           <w:tcPr>
-            <w:tcW w:w="1080" w:type="dxa"/>
+            <w:tcW w:w="1070" w:type="dxa"/>
           </w:tcPr>
           <w:p>
             <w:pPr>
@@ -18450,7 +19264,7 @@
         </w:tc>
         <w:tc>
           <w:tcPr>
-            <w:tcW w:w="1620" w:type="dxa"/>
+            <w:tcW w:w="1896" w:type="dxa"/>
           </w:tcPr>
           <w:tbl>
             <w:tblPr>
@@ -18494,7 +19308,25 @@
                       <w:kern w:val="0"/>
                       <w14:ligatures w14:val="none"/>
                     </w:rPr>
-                    <w:t>Helps in offline record analysis.</w:t>
+                    <w:t xml:space="preserve">Helps </w:t>
+                  </w:r>
+                  <w:proofErr w:type="gramStart"/>
+                  <w:r>
+                    <w:rPr>
+                      <w:rFonts w:asciiTheme="majorBidi" w:eastAsia="Times New Roman" w:hAnsiTheme="majorBidi" w:cstheme="majorBidi"/>
+                      <w:kern w:val="0"/>
+                      <w14:ligatures w14:val="none"/>
+                    </w:rPr>
+                    <w:t>in</w:t>
+                  </w:r>
+                  <w:proofErr w:type="gramEnd"/>
+                  <w:r>
+                    <w:rPr>
+                      <w:rFonts w:asciiTheme="majorBidi" w:eastAsia="Times New Roman" w:hAnsiTheme="majorBidi" w:cstheme="majorBidi"/>
+                      <w:kern w:val="0"/>
+                      <w14:ligatures w14:val="none"/>
+                    </w:rPr>
+                    <w:t xml:space="preserve"> offline record analysis.</w:t>
                   </w:r>
                 </w:p>
               </w:tc>
@@ -18573,7 +19405,7 @@
         <w:tc>
           <w:tcPr>
             <w:cnfStyle w:val="001000000000" w:firstRow="0" w:lastRow="0" w:firstColumn="1" w:lastColumn="0" w:oddVBand="0" w:evenVBand="0" w:oddHBand="0" w:evenHBand="0" w:firstRowFirstColumn="0" w:firstRowLastColumn="0" w:lastRowFirstColumn="0" w:lastRowLastColumn="0"/>
-            <w:tcW w:w="805" w:type="dxa"/>
+            <w:tcW w:w="803" w:type="dxa"/>
           </w:tcPr>
           <w:p>
             <w:pPr>
@@ -18605,7 +19437,7 @@
         </w:tc>
         <w:tc>
           <w:tcPr>
-            <w:tcW w:w="1710" w:type="dxa"/>
+            <w:tcW w:w="1959" w:type="dxa"/>
           </w:tcPr>
           <w:tbl>
             <w:tblPr>
@@ -18722,7 +19554,7 @@
         </w:tc>
         <w:tc>
           <w:tcPr>
-            <w:tcW w:w="1596" w:type="dxa"/>
+            <w:tcW w:w="2123" w:type="dxa"/>
           </w:tcPr>
           <w:tbl>
             <w:tblPr>
@@ -18839,7 +19671,7 @@
         </w:tc>
         <w:tc>
           <w:tcPr>
-            <w:tcW w:w="1374" w:type="dxa"/>
+            <w:tcW w:w="1363" w:type="dxa"/>
           </w:tcPr>
           <w:p>
             <w:pPr>
@@ -18865,7 +19697,7 @@
         </w:tc>
         <w:tc>
           <w:tcPr>
-            <w:tcW w:w="1800" w:type="dxa"/>
+            <w:tcW w:w="1723" w:type="dxa"/>
           </w:tcPr>
           <w:tbl>
             <w:tblPr>
@@ -18982,7 +19814,7 @@
         </w:tc>
         <w:tc>
           <w:tcPr>
-            <w:tcW w:w="1080" w:type="dxa"/>
+            <w:tcW w:w="1070" w:type="dxa"/>
           </w:tcPr>
           <w:p>
             <w:pPr>
@@ -19007,7 +19839,7 @@
         </w:tc>
         <w:tc>
           <w:tcPr>
-            <w:tcW w:w="1620" w:type="dxa"/>
+            <w:tcW w:w="1896" w:type="dxa"/>
           </w:tcPr>
           <w:tbl>
             <w:tblPr>
@@ -19127,7 +19959,7 @@
         <w:tc>
           <w:tcPr>
             <w:cnfStyle w:val="001000000000" w:firstRow="0" w:lastRow="0" w:firstColumn="1" w:lastColumn="0" w:oddVBand="0" w:evenVBand="0" w:oddHBand="0" w:evenHBand="0" w:firstRowFirstColumn="0" w:firstRowLastColumn="0" w:lastRowFirstColumn="0" w:lastRowLastColumn="0"/>
-            <w:tcW w:w="805" w:type="dxa"/>
+            <w:tcW w:w="803" w:type="dxa"/>
           </w:tcPr>
           <w:p>
             <w:pPr>
@@ -19159,7 +19991,7 @@
         </w:tc>
         <w:tc>
           <w:tcPr>
-            <w:tcW w:w="1710" w:type="dxa"/>
+            <w:tcW w:w="1959" w:type="dxa"/>
           </w:tcPr>
           <w:tbl>
             <w:tblPr>
@@ -19276,7 +20108,7 @@
         </w:tc>
         <w:tc>
           <w:tcPr>
-            <w:tcW w:w="1596" w:type="dxa"/>
+            <w:tcW w:w="2123" w:type="dxa"/>
           </w:tcPr>
           <w:tbl>
             <w:tblPr>
@@ -19393,7 +20225,7 @@
         </w:tc>
         <w:tc>
           <w:tcPr>
-            <w:tcW w:w="1374" w:type="dxa"/>
+            <w:tcW w:w="1363" w:type="dxa"/>
           </w:tcPr>
           <w:p>
             <w:pPr>
@@ -19419,7 +20251,7 @@
         </w:tc>
         <w:tc>
           <w:tcPr>
-            <w:tcW w:w="1800" w:type="dxa"/>
+            <w:tcW w:w="1723" w:type="dxa"/>
           </w:tcPr>
           <w:tbl>
             <w:tblPr>
@@ -19536,7 +20368,7 @@
         </w:tc>
         <w:tc>
           <w:tcPr>
-            <w:tcW w:w="1080" w:type="dxa"/>
+            <w:tcW w:w="1070" w:type="dxa"/>
           </w:tcPr>
           <w:p>
             <w:pPr>
@@ -19561,7 +20393,7 @@
         </w:tc>
         <w:tc>
           <w:tcPr>
-            <w:tcW w:w="1620" w:type="dxa"/>
+            <w:tcW w:w="1896" w:type="dxa"/>
           </w:tcPr>
           <w:tbl>
             <w:tblPr>
@@ -19599,13 +20431,23 @@
                       <w14:ligatures w14:val="none"/>
                     </w:rPr>
                   </w:pPr>
+                  <w:proofErr w:type="gramStart"/>
                   <w:r>
                     <w:rPr>
                       <w:rFonts w:asciiTheme="majorBidi" w:eastAsia="Times New Roman" w:hAnsiTheme="majorBidi" w:cstheme="majorBidi"/>
                       <w:kern w:val="0"/>
                       <w14:ligatures w14:val="none"/>
                     </w:rPr>
-                    <w:t>Enhances financial security.</w:t>
+                    <w:t>Enhances</w:t>
+                  </w:r>
+                  <w:proofErr w:type="gramEnd"/>
+                  <w:r>
+                    <w:rPr>
+                      <w:rFonts w:asciiTheme="majorBidi" w:eastAsia="Times New Roman" w:hAnsiTheme="majorBidi" w:cstheme="majorBidi"/>
+                      <w:kern w:val="0"/>
+                      <w14:ligatures w14:val="none"/>
+                    </w:rPr>
+                    <w:t xml:space="preserve"> financial security.</w:t>
                   </w:r>
                 </w:p>
               </w:tc>
@@ -19684,7 +20526,7 @@
         <w:tc>
           <w:tcPr>
             <w:cnfStyle w:val="001000000000" w:firstRow="0" w:lastRow="0" w:firstColumn="1" w:lastColumn="0" w:oddVBand="0" w:evenVBand="0" w:oddHBand="0" w:evenHBand="0" w:firstRowFirstColumn="0" w:firstRowLastColumn="0" w:lastRowFirstColumn="0" w:lastRowLastColumn="0"/>
-            <w:tcW w:w="805" w:type="dxa"/>
+            <w:tcW w:w="803" w:type="dxa"/>
           </w:tcPr>
           <w:p>
             <w:pPr>
@@ -19716,7 +20558,7 @@
         </w:tc>
         <w:tc>
           <w:tcPr>
-            <w:tcW w:w="1710" w:type="dxa"/>
+            <w:tcW w:w="1959" w:type="dxa"/>
           </w:tcPr>
           <w:tbl>
             <w:tblPr>
@@ -19833,7 +20675,7 @@
         </w:tc>
         <w:tc>
           <w:tcPr>
-            <w:tcW w:w="1596" w:type="dxa"/>
+            <w:tcW w:w="2123" w:type="dxa"/>
           </w:tcPr>
           <w:tbl>
             <w:tblPr>
@@ -19950,7 +20792,7 @@
         </w:tc>
         <w:tc>
           <w:tcPr>
-            <w:tcW w:w="1374" w:type="dxa"/>
+            <w:tcW w:w="1363" w:type="dxa"/>
           </w:tcPr>
           <w:p>
             <w:pPr>
@@ -19976,7 +20818,7 @@
         </w:tc>
         <w:tc>
           <w:tcPr>
-            <w:tcW w:w="1800" w:type="dxa"/>
+            <w:tcW w:w="1723" w:type="dxa"/>
           </w:tcPr>
           <w:p>
             <w:pPr>
@@ -20001,7 +20843,7 @@
         </w:tc>
         <w:tc>
           <w:tcPr>
-            <w:tcW w:w="1080" w:type="dxa"/>
+            <w:tcW w:w="1070" w:type="dxa"/>
           </w:tcPr>
           <w:p>
             <w:pPr>
@@ -20026,7 +20868,7 @@
         </w:tc>
         <w:tc>
           <w:tcPr>
-            <w:tcW w:w="1620" w:type="dxa"/>
+            <w:tcW w:w="1896" w:type="dxa"/>
           </w:tcPr>
           <w:tbl>
             <w:tblPr>
@@ -20064,13 +20906,23 @@
                       <w14:ligatures w14:val="none"/>
                     </w:rPr>
                   </w:pPr>
+                  <w:proofErr w:type="gramStart"/>
                   <w:r>
                     <w:rPr>
                       <w:rFonts w:asciiTheme="majorBidi" w:eastAsia="Times New Roman" w:hAnsiTheme="majorBidi" w:cstheme="majorBidi"/>
                       <w:kern w:val="0"/>
                       <w14:ligatures w14:val="none"/>
                     </w:rPr>
-                    <w:t>Helps users manage recurring payments.</w:t>
+                    <w:t>Helps</w:t>
+                  </w:r>
+                  <w:proofErr w:type="gramEnd"/>
+                  <w:r>
+                    <w:rPr>
+                      <w:rFonts w:asciiTheme="majorBidi" w:eastAsia="Times New Roman" w:hAnsiTheme="majorBidi" w:cstheme="majorBidi"/>
+                      <w:kern w:val="0"/>
+                      <w14:ligatures w14:val="none"/>
+                    </w:rPr>
+                    <w:t xml:space="preserve"> users manage recurring payments.</w:t>
                   </w:r>
                 </w:p>
               </w:tc>
@@ -20146,7 +20998,7 @@
         <w:tc>
           <w:tcPr>
             <w:cnfStyle w:val="001000000000" w:firstRow="0" w:lastRow="0" w:firstColumn="1" w:lastColumn="0" w:oddVBand="0" w:evenVBand="0" w:oddHBand="0" w:evenHBand="0" w:firstRowFirstColumn="0" w:firstRowLastColumn="0" w:lastRowFirstColumn="0" w:lastRowLastColumn="0"/>
-            <w:tcW w:w="805" w:type="dxa"/>
+            <w:tcW w:w="803" w:type="dxa"/>
           </w:tcPr>
           <w:p>
             <w:pPr>
@@ -20178,7 +21030,7 @@
         </w:tc>
         <w:tc>
           <w:tcPr>
-            <w:tcW w:w="1710" w:type="dxa"/>
+            <w:tcW w:w="1959" w:type="dxa"/>
           </w:tcPr>
           <w:tbl>
             <w:tblPr>
@@ -20295,7 +21147,7 @@
         </w:tc>
         <w:tc>
           <w:tcPr>
-            <w:tcW w:w="1596" w:type="dxa"/>
+            <w:tcW w:w="2123" w:type="dxa"/>
           </w:tcPr>
           <w:tbl>
             <w:tblPr>
@@ -20412,7 +21264,7 @@
         </w:tc>
         <w:tc>
           <w:tcPr>
-            <w:tcW w:w="1374" w:type="dxa"/>
+            <w:tcW w:w="1363" w:type="dxa"/>
           </w:tcPr>
           <w:p>
             <w:pPr>
@@ -20438,7 +21290,7 @@
         </w:tc>
         <w:tc>
           <w:tcPr>
-            <w:tcW w:w="1800" w:type="dxa"/>
+            <w:tcW w:w="1723" w:type="dxa"/>
           </w:tcPr>
           <w:p>
             <w:pPr>
@@ -20463,7 +21315,7 @@
         </w:tc>
         <w:tc>
           <w:tcPr>
-            <w:tcW w:w="1080" w:type="dxa"/>
+            <w:tcW w:w="1070" w:type="dxa"/>
           </w:tcPr>
           <w:p>
             <w:pPr>
@@ -20488,7 +21340,7 @@
         </w:tc>
         <w:tc>
           <w:tcPr>
-            <w:tcW w:w="1620" w:type="dxa"/>
+            <w:tcW w:w="1896" w:type="dxa"/>
           </w:tcPr>
           <w:tbl>
             <w:tblPr>
@@ -20526,13 +21378,23 @@
                       <w14:ligatures w14:val="none"/>
                     </w:rPr>
                   </w:pPr>
+                  <w:proofErr w:type="gramStart"/>
                   <w:r>
                     <w:rPr>
                       <w:rFonts w:asciiTheme="majorBidi" w:eastAsia="Times New Roman" w:hAnsiTheme="majorBidi" w:cstheme="majorBidi"/>
                       <w:kern w:val="0"/>
                       <w14:ligatures w14:val="none"/>
                     </w:rPr>
-                    <w:t>Improves personalization.</w:t>
+                    <w:t>Improves</w:t>
+                  </w:r>
+                  <w:proofErr w:type="gramEnd"/>
+                  <w:r>
+                    <w:rPr>
+                      <w:rFonts w:asciiTheme="majorBidi" w:eastAsia="Times New Roman" w:hAnsiTheme="majorBidi" w:cstheme="majorBidi"/>
+                      <w:kern w:val="0"/>
+                      <w14:ligatures w14:val="none"/>
+                    </w:rPr>
+                    <w:t xml:space="preserve"> personalization.</w:t>
                   </w:r>
                 </w:p>
               </w:tc>
@@ -20611,7 +21473,7 @@
         <w:tc>
           <w:tcPr>
             <w:cnfStyle w:val="001000000000" w:firstRow="0" w:lastRow="0" w:firstColumn="1" w:lastColumn="0" w:oddVBand="0" w:evenVBand="0" w:oddHBand="0" w:evenHBand="0" w:firstRowFirstColumn="0" w:firstRowLastColumn="0" w:lastRowFirstColumn="0" w:lastRowLastColumn="0"/>
-            <w:tcW w:w="805" w:type="dxa"/>
+            <w:tcW w:w="803" w:type="dxa"/>
           </w:tcPr>
           <w:p>
             <w:pPr>
@@ -20643,7 +21505,7 @@
         </w:tc>
         <w:tc>
           <w:tcPr>
-            <w:tcW w:w="1710" w:type="dxa"/>
+            <w:tcW w:w="1959" w:type="dxa"/>
           </w:tcPr>
           <w:tbl>
             <w:tblPr>
@@ -20760,7 +21622,7 @@
         </w:tc>
         <w:tc>
           <w:tcPr>
-            <w:tcW w:w="1596" w:type="dxa"/>
+            <w:tcW w:w="2123" w:type="dxa"/>
           </w:tcPr>
           <w:tbl>
             <w:tblPr>
@@ -20877,7 +21739,7 @@
         </w:tc>
         <w:tc>
           <w:tcPr>
-            <w:tcW w:w="1374" w:type="dxa"/>
+            <w:tcW w:w="1363" w:type="dxa"/>
           </w:tcPr>
           <w:p>
             <w:pPr>
@@ -20903,7 +21765,7 @@
         </w:tc>
         <w:tc>
           <w:tcPr>
-            <w:tcW w:w="1800" w:type="dxa"/>
+            <w:tcW w:w="1723" w:type="dxa"/>
           </w:tcPr>
           <w:tbl>
             <w:tblPr>
@@ -21020,7 +21882,7 @@
         </w:tc>
         <w:tc>
           <w:tcPr>
-            <w:tcW w:w="1080" w:type="dxa"/>
+            <w:tcW w:w="1070" w:type="dxa"/>
           </w:tcPr>
           <w:p>
             <w:pPr>
@@ -21045,7 +21907,7 @@
         </w:tc>
         <w:tc>
           <w:tcPr>
-            <w:tcW w:w="1620" w:type="dxa"/>
+            <w:tcW w:w="1896" w:type="dxa"/>
           </w:tcPr>
           <w:p>
             <w:pPr>
@@ -21384,7 +22246,7 @@
                 <w:sz w:val="24"/>
                 <w:szCs w:val="24"/>
               </w:rPr>
-              <w:t>All users and financial data must be enc</w:t>
+              <w:t xml:space="preserve">All users and financial data must be </w:t>
             </w:r>
             <w:r>
               <w:rPr>
@@ -21392,7 +22254,15 @@
                 <w:sz w:val="24"/>
                 <w:szCs w:val="24"/>
               </w:rPr>
-              <w:t>rypted.</w:t>
+              <w:t>secured</w:t>
+            </w:r>
+            <w:r>
+              <w:rPr>
+                <w:rFonts w:asciiTheme="minorBidi" w:hAnsiTheme="minorBidi"/>
+                <w:sz w:val="24"/>
+                <w:szCs w:val="24"/>
+              </w:rPr>
+              <w:t>.</w:t>
             </w:r>
           </w:p>
         </w:tc>
@@ -21407,15 +22277,15 @@
               <w:cnfStyle w:val="000000100000" w:firstRow="0" w:lastRow="0" w:firstColumn="0" w:lastColumn="0" w:oddVBand="0" w:evenVBand="0" w:oddHBand="1" w:evenHBand="0" w:firstRowFirstColumn="0" w:firstRowLastColumn="0" w:lastRowFirstColumn="0" w:lastRowLastColumn="0"/>
               <w:rPr>
                 <w:rFonts w:asciiTheme="minorHAnsi" w:hAnsiTheme="minorHAnsi"/>
-                <w:sz w:val="24"/>
-                <w:szCs w:val="24"/>
+                <w:sz w:val="32"/>
+                <w:szCs w:val="32"/>
               </w:rPr>
             </w:pPr>
             <w:r>
               <w:rPr>
                 <w:rFonts w:asciiTheme="minorHAnsi" w:hAnsiTheme="minorHAnsi"/>
-                <w:sz w:val="24"/>
-                <w:szCs w:val="24"/>
+                <w:sz w:val="32"/>
+                <w:szCs w:val="32"/>
                 <w:rtl/>
               </w:rPr>
               <w:t>5</w:t>
@@ -21484,15 +22354,15 @@
               <w:cnfStyle w:val="000000000000" w:firstRow="0" w:lastRow="0" w:firstColumn="0" w:lastColumn="0" w:oddVBand="0" w:evenVBand="0" w:oddHBand="0" w:evenHBand="0" w:firstRowFirstColumn="0" w:firstRowLastColumn="0" w:lastRowFirstColumn="0" w:lastRowLastColumn="0"/>
               <w:rPr>
                 <w:rFonts w:asciiTheme="minorHAnsi" w:hAnsiTheme="minorHAnsi" w:cs="Courier New"/>
-                <w:sz w:val="24"/>
-                <w:szCs w:val="24"/>
+                <w:sz w:val="32"/>
+                <w:szCs w:val="32"/>
               </w:rPr>
             </w:pPr>
             <w:r>
               <w:rPr>
                 <w:rFonts w:asciiTheme="minorHAnsi" w:hAnsiTheme="minorHAnsi" w:cs="Courier New" w:hint="cs"/>
-                <w:sz w:val="24"/>
-                <w:szCs w:val="24"/>
+                <w:sz w:val="32"/>
+                <w:szCs w:val="32"/>
                 <w:rtl/>
               </w:rPr>
               <w:t>4</w:t>
@@ -21564,15 +22434,15 @@
               <w:cnfStyle w:val="000000100000" w:firstRow="0" w:lastRow="0" w:firstColumn="0" w:lastColumn="0" w:oddVBand="0" w:evenVBand="0" w:oddHBand="1" w:evenHBand="0" w:firstRowFirstColumn="0" w:firstRowLastColumn="0" w:lastRowFirstColumn="0" w:lastRowLastColumn="0"/>
               <w:rPr>
                 <w:rFonts w:asciiTheme="minorHAnsi" w:hAnsiTheme="minorHAnsi" w:cs="Courier New"/>
-                <w:sz w:val="24"/>
-                <w:szCs w:val="24"/>
+                <w:sz w:val="32"/>
+                <w:szCs w:val="32"/>
               </w:rPr>
             </w:pPr>
             <w:r>
               <w:rPr>
                 <w:rFonts w:asciiTheme="minorHAnsi" w:hAnsiTheme="minorHAnsi" w:cs="Courier New" w:hint="cs"/>
-                <w:sz w:val="24"/>
-                <w:szCs w:val="24"/>
+                <w:sz w:val="32"/>
+                <w:szCs w:val="32"/>
                 <w:rtl/>
               </w:rPr>
               <w:t>5</w:t>
@@ -21652,15 +22522,15 @@
               <w:cnfStyle w:val="000000000000" w:firstRow="0" w:lastRow="0" w:firstColumn="0" w:lastColumn="0" w:oddVBand="0" w:evenVBand="0" w:oddHBand="0" w:evenHBand="0" w:firstRowFirstColumn="0" w:firstRowLastColumn="0" w:lastRowFirstColumn="0" w:lastRowLastColumn="0"/>
               <w:rPr>
                 <w:rFonts w:asciiTheme="minorHAnsi" w:hAnsiTheme="minorHAnsi" w:cs="Courier New"/>
-                <w:sz w:val="24"/>
-                <w:szCs w:val="24"/>
+                <w:sz w:val="32"/>
+                <w:szCs w:val="32"/>
               </w:rPr>
             </w:pPr>
             <w:r>
               <w:rPr>
                 <w:rFonts w:asciiTheme="minorHAnsi" w:hAnsiTheme="minorHAnsi" w:cs="Courier New" w:hint="cs"/>
-                <w:sz w:val="24"/>
-                <w:szCs w:val="24"/>
+                <w:sz w:val="32"/>
+                <w:szCs w:val="32"/>
                 <w:rtl/>
               </w:rPr>
               <w:t>5</w:t>
@@ -21748,15 +22618,15 @@
               <w:cnfStyle w:val="000000100000" w:firstRow="0" w:lastRow="0" w:firstColumn="0" w:lastColumn="0" w:oddVBand="0" w:evenVBand="0" w:oddHBand="1" w:evenHBand="0" w:firstRowFirstColumn="0" w:firstRowLastColumn="0" w:lastRowFirstColumn="0" w:lastRowLastColumn="0"/>
               <w:rPr>
                 <w:rFonts w:asciiTheme="minorHAnsi" w:hAnsiTheme="minorHAnsi" w:cs="Courier New"/>
-                <w:sz w:val="24"/>
-                <w:szCs w:val="24"/>
+                <w:sz w:val="32"/>
+                <w:szCs w:val="32"/>
               </w:rPr>
             </w:pPr>
             <w:r>
               <w:rPr>
                 <w:rFonts w:asciiTheme="minorHAnsi" w:hAnsiTheme="minorHAnsi" w:cs="Courier New"/>
-                <w:sz w:val="24"/>
-                <w:szCs w:val="24"/>
+                <w:sz w:val="32"/>
+                <w:szCs w:val="32"/>
               </w:rPr>
               <w:t>5</w:t>
             </w:r>
@@ -21824,15 +22694,15 @@
               <w:cnfStyle w:val="000000000000" w:firstRow="0" w:lastRow="0" w:firstColumn="0" w:lastColumn="0" w:oddVBand="0" w:evenVBand="0" w:oddHBand="0" w:evenHBand="0" w:firstRowFirstColumn="0" w:firstRowLastColumn="0" w:lastRowFirstColumn="0" w:lastRowLastColumn="0"/>
               <w:rPr>
                 <w:rFonts w:asciiTheme="minorHAnsi" w:hAnsiTheme="minorHAnsi" w:cs="Courier New"/>
-                <w:sz w:val="24"/>
-                <w:szCs w:val="24"/>
+                <w:sz w:val="32"/>
+                <w:szCs w:val="32"/>
               </w:rPr>
             </w:pPr>
             <w:r>
               <w:rPr>
                 <w:rFonts w:asciiTheme="minorHAnsi" w:hAnsiTheme="minorHAnsi" w:cs="Courier New" w:hint="cs"/>
-                <w:sz w:val="24"/>
-                <w:szCs w:val="24"/>
+                <w:sz w:val="32"/>
+                <w:szCs w:val="32"/>
                 <w:rtl/>
               </w:rPr>
               <w:t>3</w:t>
@@ -21936,16 +22806,16 @@
               <w:cnfStyle w:val="000000100000" w:firstRow="0" w:lastRow="0" w:firstColumn="0" w:lastColumn="0" w:oddVBand="0" w:evenVBand="0" w:oddHBand="1" w:evenHBand="0" w:firstRowFirstColumn="0" w:firstRowLastColumn="0" w:lastRowFirstColumn="0" w:lastRowLastColumn="0"/>
               <w:rPr>
                 <w:rFonts w:asciiTheme="minorHAnsi" w:hAnsiTheme="minorHAnsi" w:cs="Courier New"/>
-                <w:sz w:val="24"/>
-                <w:szCs w:val="24"/>
+                <w:sz w:val="32"/>
+                <w:szCs w:val="32"/>
                 <w:rtl/>
               </w:rPr>
             </w:pPr>
             <w:r>
               <w:rPr>
                 <w:rFonts w:asciiTheme="minorHAnsi" w:hAnsiTheme="minorHAnsi" w:cs="Courier New"/>
-                <w:sz w:val="24"/>
-                <w:szCs w:val="24"/>
+                <w:sz w:val="32"/>
+                <w:szCs w:val="32"/>
               </w:rPr>
               <w:t>5</w:t>
             </w:r>
@@ -22029,15 +22899,15 @@
               <w:cnfStyle w:val="000000000000" w:firstRow="0" w:lastRow="0" w:firstColumn="0" w:lastColumn="0" w:oddVBand="0" w:evenVBand="0" w:oddHBand="0" w:evenHBand="0" w:firstRowFirstColumn="0" w:firstRowLastColumn="0" w:lastRowFirstColumn="0" w:lastRowLastColumn="0"/>
               <w:rPr>
                 <w:rFonts w:asciiTheme="minorHAnsi" w:hAnsiTheme="minorHAnsi" w:cs="Courier New"/>
-                <w:sz w:val="24"/>
-                <w:szCs w:val="24"/>
+                <w:sz w:val="32"/>
+                <w:szCs w:val="32"/>
               </w:rPr>
             </w:pPr>
             <w:r>
               <w:rPr>
                 <w:rFonts w:asciiTheme="minorHAnsi" w:hAnsiTheme="minorHAnsi" w:cs="Courier New"/>
-                <w:sz w:val="24"/>
-                <w:szCs w:val="24"/>
+                <w:sz w:val="32"/>
+                <w:szCs w:val="32"/>
               </w:rPr>
               <w:t>4</w:t>
             </w:r>
@@ -22252,15 +23122,15 @@
               <w:jc w:val="center"/>
               <w:rPr>
                 <w:rFonts w:ascii="Courier New" w:hAnsi="Courier New" w:cs="Courier New"/>
-                <w:sz w:val="24"/>
-                <w:szCs w:val="24"/>
+                <w:sz w:val="32"/>
+                <w:szCs w:val="32"/>
               </w:rPr>
             </w:pPr>
             <w:r>
               <w:rPr>
                 <w:rFonts w:ascii="Courier New" w:hAnsi="Courier New" w:cs="Courier New"/>
-                <w:sz w:val="24"/>
-                <w:szCs w:val="24"/>
+                <w:sz w:val="32"/>
+                <w:szCs w:val="32"/>
               </w:rPr>
               <w:t>1</w:t>
             </w:r>
@@ -22330,7 +23200,25 @@
                       <w:sz w:val="24"/>
                       <w:szCs w:val="24"/>
                     </w:rPr>
-                    <w:t>The system must calculate total income, expenses, and remaining balance accurately.</w:t>
+                    <w:t xml:space="preserve">The system must calculate total income, expenses, and </w:t>
+                  </w:r>
+                  <w:proofErr w:type="gramStart"/>
+                  <w:r>
+                    <w:rPr>
+                      <w:rFonts w:asciiTheme="minorHAnsi" w:hAnsiTheme="minorHAnsi" w:cs="Courier New"/>
+                      <w:sz w:val="24"/>
+                      <w:szCs w:val="24"/>
+                    </w:rPr>
+                    <w:t>remaining</w:t>
+                  </w:r>
+                  <w:proofErr w:type="gramEnd"/>
+                  <w:r>
+                    <w:rPr>
+                      <w:rFonts w:asciiTheme="minorHAnsi" w:hAnsiTheme="minorHAnsi" w:cs="Courier New"/>
+                      <w:sz w:val="24"/>
+                      <w:szCs w:val="24"/>
+                    </w:rPr>
+                    <w:t xml:space="preserve"> balance accurately.</w:t>
                   </w:r>
                 </w:p>
               </w:tc>
@@ -22374,15 +23262,15 @@
               <w:jc w:val="center"/>
               <w:rPr>
                 <w:rFonts w:ascii="Courier New" w:hAnsi="Courier New" w:cs="Courier New"/>
-                <w:sz w:val="24"/>
-                <w:szCs w:val="24"/>
+                <w:sz w:val="32"/>
+                <w:szCs w:val="32"/>
               </w:rPr>
             </w:pPr>
             <w:r>
               <w:rPr>
                 <w:rFonts w:ascii="Courier New" w:hAnsi="Courier New" w:cs="Courier New"/>
-                <w:sz w:val="24"/>
-                <w:szCs w:val="24"/>
+                <w:sz w:val="32"/>
+                <w:szCs w:val="32"/>
               </w:rPr>
               <w:t>2</w:t>
             </w:r>
@@ -22547,15 +23435,15 @@
               <w:jc w:val="center"/>
               <w:rPr>
                 <w:rFonts w:ascii="Courier New" w:hAnsi="Courier New" w:cs="Courier New"/>
-                <w:sz w:val="24"/>
-                <w:szCs w:val="24"/>
+                <w:sz w:val="32"/>
+                <w:szCs w:val="32"/>
               </w:rPr>
             </w:pPr>
             <w:r>
               <w:rPr>
                 <w:rFonts w:ascii="Courier New" w:hAnsi="Courier New" w:cs="Courier New" w:hint="cs"/>
-                <w:sz w:val="24"/>
-                <w:szCs w:val="24"/>
+                <w:sz w:val="32"/>
+                <w:szCs w:val="32"/>
                 <w:rtl/>
               </w:rPr>
               <w:t>3</w:t>
@@ -22659,7 +23547,6 @@
                       <w:sz w:val="24"/>
                       <w:szCs w:val="24"/>
                     </w:rPr>
-                    <w:lastRenderedPageBreak/>
                     <w:t>The system should alert users when spending exceeds their set budge</w:t>
                   </w:r>
                   <w:r>
@@ -22700,18 +23587,17 @@
               <w:jc w:val="center"/>
               <w:rPr>
                 <w:rFonts w:ascii="Courier New" w:hAnsi="Courier New" w:cs="Courier New"/>
-                <w:sz w:val="24"/>
-                <w:szCs w:val="24"/>
+                <w:sz w:val="32"/>
+                <w:szCs w:val="32"/>
               </w:rPr>
             </w:pPr>
             <w:r>
               <w:rPr>
                 <w:rFonts w:ascii="Courier New" w:hAnsi="Courier New" w:cs="Courier New" w:hint="cs"/>
-                <w:sz w:val="24"/>
-                <w:szCs w:val="24"/>
+                <w:sz w:val="32"/>
+                <w:szCs w:val="32"/>
                 <w:rtl/>
               </w:rPr>
-              <w:lastRenderedPageBreak/>
               <w:t>4</w:t>
             </w:r>
           </w:p>
@@ -22856,15 +23742,15 @@
               <w:jc w:val="center"/>
               <w:rPr>
                 <w:rFonts w:ascii="Courier New" w:hAnsi="Courier New" w:cs="Courier New"/>
-                <w:sz w:val="24"/>
-                <w:szCs w:val="24"/>
+                <w:sz w:val="32"/>
+                <w:szCs w:val="32"/>
               </w:rPr>
             </w:pPr>
             <w:r>
               <w:rPr>
                 <w:rFonts w:ascii="Courier New" w:hAnsi="Courier New" w:cs="Courier New" w:hint="cs"/>
-                <w:sz w:val="24"/>
-                <w:szCs w:val="24"/>
+                <w:sz w:val="32"/>
+                <w:szCs w:val="32"/>
                 <w:rtl/>
               </w:rPr>
               <w:t>5</w:t>
@@ -23202,7 +24088,6 @@
           <w:sz w:val="36"/>
           <w:szCs w:val="36"/>
         </w:rPr>
-        <w:lastRenderedPageBreak/>
         <w:t xml:space="preserve">4.2 </w:t>
       </w:r>
       <w:r>
@@ -23278,7 +24163,7 @@
 </file>
 
 <file path=word/numbering.xml><?xml version="1.0" encoding="utf-8"?>
-<w:numbering xmlns:wpc="http://schemas.microsoft.com/office/word/2010/wordprocessingCanvas" xmlns:cx="http://schemas.microsoft.com/office/drawing/2014/chartex" xmlns:cx1="http://schemas.microsoft.com/office/drawing/2015/9/8/chartex" xmlns:cx2="http://schemas.microsoft.com/office/drawing/2015/10/21/chartex" xmlns:cx3="http://schemas.microsoft.com/office/drawing/2016/5/9/chartex" xmlns:cx4="http://schemas.microsoft.com/office/drawing/2016/5/10/chartex" xmlns:cx5="http://schemas.microsoft.com/office/drawing/2016/5/11/chartex" xmlns:cx6="http://schemas.microsoft.com/office/drawing/2016/5/12/chartex" xmlns:cx7="http://schemas.microsoft.com/office/drawing/2016/5/13/chartex" xmlns:cx8="http://schemas.microsoft.com/office/drawing/2016/5/14/chartex" xmlns:mc="http://schemas.openxmlformats.org/markup-compatibility/2006" xmlns:aink="http://schemas.microsoft.com/office/drawing/2016/ink" xmlns:am3d="http://schemas.microsoft.com/office/drawing/2017/model3d" xmlns:o="urn:schemas-microsoft-com:office:office" xmlns:r="http://schemas.openxmlformats.org/officeDocument/2006/relationships" xmlns:m="http://schemas.openxmlformats.org/officeDocument/2006/math" xmlns:v="urn:schemas-microsoft-com:vml" xmlns:wp14="http://schemas.microsoft.com/office/word/2010/wordprocessingDrawing" xmlns:wp="http://schemas.openxmlformats.org/drawingml/2006/wordprocessingDrawing" xmlns:w10="urn:schemas-microsoft-com:office:word" xmlns:w="http://schemas.openxmlformats.org/wordprocessingml/2006/main" xmlns:w14="http://schemas.microsoft.com/office/word/2010/wordml" xmlns:w15="http://schemas.microsoft.com/office/word/2012/wordml" xmlns:w16cex="http://schemas.microsoft.com/office/word/2018/wordml/cex" xmlns:w16cid="http://schemas.microsoft.com/office/word/2016/wordml/cid" xmlns:w16="http://schemas.microsoft.com/office/word/2018/wordml" xmlns:w16sdtdh="http://schemas.microsoft.com/office/word/2020/wordml/sdtdatahash" xmlns:w16se="http://schemas.microsoft.com/office/word/2015/wordml/symex" xmlns:wpg="http://schemas.microsoft.com/office/word/2010/wordprocessingGroup" xmlns:wpi="http://schemas.microsoft.com/office/word/2010/wordprocessingInk" xmlns:wne="http://schemas.microsoft.com/office/word/2006/wordml" xmlns:wps="http://schemas.microsoft.com/office/word/2010/wordprocessingShape" mc:Ignorable="w14 w15 w16se w16cid w16 w16cex w16sdtdh wp14">
+<w:numbering xmlns:wpc="http://schemas.microsoft.com/office/word/2010/wordprocessingCanvas" xmlns:cx="http://schemas.microsoft.com/office/drawing/2014/chartex" xmlns:cx1="http://schemas.microsoft.com/office/drawing/2015/9/8/chartex" xmlns:cx2="http://schemas.microsoft.com/office/drawing/2015/10/21/chartex" xmlns:cx3="http://schemas.microsoft.com/office/drawing/2016/5/9/chartex" xmlns:cx4="http://schemas.microsoft.com/office/drawing/2016/5/10/chartex" xmlns:cx5="http://schemas.microsoft.com/office/drawing/2016/5/11/chartex" xmlns:cx6="http://schemas.microsoft.com/office/drawing/2016/5/12/chartex" xmlns:cx7="http://schemas.microsoft.com/office/drawing/2016/5/13/chartex" xmlns:cx8="http://schemas.microsoft.com/office/drawing/2016/5/14/chartex" xmlns:mc="http://schemas.openxmlformats.org/markup-compatibility/2006" xmlns:aink="http://schemas.microsoft.com/office/drawing/2016/ink" xmlns:am3d="http://schemas.microsoft.com/office/drawing/2017/model3d" xmlns:o="urn:schemas-microsoft-com:office:office" xmlns:oel="http://schemas.microsoft.com/office/2019/extlst" xmlns:r="http://schemas.openxmlformats.org/officeDocument/2006/relationships" xmlns:m="http://schemas.openxmlformats.org/officeDocument/2006/math" xmlns:v="urn:schemas-microsoft-com:vml" xmlns:wp14="http://schemas.microsoft.com/office/word/2010/wordprocessingDrawing" xmlns:wp="http://schemas.openxmlformats.org/drawingml/2006/wordprocessingDrawing" xmlns:w10="urn:schemas-microsoft-com:office:word" xmlns:w="http://schemas.openxmlformats.org/wordprocessingml/2006/main" xmlns:w14="http://schemas.microsoft.com/office/word/2010/wordml" xmlns:w15="http://schemas.microsoft.com/office/word/2012/wordml" xmlns:w16cex="http://schemas.microsoft.com/office/word/2018/wordml/cex" xmlns:w16cid="http://schemas.microsoft.com/office/word/2016/wordml/cid" xmlns:w16="http://schemas.microsoft.com/office/word/2018/wordml" xmlns:w16du="http://schemas.microsoft.com/office/word/2023/wordml/word16du" xmlns:w16sdtdh="http://schemas.microsoft.com/office/word/2020/wordml/sdtdatahash" xmlns:w16sdtfl="http://schemas.microsoft.com/office/word/2024/wordml/sdtformatlock" xmlns:w16se="http://schemas.microsoft.com/office/word/2015/wordml/symex" xmlns:wpg="http://schemas.microsoft.com/office/word/2010/wordprocessingGroup" xmlns:wpi="http://schemas.microsoft.com/office/word/2010/wordprocessingInk" xmlns:wne="http://schemas.microsoft.com/office/word/2006/wordml" xmlns:wps="http://schemas.microsoft.com/office/word/2010/wordprocessingShape" mc:Ignorable="w14 w15 w16se w16cid w16 w16cex w16sdtdh w16sdtfl w16du wp14">
   <w:abstractNum w:abstractNumId="0" w15:restartNumberingAfterBreak="0">
     <w:nsid w:val="0E2D1892"/>
     <w:multiLevelType w:val="hybridMultilevel"/>
@@ -24783,53 +25668,53 @@
       </w:pPr>
     </w:lvl>
   </w:abstractNum>
-  <w:num w:numId="1">
+  <w:num w:numId="1" w16cid:durableId="2080590052">
     <w:abstractNumId w:val="0"/>
   </w:num>
-  <w:num w:numId="2">
+  <w:num w:numId="2" w16cid:durableId="136841936">
     <w:abstractNumId w:val="13"/>
   </w:num>
-  <w:num w:numId="3">
+  <w:num w:numId="3" w16cid:durableId="1084691660">
     <w:abstractNumId w:val="12"/>
   </w:num>
-  <w:num w:numId="4">
+  <w:num w:numId="4" w16cid:durableId="715786491">
     <w:abstractNumId w:val="7"/>
   </w:num>
-  <w:num w:numId="5">
+  <w:num w:numId="5" w16cid:durableId="137848662">
     <w:abstractNumId w:val="2"/>
   </w:num>
-  <w:num w:numId="6">
+  <w:num w:numId="6" w16cid:durableId="1227565850">
     <w:abstractNumId w:val="6"/>
   </w:num>
-  <w:num w:numId="7">
+  <w:num w:numId="7" w16cid:durableId="254020275">
     <w:abstractNumId w:val="3"/>
   </w:num>
-  <w:num w:numId="8">
+  <w:num w:numId="8" w16cid:durableId="453719902">
     <w:abstractNumId w:val="10"/>
   </w:num>
-  <w:num w:numId="9">
+  <w:num w:numId="9" w16cid:durableId="836504194">
     <w:abstractNumId w:val="9"/>
   </w:num>
-  <w:num w:numId="10">
+  <w:num w:numId="10" w16cid:durableId="1902591724">
     <w:abstractNumId w:val="5"/>
   </w:num>
-  <w:num w:numId="11">
+  <w:num w:numId="11" w16cid:durableId="732699850">
     <w:abstractNumId w:val="4"/>
   </w:num>
-  <w:num w:numId="12">
+  <w:num w:numId="12" w16cid:durableId="854541152">
     <w:abstractNumId w:val="11"/>
   </w:num>
-  <w:num w:numId="13">
+  <w:num w:numId="13" w16cid:durableId="1923827911">
     <w:abstractNumId w:val="8"/>
   </w:num>
-  <w:num w:numId="14">
+  <w:num w:numId="14" w16cid:durableId="1805851055">
     <w:abstractNumId w:val="1"/>
   </w:num>
 </w:numbering>
 </file>
 
 <file path=word/styles.xml><?xml version="1.0" encoding="utf-8"?>
-<w:styles xmlns:mc="http://schemas.openxmlformats.org/markup-compatibility/2006" xmlns:r="http://schemas.openxmlformats.org/officeDocument/2006/relationships" xmlns:w="http://schemas.openxmlformats.org/wordprocessingml/2006/main" xmlns:w14="http://schemas.microsoft.com/office/word/2010/wordml" xmlns:w15="http://schemas.microsoft.com/office/word/2012/wordml" xmlns:w16cex="http://schemas.microsoft.com/office/word/2018/wordml/cex" xmlns:w16cid="http://schemas.microsoft.com/office/word/2016/wordml/cid" xmlns:w16="http://schemas.microsoft.com/office/word/2018/wordml" xmlns:w16sdtdh="http://schemas.microsoft.com/office/word/2020/wordml/sdtdatahash" xmlns:w16se="http://schemas.microsoft.com/office/word/2015/wordml/symex" mc:Ignorable="w14 w15 w16se w16cid w16 w16cex w16sdtdh">
+<w:styles xmlns:mc="http://schemas.openxmlformats.org/markup-compatibility/2006" xmlns:r="http://schemas.openxmlformats.org/officeDocument/2006/relationships" xmlns:w="http://schemas.openxmlformats.org/wordprocessingml/2006/main" xmlns:w14="http://schemas.microsoft.com/office/word/2010/wordml" xmlns:w15="http://schemas.microsoft.com/office/word/2012/wordml" xmlns:w16cex="http://schemas.microsoft.com/office/word/2018/wordml/cex" xmlns:w16cid="http://schemas.microsoft.com/office/word/2016/wordml/cid" xmlns:w16="http://schemas.microsoft.com/office/word/2018/wordml" xmlns:w16du="http://schemas.microsoft.com/office/word/2023/wordml/word16du" xmlns:w16sdtdh="http://schemas.microsoft.com/office/word/2020/wordml/sdtdatahash" xmlns:w16sdtfl="http://schemas.microsoft.com/office/word/2024/wordml/sdtformatlock" xmlns:w16se="http://schemas.microsoft.com/office/word/2015/wordml/symex" mc:Ignorable="w14 w15 w16se w16cid w16 w16cex w16sdtdh w16sdtfl w16du">
   <w:docDefaults>
     <w:rPrDefault>
       <w:rPr>
@@ -25317,7 +26202,6 @@
   <w:style w:type="character" w:default="1" w:styleId="DefaultParagraphFont">
     <w:name w:val="Default Paragraph Font"/>
     <w:uiPriority w:val="1"/>
-    <w:semiHidden/>
     <w:unhideWhenUsed/>
   </w:style>
   <w:style w:type="table" w:default="1" w:styleId="TableNormal">
@@ -26377,15 +27261,16 @@
       <w:u w:val="single"/>
     </w:rPr>
   </w:style>
-  <w:style w:type="character" w:styleId="Strong">
-    <w:name w:val="Strong"/>
+  <w:style w:type="character" w:styleId="FollowedHyperlink">
+    <w:name w:val="FollowedHyperlink"/>
     <w:basedOn w:val="DefaultParagraphFont"/>
-    <w:uiPriority w:val="22"/>
-    <w:qFormat/>
-    <w:rsid w:val="003D6001"/>
+    <w:uiPriority w:val="99"/>
+    <w:semiHidden/>
+    <w:unhideWhenUsed/>
+    <w:rsid w:val="00B5315B"/>
     <w:rPr>
-      <w:b/>
-      <w:bCs/>
+      <w:color w:val="96607D" w:themeColor="followedHyperlink"/>
+      <w:u w:val="single"/>
     </w:rPr>
   </w:style>
 </w:styles>

--- a/docs/Money Map Documentation.docx
+++ b/docs/Money Map Documentation.docx
@@ -20,7 +20,6 @@
         </w:rPr>
         <w:t>Project number</w:t>
       </w:r>
-      <w:proofErr w:type="gramStart"/>
       <w:r>
         <w:rPr>
           <w:sz w:val="32"/>
@@ -36,7 +35,6 @@
         </w:rPr>
         <w:t>11</w:t>
       </w:r>
-      <w:proofErr w:type="gramEnd"/>
     </w:p>
     <w:p>
       <w:pPr>
@@ -386,7 +384,6 @@
                 <w:sz w:val="36"/>
               </w:rPr>
             </w:pPr>
-            <w:proofErr w:type="spellStart"/>
             <w:r>
               <w:rPr>
                 <w:sz w:val="36"/>
@@ -403,14 +400,7 @@
               <w:rPr>
                 <w:sz w:val="36"/>
               </w:rPr>
-              <w:t>moun</w:t>
-            </w:r>
-            <w:proofErr w:type="spellEnd"/>
-            <w:r>
-              <w:rPr>
-                <w:sz w:val="36"/>
-              </w:rPr>
-              <w:t xml:space="preserve"> Hussam Yosef</w:t>
+              <w:t>moun Hussam Yosef</w:t>
             </w:r>
           </w:p>
         </w:tc>
@@ -525,30 +515,8 @@
               <w:rPr>
                 <w:sz w:val="36"/>
               </w:rPr>
-              <w:t xml:space="preserve">Saja </w:t>
-            </w:r>
-            <w:proofErr w:type="spellStart"/>
-            <w:r>
-              <w:rPr>
-                <w:sz w:val="36"/>
-              </w:rPr>
-              <w:t>ohammad</w:t>
-            </w:r>
-            <w:proofErr w:type="spellEnd"/>
-            <w:r>
-              <w:rPr>
-                <w:sz w:val="36"/>
-              </w:rPr>
-              <w:t xml:space="preserve"> </w:t>
-            </w:r>
-            <w:proofErr w:type="spellStart"/>
-            <w:r>
-              <w:rPr>
-                <w:sz w:val="36"/>
-              </w:rPr>
-              <w:t>Owimer</w:t>
-            </w:r>
-            <w:proofErr w:type="spellEnd"/>
+              <w:t>Saja ohammad Owimer</w:t>
+            </w:r>
           </w:p>
         </w:tc>
         <w:tc>
@@ -780,21 +748,8 @@
           <w:szCs w:val="56"/>
           <w:u w:val="single"/>
         </w:rPr>
-        <w:t xml:space="preserve">Supervised by: Prof. Amjad </w:t>
+        <w:t>Supervised by: Prof. Amjad Hudaib</w:t>
       </w:r>
-      <w:proofErr w:type="spellStart"/>
-      <w:r>
-        <w:rPr>
-          <w:rFonts w:ascii="Bell MT" w:hAnsi="Bell MT"/>
-          <w:b/>
-          <w:bCs/>
-          <w:sz w:val="56"/>
-          <w:szCs w:val="56"/>
-          <w:u w:val="single"/>
-        </w:rPr>
-        <w:t>Hudaib</w:t>
-      </w:r>
-      <w:proofErr w:type="spellEnd"/>
     </w:p>
     <w:p>
       <w:pPr>
@@ -3385,15 +3340,7 @@
     </w:p>
     <w:p>
       <w:r>
-        <w:t xml:space="preserve">A Web based application designed for anyone who wants </w:t>
-      </w:r>
-      <w:proofErr w:type="gramStart"/>
-      <w:r>
-        <w:t>manage</w:t>
-      </w:r>
-      <w:proofErr w:type="gramEnd"/>
-      <w:r>
-        <w:t xml:space="preserve"> their budgets efficiently by visualizing spending patterns, providing personalized saving suggestions to improve overall financial stability and clear advice to save more money based on their daily spending habits.</w:t>
+        <w:t>A Web based application designed for anyone who wants manage their budgets efficiently by visualizing spending patterns, providing personalized saving suggestions to improve overall financial stability and clear advice to save more money based on their daily spending habits.</w:t>
       </w:r>
     </w:p>
     <w:p/>
@@ -4547,8 +4494,6 @@
           <w:szCs w:val="24"/>
         </w:rPr>
       </w:pPr>
-      <w:proofErr w:type="spellStart"/>
-      <w:proofErr w:type="gramStart"/>
       <w:r>
         <w:rPr>
           <w:rFonts w:asciiTheme="minorBidi" w:hAnsiTheme="minorBidi"/>
@@ -4559,7 +4504,6 @@
         </w:rPr>
         <w:t>Goodbudget</w:t>
       </w:r>
-      <w:proofErr w:type="spellEnd"/>
       <w:r>
         <w:rPr>
           <w:rFonts w:asciiTheme="minorBidi" w:hAnsiTheme="minorBidi"/>
@@ -4568,7 +4512,6 @@
         </w:rPr>
         <w:t xml:space="preserve"> :</w:t>
       </w:r>
-      <w:proofErr w:type="gramEnd"/>
       <w:r>
         <w:rPr>
           <w:rFonts w:asciiTheme="minorBidi" w:hAnsiTheme="minorBidi"/>
@@ -4585,79 +4528,7 @@
           <w:sz w:val="24"/>
           <w:szCs w:val="24"/>
         </w:rPr>
-        <w:t xml:space="preserve">Is like giving each spending category its own little safe. You decide how </w:t>
-      </w:r>
-      <w:proofErr w:type="gramStart"/>
-      <w:r>
-        <w:rPr>
-          <w:rFonts w:asciiTheme="minorBidi" w:hAnsiTheme="minorBidi"/>
-          <w:sz w:val="24"/>
-          <w:szCs w:val="24"/>
-        </w:rPr>
-        <w:t>much</w:t>
-      </w:r>
-      <w:proofErr w:type="gramEnd"/>
-      <w:r>
-        <w:rPr>
-          <w:rFonts w:asciiTheme="minorBidi" w:hAnsiTheme="minorBidi"/>
-          <w:sz w:val="24"/>
-          <w:szCs w:val="24"/>
-        </w:rPr>
-        <w:t xml:space="preserve"> goes in each safe ahead of time. Then when you </w:t>
-      </w:r>
-      <w:proofErr w:type="gramStart"/>
-      <w:r>
-        <w:rPr>
-          <w:rFonts w:asciiTheme="minorBidi" w:hAnsiTheme="minorBidi"/>
-          <w:sz w:val="24"/>
-          <w:szCs w:val="24"/>
-        </w:rPr>
-        <w:t>spend</w:t>
-      </w:r>
-      <w:proofErr w:type="gramEnd"/>
-      <w:r>
-        <w:rPr>
-          <w:rFonts w:asciiTheme="minorBidi" w:hAnsiTheme="minorBidi"/>
-          <w:sz w:val="24"/>
-          <w:szCs w:val="24"/>
-        </w:rPr>
-        <w:t xml:space="preserve">, you </w:t>
-      </w:r>
-      <w:proofErr w:type="gramStart"/>
-      <w:r>
-        <w:rPr>
-          <w:rFonts w:asciiTheme="minorBidi" w:hAnsiTheme="minorBidi"/>
-          <w:sz w:val="24"/>
-          <w:szCs w:val="24"/>
-        </w:rPr>
-        <w:t>take</w:t>
-      </w:r>
-      <w:proofErr w:type="gramEnd"/>
-      <w:r>
-        <w:rPr>
-          <w:rFonts w:asciiTheme="minorBidi" w:hAnsiTheme="minorBidi"/>
-          <w:sz w:val="24"/>
-          <w:szCs w:val="24"/>
-        </w:rPr>
-        <w:t xml:space="preserve"> from the right safe and you always know how </w:t>
-      </w:r>
-      <w:proofErr w:type="gramStart"/>
-      <w:r>
-        <w:rPr>
-          <w:rFonts w:asciiTheme="minorBidi" w:hAnsiTheme="minorBidi"/>
-          <w:sz w:val="24"/>
-          <w:szCs w:val="24"/>
-        </w:rPr>
-        <w:t>much</w:t>
-      </w:r>
-      <w:proofErr w:type="gramEnd"/>
-      <w:r>
-        <w:rPr>
-          <w:rFonts w:asciiTheme="minorBidi" w:hAnsiTheme="minorBidi"/>
-          <w:sz w:val="24"/>
-          <w:szCs w:val="24"/>
-        </w:rPr>
-        <w:t xml:space="preserve"> is left.</w:t>
+        <w:t>Is like giving each spending category its own little safe. You decide how much goes in each safe ahead of time. Then when you spend, you take from the right safe and you always know how much is left.</w:t>
       </w:r>
       <w:r>
         <w:rPr>
@@ -4743,9 +4614,68 @@
           <w:sz w:val="24"/>
           <w:szCs w:val="24"/>
         </w:rPr>
-        <w:t xml:space="preserve">Lunch </w:t>
+        <w:t>Lunch Money</w:t>
       </w:r>
-      <w:proofErr w:type="gramStart"/>
+      <w:r>
+        <w:rPr>
+          <w:rFonts w:asciiTheme="minorBidi" w:hAnsiTheme="minorBidi"/>
+          <w:sz w:val="24"/>
+          <w:szCs w:val="24"/>
+        </w:rPr>
+        <w:t xml:space="preserve"> : </w:t>
+      </w:r>
+      <w:r>
+        <w:rPr>
+          <w:rFonts w:asciiTheme="minorBidi" w:hAnsiTheme="minorBidi"/>
+          <w:sz w:val="24"/>
+          <w:szCs w:val="24"/>
+        </w:rPr>
+        <w:t>Is an app that shows all your finances in one place. It helps you track your spending, budget, and savings easily without doing much manual work. It’s clean, modern, and safe because it doesn’t use ads or sell your data.</w:t>
+      </w:r>
+    </w:p>
+    <w:p>
+      <w:pPr>
+        <w:pStyle w:val="PlainText"/>
+        <w:rPr>
+          <w:rFonts w:asciiTheme="minorBidi" w:hAnsiTheme="minorBidi"/>
+          <w:sz w:val="24"/>
+          <w:szCs w:val="24"/>
+        </w:rPr>
+      </w:pPr>
+    </w:p>
+    <w:p>
+      <w:pPr>
+        <w:pStyle w:val="PlainText"/>
+        <w:rPr>
+          <w:rFonts w:asciiTheme="minorBidi" w:hAnsiTheme="minorBidi"/>
+          <w:sz w:val="24"/>
+          <w:szCs w:val="24"/>
+        </w:rPr>
+      </w:pPr>
+    </w:p>
+    <w:p>
+      <w:pPr>
+        <w:pStyle w:val="PlainText"/>
+        <w:rPr>
+          <w:rFonts w:asciiTheme="minorBidi" w:hAnsiTheme="minorBidi"/>
+          <w:sz w:val="24"/>
+          <w:szCs w:val="24"/>
+        </w:rPr>
+      </w:pPr>
+    </w:p>
+    <w:p>
+      <w:pPr>
+        <w:pStyle w:val="PlainText"/>
+        <w:numPr>
+          <w:ilvl w:val="0"/>
+          <w:numId w:val="5"/>
+        </w:numPr>
+        <w:rPr>
+          <w:rFonts w:asciiTheme="minorBidi" w:hAnsiTheme="minorBidi"/>
+          <w:sz w:val="24"/>
+          <w:szCs w:val="24"/>
+        </w:rPr>
+      </w:pPr>
       <w:r>
         <w:rPr>
           <w:rFonts w:asciiTheme="minorBidi" w:hAnsiTheme="minorBidi"/>
@@ -4754,7 +4684,7 @@
           <w:sz w:val="24"/>
           <w:szCs w:val="24"/>
         </w:rPr>
-        <w:t>Money</w:t>
+        <w:t>YNAB</w:t>
       </w:r>
       <w:r>
         <w:rPr>
@@ -4764,22 +4694,13 @@
         </w:rPr>
         <w:t xml:space="preserve"> :</w:t>
       </w:r>
-      <w:proofErr w:type="gramEnd"/>
       <w:r>
         <w:rPr>
           <w:rFonts w:asciiTheme="minorBidi" w:hAnsiTheme="minorBidi"/>
           <w:sz w:val="24"/>
           <w:szCs w:val="24"/>
         </w:rPr>
-        <w:t xml:space="preserve"> </w:t>
-      </w:r>
-      <w:r>
-        <w:rPr>
-          <w:rFonts w:asciiTheme="minorBidi" w:hAnsiTheme="minorBidi"/>
-          <w:sz w:val="24"/>
-          <w:szCs w:val="24"/>
-        </w:rPr>
-        <w:t>Is an app that shows all your finances in one place. It helps you track your spending, budget, and savings easily without doing much manual work. It’s clean, modern, and safe because it doesn’t use ads or sell your data.</w:t>
+        <w:t xml:space="preserve"> Is a budgeting website that helps you plan where your money goes before you spend it. It teaches you to set priorities, save for future expenses, and stay flexible when things change. In short, it helps you control your money instead of spending without a plan.</w:t>
       </w:r>
     </w:p>
     <w:p>
@@ -4825,7 +4746,6 @@
           <w:szCs w:val="24"/>
         </w:rPr>
       </w:pPr>
-      <w:proofErr w:type="gramStart"/>
       <w:r>
         <w:rPr>
           <w:rFonts w:asciiTheme="minorBidi" w:hAnsiTheme="minorBidi"/>
@@ -4834,70 +4754,8 @@
           <w:sz w:val="24"/>
           <w:szCs w:val="24"/>
         </w:rPr>
-        <w:t>YNAB</w:t>
+        <w:t>Wallet</w:t>
       </w:r>
-      <w:r>
-        <w:rPr>
-          <w:rFonts w:asciiTheme="minorBidi" w:hAnsiTheme="minorBidi"/>
-          <w:sz w:val="24"/>
-          <w:szCs w:val="24"/>
-        </w:rPr>
-        <w:t xml:space="preserve"> :</w:t>
-      </w:r>
-      <w:proofErr w:type="gramEnd"/>
-      <w:r>
-        <w:rPr>
-          <w:rFonts w:asciiTheme="minorBidi" w:hAnsiTheme="minorBidi"/>
-          <w:sz w:val="24"/>
-          <w:szCs w:val="24"/>
-        </w:rPr>
-        <w:t xml:space="preserve"> Is a budgeting website that helps you plan where your money goes before you spend it. It teaches you to set priorities, save for future expenses, and stay flexible when things change. In short, it helps you control your money instead of spending without a plan.</w:t>
-      </w:r>
-    </w:p>
-    <w:p>
-      <w:pPr>
-        <w:pStyle w:val="PlainText"/>
-        <w:rPr>
-          <w:rFonts w:asciiTheme="minorBidi" w:hAnsiTheme="minorBidi"/>
-          <w:sz w:val="24"/>
-          <w:szCs w:val="24"/>
-        </w:rPr>
-      </w:pPr>
-    </w:p>
-    <w:p>
-      <w:pPr>
-        <w:pStyle w:val="PlainText"/>
-        <w:rPr>
-          <w:rFonts w:asciiTheme="minorBidi" w:hAnsiTheme="minorBidi"/>
-          <w:sz w:val="24"/>
-          <w:szCs w:val="24"/>
-        </w:rPr>
-      </w:pPr>
-    </w:p>
-    <w:p>
-      <w:pPr>
-        <w:pStyle w:val="PlainText"/>
-        <w:rPr>
-          <w:rFonts w:asciiTheme="minorBidi" w:hAnsiTheme="minorBidi"/>
-          <w:sz w:val="24"/>
-          <w:szCs w:val="24"/>
-        </w:rPr>
-      </w:pPr>
-    </w:p>
-    <w:p>
-      <w:pPr>
-        <w:pStyle w:val="PlainText"/>
-        <w:numPr>
-          <w:ilvl w:val="0"/>
-          <w:numId w:val="5"/>
-        </w:numPr>
-        <w:rPr>
-          <w:rFonts w:asciiTheme="minorBidi" w:hAnsiTheme="minorBidi"/>
-          <w:sz w:val="24"/>
-          <w:szCs w:val="24"/>
-        </w:rPr>
-      </w:pPr>
-      <w:proofErr w:type="gramStart"/>
       <w:r>
         <w:rPr>
           <w:rFonts w:asciiTheme="minorBidi" w:hAnsiTheme="minorBidi"/>
@@ -4906,16 +4764,6 @@
           <w:sz w:val="24"/>
           <w:szCs w:val="24"/>
         </w:rPr>
-        <w:t>Wallet</w:t>
-      </w:r>
-      <w:r>
-        <w:rPr>
-          <w:rFonts w:asciiTheme="minorBidi" w:hAnsiTheme="minorBidi"/>
-          <w:b/>
-          <w:bCs/>
-          <w:sz w:val="24"/>
-          <w:szCs w:val="24"/>
-        </w:rPr>
         <w:t xml:space="preserve"> </w:t>
       </w:r>
       <w:r>
@@ -4926,7 +4774,6 @@
         </w:rPr>
         <w:t>:</w:t>
       </w:r>
-      <w:proofErr w:type="gramEnd"/>
       <w:r>
         <w:rPr>
           <w:rFonts w:asciiTheme="minorBidi" w:hAnsiTheme="minorBidi"/>
@@ -5282,9 +5129,8 @@
           <w:sz w:val="24"/>
           <w:szCs w:val="24"/>
         </w:rPr>
-        <w:t xml:space="preserve">Technology </w:t>
+        <w:t>Technology Stack</w:t>
       </w:r>
-      <w:proofErr w:type="gramStart"/>
       <w:r>
         <w:rPr>
           <w:rFonts w:asciiTheme="minorHAnsi" w:hAnsiTheme="minorHAnsi" w:cs="Courier New"/>
@@ -5293,16 +5139,6 @@
           <w:sz w:val="24"/>
           <w:szCs w:val="24"/>
         </w:rPr>
-        <w:t>Stack</w:t>
-      </w:r>
-      <w:r>
-        <w:rPr>
-          <w:rFonts w:asciiTheme="minorHAnsi" w:hAnsiTheme="minorHAnsi" w:cs="Courier New"/>
-          <w:b/>
-          <w:bCs/>
-          <w:sz w:val="24"/>
-          <w:szCs w:val="24"/>
-        </w:rPr>
         <w:t xml:space="preserve"> </w:t>
       </w:r>
       <w:r>
@@ -5313,7 +5149,6 @@
         </w:rPr>
         <w:t>:</w:t>
       </w:r>
-      <w:proofErr w:type="gramEnd"/>
     </w:p>
     <w:p>
       <w:pPr>
@@ -5466,8 +5301,6 @@
           <w:szCs w:val="24"/>
         </w:rPr>
       </w:pPr>
-      <w:proofErr w:type="spellStart"/>
-      <w:proofErr w:type="gramStart"/>
       <w:r>
         <w:rPr>
           <w:rFonts w:asciiTheme="minorHAnsi" w:hAnsiTheme="minorHAnsi" w:cs="Courier New"/>
@@ -5484,32 +5317,28 @@
       </w:r>
       <w:r>
         <w:rPr>
+          <w:rFonts w:asciiTheme="majorHAnsi" w:hAnsiTheme="majorHAnsi"/>
+          <w:sz w:val="24"/>
+          <w:szCs w:val="24"/>
+        </w:rPr>
+        <w:t xml:space="preserve"> Google Cloud</w:t>
+      </w:r>
+      <w:r>
+        <w:rPr>
+          <w:rFonts w:asciiTheme="majorHAnsi" w:hAnsiTheme="majorHAnsi" w:cs="Courier New"/>
+          <w:sz w:val="24"/>
+          <w:szCs w:val="24"/>
+        </w:rPr>
+        <w:t>.</w:t>
+      </w:r>
+      <w:r>
+        <w:rPr>
           <w:rFonts w:asciiTheme="minorHAnsi" w:hAnsiTheme="minorHAnsi" w:cs="Courier New"/>
           <w:sz w:val="24"/>
           <w:szCs w:val="24"/>
         </w:rPr>
-        <w:t>AWS</w:t>
+        <w:t xml:space="preserve"> All</w:t>
       </w:r>
-      <w:proofErr w:type="spellEnd"/>
-      <w:proofErr w:type="gramEnd"/>
-      <w:r>
-        <w:rPr>
-          <w:rFonts w:asciiTheme="minorHAnsi" w:hAnsiTheme="minorHAnsi" w:cs="Courier New"/>
-          <w:sz w:val="24"/>
-          <w:szCs w:val="24"/>
-        </w:rPr>
-        <w:t xml:space="preserve"> RDS and AWS EC2</w:t>
-      </w:r>
-      <w:proofErr w:type="gramStart"/>
-      <w:r>
-        <w:rPr>
-          <w:rFonts w:asciiTheme="minorHAnsi" w:hAnsiTheme="minorHAnsi" w:cs="Courier New"/>
-          <w:sz w:val="24"/>
-          <w:szCs w:val="24"/>
-        </w:rPr>
-        <w:t>.All</w:t>
-      </w:r>
-      <w:proofErr w:type="gramEnd"/>
       <w:r>
         <w:rPr>
           <w:rFonts w:asciiTheme="minorHAnsi" w:hAnsiTheme="minorHAnsi" w:cs="Courier New"/>
@@ -6330,7 +6159,7 @@
               <w:cnfStyle w:val="000000100000" w:firstRow="0" w:lastRow="0" w:firstColumn="0" w:lastColumn="0" w:oddVBand="0" w:evenVBand="0" w:oddHBand="1" w:evenHBand="0" w:firstRowFirstColumn="0" w:firstRowLastColumn="0" w:lastRowFirstColumn="0" w:lastRowLastColumn="0"/>
             </w:pPr>
             <w:r>
-              <w:t>AWS EC2 Instance</w:t>
+              <w:t>Google Cloud</w:t>
             </w:r>
           </w:p>
         </w:tc>
@@ -7173,21 +7002,13 @@
             <w:pPr>
               <w:jc w:val="center"/>
               <w:cnfStyle w:val="000000100000" w:firstRow="0" w:lastRow="0" w:firstColumn="0" w:lastColumn="0" w:oddVBand="0" w:evenVBand="0" w:oddHBand="1" w:evenHBand="0" w:firstRowFirstColumn="0" w:firstRowLastColumn="0" w:lastRowFirstColumn="0" w:lastRowLastColumn="0"/>
-            </w:pPr>
-            <w:r>
-              <w:t>(</w:t>
-            </w:r>
-            <w:r>
-              <w:t>AWS EC2 Instance</w:t>
-            </w:r>
-            <w:r>
-              <w:t>)</w:t>
-            </w:r>
-            <w:r>
-              <w:t xml:space="preserve"> For deploying and hosting the web application</w:t>
-            </w:r>
-            <w:r>
-              <w:t>.</w:t>
+              <w:rPr>
+                <w:rtl/>
+                <w:lang w:bidi="ar-JO"/>
+              </w:rPr>
+            </w:pPr>
+            <w:r>
+              <w:t>Google Cloud</w:t>
             </w:r>
           </w:p>
         </w:tc>
@@ -7331,13 +7152,8 @@
               <w:jc w:val="center"/>
               <w:cnfStyle w:val="000000100000" w:firstRow="0" w:lastRow="0" w:firstColumn="0" w:lastColumn="0" w:oddVBand="0" w:evenVBand="0" w:oddHBand="1" w:evenHBand="0" w:firstRowFirstColumn="0" w:firstRowLastColumn="0" w:lastRowFirstColumn="0" w:lastRowLastColumn="0"/>
             </w:pPr>
-            <w:proofErr w:type="gramStart"/>
-            <w:r>
-              <w:t>Input(</w:t>
-            </w:r>
-            <w:proofErr w:type="gramEnd"/>
-            <w:r>
-              <w:t>0.30</w:t>
+            <w:r>
+              <w:t>Input(0.30</w:t>
             </w:r>
             <w:r>
               <w:t>$)</w:t>
@@ -7351,7 +7167,6 @@
               <w:jc w:val="center"/>
               <w:cnfStyle w:val="000000100000" w:firstRow="0" w:lastRow="0" w:firstColumn="0" w:lastColumn="0" w:oddVBand="0" w:evenVBand="0" w:oddHBand="1" w:evenHBand="0" w:firstRowFirstColumn="0" w:firstRowLastColumn="0" w:lastRowFirstColumn="0" w:lastRowLastColumn="0"/>
             </w:pPr>
-            <w:proofErr w:type="gramStart"/>
             <w:r>
               <w:t>O</w:t>
             </w:r>
@@ -7359,11 +7174,7 @@
               <w:t>utput</w:t>
             </w:r>
             <w:r>
-              <w:t>(</w:t>
-            </w:r>
-            <w:proofErr w:type="gramEnd"/>
-            <w:r>
-              <w:t>2.50$)</w:t>
+              <w:t>(2.50$)</w:t>
             </w:r>
             <w:r>
               <w:t>.</w:t>
@@ -7526,6 +7337,8 @@
           <w:rFonts w:asciiTheme="minorBidi" w:hAnsiTheme="minorBidi"/>
           <w:sz w:val="24"/>
           <w:szCs w:val="24"/>
+          <w:rtl/>
+          <w:lang w:bidi="ar-JO"/>
         </w:rPr>
       </w:pPr>
     </w:p>
@@ -8043,14 +7856,12 @@
                 <w:rFonts w:asciiTheme="majorBidi" w:hAnsiTheme="majorBidi" w:cstheme="majorBidi"/>
               </w:rPr>
             </w:pPr>
-            <w:proofErr w:type="spellStart"/>
             <w:r>
               <w:rPr>
                 <w:rFonts w:asciiTheme="majorBidi" w:hAnsiTheme="majorBidi" w:cstheme="majorBidi"/>
               </w:rPr>
               <w:t>Ma’moun</w:t>
             </w:r>
-            <w:proofErr w:type="spellEnd"/>
           </w:p>
         </w:tc>
         <w:tc>
@@ -8312,14 +8123,12 @@
                 <w:rFonts w:asciiTheme="majorBidi" w:hAnsiTheme="majorBidi" w:cstheme="majorBidi"/>
               </w:rPr>
             </w:pPr>
-            <w:proofErr w:type="spellStart"/>
             <w:r>
               <w:rPr>
                 <w:rFonts w:asciiTheme="majorBidi" w:hAnsiTheme="majorBidi" w:cstheme="majorBidi"/>
               </w:rPr>
               <w:t>Yasmeena&amp;mona</w:t>
             </w:r>
-            <w:proofErr w:type="spellEnd"/>
           </w:p>
         </w:tc>
         <w:tc>
@@ -8701,6 +8510,14 @@
                 <w:rFonts w:asciiTheme="majorBidi" w:hAnsiTheme="majorBidi" w:cstheme="majorBidi"/>
               </w:rPr>
             </w:pPr>
+            <w:proofErr w:type="spellStart"/>
+            <w:r>
+              <w:rPr>
+                <w:rFonts w:asciiTheme="majorBidi" w:hAnsiTheme="majorBidi" w:cstheme="majorBidi"/>
+              </w:rPr>
+              <w:t>Ma’moun</w:t>
+            </w:r>
+            <w:proofErr w:type="spellEnd"/>
           </w:p>
         </w:tc>
         <w:tc>
@@ -8824,14 +8641,12 @@
                 <w:rFonts w:asciiTheme="majorBidi" w:hAnsiTheme="majorBidi" w:cstheme="majorBidi"/>
               </w:rPr>
             </w:pPr>
-            <w:proofErr w:type="spellStart"/>
             <w:r>
               <w:rPr>
                 <w:rFonts w:asciiTheme="majorBidi" w:hAnsiTheme="majorBidi" w:cstheme="majorBidi"/>
               </w:rPr>
               <w:t>Ma’moun</w:t>
             </w:r>
-            <w:proofErr w:type="spellEnd"/>
           </w:p>
         </w:tc>
         <w:tc>
@@ -9102,19 +8917,8 @@
           <w:sz w:val="16"/>
           <w:szCs w:val="16"/>
         </w:rPr>
-        <w:t xml:space="preserve">Table </w:t>
+        <w:t>Table 3.Schedule</w:t>
       </w:r>
-      <w:proofErr w:type="gramStart"/>
-      <w:r>
-        <w:rPr>
-          <w:i/>
-          <w:iCs/>
-          <w:sz w:val="16"/>
-          <w:szCs w:val="16"/>
-        </w:rPr>
-        <w:t>3.Schedule</w:t>
-      </w:r>
-      <w:proofErr w:type="gramEnd"/>
     </w:p>
     <w:p>
       <w:pPr>
@@ -9145,15 +8949,7 @@
           <w:sz w:val="32"/>
           <w:szCs w:val="32"/>
         </w:rPr>
-        <w:t xml:space="preserve">pert </w:t>
-      </w:r>
-      <w:proofErr w:type="gramStart"/>
-      <w:r>
-        <w:rPr>
-          <w:sz w:val="32"/>
-          <w:szCs w:val="32"/>
-        </w:rPr>
-        <w:t>diagram</w:t>
+        <w:t>pert diagram</w:t>
       </w:r>
       <w:r>
         <w:rPr>
@@ -9170,12 +8966,10 @@
         <w:t>:</w:t>
       </w:r>
       <w:bookmarkEnd w:id="16"/>
-      <w:proofErr w:type="gramEnd"/>
     </w:p>
     <w:p>
       <w:pPr>
         <w:rPr>
-          <w:rFonts w:hint="cs"/>
           <w:rtl/>
           <w:lang w:bidi="ar-JO"/>
         </w:rPr>
@@ -9210,15 +9004,7 @@
           <w:sz w:val="32"/>
           <w:szCs w:val="32"/>
         </w:rPr>
-        <w:t xml:space="preserve">Gantt </w:t>
-      </w:r>
-      <w:proofErr w:type="gramStart"/>
-      <w:r>
-        <w:rPr>
-          <w:sz w:val="32"/>
-          <w:szCs w:val="32"/>
-        </w:rPr>
-        <w:t>chart</w:t>
+        <w:t>Gantt chart</w:t>
       </w:r>
       <w:r>
         <w:rPr>
@@ -9228,7 +9014,6 @@
         <w:t xml:space="preserve"> :</w:t>
       </w:r>
       <w:bookmarkEnd w:id="17"/>
-      <w:proofErr w:type="gramEnd"/>
     </w:p>
     <w:p>
       <w:pPr>
@@ -9627,13 +9412,7 @@
               <w:rPr>
                 <w:rFonts w:asciiTheme="majorHAnsi" w:hAnsiTheme="majorHAnsi" w:cs="Courier New"/>
               </w:rPr>
-              <w:t>Who will manage timeline, budget, and team coordination to meet project goals</w:t>
-            </w:r>
-            <w:r>
-              <w:rPr>
-                <w:rFonts w:asciiTheme="majorHAnsi" w:hAnsiTheme="majorHAnsi" w:cs="Courier New"/>
-              </w:rPr>
-              <w:t>.</w:t>
+              <w:t>Who will manage timeline, budget, and team coordination to meet project goals.</w:t>
             </w:r>
           </w:p>
         </w:tc>
@@ -9709,45 +9488,19 @@
               <w:rPr>
                 <w:rFonts w:asciiTheme="majorHAnsi" w:hAnsiTheme="majorHAnsi" w:cs="Courier New"/>
               </w:rPr>
-              <w:t xml:space="preserve">The team that </w:t>
-            </w:r>
-            <w:proofErr w:type="gramStart"/>
+              <w:t xml:space="preserve">The team that make continuous </w:t>
+            </w:r>
             <w:r>
               <w:rPr>
                 <w:rFonts w:asciiTheme="majorHAnsi" w:hAnsiTheme="majorHAnsi" w:cs="Courier New"/>
               </w:rPr>
-              <w:t>make</w:t>
-            </w:r>
-            <w:proofErr w:type="gramEnd"/>
+              <w:t>development</w:t>
+            </w:r>
             <w:r>
               <w:rPr>
                 <w:rFonts w:asciiTheme="majorHAnsi" w:hAnsiTheme="majorHAnsi" w:cs="Courier New"/>
               </w:rPr>
-              <w:t xml:space="preserve"> continuous </w:t>
-            </w:r>
-            <w:r>
-              <w:rPr>
-                <w:rFonts w:asciiTheme="majorHAnsi" w:hAnsiTheme="majorHAnsi" w:cs="Courier New"/>
-              </w:rPr>
-              <w:t>development</w:t>
-            </w:r>
-            <w:r>
-              <w:rPr>
-                <w:rFonts w:asciiTheme="majorHAnsi" w:hAnsiTheme="majorHAnsi" w:cs="Courier New"/>
-              </w:rPr>
-              <w:t xml:space="preserve"> </w:t>
-            </w:r>
-            <w:r>
-              <w:rPr>
-                <w:rFonts w:asciiTheme="majorHAnsi" w:hAnsiTheme="majorHAnsi" w:cs="Courier New"/>
-              </w:rPr>
-              <w:t xml:space="preserve">for </w:t>
-            </w:r>
-            <w:r>
-              <w:rPr>
-                <w:rFonts w:asciiTheme="majorHAnsi" w:hAnsiTheme="majorHAnsi" w:cs="Courier New"/>
-              </w:rPr>
-              <w:t>code and the app</w:t>
+              <w:t xml:space="preserve"> for code and the app</w:t>
             </w:r>
             <w:r>
               <w:rPr>
@@ -9803,7 +9556,7 @@
               <w:rPr>
                 <w:rFonts w:asciiTheme="majorHAnsi" w:hAnsiTheme="majorHAnsi" w:cs="Courier New"/>
               </w:rPr>
-              <w:t>Customer Support Team</w:t>
+              <w:t>System Administrator</w:t>
             </w:r>
           </w:p>
         </w:tc>
@@ -9816,135 +9569,6 @@
               <w:pStyle w:val="PlainText"/>
               <w:jc w:val="center"/>
               <w:cnfStyle w:val="000000000000" w:firstRow="0" w:lastRow="0" w:firstColumn="0" w:lastColumn="0" w:oddVBand="0" w:evenVBand="0" w:oddHBand="0" w:evenHBand="0" w:firstRowFirstColumn="0" w:firstRowLastColumn="0" w:lastRowFirstColumn="0" w:lastRowLastColumn="0"/>
-              <w:rPr>
-                <w:rFonts w:asciiTheme="majorHAnsi" w:hAnsiTheme="majorHAnsi" w:cs="Courier New"/>
-              </w:rPr>
-            </w:pPr>
-            <w:r>
-              <w:rPr>
-                <w:rFonts w:asciiTheme="majorHAnsi" w:hAnsiTheme="majorHAnsi" w:cs="Courier New"/>
-              </w:rPr>
-              <w:t xml:space="preserve">A group of </w:t>
-            </w:r>
-            <w:proofErr w:type="gramStart"/>
-            <w:r>
-              <w:rPr>
-                <w:rFonts w:asciiTheme="majorHAnsi" w:hAnsiTheme="majorHAnsi" w:cs="Courier New"/>
-              </w:rPr>
-              <w:t xml:space="preserve">people where the </w:t>
-            </w:r>
-            <w:r>
-              <w:rPr>
-                <w:rFonts w:asciiTheme="majorHAnsi" w:hAnsiTheme="majorHAnsi" w:cs="Courier New"/>
-              </w:rPr>
-              <w:t>users</w:t>
-            </w:r>
-            <w:proofErr w:type="gramEnd"/>
-            <w:r>
-              <w:rPr>
-                <w:rFonts w:asciiTheme="majorHAnsi" w:hAnsiTheme="majorHAnsi" w:cs="Courier New"/>
-              </w:rPr>
-              <w:t xml:space="preserve"> will</w:t>
-            </w:r>
-            <w:r>
-              <w:rPr>
-                <w:rFonts w:asciiTheme="majorHAnsi" w:hAnsiTheme="majorHAnsi" w:cs="Courier New"/>
-              </w:rPr>
-              <w:t xml:space="preserve"> text them if they face any problem or </w:t>
-            </w:r>
-            <w:r>
-              <w:rPr>
-                <w:rFonts w:asciiTheme="majorHAnsi" w:hAnsiTheme="majorHAnsi" w:cs="Courier New"/>
-              </w:rPr>
-              <w:t>have</w:t>
-            </w:r>
-            <w:r>
-              <w:rPr>
-                <w:rFonts w:asciiTheme="majorHAnsi" w:hAnsiTheme="majorHAnsi" w:cs="Courier New"/>
-              </w:rPr>
-              <w:t xml:space="preserve"> any question about the </w:t>
-            </w:r>
-            <w:proofErr w:type="gramStart"/>
-            <w:r>
-              <w:rPr>
-                <w:rFonts w:asciiTheme="majorHAnsi" w:hAnsiTheme="majorHAnsi" w:cs="Courier New"/>
-              </w:rPr>
-              <w:t>application ,</w:t>
-            </w:r>
-            <w:proofErr w:type="gramEnd"/>
-            <w:r>
-              <w:rPr>
-                <w:rFonts w:asciiTheme="majorHAnsi" w:hAnsiTheme="majorHAnsi" w:cs="Courier New"/>
-              </w:rPr>
-              <w:t xml:space="preserve"> and then the customer services will find the solution.</w:t>
-            </w:r>
-          </w:p>
-        </w:tc>
-      </w:tr>
-      <w:tr>
-        <w:trPr>
-          <w:cnfStyle w:val="000000100000" w:firstRow="0" w:lastRow="0" w:firstColumn="0" w:lastColumn="0" w:oddVBand="0" w:evenVBand="0" w:oddHBand="1" w:evenHBand="0" w:firstRowFirstColumn="0" w:firstRowLastColumn="0" w:lastRowFirstColumn="0" w:lastRowLastColumn="0"/>
-        </w:trPr>
-        <w:tc>
-          <w:tcPr>
-            <w:cnfStyle w:val="001000000000" w:firstRow="0" w:lastRow="0" w:firstColumn="1" w:lastColumn="0" w:oddVBand="0" w:evenVBand="0" w:oddHBand="0" w:evenHBand="0" w:firstRowFirstColumn="0" w:firstRowLastColumn="0" w:lastRowFirstColumn="0" w:lastRowLastColumn="0"/>
-            <w:tcW w:w="3075" w:type="dxa"/>
-          </w:tcPr>
-          <w:p>
-            <w:pPr>
-              <w:pStyle w:val="PlainText"/>
-              <w:jc w:val="center"/>
-              <w:rPr>
-                <w:rFonts w:ascii="Courier New" w:hAnsi="Courier New" w:cs="Courier New"/>
-              </w:rPr>
-            </w:pPr>
-            <w:r>
-              <w:rPr>
-                <w:rFonts w:ascii="Courier New" w:hAnsi="Courier New" w:cs="Courier New"/>
-              </w:rPr>
-              <w:t>St</w:t>
-            </w:r>
-            <w:r>
-              <w:rPr>
-                <w:rFonts w:ascii="Courier New" w:hAnsi="Courier New" w:cs="Courier New"/>
-              </w:rPr>
-              <w:t>5</w:t>
-            </w:r>
-          </w:p>
-        </w:tc>
-        <w:tc>
-          <w:tcPr>
-            <w:tcW w:w="3076" w:type="dxa"/>
-          </w:tcPr>
-          <w:p>
-            <w:pPr>
-              <w:pStyle w:val="PlainText"/>
-              <w:tabs>
-                <w:tab w:val="left" w:pos="2082"/>
-              </w:tabs>
-              <w:jc w:val="center"/>
-              <w:cnfStyle w:val="000000100000" w:firstRow="0" w:lastRow="0" w:firstColumn="0" w:lastColumn="0" w:oddVBand="0" w:evenVBand="0" w:oddHBand="1" w:evenHBand="0" w:firstRowFirstColumn="0" w:firstRowLastColumn="0" w:lastRowFirstColumn="0" w:lastRowLastColumn="0"/>
-              <w:rPr>
-                <w:rFonts w:asciiTheme="majorHAnsi" w:hAnsiTheme="majorHAnsi" w:cs="Courier New"/>
-              </w:rPr>
-            </w:pPr>
-            <w:r>
-              <w:rPr>
-                <w:rFonts w:asciiTheme="majorHAnsi" w:hAnsiTheme="majorHAnsi" w:cs="Courier New"/>
-              </w:rPr>
-              <w:t>System Administrator</w:t>
-            </w:r>
-          </w:p>
-        </w:tc>
-        <w:tc>
-          <w:tcPr>
-            <w:tcW w:w="3076" w:type="dxa"/>
-          </w:tcPr>
-          <w:p>
-            <w:pPr>
-              <w:pStyle w:val="PlainText"/>
-              <w:jc w:val="center"/>
-              <w:cnfStyle w:val="000000100000" w:firstRow="0" w:lastRow="0" w:firstColumn="0" w:lastColumn="0" w:oddVBand="0" w:evenVBand="0" w:oddHBand="1" w:evenHBand="0" w:firstRowFirstColumn="0" w:firstRowLastColumn="0" w:lastRowFirstColumn="0" w:lastRowLastColumn="0"/>
               <w:rPr>
                 <w:rFonts w:asciiTheme="majorHAnsi" w:hAnsiTheme="majorHAnsi" w:cs="Courier New"/>
               </w:rPr>
@@ -10051,7 +9675,6 @@
           <w:szCs w:val="24"/>
         </w:rPr>
       </w:pPr>
-      <w:proofErr w:type="gramStart"/>
       <w:r>
         <w:rPr>
           <w:rFonts w:asciiTheme="minorBidi" w:hAnsiTheme="minorBidi"/>
@@ -10074,16 +9697,7 @@
           <w:sz w:val="24"/>
           <w:szCs w:val="24"/>
         </w:rPr>
-        <w:t>:</w:t>
-      </w:r>
-      <w:proofErr w:type="gramEnd"/>
-      <w:r>
-        <w:rPr>
-          <w:rFonts w:asciiTheme="minorBidi" w:hAnsiTheme="minorBidi"/>
-          <w:sz w:val="24"/>
-          <w:szCs w:val="24"/>
-        </w:rPr>
-        <w:t xml:space="preserve"> Conduct one-on-one interviews with potential users of the MONEY MAP, such as students, professionals, or families. Ask questions to understand their spending habits, budgeting challenges, and financial goals. Also gather input from financial advisors or experts to ensure the app’s features align with effective budgeting practices.</w:t>
+        <w:t>: Conduct one-on-one interviews with potential users of the MONEY MAP, such as students, professionals, or families. Ask questions to understand their spending habits, budgeting challenges, and financial goals. Also gather input from financial advisors or experts to ensure the app’s features align with effective budgeting practices.</w:t>
       </w:r>
     </w:p>
     <w:p>
@@ -10135,7 +9749,6 @@
         </w:rPr>
         <w:t xml:space="preserve"> </w:t>
       </w:r>
-      <w:proofErr w:type="gramStart"/>
       <w:r>
         <w:rPr>
           <w:rFonts w:asciiTheme="minorBidi" w:hAnsiTheme="minorBidi"/>
@@ -10160,7 +9773,6 @@
         </w:rPr>
         <w:t>:</w:t>
       </w:r>
-      <w:proofErr w:type="gramEnd"/>
       <w:r>
         <w:rPr>
           <w:rFonts w:asciiTheme="minorBidi" w:hAnsiTheme="minorBidi"/>
@@ -10701,18 +10313,8 @@
                 <w:sz w:val="24"/>
                 <w:szCs w:val="24"/>
               </w:rPr>
-              <w:t xml:space="preserve">Allow users to create new </w:t>
-            </w:r>
-            <w:proofErr w:type="gramStart"/>
-            <w:r>
-              <w:rPr>
-                <w:rFonts w:asciiTheme="majorBidi" w:hAnsiTheme="majorBidi" w:cstheme="majorBidi"/>
-                <w:sz w:val="24"/>
-                <w:szCs w:val="24"/>
-              </w:rPr>
-              <w:t>account .</w:t>
-            </w:r>
-            <w:proofErr w:type="gramEnd"/>
+              <w:t>Allow users to create new account .</w:t>
+            </w:r>
           </w:p>
           <w:p>
             <w:pPr>
@@ -11278,18 +10880,8 @@
                 <w:sz w:val="24"/>
                 <w:szCs w:val="24"/>
               </w:rPr>
-              <w:t xml:space="preserve">Help users reset forgotten </w:t>
-            </w:r>
-            <w:proofErr w:type="gramStart"/>
-            <w:r>
-              <w:rPr>
-                <w:rFonts w:asciiTheme="majorBidi" w:hAnsiTheme="majorBidi" w:cstheme="majorBidi"/>
-                <w:sz w:val="24"/>
-                <w:szCs w:val="24"/>
-              </w:rPr>
-              <w:t>password .</w:t>
-            </w:r>
-            <w:proofErr w:type="gramEnd"/>
+              <w:t>Help users reset forgotten password .</w:t>
+            </w:r>
           </w:p>
           <w:p>
             <w:pPr>
@@ -11657,23 +11249,13 @@
                 <w:szCs w:val="24"/>
               </w:rPr>
             </w:pPr>
-            <w:proofErr w:type="gramStart"/>
-            <w:r>
-              <w:rPr>
-                <w:rFonts w:asciiTheme="majorBidi" w:hAnsiTheme="majorBidi" w:cstheme="majorBidi"/>
-                <w:sz w:val="24"/>
-                <w:szCs w:val="24"/>
-              </w:rPr>
-              <w:t>Helps</w:t>
-            </w:r>
-            <w:proofErr w:type="gramEnd"/>
-            <w:r>
-              <w:rPr>
-                <w:rFonts w:asciiTheme="majorBidi" w:hAnsiTheme="majorBidi" w:cstheme="majorBidi"/>
-                <w:sz w:val="24"/>
-                <w:szCs w:val="24"/>
-              </w:rPr>
-              <w:t xml:space="preserve"> manage account details easily.</w:t>
+            <w:r>
+              <w:rPr>
+                <w:rFonts w:asciiTheme="majorBidi" w:hAnsiTheme="majorBidi" w:cstheme="majorBidi"/>
+                <w:sz w:val="24"/>
+                <w:szCs w:val="24"/>
+              </w:rPr>
+              <w:t>Helps manage account details easily.</w:t>
             </w:r>
           </w:p>
         </w:tc>
@@ -12387,18 +11969,8 @@
                 <w:sz w:val="24"/>
                 <w:szCs w:val="24"/>
               </w:rPr>
-              <w:t xml:space="preserve">Add </w:t>
-            </w:r>
-            <w:proofErr w:type="gramStart"/>
-            <w:r>
-              <w:rPr>
-                <w:rFonts w:asciiTheme="majorBidi" w:hAnsiTheme="majorBidi" w:cstheme="majorBidi"/>
-                <w:sz w:val="24"/>
-                <w:szCs w:val="24"/>
-              </w:rPr>
-              <w:t>expense</w:t>
-            </w:r>
-            <w:proofErr w:type="gramEnd"/>
+              <w:t>Add expense</w:t>
+            </w:r>
           </w:p>
           <w:p>
             <w:pPr>
@@ -12551,25 +12123,7 @@
                 <w:sz w:val="24"/>
                 <w:szCs w:val="24"/>
               </w:rPr>
-              <w:t xml:space="preserve">Core </w:t>
-            </w:r>
-            <w:proofErr w:type="gramStart"/>
-            <w:r>
-              <w:rPr>
-                <w:rFonts w:asciiTheme="majorBidi" w:hAnsiTheme="majorBidi" w:cstheme="majorBidi"/>
-                <w:sz w:val="24"/>
-                <w:szCs w:val="24"/>
-              </w:rPr>
-              <w:t>feature;</w:t>
-            </w:r>
-            <w:proofErr w:type="gramEnd"/>
-            <w:r>
-              <w:rPr>
-                <w:rFonts w:asciiTheme="majorBidi" w:hAnsiTheme="majorBidi" w:cstheme="majorBidi"/>
-                <w:sz w:val="24"/>
-                <w:szCs w:val="24"/>
-              </w:rPr>
-              <w:t xml:space="preserve"> should be simple and fast to use.</w:t>
+              <w:t>Core feature; should be simple and fast to use.</w:t>
             </w:r>
           </w:p>
         </w:tc>
@@ -12661,25 +12215,7 @@
                 <w:sz w:val="24"/>
                 <w:szCs w:val="24"/>
               </w:rPr>
-              <w:t xml:space="preserve">Display summary of income, expenses and </w:t>
-            </w:r>
-            <w:proofErr w:type="gramStart"/>
-            <w:r>
-              <w:rPr>
-                <w:rFonts w:asciiTheme="majorBidi" w:hAnsiTheme="majorBidi" w:cstheme="majorBidi"/>
-                <w:sz w:val="24"/>
-                <w:szCs w:val="24"/>
-              </w:rPr>
-              <w:t>saving</w:t>
-            </w:r>
-            <w:proofErr w:type="gramEnd"/>
-            <w:r>
-              <w:rPr>
-                <w:rFonts w:asciiTheme="majorBidi" w:hAnsiTheme="majorBidi" w:cstheme="majorBidi"/>
-                <w:sz w:val="24"/>
-                <w:szCs w:val="24"/>
-              </w:rPr>
-              <w:t>.</w:t>
+              <w:t>Display summary of income, expenses and saving.</w:t>
             </w:r>
           </w:p>
           <w:p>
@@ -13250,23 +12786,13 @@
                 <w:szCs w:val="24"/>
               </w:rPr>
             </w:pPr>
-            <w:proofErr w:type="gramStart"/>
-            <w:r>
-              <w:rPr>
-                <w:rFonts w:asciiTheme="majorBidi" w:hAnsiTheme="majorBidi" w:cstheme="majorBidi"/>
-                <w:sz w:val="24"/>
-                <w:szCs w:val="24"/>
-              </w:rPr>
-              <w:t>Helps</w:t>
-            </w:r>
-            <w:proofErr w:type="gramEnd"/>
-            <w:r>
-              <w:rPr>
-                <w:rFonts w:asciiTheme="majorBidi" w:hAnsiTheme="majorBidi" w:cstheme="majorBidi"/>
-                <w:sz w:val="24"/>
-                <w:szCs w:val="24"/>
-              </w:rPr>
-              <w:t xml:space="preserve"> users stay within limits.</w:t>
+            <w:r>
+              <w:rPr>
+                <w:rFonts w:asciiTheme="majorBidi" w:hAnsiTheme="majorBidi" w:cstheme="majorBidi"/>
+                <w:sz w:val="24"/>
+                <w:szCs w:val="24"/>
+              </w:rPr>
+              <w:t>Helps users stay within limits.</w:t>
             </w:r>
           </w:p>
         </w:tc>
@@ -13609,25 +13135,7 @@
                 <w:sz w:val="24"/>
                 <w:szCs w:val="24"/>
               </w:rPr>
-              <w:t xml:space="preserve">Suggest ways to </w:t>
-            </w:r>
-            <w:proofErr w:type="gramStart"/>
-            <w:r>
-              <w:rPr>
-                <w:rFonts w:asciiTheme="majorBidi" w:hAnsiTheme="majorBidi" w:cstheme="majorBidi"/>
-                <w:sz w:val="24"/>
-                <w:szCs w:val="24"/>
-              </w:rPr>
-              <w:t>save</w:t>
-            </w:r>
-            <w:proofErr w:type="gramEnd"/>
-            <w:r>
-              <w:rPr>
-                <w:rFonts w:asciiTheme="majorBidi" w:hAnsiTheme="majorBidi" w:cstheme="majorBidi"/>
-                <w:sz w:val="24"/>
-                <w:szCs w:val="24"/>
-              </w:rPr>
-              <w:t xml:space="preserve"> based on user spending.</w:t>
+              <w:t>Suggest ways to save based on user spending.</w:t>
             </w:r>
           </w:p>
           <w:p>
@@ -13846,7 +13354,15 @@
                 <w:sz w:val="24"/>
                 <w:szCs w:val="24"/>
               </w:rPr>
-              <w:t>Export financial summaries in PDF or excel format.</w:t>
+              <w:t xml:space="preserve">Export financial summaries </w:t>
+            </w:r>
+            <w:r>
+              <w:rPr>
+                <w:rFonts w:asciiTheme="majorBidi" w:hAnsiTheme="majorBidi" w:cstheme="majorBidi"/>
+                <w:sz w:val="24"/>
+                <w:szCs w:val="24"/>
+              </w:rPr>
+              <w:t>by Ai agent.</w:t>
             </w:r>
           </w:p>
           <w:p>
@@ -14068,43 +13584,7 @@
                 <w:sz w:val="24"/>
                 <w:szCs w:val="24"/>
               </w:rPr>
-              <w:t xml:space="preserve">An Ai-based agent that analyzes, </w:t>
-            </w:r>
-            <w:proofErr w:type="gramStart"/>
-            <w:r>
-              <w:rPr>
-                <w:rFonts w:asciiTheme="majorBidi" w:hAnsiTheme="majorBidi" w:cstheme="majorBidi"/>
-                <w:sz w:val="24"/>
-                <w:szCs w:val="24"/>
-              </w:rPr>
-              <w:t>spending ,</w:t>
-            </w:r>
-            <w:proofErr w:type="gramEnd"/>
-            <w:r>
-              <w:rPr>
-                <w:rFonts w:asciiTheme="majorBidi" w:hAnsiTheme="majorBidi" w:cstheme="majorBidi"/>
-                <w:sz w:val="24"/>
-                <w:szCs w:val="24"/>
-              </w:rPr>
-              <w:t xml:space="preserve"> give </w:t>
-            </w:r>
-            <w:proofErr w:type="gramStart"/>
-            <w:r>
-              <w:rPr>
-                <w:rFonts w:asciiTheme="majorBidi" w:hAnsiTheme="majorBidi" w:cstheme="majorBidi"/>
-                <w:sz w:val="24"/>
-                <w:szCs w:val="24"/>
-              </w:rPr>
-              <w:t>recommendations  and</w:t>
-            </w:r>
-            <w:proofErr w:type="gramEnd"/>
-            <w:r>
-              <w:rPr>
-                <w:rFonts w:asciiTheme="majorBidi" w:hAnsiTheme="majorBidi" w:cstheme="majorBidi"/>
-                <w:sz w:val="24"/>
-                <w:szCs w:val="24"/>
-              </w:rPr>
-              <w:t xml:space="preserve"> advice.</w:t>
+              <w:t>An Ai-based agent that analyzes, spending , give recommendations  and advice.</w:t>
             </w:r>
           </w:p>
           <w:p>
@@ -15630,23 +15110,13 @@
                       <w14:ligatures w14:val="none"/>
                     </w:rPr>
                   </w:pPr>
-                  <w:proofErr w:type="gramStart"/>
                   <w:r>
                     <w:rPr>
                       <w:rFonts w:asciiTheme="majorBidi" w:eastAsia="Times New Roman" w:hAnsiTheme="majorBidi" w:cstheme="majorBidi"/>
                       <w:kern w:val="0"/>
                       <w14:ligatures w14:val="none"/>
                     </w:rPr>
-                    <w:t>Increases</w:t>
-                  </w:r>
-                  <w:proofErr w:type="gramEnd"/>
-                  <w:r>
-                    <w:rPr>
-                      <w:rFonts w:asciiTheme="majorBidi" w:eastAsia="Times New Roman" w:hAnsiTheme="majorBidi" w:cstheme="majorBidi"/>
-                      <w:kern w:val="0"/>
-                      <w14:ligatures w14:val="none"/>
-                    </w:rPr>
-                    <w:t xml:space="preserve"> convenience by reducing manual entry.</w:t>
+                    <w:t>Increases convenience by reducing manual entry.</w:t>
                   </w:r>
                 </w:p>
               </w:tc>
@@ -15920,25 +15390,7 @@
                       <w:kern w:val="0"/>
                       <w14:ligatures w14:val="none"/>
                     </w:rPr>
-                    <w:t xml:space="preserve">Automatically convert expenses </w:t>
-                  </w:r>
-                  <w:proofErr w:type="gramStart"/>
-                  <w:r>
-                    <w:rPr>
-                      <w:rFonts w:asciiTheme="majorBidi" w:eastAsia="Times New Roman" w:hAnsiTheme="majorBidi" w:cstheme="majorBidi"/>
-                      <w:kern w:val="0"/>
-                      <w14:ligatures w14:val="none"/>
-                    </w:rPr>
-                    <w:t>to</w:t>
-                  </w:r>
-                  <w:proofErr w:type="gramEnd"/>
-                  <w:r>
-                    <w:rPr>
-                      <w:rFonts w:asciiTheme="majorBidi" w:eastAsia="Times New Roman" w:hAnsiTheme="majorBidi" w:cstheme="majorBidi"/>
-                      <w:kern w:val="0"/>
-                      <w14:ligatures w14:val="none"/>
-                    </w:rPr>
-                    <w:t xml:space="preserve"> a default currency using live exchange rates.</w:t>
+                    <w:t>Automatically convert expenses to a default currency using live exchange rates.</w:t>
                   </w:r>
                 </w:p>
               </w:tc>
@@ -17328,23 +16780,13 @@
                       <w14:ligatures w14:val="none"/>
                     </w:rPr>
                   </w:pPr>
-                  <w:proofErr w:type="gramStart"/>
                   <w:r>
                     <w:rPr>
                       <w:rFonts w:asciiTheme="majorBidi" w:eastAsia="Times New Roman" w:hAnsiTheme="majorBidi" w:cstheme="majorBidi"/>
                       <w:kern w:val="0"/>
                       <w14:ligatures w14:val="none"/>
                     </w:rPr>
-                    <w:t>Helps</w:t>
-                  </w:r>
-                  <w:proofErr w:type="gramEnd"/>
-                  <w:r>
-                    <w:rPr>
-                      <w:rFonts w:asciiTheme="majorBidi" w:eastAsia="Times New Roman" w:hAnsiTheme="majorBidi" w:cstheme="majorBidi"/>
-                      <w:kern w:val="0"/>
-                      <w14:ligatures w14:val="none"/>
-                    </w:rPr>
-                    <w:t xml:space="preserve"> users review and reflect on their spending.</w:t>
+                    <w:t>Helps users review and reflect on their spending.</w:t>
                   </w:r>
                 </w:p>
               </w:tc>
@@ -18170,25 +17612,7 @@
                       <w:kern w:val="0"/>
                       <w14:ligatures w14:val="none"/>
                     </w:rPr>
-                    <w:t xml:space="preserve">Allow users to </w:t>
-                  </w:r>
-                  <w:proofErr w:type="gramStart"/>
-                  <w:r>
-                    <w:rPr>
-                      <w:rFonts w:asciiTheme="majorBidi" w:eastAsia="Times New Roman" w:hAnsiTheme="majorBidi" w:cstheme="majorBidi"/>
-                      <w:kern w:val="0"/>
-                      <w14:ligatures w14:val="none"/>
-                    </w:rPr>
-                    <w:t>search</w:t>
-                  </w:r>
-                  <w:proofErr w:type="gramEnd"/>
-                  <w:r>
-                    <w:rPr>
-                      <w:rFonts w:asciiTheme="majorBidi" w:eastAsia="Times New Roman" w:hAnsiTheme="majorBidi" w:cstheme="majorBidi"/>
-                      <w:kern w:val="0"/>
-                      <w14:ligatures w14:val="none"/>
-                    </w:rPr>
-                    <w:t xml:space="preserve"> transactions by specific date ranges.</w:t>
+                    <w:t>Allow users to search transactions by specific date ranges.</w:t>
                   </w:r>
                 </w:p>
               </w:tc>
@@ -19308,25 +18732,7 @@
                       <w:kern w:val="0"/>
                       <w14:ligatures w14:val="none"/>
                     </w:rPr>
-                    <w:t xml:space="preserve">Helps </w:t>
-                  </w:r>
-                  <w:proofErr w:type="gramStart"/>
-                  <w:r>
-                    <w:rPr>
-                      <w:rFonts w:asciiTheme="majorBidi" w:eastAsia="Times New Roman" w:hAnsiTheme="majorBidi" w:cstheme="majorBidi"/>
-                      <w:kern w:val="0"/>
-                      <w14:ligatures w14:val="none"/>
-                    </w:rPr>
-                    <w:t>in</w:t>
-                  </w:r>
-                  <w:proofErr w:type="gramEnd"/>
-                  <w:r>
-                    <w:rPr>
-                      <w:rFonts w:asciiTheme="majorBidi" w:eastAsia="Times New Roman" w:hAnsiTheme="majorBidi" w:cstheme="majorBidi"/>
-                      <w:kern w:val="0"/>
-                      <w14:ligatures w14:val="none"/>
-                    </w:rPr>
-                    <w:t xml:space="preserve"> offline record analysis.</w:t>
+                    <w:t>Helps in offline record analysis.</w:t>
                   </w:r>
                 </w:p>
               </w:tc>
@@ -20431,23 +19837,13 @@
                       <w14:ligatures w14:val="none"/>
                     </w:rPr>
                   </w:pPr>
-                  <w:proofErr w:type="gramStart"/>
                   <w:r>
                     <w:rPr>
                       <w:rFonts w:asciiTheme="majorBidi" w:eastAsia="Times New Roman" w:hAnsiTheme="majorBidi" w:cstheme="majorBidi"/>
                       <w:kern w:val="0"/>
                       <w14:ligatures w14:val="none"/>
                     </w:rPr>
-                    <w:t>Enhances</w:t>
-                  </w:r>
-                  <w:proofErr w:type="gramEnd"/>
-                  <w:r>
-                    <w:rPr>
-                      <w:rFonts w:asciiTheme="majorBidi" w:eastAsia="Times New Roman" w:hAnsiTheme="majorBidi" w:cstheme="majorBidi"/>
-                      <w:kern w:val="0"/>
-                      <w14:ligatures w14:val="none"/>
-                    </w:rPr>
-                    <w:t xml:space="preserve"> financial security.</w:t>
+                    <w:t>Enhances financial security.</w:t>
                   </w:r>
                 </w:p>
               </w:tc>
@@ -20602,7 +19998,7 @@
                       <w:kern w:val="0"/>
                       <w14:ligatures w14:val="none"/>
                     </w:rPr>
-                    <w:t>Subscription Management</w:t>
+                    <w:t>AI-Based Requirement</w:t>
                   </w:r>
                 </w:p>
               </w:tc>
@@ -20719,7 +20115,15 @@
                       <w:kern w:val="0"/>
                       <w14:ligatures w14:val="none"/>
                     </w:rPr>
-                    <w:t>Allow users to track recurring subscriptions (e.g., Netflix, Spotify).</w:t>
+                    <w:t xml:space="preserve">Use an Ai agent automatically predict the correct category for each expense </w:t>
+                  </w:r>
+                  <w:r>
+                    <w:rPr>
+                      <w:rFonts w:asciiTheme="majorBidi" w:eastAsia="Times New Roman" w:hAnsiTheme="majorBidi" w:cstheme="majorBidi"/>
+                      <w:kern w:val="0"/>
+                      <w14:ligatures w14:val="none"/>
+                    </w:rPr>
+                    <w:t>based on the text, vendor name, or spending pattern.</w:t>
                   </w:r>
                 </w:p>
               </w:tc>
@@ -20906,24 +20310,25 @@
                       <w14:ligatures w14:val="none"/>
                     </w:rPr>
                   </w:pPr>
-                  <w:proofErr w:type="gramStart"/>
                   <w:r>
                     <w:rPr>
                       <w:rFonts w:asciiTheme="majorBidi" w:eastAsia="Times New Roman" w:hAnsiTheme="majorBidi" w:cstheme="majorBidi"/>
                       <w:kern w:val="0"/>
                       <w14:ligatures w14:val="none"/>
                     </w:rPr>
-                    <w:t>Helps</w:t>
+                    <w:t>Reduces user effort and improves accuracy by learning from past expenses.</w:t>
                   </w:r>
-                  <w:proofErr w:type="gramEnd"/>
-                  <w:r>
+                </w:p>
+                <w:p>
+                  <w:pPr>
+                    <w:spacing w:after="0" w:line="240" w:lineRule="auto"/>
+                    <w:jc w:val="center"/>
                     <w:rPr>
                       <w:rFonts w:asciiTheme="majorBidi" w:eastAsia="Times New Roman" w:hAnsiTheme="majorBidi" w:cstheme="majorBidi"/>
                       <w:kern w:val="0"/>
                       <w14:ligatures w14:val="none"/>
                     </w:rPr>
-                    <w:t xml:space="preserve"> users manage recurring payments.</w:t>
-                  </w:r>
+                  </w:pPr>
                 </w:p>
               </w:tc>
             </w:tr>
@@ -21378,23 +20783,13 @@
                       <w14:ligatures w14:val="none"/>
                     </w:rPr>
                   </w:pPr>
-                  <w:proofErr w:type="gramStart"/>
                   <w:r>
                     <w:rPr>
                       <w:rFonts w:asciiTheme="majorBidi" w:eastAsia="Times New Roman" w:hAnsiTheme="majorBidi" w:cstheme="majorBidi"/>
                       <w:kern w:val="0"/>
                       <w14:ligatures w14:val="none"/>
                     </w:rPr>
-                    <w:t>Improves</w:t>
-                  </w:r>
-                  <w:proofErr w:type="gramEnd"/>
-                  <w:r>
-                    <w:rPr>
-                      <w:rFonts w:asciiTheme="majorBidi" w:eastAsia="Times New Roman" w:hAnsiTheme="majorBidi" w:cstheme="majorBidi"/>
-                      <w:kern w:val="0"/>
-                      <w14:ligatures w14:val="none"/>
-                    </w:rPr>
-                    <w:t xml:space="preserve"> personalization.</w:t>
+                    <w:t>Improves personalization.</w:t>
                   </w:r>
                 </w:p>
               </w:tc>
@@ -21933,6 +21328,257 @@
                 <w:rFonts w:asciiTheme="majorBidi" w:hAnsiTheme="majorBidi" w:cstheme="majorBidi"/>
                 <w:sz w:val="24"/>
                 <w:szCs w:val="24"/>
+              </w:rPr>
+            </w:pPr>
+          </w:p>
+        </w:tc>
+      </w:tr>
+      <w:tr>
+        <w:tc>
+          <w:tcPr>
+            <w:cnfStyle w:val="001000000000" w:firstRow="0" w:lastRow="0" w:firstColumn="1" w:lastColumn="0" w:oddVBand="0" w:evenVBand="0" w:oddHBand="0" w:evenHBand="0" w:firstRowFirstColumn="0" w:firstRowLastColumn="0" w:lastRowFirstColumn="0" w:lastRowLastColumn="0"/>
+            <w:tcW w:w="803" w:type="dxa"/>
+          </w:tcPr>
+          <w:p>
+            <w:pPr>
+              <w:pStyle w:val="PlainText"/>
+              <w:jc w:val="center"/>
+              <w:rPr>
+                <w:rFonts w:asciiTheme="majorBidi" w:hAnsiTheme="majorBidi" w:cstheme="majorBidi"/>
+                <w:sz w:val="24"/>
+                <w:szCs w:val="24"/>
+              </w:rPr>
+            </w:pPr>
+            <w:r>
+              <w:rPr>
+                <w:rFonts w:asciiTheme="majorBidi" w:hAnsiTheme="majorBidi" w:cstheme="majorBidi"/>
+                <w:sz w:val="24"/>
+                <w:szCs w:val="24"/>
+              </w:rPr>
+              <w:t>FR32</w:t>
+            </w:r>
+          </w:p>
+        </w:tc>
+        <w:tc>
+          <w:tcPr>
+            <w:tcW w:w="1959" w:type="dxa"/>
+          </w:tcPr>
+          <w:p>
+            <w:pPr>
+              <w:jc w:val="center"/>
+              <w:cnfStyle w:val="000000000000" w:firstRow="0" w:lastRow="0" w:firstColumn="0" w:lastColumn="0" w:oddVBand="0" w:evenVBand="0" w:oddHBand="0" w:evenHBand="0" w:firstRowFirstColumn="0" w:firstRowLastColumn="0" w:lastRowFirstColumn="0" w:lastRowLastColumn="0"/>
+              <w:rPr>
+                <w:rFonts w:asciiTheme="majorBidi" w:eastAsia="Times New Roman" w:hAnsiTheme="majorBidi" w:cstheme="majorBidi"/>
+                <w:kern w:val="0"/>
+                <w14:ligatures w14:val="none"/>
+              </w:rPr>
+            </w:pPr>
+            <w:r>
+              <w:rPr>
+                <w:rFonts w:asciiTheme="majorBidi" w:eastAsia="Times New Roman" w:hAnsiTheme="majorBidi" w:cstheme="majorBidi"/>
+                <w:kern w:val="0"/>
+                <w14:ligatures w14:val="none"/>
+              </w:rPr>
+              <w:t>AI-Driven Spending Insights &amp; Categorization</w:t>
+            </w:r>
+          </w:p>
+        </w:tc>
+        <w:tc>
+          <w:tcPr>
+            <w:tcW w:w="2123" w:type="dxa"/>
+          </w:tcPr>
+          <w:p>
+            <w:pPr>
+              <w:jc w:val="center"/>
+              <w:cnfStyle w:val="000000000000" w:firstRow="0" w:lastRow="0" w:firstColumn="0" w:lastColumn="0" w:oddVBand="0" w:evenVBand="0" w:oddHBand="0" w:evenHBand="0" w:firstRowFirstColumn="0" w:firstRowLastColumn="0" w:lastRowFirstColumn="0" w:lastRowLastColumn="0"/>
+              <w:rPr>
+                <w:rFonts w:asciiTheme="majorBidi" w:eastAsia="Times New Roman" w:hAnsiTheme="majorBidi" w:cstheme="majorBidi"/>
+                <w:kern w:val="0"/>
+                <w14:ligatures w14:val="none"/>
+              </w:rPr>
+            </w:pPr>
+            <w:r>
+              <w:rPr>
+                <w:rFonts w:asciiTheme="majorBidi" w:eastAsia="Times New Roman" w:hAnsiTheme="majorBidi" w:cstheme="majorBidi"/>
+                <w:kern w:val="0"/>
+                <w14:ligatures w14:val="none"/>
+              </w:rPr>
+              <w:t xml:space="preserve">An Ai agent that automatically </w:t>
+            </w:r>
+            <w:r>
+              <w:rPr>
+                <w:rFonts w:asciiTheme="majorBidi" w:eastAsia="Times New Roman" w:hAnsiTheme="majorBidi" w:cstheme="majorBidi"/>
+                <w:kern w:val="0"/>
+                <w14:ligatures w14:val="none"/>
+              </w:rPr>
+              <w:t xml:space="preserve">categorizes </w:t>
+            </w:r>
+            <w:r>
+              <w:rPr>
+                <w:rFonts w:asciiTheme="majorBidi" w:eastAsia="Times New Roman" w:hAnsiTheme="majorBidi" w:cstheme="majorBidi"/>
+                <w:kern w:val="0"/>
+                <w14:ligatures w14:val="none"/>
+              </w:rPr>
+              <w:t>ex</w:t>
+            </w:r>
+            <w:r>
+              <w:rPr>
+                <w:rFonts w:asciiTheme="majorBidi" w:eastAsia="Times New Roman" w:hAnsiTheme="majorBidi" w:cstheme="majorBidi"/>
+                <w:kern w:val="0"/>
+                <w14:ligatures w14:val="none"/>
+              </w:rPr>
+              <w:t xml:space="preserve">penses and generates smart spending </w:t>
+            </w:r>
+            <w:r>
+              <w:rPr>
+                <w:rFonts w:asciiTheme="majorBidi" w:eastAsia="Times New Roman" w:hAnsiTheme="majorBidi" w:cstheme="majorBidi"/>
+                <w:kern w:val="0"/>
+                <w14:ligatures w14:val="none"/>
+              </w:rPr>
+              <w:t>insights.</w:t>
+            </w:r>
+          </w:p>
+        </w:tc>
+        <w:tc>
+          <w:tcPr>
+            <w:tcW w:w="1363" w:type="dxa"/>
+          </w:tcPr>
+          <w:p>
+            <w:pPr>
+              <w:pStyle w:val="PlainText"/>
+              <w:jc w:val="center"/>
+              <w:cnfStyle w:val="000000000000" w:firstRow="0" w:lastRow="0" w:firstColumn="0" w:lastColumn="0" w:oddVBand="0" w:evenVBand="0" w:oddHBand="0" w:evenHBand="0" w:firstRowFirstColumn="0" w:firstRowLastColumn="0" w:lastRowFirstColumn="0" w:lastRowLastColumn="0"/>
+              <w:rPr>
+                <w:rFonts w:asciiTheme="majorBidi" w:hAnsiTheme="majorBidi" w:cstheme="majorBidi"/>
+                <w:sz w:val="24"/>
+                <w:szCs w:val="24"/>
+                <w:rtl/>
+              </w:rPr>
+            </w:pPr>
+            <w:r>
+              <w:rPr>
+                <w:rFonts w:asciiTheme="majorBidi" w:hAnsiTheme="majorBidi" w:cstheme="majorBidi"/>
+                <w:sz w:val="24"/>
+                <w:szCs w:val="24"/>
+              </w:rPr>
+              <w:t>3</w:t>
+            </w:r>
+          </w:p>
+        </w:tc>
+        <w:tc>
+          <w:tcPr>
+            <w:tcW w:w="1723" w:type="dxa"/>
+          </w:tcPr>
+          <w:tbl>
+            <w:tblPr>
+              <w:tblW w:w="0" w:type="auto"/>
+              <w:tblCellSpacing w:w="15" w:type="dxa"/>
+              <w:tblLayout w:type="fixed"/>
+              <w:tblCellMar>
+                <w:top w:w="15" w:type="dxa"/>
+                <w:left w:w="15" w:type="dxa"/>
+                <w:bottom w:w="15" w:type="dxa"/>
+                <w:right w:w="15" w:type="dxa"/>
+              </w:tblCellMar>
+              <w:tblLook w:val="04A0" w:firstRow="1" w:lastRow="0" w:firstColumn="1" w:lastColumn="0" w:noHBand="0" w:noVBand="1"/>
+            </w:tblPr>
+            <w:tblGrid>
+              <w:gridCol w:w="1237"/>
+            </w:tblGrid>
+            <w:tr>
+              <w:trPr>
+                <w:tblCellSpacing w:w="15" w:type="dxa"/>
+              </w:trPr>
+              <w:tc>
+                <w:tcPr>
+                  <w:tcW w:w="1177" w:type="dxa"/>
+                  <w:vAlign w:val="center"/>
+                  <w:hideMark/>
+                </w:tcPr>
+                <w:p>
+                  <w:pPr>
+                    <w:spacing w:after="0" w:line="240" w:lineRule="auto"/>
+                    <w:jc w:val="center"/>
+                    <w:rPr>
+                      <w:rFonts w:asciiTheme="majorBidi" w:eastAsia="Times New Roman" w:hAnsiTheme="majorBidi" w:cstheme="majorBidi"/>
+                      <w:kern w:val="0"/>
+                      <w14:ligatures w14:val="none"/>
+                    </w:rPr>
+                  </w:pPr>
+                  <w:r>
+                    <w:rPr>
+                      <w:rFonts w:asciiTheme="majorBidi" w:eastAsia="Times New Roman" w:hAnsiTheme="majorBidi" w:cstheme="majorBidi"/>
+                      <w:kern w:val="0"/>
+                      <w14:ligatures w14:val="none"/>
+                    </w:rPr>
+                    <w:t>Users, Developers</w:t>
+                  </w:r>
+                </w:p>
+              </w:tc>
+            </w:tr>
+          </w:tbl>
+          <w:p>
+            <w:pPr>
+              <w:jc w:val="center"/>
+              <w:cnfStyle w:val="000000000000" w:firstRow="0" w:lastRow="0" w:firstColumn="0" w:lastColumn="0" w:oddVBand="0" w:evenVBand="0" w:oddHBand="0" w:evenHBand="0" w:firstRowFirstColumn="0" w:firstRowLastColumn="0" w:lastRowFirstColumn="0" w:lastRowLastColumn="0"/>
+              <w:rPr>
+                <w:rFonts w:asciiTheme="majorBidi" w:eastAsia="Times New Roman" w:hAnsiTheme="majorBidi" w:cstheme="majorBidi"/>
+                <w:kern w:val="0"/>
+                <w14:ligatures w14:val="none"/>
+              </w:rPr>
+            </w:pPr>
+          </w:p>
+        </w:tc>
+        <w:tc>
+          <w:tcPr>
+            <w:tcW w:w="1070" w:type="dxa"/>
+          </w:tcPr>
+          <w:p>
+            <w:pPr>
+              <w:pStyle w:val="PlainText"/>
+              <w:jc w:val="center"/>
+              <w:cnfStyle w:val="000000000000" w:firstRow="0" w:lastRow="0" w:firstColumn="0" w:lastColumn="0" w:oddVBand="0" w:evenVBand="0" w:oddHBand="0" w:evenHBand="0" w:firstRowFirstColumn="0" w:firstRowLastColumn="0" w:lastRowFirstColumn="0" w:lastRowLastColumn="0"/>
+              <w:rPr>
+                <w:rFonts w:asciiTheme="majorBidi" w:hAnsiTheme="majorBidi" w:cstheme="majorBidi"/>
+                <w:sz w:val="24"/>
+                <w:szCs w:val="24"/>
+              </w:rPr>
+            </w:pPr>
+            <w:r>
+              <w:rPr>
+                <w:rFonts w:asciiTheme="majorBidi" w:hAnsiTheme="majorBidi" w:cstheme="majorBidi"/>
+                <w:sz w:val="24"/>
+                <w:szCs w:val="24"/>
+              </w:rPr>
+              <w:t>High</w:t>
+            </w:r>
+          </w:p>
+        </w:tc>
+        <w:tc>
+          <w:tcPr>
+            <w:tcW w:w="1896" w:type="dxa"/>
+          </w:tcPr>
+          <w:p>
+            <w:pPr>
+              <w:jc w:val="center"/>
+              <w:cnfStyle w:val="000000000000" w:firstRow="0" w:lastRow="0" w:firstColumn="0" w:lastColumn="0" w:oddVBand="0" w:evenVBand="0" w:oddHBand="0" w:evenHBand="0" w:firstRowFirstColumn="0" w:firstRowLastColumn="0" w:lastRowFirstColumn="0" w:lastRowLastColumn="0"/>
+              <w:rPr>
+                <w:rFonts w:asciiTheme="majorBidi" w:hAnsiTheme="majorBidi" w:cstheme="majorBidi"/>
+              </w:rPr>
+            </w:pPr>
+            <w:r>
+              <w:rPr>
+                <w:rFonts w:asciiTheme="majorBidi" w:hAnsiTheme="majorBidi" w:cstheme="majorBidi"/>
+              </w:rPr>
+              <w:t>Learns from user behavior over time, making predictions and insights more accurate.</w:t>
+            </w:r>
+          </w:p>
+          <w:p>
+            <w:pPr>
+              <w:jc w:val="center"/>
+              <w:cnfStyle w:val="000000000000" w:firstRow="0" w:lastRow="0" w:firstColumn="0" w:lastColumn="0" w:oddVBand="0" w:evenVBand="0" w:oddHBand="0" w:evenHBand="0" w:firstRowFirstColumn="0" w:firstRowLastColumn="0" w:lastRowFirstColumn="0" w:lastRowLastColumn="0"/>
+              <w:rPr>
+                <w:rFonts w:asciiTheme="majorBidi" w:hAnsiTheme="majorBidi" w:cstheme="majorBidi"/>
               </w:rPr>
             </w:pPr>
           </w:p>
@@ -23200,25 +22846,7 @@
                       <w:sz w:val="24"/>
                       <w:szCs w:val="24"/>
                     </w:rPr>
-                    <w:t xml:space="preserve">The system must calculate total income, expenses, and </w:t>
-                  </w:r>
-                  <w:proofErr w:type="gramStart"/>
-                  <w:r>
-                    <w:rPr>
-                      <w:rFonts w:asciiTheme="minorHAnsi" w:hAnsiTheme="minorHAnsi" w:cs="Courier New"/>
-                      <w:sz w:val="24"/>
-                      <w:szCs w:val="24"/>
-                    </w:rPr>
-                    <w:t>remaining</w:t>
-                  </w:r>
-                  <w:proofErr w:type="gramEnd"/>
-                  <w:r>
-                    <w:rPr>
-                      <w:rFonts w:asciiTheme="minorHAnsi" w:hAnsiTheme="minorHAnsi" w:cs="Courier New"/>
-                      <w:sz w:val="24"/>
-                      <w:szCs w:val="24"/>
-                    </w:rPr>
-                    <w:t xml:space="preserve"> balance accurately.</w:t>
+                    <w:t>The system must calculate total income, expenses, and remaining balance accurately.</w:t>
                   </w:r>
                 </w:p>
               </w:tc>
@@ -23375,7 +23003,6 @@
                     </w:rPr>
                     <w:t xml:space="preserve">Every expense should be categorized (e.g., Food, Bills, </w:t>
                   </w:r>
-                  <w:proofErr w:type="gramStart"/>
                   <w:r>
                     <w:rPr>
                       <w:rFonts w:asciiTheme="minorHAnsi" w:hAnsiTheme="minorHAnsi" w:cs="Courier New"/>
@@ -23393,7 +23020,6 @@
                     </w:rPr>
                     <w:t>(</w:t>
                   </w:r>
-                  <w:proofErr w:type="gramEnd"/>
                   <w:r>
                     <w:rPr>
                       <w:rFonts w:asciiTheme="minorHAnsi" w:hAnsiTheme="minorHAnsi" w:cs="Courier New"/>

--- a/docs/Money Map Documentation.docx
+++ b/docs/Money Map Documentation.docx
@@ -1,6 +1,6 @@
 
 <file path=word/document.xml><?xml version="1.0" encoding="utf-8"?>
-<w:document xmlns:wpc="http://schemas.microsoft.com/office/word/2010/wordprocessingCanvas" xmlns:cx="http://schemas.microsoft.com/office/drawing/2014/chartex" xmlns:cx1="http://schemas.microsoft.com/office/drawing/2015/9/8/chartex" xmlns:cx2="http://schemas.microsoft.com/office/drawing/2015/10/21/chartex" xmlns:cx3="http://schemas.microsoft.com/office/drawing/2016/5/9/chartex" xmlns:cx4="http://schemas.microsoft.com/office/drawing/2016/5/10/chartex" xmlns:cx5="http://schemas.microsoft.com/office/drawing/2016/5/11/chartex" xmlns:cx6="http://schemas.microsoft.com/office/drawing/2016/5/12/chartex" xmlns:cx7="http://schemas.microsoft.com/office/drawing/2016/5/13/chartex" xmlns:cx8="http://schemas.microsoft.com/office/drawing/2016/5/14/chartex" xmlns:mc="http://schemas.openxmlformats.org/markup-compatibility/2006" xmlns:aink="http://schemas.microsoft.com/office/drawing/2016/ink" xmlns:am3d="http://schemas.microsoft.com/office/drawing/2017/model3d" xmlns:o="urn:schemas-microsoft-com:office:office" xmlns:oel="http://schemas.microsoft.com/office/2019/extlst" xmlns:r="http://schemas.openxmlformats.org/officeDocument/2006/relationships" xmlns:m="http://schemas.openxmlformats.org/officeDocument/2006/math" xmlns:v="urn:schemas-microsoft-com:vml" xmlns:wp14="http://schemas.microsoft.com/office/word/2010/wordprocessingDrawing" xmlns:wp="http://schemas.openxmlformats.org/drawingml/2006/wordprocessingDrawing" xmlns:w10="urn:schemas-microsoft-com:office:word" xmlns:w="http://schemas.openxmlformats.org/wordprocessingml/2006/main" xmlns:w14="http://schemas.microsoft.com/office/word/2010/wordml" xmlns:w15="http://schemas.microsoft.com/office/word/2012/wordml" xmlns:w16cex="http://schemas.microsoft.com/office/word/2018/wordml/cex" xmlns:w16cid="http://schemas.microsoft.com/office/word/2016/wordml/cid" xmlns:w16="http://schemas.microsoft.com/office/word/2018/wordml" xmlns:w16du="http://schemas.microsoft.com/office/word/2023/wordml/word16du" xmlns:w16sdtdh="http://schemas.microsoft.com/office/word/2020/wordml/sdtdatahash" xmlns:w16sdtfl="http://schemas.microsoft.com/office/word/2024/wordml/sdtformatlock" xmlns:w16se="http://schemas.microsoft.com/office/word/2015/wordml/symex" xmlns:wpg="http://schemas.microsoft.com/office/word/2010/wordprocessingGroup" xmlns:wpi="http://schemas.microsoft.com/office/word/2010/wordprocessingInk" xmlns:wne="http://schemas.microsoft.com/office/word/2006/wordml" xmlns:wps="http://schemas.microsoft.com/office/word/2010/wordprocessingShape" mc:Ignorable="w14 w15 w16se w16cid w16 w16cex w16sdtdh w16sdtfl w16du wp14">
+<w:document xmlns:wpc="http://schemas.microsoft.com/office/word/2010/wordprocessingCanvas" xmlns:cx="http://schemas.microsoft.com/office/drawing/2014/chartex" xmlns:cx1="http://schemas.microsoft.com/office/drawing/2015/9/8/chartex" xmlns:cx2="http://schemas.microsoft.com/office/drawing/2015/10/21/chartex" xmlns:cx3="http://schemas.microsoft.com/office/drawing/2016/5/9/chartex" xmlns:cx4="http://schemas.microsoft.com/office/drawing/2016/5/10/chartex" xmlns:cx5="http://schemas.microsoft.com/office/drawing/2016/5/11/chartex" xmlns:cx6="http://schemas.microsoft.com/office/drawing/2016/5/12/chartex" xmlns:cx7="http://schemas.microsoft.com/office/drawing/2016/5/13/chartex" xmlns:cx8="http://schemas.microsoft.com/office/drawing/2016/5/14/chartex" xmlns:mc="http://schemas.openxmlformats.org/markup-compatibility/2006" xmlns:aink="http://schemas.microsoft.com/office/drawing/2016/ink" xmlns:am3d="http://schemas.microsoft.com/office/drawing/2017/model3d" xmlns:o="urn:schemas-microsoft-com:office:office" xmlns:r="http://schemas.openxmlformats.org/officeDocument/2006/relationships" xmlns:m="http://schemas.openxmlformats.org/officeDocument/2006/math" xmlns:v="urn:schemas-microsoft-com:vml" xmlns:wp14="http://schemas.microsoft.com/office/word/2010/wordprocessingDrawing" xmlns:wp="http://schemas.openxmlformats.org/drawingml/2006/wordprocessingDrawing" xmlns:w10="urn:schemas-microsoft-com:office:word" xmlns:w="http://schemas.openxmlformats.org/wordprocessingml/2006/main" xmlns:w14="http://schemas.microsoft.com/office/word/2010/wordml" xmlns:w15="http://schemas.microsoft.com/office/word/2012/wordml" xmlns:w16cex="http://schemas.microsoft.com/office/word/2018/wordml/cex" xmlns:w16cid="http://schemas.microsoft.com/office/word/2016/wordml/cid" xmlns:w16="http://schemas.microsoft.com/office/word/2018/wordml" xmlns:w16sdtdh="http://schemas.microsoft.com/office/word/2020/wordml/sdtdatahash" xmlns:w16se="http://schemas.microsoft.com/office/word/2015/wordml/symex" xmlns:wpg="http://schemas.microsoft.com/office/word/2010/wordprocessingGroup" xmlns:wpi="http://schemas.microsoft.com/office/word/2010/wordprocessingInk" xmlns:wne="http://schemas.microsoft.com/office/word/2006/wordml" xmlns:wps="http://schemas.microsoft.com/office/word/2010/wordprocessingShape" mc:Ignorable="w14 w15 w16se w16cid w16 w16cex w16sdtdh wp14">
   <w:body>
     <w:p>
       <w:pPr>
@@ -77,19 +77,37 @@
         <w:jc w:val="center"/>
       </w:pPr>
     </w:p>
+    <w:p>
+      <w:pPr>
+        <w:jc w:val="center"/>
+      </w:pPr>
+    </w:p>
+    <w:p>
+      <w:pPr>
+        <w:spacing w:after="0" w:line="259" w:lineRule="auto"/>
+      </w:pPr>
+    </w:p>
     <w:tbl>
       <w:tblPr>
         <w:tblStyle w:val="GridTable3-Accent3"/>
-        <w:tblpPr w:leftFromText="180" w:rightFromText="180" w:vertAnchor="text" w:horzAnchor="margin" w:tblpY="1141"/>
-        <w:tblW w:w="15704" w:type="dxa"/>
+        <w:tblpPr w:leftFromText="180" w:rightFromText="180" w:vertAnchor="text" w:horzAnchor="page" w:tblpX="1" w:tblpY="465"/>
+        <w:tblW w:w="12232" w:type="dxa"/>
+        <w:tblBorders>
+          <w:top w:val="single" w:sz="4" w:space="0" w:color="auto"/>
+          <w:left w:val="single" w:sz="4" w:space="0" w:color="auto"/>
+          <w:bottom w:val="single" w:sz="4" w:space="0" w:color="auto"/>
+          <w:right w:val="single" w:sz="4" w:space="0" w:color="auto"/>
+          <w:insideH w:val="single" w:sz="4" w:space="0" w:color="auto"/>
+          <w:insideV w:val="single" w:sz="4" w:space="0" w:color="auto"/>
+        </w:tblBorders>
         <w:tblLook w:val="04A0" w:firstRow="1" w:lastRow="0" w:firstColumn="1" w:lastColumn="0" w:noHBand="0" w:noVBand="1"/>
       </w:tblPr>
       <w:tblGrid>
-        <w:gridCol w:w="1029"/>
-        <w:gridCol w:w="3319"/>
-        <w:gridCol w:w="6027"/>
-        <w:gridCol w:w="2366"/>
-        <w:gridCol w:w="2963"/>
+        <w:gridCol w:w="801"/>
+        <w:gridCol w:w="2585"/>
+        <w:gridCol w:w="4695"/>
+        <w:gridCol w:w="1843"/>
+        <w:gridCol w:w="2308"/>
       </w:tblGrid>
       <w:tr>
         <w:trPr>
@@ -99,19 +117,34 @@
         <w:tc>
           <w:tcPr>
             <w:cnfStyle w:val="001000000100" w:firstRow="0" w:lastRow="0" w:firstColumn="1" w:lastColumn="0" w:oddVBand="0" w:evenVBand="0" w:oddHBand="0" w:evenHBand="0" w:firstRowFirstColumn="1" w:firstRowLastColumn="0" w:lastRowFirstColumn="0" w:lastRowLastColumn="0"/>
-            <w:tcW w:w="1029" w:type="dxa"/>
+            <w:tcW w:w="801" w:type="dxa"/>
+            <w:tcBorders>
+              <w:top w:val="none" w:sz="0" w:space="0" w:color="auto"/>
+              <w:left w:val="none" w:sz="0" w:space="0" w:color="auto"/>
+              <w:bottom w:val="none" w:sz="0" w:space="0" w:color="auto"/>
+              <w:right w:val="none" w:sz="0" w:space="0" w:color="auto"/>
+            </w:tcBorders>
           </w:tcPr>
           <w:p>
             <w:pPr>
               <w:spacing w:line="259" w:lineRule="auto"/>
               <w:ind w:left="110"/>
               <w:jc w:val="center"/>
-            </w:pPr>
-          </w:p>
-        </w:tc>
-        <w:tc>
-          <w:tcPr>
-            <w:tcW w:w="3319" w:type="dxa"/>
+              <w:rPr>
+                <w:sz w:val="32"/>
+                <w:szCs w:val="22"/>
+              </w:rPr>
+            </w:pPr>
+          </w:p>
+        </w:tc>
+        <w:tc>
+          <w:tcPr>
+            <w:tcW w:w="2585" w:type="dxa"/>
+            <w:tcBorders>
+              <w:top w:val="none" w:sz="0" w:space="0" w:color="auto"/>
+              <w:left w:val="none" w:sz="0" w:space="0" w:color="auto"/>
+              <w:right w:val="none" w:sz="0" w:space="0" w:color="auto"/>
+            </w:tcBorders>
           </w:tcPr>
           <w:p>
             <w:pPr>
@@ -122,11 +155,14 @@
               <w:rPr>
                 <w:b w:val="0"/>
                 <w:bCs w:val="0"/>
-              </w:rPr>
-            </w:pPr>
-            <w:r>
-              <w:rPr>
-                <w:sz w:val="36"/>
+                <w:sz w:val="32"/>
+                <w:szCs w:val="22"/>
+              </w:rPr>
+            </w:pPr>
+            <w:r>
+              <w:rPr>
+                <w:sz w:val="32"/>
+                <w:szCs w:val="22"/>
               </w:rPr>
               <w:t>Student Id</w:t>
             </w:r>
@@ -134,7 +170,12 @@
         </w:tc>
         <w:tc>
           <w:tcPr>
-            <w:tcW w:w="6027" w:type="dxa"/>
+            <w:tcW w:w="4695" w:type="dxa"/>
+            <w:tcBorders>
+              <w:top w:val="none" w:sz="0" w:space="0" w:color="auto"/>
+              <w:left w:val="none" w:sz="0" w:space="0" w:color="auto"/>
+              <w:right w:val="none" w:sz="0" w:space="0" w:color="auto"/>
+            </w:tcBorders>
           </w:tcPr>
           <w:p>
             <w:pPr>
@@ -145,11 +186,14 @@
               <w:rPr>
                 <w:b w:val="0"/>
                 <w:bCs w:val="0"/>
-              </w:rPr>
-            </w:pPr>
-            <w:r>
-              <w:rPr>
-                <w:sz w:val="36"/>
+                <w:sz w:val="32"/>
+                <w:szCs w:val="22"/>
+              </w:rPr>
+            </w:pPr>
+            <w:r>
+              <w:rPr>
+                <w:sz w:val="32"/>
+                <w:szCs w:val="22"/>
               </w:rPr>
               <w:t>Student Name</w:t>
             </w:r>
@@ -157,7 +201,12 @@
         </w:tc>
         <w:tc>
           <w:tcPr>
-            <w:tcW w:w="2366" w:type="dxa"/>
+            <w:tcW w:w="1843" w:type="dxa"/>
+            <w:tcBorders>
+              <w:top w:val="none" w:sz="0" w:space="0" w:color="auto"/>
+              <w:left w:val="none" w:sz="0" w:space="0" w:color="auto"/>
+              <w:right w:val="none" w:sz="0" w:space="0" w:color="auto"/>
+            </w:tcBorders>
           </w:tcPr>
           <w:p>
             <w:pPr>
@@ -168,11 +217,14 @@
               <w:rPr>
                 <w:b w:val="0"/>
                 <w:bCs w:val="0"/>
-              </w:rPr>
-            </w:pPr>
-            <w:r>
-              <w:rPr>
-                <w:sz w:val="36"/>
+                <w:sz w:val="32"/>
+                <w:szCs w:val="22"/>
+              </w:rPr>
+            </w:pPr>
+            <w:r>
+              <w:rPr>
+                <w:sz w:val="32"/>
+                <w:szCs w:val="22"/>
               </w:rPr>
               <w:t>Section</w:t>
             </w:r>
@@ -180,7 +232,12 @@
         </w:tc>
         <w:tc>
           <w:tcPr>
-            <w:tcW w:w="2963" w:type="dxa"/>
+            <w:tcW w:w="2308" w:type="dxa"/>
+            <w:tcBorders>
+              <w:top w:val="none" w:sz="0" w:space="0" w:color="auto"/>
+              <w:left w:val="none" w:sz="0" w:space="0" w:color="auto"/>
+              <w:right w:val="none" w:sz="0" w:space="0" w:color="auto"/>
+            </w:tcBorders>
           </w:tcPr>
           <w:p>
             <w:pPr>
@@ -191,11 +248,14 @@
               <w:rPr>
                 <w:b w:val="0"/>
                 <w:bCs w:val="0"/>
-              </w:rPr>
-            </w:pPr>
-            <w:r>
-              <w:rPr>
-                <w:sz w:val="36"/>
+                <w:sz w:val="32"/>
+                <w:szCs w:val="22"/>
+              </w:rPr>
+            </w:pPr>
+            <w:r>
+              <w:rPr>
+                <w:sz w:val="32"/>
+                <w:szCs w:val="22"/>
               </w:rPr>
               <w:t>No.</w:t>
             </w:r>
@@ -210,7 +270,12 @@
         <w:tc>
           <w:tcPr>
             <w:cnfStyle w:val="001000000000" w:firstRow="0" w:lastRow="0" w:firstColumn="1" w:lastColumn="0" w:oddVBand="0" w:evenVBand="0" w:oddHBand="0" w:evenHBand="0" w:firstRowFirstColumn="0" w:firstRowLastColumn="0" w:lastRowFirstColumn="0" w:lastRowLastColumn="0"/>
-            <w:tcW w:w="1029" w:type="dxa"/>
+            <w:tcW w:w="801" w:type="dxa"/>
+            <w:tcBorders>
+              <w:top w:val="none" w:sz="0" w:space="0" w:color="auto"/>
+              <w:left w:val="none" w:sz="0" w:space="0" w:color="auto"/>
+              <w:bottom w:val="none" w:sz="0" w:space="0" w:color="auto"/>
+            </w:tcBorders>
           </w:tcPr>
           <w:p>
             <w:pPr>
@@ -219,13 +284,16 @@
               <w:rPr>
                 <w:b/>
                 <w:bCs/>
+                <w:sz w:val="32"/>
+                <w:szCs w:val="22"/>
               </w:rPr>
             </w:pPr>
             <w:r>
               <w:rPr>
                 <w:b/>
                 <w:bCs/>
-                <w:sz w:val="36"/>
+                <w:sz w:val="32"/>
+                <w:szCs w:val="22"/>
               </w:rPr>
               <w:t>1</w:t>
             </w:r>
@@ -233,7 +301,7 @@
         </w:tc>
         <w:tc>
           <w:tcPr>
-            <w:tcW w:w="3319" w:type="dxa"/>
+            <w:tcW w:w="2585" w:type="dxa"/>
           </w:tcPr>
           <w:p>
             <w:pPr>
@@ -242,15 +310,15 @@
               <w:jc w:val="center"/>
               <w:cnfStyle w:val="000000100000" w:firstRow="0" w:lastRow="0" w:firstColumn="0" w:lastColumn="0" w:oddVBand="0" w:evenVBand="0" w:oddHBand="1" w:evenHBand="0" w:firstRowFirstColumn="0" w:firstRowLastColumn="0" w:lastRowFirstColumn="0" w:lastRowLastColumn="0"/>
               <w:rPr>
-                <w:sz w:val="40"/>
-                <w:szCs w:val="40"/>
-              </w:rPr>
-            </w:pPr>
-            <w:r>
-              <w:rPr>
-                <w:rFonts w:asciiTheme="majorBidi" w:hAnsiTheme="majorBidi" w:cstheme="majorBidi"/>
-                <w:sz w:val="40"/>
-                <w:szCs w:val="40"/>
+                <w:sz w:val="32"/>
+                <w:szCs w:val="22"/>
+              </w:rPr>
+            </w:pPr>
+            <w:r>
+              <w:rPr>
+                <w:rFonts w:asciiTheme="majorBidi" w:hAnsiTheme="majorBidi" w:cstheme="majorBidi"/>
+                <w:sz w:val="32"/>
+                <w:szCs w:val="22"/>
               </w:rPr>
               <w:t>0232410</w:t>
             </w:r>
@@ -258,7 +326,7 @@
         </w:tc>
         <w:tc>
           <w:tcPr>
-            <w:tcW w:w="6027" w:type="dxa"/>
+            <w:tcW w:w="4695" w:type="dxa"/>
           </w:tcPr>
           <w:p>
             <w:pPr>
@@ -267,20 +335,40 @@
               <w:jc w:val="center"/>
               <w:cnfStyle w:val="000000100000" w:firstRow="0" w:lastRow="0" w:firstColumn="0" w:lastColumn="0" w:oddVBand="0" w:evenVBand="0" w:oddHBand="1" w:evenHBand="0" w:firstRowFirstColumn="0" w:firstRowLastColumn="0" w:lastRowFirstColumn="0" w:lastRowLastColumn="0"/>
               <w:rPr>
-                <w:sz w:val="36"/>
-              </w:rPr>
-            </w:pPr>
-            <w:r>
-              <w:rPr>
-                <w:sz w:val="36"/>
-              </w:rPr>
-              <w:t>Yasmeena Abdel Kareem Alfauri</w:t>
-            </w:r>
-          </w:p>
-        </w:tc>
-        <w:tc>
-          <w:tcPr>
-            <w:tcW w:w="2366" w:type="dxa"/>
+                <w:sz w:val="32"/>
+                <w:szCs w:val="22"/>
+              </w:rPr>
+            </w:pPr>
+            <w:proofErr w:type="spellStart"/>
+            <w:r>
+              <w:rPr>
+                <w:sz w:val="32"/>
+                <w:szCs w:val="22"/>
+              </w:rPr>
+              <w:t>Yasmeena</w:t>
+            </w:r>
+            <w:proofErr w:type="spellEnd"/>
+            <w:r>
+              <w:rPr>
+                <w:sz w:val="32"/>
+                <w:szCs w:val="22"/>
+              </w:rPr>
+              <w:t xml:space="preserve"> Abdel Kareem </w:t>
+            </w:r>
+            <w:proofErr w:type="spellStart"/>
+            <w:r>
+              <w:rPr>
+                <w:sz w:val="32"/>
+                <w:szCs w:val="22"/>
+              </w:rPr>
+              <w:t>Alfauri</w:t>
+            </w:r>
+            <w:proofErr w:type="spellEnd"/>
+          </w:p>
+        </w:tc>
+        <w:tc>
+          <w:tcPr>
+            <w:tcW w:w="1843" w:type="dxa"/>
           </w:tcPr>
           <w:p>
             <w:pPr>
@@ -288,10 +376,15 @@
               <w:ind w:left="23"/>
               <w:jc w:val="center"/>
               <w:cnfStyle w:val="000000100000" w:firstRow="0" w:lastRow="0" w:firstColumn="0" w:lastColumn="0" w:oddVBand="0" w:evenVBand="0" w:oddHBand="1" w:evenHBand="0" w:firstRowFirstColumn="0" w:firstRowLastColumn="0" w:lastRowFirstColumn="0" w:lastRowLastColumn="0"/>
-            </w:pPr>
-            <w:r>
-              <w:rPr>
-                <w:sz w:val="36"/>
+              <w:rPr>
+                <w:sz w:val="32"/>
+                <w:szCs w:val="22"/>
+              </w:rPr>
+            </w:pPr>
+            <w:r>
+              <w:rPr>
+                <w:sz w:val="32"/>
+                <w:szCs w:val="22"/>
               </w:rPr>
               <w:t>3</w:t>
             </w:r>
@@ -299,7 +392,7 @@
         </w:tc>
         <w:tc>
           <w:tcPr>
-            <w:tcW w:w="2963" w:type="dxa"/>
+            <w:tcW w:w="2308" w:type="dxa"/>
           </w:tcPr>
           <w:p>
             <w:pPr>
@@ -307,10 +400,15 @@
               <w:ind w:left="1"/>
               <w:jc w:val="center"/>
               <w:cnfStyle w:val="000000100000" w:firstRow="0" w:lastRow="0" w:firstColumn="0" w:lastColumn="0" w:oddVBand="0" w:evenVBand="0" w:oddHBand="1" w:evenHBand="0" w:firstRowFirstColumn="0" w:firstRowLastColumn="0" w:lastRowFirstColumn="0" w:lastRowLastColumn="0"/>
-            </w:pPr>
-            <w:r>
-              <w:rPr>
-                <w:sz w:val="36"/>
+              <w:rPr>
+                <w:sz w:val="32"/>
+                <w:szCs w:val="22"/>
+              </w:rPr>
+            </w:pPr>
+            <w:r>
+              <w:rPr>
+                <w:sz w:val="32"/>
+                <w:szCs w:val="22"/>
               </w:rPr>
               <w:t>20</w:t>
             </w:r>
@@ -324,7 +422,12 @@
         <w:tc>
           <w:tcPr>
             <w:cnfStyle w:val="001000000000" w:firstRow="0" w:lastRow="0" w:firstColumn="1" w:lastColumn="0" w:oddVBand="0" w:evenVBand="0" w:oddHBand="0" w:evenHBand="0" w:firstRowFirstColumn="0" w:firstRowLastColumn="0" w:lastRowFirstColumn="0" w:lastRowLastColumn="0"/>
-            <w:tcW w:w="1029" w:type="dxa"/>
+            <w:tcW w:w="801" w:type="dxa"/>
+            <w:tcBorders>
+              <w:top w:val="none" w:sz="0" w:space="0" w:color="auto"/>
+              <w:left w:val="none" w:sz="0" w:space="0" w:color="auto"/>
+              <w:bottom w:val="none" w:sz="0" w:space="0" w:color="auto"/>
+            </w:tcBorders>
           </w:tcPr>
           <w:p>
             <w:pPr>
@@ -333,13 +436,16 @@
               <w:rPr>
                 <w:b/>
                 <w:bCs/>
+                <w:sz w:val="32"/>
+                <w:szCs w:val="22"/>
               </w:rPr>
             </w:pPr>
             <w:r>
               <w:rPr>
                 <w:b/>
                 <w:bCs/>
-                <w:sz w:val="36"/>
+                <w:sz w:val="32"/>
+                <w:szCs w:val="22"/>
               </w:rPr>
               <w:t>2</w:t>
             </w:r>
@@ -347,7 +453,7 @@
         </w:tc>
         <w:tc>
           <w:tcPr>
-            <w:tcW w:w="3319" w:type="dxa"/>
+            <w:tcW w:w="2585" w:type="dxa"/>
           </w:tcPr>
           <w:p>
             <w:pPr>
@@ -356,15 +462,15 @@
               <w:jc w:val="center"/>
               <w:cnfStyle w:val="000000000000" w:firstRow="0" w:lastRow="0" w:firstColumn="0" w:lastColumn="0" w:oddVBand="0" w:evenVBand="0" w:oddHBand="0" w:evenHBand="0" w:firstRowFirstColumn="0" w:firstRowLastColumn="0" w:lastRowFirstColumn="0" w:lastRowLastColumn="0"/>
               <w:rPr>
-                <w:sz w:val="40"/>
-                <w:szCs w:val="40"/>
-              </w:rPr>
-            </w:pPr>
-            <w:r>
-              <w:rPr>
-                <w:rFonts w:asciiTheme="majorBidi" w:hAnsiTheme="majorBidi" w:cstheme="majorBidi"/>
-                <w:sz w:val="40"/>
-                <w:szCs w:val="40"/>
+                <w:sz w:val="32"/>
+                <w:szCs w:val="22"/>
+              </w:rPr>
+            </w:pPr>
+            <w:r>
+              <w:rPr>
+                <w:rFonts w:asciiTheme="majorBidi" w:hAnsiTheme="majorBidi" w:cstheme="majorBidi"/>
+                <w:sz w:val="32"/>
+                <w:szCs w:val="22"/>
               </w:rPr>
               <w:t>0233493</w:t>
             </w:r>
@@ -372,7 +478,7 @@
         </w:tc>
         <w:tc>
           <w:tcPr>
-            <w:tcW w:w="6027" w:type="dxa"/>
+            <w:tcW w:w="4695" w:type="dxa"/>
           </w:tcPr>
           <w:p>
             <w:pPr>
@@ -381,32 +487,31 @@
               <w:jc w:val="center"/>
               <w:cnfStyle w:val="000000000000" w:firstRow="0" w:lastRow="0" w:firstColumn="0" w:lastColumn="0" w:oddVBand="0" w:evenVBand="0" w:oddHBand="0" w:evenHBand="0" w:firstRowFirstColumn="0" w:firstRowLastColumn="0" w:lastRowFirstColumn="0" w:lastRowLastColumn="0"/>
               <w:rPr>
-                <w:sz w:val="36"/>
-              </w:rPr>
-            </w:pPr>
-            <w:r>
-              <w:rPr>
-                <w:sz w:val="36"/>
-              </w:rPr>
-              <w:t>Ma</w:t>
-            </w:r>
-            <w:r>
-              <w:rPr>
-                <w:sz w:val="36"/>
-              </w:rPr>
-              <w:t>’</w:t>
-            </w:r>
-            <w:r>
-              <w:rPr>
-                <w:sz w:val="36"/>
-              </w:rPr>
-              <w:t>moun Hussam Yosef</w:t>
-            </w:r>
-          </w:p>
-        </w:tc>
-        <w:tc>
-          <w:tcPr>
-            <w:tcW w:w="2366" w:type="dxa"/>
+                <w:sz w:val="32"/>
+                <w:szCs w:val="22"/>
+              </w:rPr>
+            </w:pPr>
+            <w:proofErr w:type="spellStart"/>
+            <w:r>
+              <w:rPr>
+                <w:sz w:val="32"/>
+                <w:szCs w:val="22"/>
+              </w:rPr>
+              <w:t>Ma’moun</w:t>
+            </w:r>
+            <w:proofErr w:type="spellEnd"/>
+            <w:r>
+              <w:rPr>
+                <w:sz w:val="32"/>
+                <w:szCs w:val="22"/>
+              </w:rPr>
+              <w:t xml:space="preserve"> Hussam Yosef</w:t>
+            </w:r>
+          </w:p>
+        </w:tc>
+        <w:tc>
+          <w:tcPr>
+            <w:tcW w:w="1843" w:type="dxa"/>
           </w:tcPr>
           <w:p>
             <w:pPr>
@@ -414,10 +519,15 @@
               <w:ind w:left="23"/>
               <w:jc w:val="center"/>
               <w:cnfStyle w:val="000000000000" w:firstRow="0" w:lastRow="0" w:firstColumn="0" w:lastColumn="0" w:oddVBand="0" w:evenVBand="0" w:oddHBand="0" w:evenHBand="0" w:firstRowFirstColumn="0" w:firstRowLastColumn="0" w:lastRowFirstColumn="0" w:lastRowLastColumn="0"/>
-            </w:pPr>
-            <w:r>
-              <w:rPr>
-                <w:sz w:val="36"/>
+              <w:rPr>
+                <w:sz w:val="32"/>
+                <w:szCs w:val="22"/>
+              </w:rPr>
+            </w:pPr>
+            <w:r>
+              <w:rPr>
+                <w:sz w:val="32"/>
+                <w:szCs w:val="22"/>
               </w:rPr>
               <w:t>3</w:t>
             </w:r>
@@ -425,7 +535,7 @@
         </w:tc>
         <w:tc>
           <w:tcPr>
-            <w:tcW w:w="2963" w:type="dxa"/>
+            <w:tcW w:w="2308" w:type="dxa"/>
           </w:tcPr>
           <w:p>
             <w:pPr>
@@ -433,10 +543,15 @@
               <w:ind w:left="1"/>
               <w:jc w:val="center"/>
               <w:cnfStyle w:val="000000000000" w:firstRow="0" w:lastRow="0" w:firstColumn="0" w:lastColumn="0" w:oddVBand="0" w:evenVBand="0" w:oddHBand="0" w:evenHBand="0" w:firstRowFirstColumn="0" w:firstRowLastColumn="0" w:lastRowFirstColumn="0" w:lastRowLastColumn="0"/>
-            </w:pPr>
-            <w:r>
-              <w:rPr>
-                <w:sz w:val="36"/>
+              <w:rPr>
+                <w:sz w:val="32"/>
+                <w:szCs w:val="22"/>
+              </w:rPr>
+            </w:pPr>
+            <w:r>
+              <w:rPr>
+                <w:sz w:val="32"/>
+                <w:szCs w:val="22"/>
               </w:rPr>
               <w:t>22</w:t>
             </w:r>
@@ -451,7 +566,12 @@
         <w:tc>
           <w:tcPr>
             <w:cnfStyle w:val="001000000000" w:firstRow="0" w:lastRow="0" w:firstColumn="1" w:lastColumn="0" w:oddVBand="0" w:evenVBand="0" w:oddHBand="0" w:evenHBand="0" w:firstRowFirstColumn="0" w:firstRowLastColumn="0" w:lastRowFirstColumn="0" w:lastRowLastColumn="0"/>
-            <w:tcW w:w="1029" w:type="dxa"/>
+            <w:tcW w:w="801" w:type="dxa"/>
+            <w:tcBorders>
+              <w:top w:val="none" w:sz="0" w:space="0" w:color="auto"/>
+              <w:left w:val="none" w:sz="0" w:space="0" w:color="auto"/>
+              <w:bottom w:val="none" w:sz="0" w:space="0" w:color="auto"/>
+            </w:tcBorders>
           </w:tcPr>
           <w:p>
             <w:pPr>
@@ -460,13 +580,16 @@
               <w:rPr>
                 <w:b/>
                 <w:bCs/>
+                <w:sz w:val="32"/>
+                <w:szCs w:val="22"/>
               </w:rPr>
             </w:pPr>
             <w:r>
               <w:rPr>
                 <w:b/>
                 <w:bCs/>
-                <w:sz w:val="36"/>
+                <w:sz w:val="32"/>
+                <w:szCs w:val="22"/>
               </w:rPr>
               <w:t>3</w:t>
             </w:r>
@@ -474,7 +597,7 @@
         </w:tc>
         <w:tc>
           <w:tcPr>
-            <w:tcW w:w="3319" w:type="dxa"/>
+            <w:tcW w:w="2585" w:type="dxa"/>
           </w:tcPr>
           <w:p>
             <w:pPr>
@@ -483,15 +606,15 @@
               <w:jc w:val="center"/>
               <w:cnfStyle w:val="000000100000" w:firstRow="0" w:lastRow="0" w:firstColumn="0" w:lastColumn="0" w:oddVBand="0" w:evenVBand="0" w:oddHBand="1" w:evenHBand="0" w:firstRowFirstColumn="0" w:firstRowLastColumn="0" w:lastRowFirstColumn="0" w:lastRowLastColumn="0"/>
               <w:rPr>
-                <w:sz w:val="40"/>
-                <w:szCs w:val="40"/>
-              </w:rPr>
-            </w:pPr>
-            <w:r>
-              <w:rPr>
-                <w:rFonts w:asciiTheme="majorBidi" w:hAnsiTheme="majorBidi" w:cstheme="majorBidi"/>
-                <w:sz w:val="40"/>
-                <w:szCs w:val="40"/>
+                <w:sz w:val="32"/>
+                <w:szCs w:val="22"/>
+              </w:rPr>
+            </w:pPr>
+            <w:r>
+              <w:rPr>
+                <w:rFonts w:asciiTheme="majorBidi" w:hAnsiTheme="majorBidi" w:cstheme="majorBidi"/>
+                <w:sz w:val="32"/>
+                <w:szCs w:val="22"/>
               </w:rPr>
               <w:t>0234684</w:t>
             </w:r>
@@ -499,7 +622,7 @@
         </w:tc>
         <w:tc>
           <w:tcPr>
-            <w:tcW w:w="6027" w:type="dxa"/>
+            <w:tcW w:w="4695" w:type="dxa"/>
           </w:tcPr>
           <w:p>
             <w:pPr>
@@ -508,20 +631,56 @@
               <w:jc w:val="center"/>
               <w:cnfStyle w:val="000000100000" w:firstRow="0" w:lastRow="0" w:firstColumn="0" w:lastColumn="0" w:oddVBand="0" w:evenVBand="0" w:oddHBand="1" w:evenHBand="0" w:firstRowFirstColumn="0" w:firstRowLastColumn="0" w:lastRowFirstColumn="0" w:lastRowLastColumn="0"/>
               <w:rPr>
-                <w:sz w:val="36"/>
-              </w:rPr>
-            </w:pPr>
-            <w:r>
-              <w:rPr>
-                <w:sz w:val="36"/>
-              </w:rPr>
-              <w:t>Saja ohammad Owimer</w:t>
-            </w:r>
-          </w:p>
-        </w:tc>
-        <w:tc>
-          <w:tcPr>
-            <w:tcW w:w="2366" w:type="dxa"/>
+                <w:sz w:val="32"/>
+                <w:szCs w:val="22"/>
+              </w:rPr>
+            </w:pPr>
+            <w:proofErr w:type="spellStart"/>
+            <w:r>
+              <w:rPr>
+                <w:sz w:val="32"/>
+                <w:szCs w:val="22"/>
+              </w:rPr>
+              <w:t>Saja</w:t>
+            </w:r>
+            <w:proofErr w:type="spellEnd"/>
+            <w:r>
+              <w:rPr>
+                <w:sz w:val="32"/>
+                <w:szCs w:val="22"/>
+              </w:rPr>
+              <w:t xml:space="preserve"> </w:t>
+            </w:r>
+            <w:proofErr w:type="spellStart"/>
+            <w:r>
+              <w:rPr>
+                <w:sz w:val="32"/>
+                <w:szCs w:val="22"/>
+              </w:rPr>
+              <w:t>ohammad</w:t>
+            </w:r>
+            <w:proofErr w:type="spellEnd"/>
+            <w:r>
+              <w:rPr>
+                <w:sz w:val="32"/>
+                <w:szCs w:val="22"/>
+              </w:rPr>
+              <w:t xml:space="preserve"> </w:t>
+            </w:r>
+            <w:proofErr w:type="spellStart"/>
+            <w:r>
+              <w:rPr>
+                <w:sz w:val="32"/>
+                <w:szCs w:val="22"/>
+              </w:rPr>
+              <w:t>Owimer</w:t>
+            </w:r>
+            <w:proofErr w:type="spellEnd"/>
+          </w:p>
+        </w:tc>
+        <w:tc>
+          <w:tcPr>
+            <w:tcW w:w="1843" w:type="dxa"/>
           </w:tcPr>
           <w:p>
             <w:pPr>
@@ -529,10 +688,15 @@
               <w:ind w:left="23"/>
               <w:jc w:val="center"/>
               <w:cnfStyle w:val="000000100000" w:firstRow="0" w:lastRow="0" w:firstColumn="0" w:lastColumn="0" w:oddVBand="0" w:evenVBand="0" w:oddHBand="1" w:evenHBand="0" w:firstRowFirstColumn="0" w:firstRowLastColumn="0" w:lastRowFirstColumn="0" w:lastRowLastColumn="0"/>
-            </w:pPr>
-            <w:r>
-              <w:rPr>
-                <w:sz w:val="36"/>
+              <w:rPr>
+                <w:sz w:val="32"/>
+                <w:szCs w:val="22"/>
+              </w:rPr>
+            </w:pPr>
+            <w:r>
+              <w:rPr>
+                <w:sz w:val="32"/>
+                <w:szCs w:val="22"/>
               </w:rPr>
               <w:t>3</w:t>
             </w:r>
@@ -540,7 +704,7 @@
         </w:tc>
         <w:tc>
           <w:tcPr>
-            <w:tcW w:w="2963" w:type="dxa"/>
+            <w:tcW w:w="2308" w:type="dxa"/>
           </w:tcPr>
           <w:p>
             <w:pPr>
@@ -548,10 +712,15 @@
               <w:ind w:left="1"/>
               <w:jc w:val="center"/>
               <w:cnfStyle w:val="000000100000" w:firstRow="0" w:lastRow="0" w:firstColumn="0" w:lastColumn="0" w:oddVBand="0" w:evenVBand="0" w:oddHBand="1" w:evenHBand="0" w:firstRowFirstColumn="0" w:firstRowLastColumn="0" w:lastRowFirstColumn="0" w:lastRowLastColumn="0"/>
-            </w:pPr>
-            <w:r>
-              <w:rPr>
-                <w:sz w:val="36"/>
+              <w:rPr>
+                <w:sz w:val="32"/>
+                <w:szCs w:val="22"/>
+              </w:rPr>
+            </w:pPr>
+            <w:r>
+              <w:rPr>
+                <w:sz w:val="32"/>
+                <w:szCs w:val="22"/>
               </w:rPr>
               <w:t>23</w:t>
             </w:r>
@@ -565,7 +734,12 @@
         <w:tc>
           <w:tcPr>
             <w:cnfStyle w:val="001000000000" w:firstRow="0" w:lastRow="0" w:firstColumn="1" w:lastColumn="0" w:oddVBand="0" w:evenVBand="0" w:oddHBand="0" w:evenHBand="0" w:firstRowFirstColumn="0" w:firstRowLastColumn="0" w:lastRowFirstColumn="0" w:lastRowLastColumn="0"/>
-            <w:tcW w:w="1029" w:type="dxa"/>
+            <w:tcW w:w="801" w:type="dxa"/>
+            <w:tcBorders>
+              <w:top w:val="none" w:sz="0" w:space="0" w:color="auto"/>
+              <w:left w:val="none" w:sz="0" w:space="0" w:color="auto"/>
+              <w:bottom w:val="none" w:sz="0" w:space="0" w:color="auto"/>
+            </w:tcBorders>
           </w:tcPr>
           <w:p>
             <w:pPr>
@@ -574,13 +748,16 @@
               <w:rPr>
                 <w:b/>
                 <w:bCs/>
+                <w:sz w:val="32"/>
+                <w:szCs w:val="22"/>
               </w:rPr>
             </w:pPr>
             <w:r>
               <w:rPr>
                 <w:b/>
                 <w:bCs/>
-                <w:sz w:val="36"/>
+                <w:sz w:val="32"/>
+                <w:szCs w:val="22"/>
               </w:rPr>
               <w:t>4</w:t>
             </w:r>
@@ -588,7 +765,7 @@
         </w:tc>
         <w:tc>
           <w:tcPr>
-            <w:tcW w:w="3319" w:type="dxa"/>
+            <w:tcW w:w="2585" w:type="dxa"/>
           </w:tcPr>
           <w:p>
             <w:pPr>
@@ -597,15 +774,15 @@
               <w:jc w:val="center"/>
               <w:cnfStyle w:val="000000000000" w:firstRow="0" w:lastRow="0" w:firstColumn="0" w:lastColumn="0" w:oddVBand="0" w:evenVBand="0" w:oddHBand="0" w:evenHBand="0" w:firstRowFirstColumn="0" w:firstRowLastColumn="0" w:lastRowFirstColumn="0" w:lastRowLastColumn="0"/>
               <w:rPr>
-                <w:sz w:val="40"/>
-                <w:szCs w:val="40"/>
-              </w:rPr>
-            </w:pPr>
-            <w:r>
-              <w:rPr>
-                <w:rFonts w:asciiTheme="majorBidi" w:hAnsiTheme="majorBidi" w:cstheme="majorBidi"/>
-                <w:sz w:val="40"/>
-                <w:szCs w:val="40"/>
+                <w:sz w:val="32"/>
+                <w:szCs w:val="22"/>
+              </w:rPr>
+            </w:pPr>
+            <w:r>
+              <w:rPr>
+                <w:rFonts w:asciiTheme="majorBidi" w:hAnsiTheme="majorBidi" w:cstheme="majorBidi"/>
+                <w:sz w:val="32"/>
+                <w:szCs w:val="22"/>
               </w:rPr>
               <w:t>2220561</w:t>
             </w:r>
@@ -613,7 +790,7 @@
         </w:tc>
         <w:tc>
           <w:tcPr>
-            <w:tcW w:w="6027" w:type="dxa"/>
+            <w:tcW w:w="4695" w:type="dxa"/>
           </w:tcPr>
           <w:p>
             <w:pPr>
@@ -622,20 +799,31 @@
               <w:jc w:val="center"/>
               <w:cnfStyle w:val="000000000000" w:firstRow="0" w:lastRow="0" w:firstColumn="0" w:lastColumn="0" w:oddVBand="0" w:evenVBand="0" w:oddHBand="0" w:evenHBand="0" w:firstRowFirstColumn="0" w:firstRowLastColumn="0" w:lastRowFirstColumn="0" w:lastRowLastColumn="0"/>
               <w:rPr>
-                <w:sz w:val="36"/>
-              </w:rPr>
-            </w:pPr>
-            <w:r>
-              <w:rPr>
-                <w:sz w:val="36"/>
-              </w:rPr>
-              <w:t>Mona Ahmad Kreashan</w:t>
-            </w:r>
-          </w:p>
-        </w:tc>
-        <w:tc>
-          <w:tcPr>
-            <w:tcW w:w="2366" w:type="dxa"/>
+                <w:sz w:val="32"/>
+                <w:szCs w:val="22"/>
+              </w:rPr>
+            </w:pPr>
+            <w:r>
+              <w:rPr>
+                <w:sz w:val="32"/>
+                <w:szCs w:val="22"/>
+              </w:rPr>
+              <w:t xml:space="preserve">Mona Ahmad </w:t>
+            </w:r>
+            <w:proofErr w:type="spellStart"/>
+            <w:r>
+              <w:rPr>
+                <w:sz w:val="32"/>
+                <w:szCs w:val="22"/>
+              </w:rPr>
+              <w:t>Kreashan</w:t>
+            </w:r>
+            <w:proofErr w:type="spellEnd"/>
+          </w:p>
+        </w:tc>
+        <w:tc>
+          <w:tcPr>
+            <w:tcW w:w="1843" w:type="dxa"/>
           </w:tcPr>
           <w:p>
             <w:pPr>
@@ -643,10 +831,15 @@
               <w:ind w:left="23"/>
               <w:jc w:val="center"/>
               <w:cnfStyle w:val="000000000000" w:firstRow="0" w:lastRow="0" w:firstColumn="0" w:lastColumn="0" w:oddVBand="0" w:evenVBand="0" w:oddHBand="0" w:evenHBand="0" w:firstRowFirstColumn="0" w:firstRowLastColumn="0" w:lastRowFirstColumn="0" w:lastRowLastColumn="0"/>
-            </w:pPr>
-            <w:r>
-              <w:rPr>
-                <w:sz w:val="36"/>
+              <w:rPr>
+                <w:sz w:val="32"/>
+                <w:szCs w:val="22"/>
+              </w:rPr>
+            </w:pPr>
+            <w:r>
+              <w:rPr>
+                <w:sz w:val="32"/>
+                <w:szCs w:val="22"/>
               </w:rPr>
               <w:t>5</w:t>
             </w:r>
@@ -654,7 +847,7 @@
         </w:tc>
         <w:tc>
           <w:tcPr>
-            <w:tcW w:w="2963" w:type="dxa"/>
+            <w:tcW w:w="2308" w:type="dxa"/>
           </w:tcPr>
           <w:p>
             <w:pPr>
@@ -662,10 +855,15 @@
               <w:ind w:left="1"/>
               <w:jc w:val="center"/>
               <w:cnfStyle w:val="000000000000" w:firstRow="0" w:lastRow="0" w:firstColumn="0" w:lastColumn="0" w:oddVBand="0" w:evenVBand="0" w:oddHBand="0" w:evenHBand="0" w:firstRowFirstColumn="0" w:firstRowLastColumn="0" w:lastRowFirstColumn="0" w:lastRowLastColumn="0"/>
-            </w:pPr>
-            <w:r>
-              <w:rPr>
-                <w:sz w:val="36"/>
+              <w:rPr>
+                <w:sz w:val="32"/>
+                <w:szCs w:val="22"/>
+              </w:rPr>
+            </w:pPr>
+            <w:r>
+              <w:rPr>
+                <w:sz w:val="32"/>
+                <w:szCs w:val="22"/>
               </w:rPr>
               <w:t>36</w:t>
             </w:r>
@@ -673,16 +871,6 @@
         </w:tc>
       </w:tr>
     </w:tbl>
-    <w:p>
-      <w:pPr>
-        <w:jc w:val="center"/>
-      </w:pPr>
-    </w:p>
-    <w:p>
-      <w:pPr>
-        <w:spacing w:after="0" w:line="259" w:lineRule="auto"/>
-      </w:pPr>
-    </w:p>
     <w:p>
       <w:pPr>
         <w:spacing w:after="157" w:line="259" w:lineRule="auto"/>
@@ -709,6 +897,34 @@
           <w:bCs/>
           <w:sz w:val="56"/>
           <w:szCs w:val="56"/>
+        </w:rPr>
+      </w:pPr>
+    </w:p>
+    <w:p>
+      <w:pPr>
+        <w:pStyle w:val="PlainText"/>
+        <w:jc w:val="center"/>
+        <w:rPr>
+          <w:rFonts w:ascii="Bell MT" w:hAnsi="Bell MT" w:cs="Courier New"/>
+          <w:b/>
+          <w:bCs/>
+          <w:sz w:val="40"/>
+          <w:szCs w:val="40"/>
+          <w:rtl/>
+        </w:rPr>
+      </w:pPr>
+    </w:p>
+    <w:p>
+      <w:pPr>
+        <w:pStyle w:val="PlainText"/>
+        <w:jc w:val="center"/>
+        <w:rPr>
+          <w:rFonts w:ascii="Bell MT" w:hAnsi="Bell MT" w:cs="Courier New"/>
+          <w:b/>
+          <w:bCs/>
+          <w:sz w:val="40"/>
+          <w:szCs w:val="40"/>
+          <w:rtl/>
         </w:rPr>
       </w:pPr>
     </w:p>
@@ -748,8 +964,21 @@
           <w:szCs w:val="56"/>
           <w:u w:val="single"/>
         </w:rPr>
-        <w:t>Supervised by: Prof. Amjad Hudaib</w:t>
-      </w:r>
+        <w:t xml:space="preserve">Supervised by: Prof. Amjad </w:t>
+      </w:r>
+      <w:proofErr w:type="spellStart"/>
+      <w:r>
+        <w:rPr>
+          <w:rFonts w:ascii="Bell MT" w:hAnsi="Bell MT"/>
+          <w:b/>
+          <w:bCs/>
+          <w:sz w:val="56"/>
+          <w:szCs w:val="56"/>
+          <w:u w:val="single"/>
+        </w:rPr>
+        <w:t>Hudaib</w:t>
+      </w:r>
+      <w:proofErr w:type="spellEnd"/>
     </w:p>
     <w:p>
       <w:pPr>
@@ -3272,6 +3501,7 @@
           <w:sz w:val="28"/>
           <w:szCs w:val="28"/>
         </w:rPr>
+        <w:lastRenderedPageBreak/>
         <w:t>In short, the Expense Budget Planner will help people take control of their finances by offering simple visuals, smart predictions, and practical saving suggestions to support a more stable and confident financial future.</w:t>
       </w:r>
     </w:p>
@@ -3741,6 +3971,7 @@
           <w:szCs w:val="30"/>
           <w:highlight w:val="green"/>
         </w:rPr>
+        <w:lastRenderedPageBreak/>
         <w:t>Objectives:</w:t>
       </w:r>
     </w:p>
@@ -4494,6 +4725,8 @@
           <w:szCs w:val="24"/>
         </w:rPr>
       </w:pPr>
+      <w:proofErr w:type="spellStart"/>
+      <w:proofErr w:type="gramStart"/>
       <w:r>
         <w:rPr>
           <w:rFonts w:asciiTheme="minorBidi" w:hAnsiTheme="minorBidi"/>
@@ -4504,6 +4737,7 @@
         </w:rPr>
         <w:t>Goodbudget</w:t>
       </w:r>
+      <w:proofErr w:type="spellEnd"/>
       <w:r>
         <w:rPr>
           <w:rFonts w:asciiTheme="minorBidi" w:hAnsiTheme="minorBidi"/>
@@ -4512,6 +4746,7 @@
         </w:rPr>
         <w:t xml:space="preserve"> :</w:t>
       </w:r>
+      <w:proofErr w:type="gramEnd"/>
       <w:r>
         <w:rPr>
           <w:rFonts w:asciiTheme="minorBidi" w:hAnsiTheme="minorBidi"/>
@@ -4614,7 +4849,18 @@
           <w:sz w:val="24"/>
           <w:szCs w:val="24"/>
         </w:rPr>
-        <w:t>Lunch Money</w:t>
+        <w:t xml:space="preserve">Lunch </w:t>
+      </w:r>
+      <w:proofErr w:type="gramStart"/>
+      <w:r>
+        <w:rPr>
+          <w:rFonts w:asciiTheme="minorBidi" w:hAnsiTheme="minorBidi"/>
+          <w:b/>
+          <w:bCs/>
+          <w:sz w:val="24"/>
+          <w:szCs w:val="24"/>
+        </w:rPr>
+        <w:t>Money</w:t>
       </w:r>
       <w:r>
         <w:rPr>
@@ -4622,7 +4868,16 @@
           <w:sz w:val="24"/>
           <w:szCs w:val="24"/>
         </w:rPr>
-        <w:t xml:space="preserve"> : </w:t>
+        <w:t xml:space="preserve"> :</w:t>
+      </w:r>
+      <w:proofErr w:type="gramEnd"/>
+      <w:r>
+        <w:rPr>
+          <w:rFonts w:asciiTheme="minorBidi" w:hAnsiTheme="minorBidi"/>
+          <w:sz w:val="24"/>
+          <w:szCs w:val="24"/>
+        </w:rPr>
+        <w:t xml:space="preserve"> </w:t>
       </w:r>
       <w:r>
         <w:rPr>
@@ -4676,6 +4931,7 @@
           <w:szCs w:val="24"/>
         </w:rPr>
       </w:pPr>
+      <w:proofErr w:type="gramStart"/>
       <w:r>
         <w:rPr>
           <w:rFonts w:asciiTheme="minorBidi" w:hAnsiTheme="minorBidi"/>
@@ -4694,13 +4950,23 @@
         </w:rPr>
         <w:t xml:space="preserve"> :</w:t>
       </w:r>
+      <w:proofErr w:type="gramEnd"/>
       <w:r>
         <w:rPr>
           <w:rFonts w:asciiTheme="minorBidi" w:hAnsiTheme="minorBidi"/>
           <w:sz w:val="24"/>
           <w:szCs w:val="24"/>
         </w:rPr>
-        <w:t xml:space="preserve"> Is a budgeting website that helps you plan where your money goes before you spend it. It teaches you to set priorities, save for future expenses, and stay flexible when things change. In short, it helps you control your money instead of spending without a plan.</w:t>
+        <w:t xml:space="preserve"> Is a budgeting website that helps you plan where your money goes before you spend it. It teaches you to set priorities, save for future expenses, and </w:t>
+      </w:r>
+      <w:r>
+        <w:rPr>
+          <w:rFonts w:asciiTheme="minorBidi" w:hAnsiTheme="minorBidi"/>
+          <w:sz w:val="24"/>
+          <w:szCs w:val="24"/>
+        </w:rPr>
+        <w:lastRenderedPageBreak/>
+        <w:t>stay flexible when things change. In short, it helps you control your money instead of spending without a plan.</w:t>
       </w:r>
     </w:p>
     <w:p>
@@ -4746,6 +5012,7 @@
           <w:szCs w:val="24"/>
         </w:rPr>
       </w:pPr>
+      <w:proofErr w:type="gramStart"/>
       <w:r>
         <w:rPr>
           <w:rFonts w:asciiTheme="minorBidi" w:hAnsiTheme="minorBidi"/>
@@ -4774,6 +5041,7 @@
         </w:rPr>
         <w:t>:</w:t>
       </w:r>
+      <w:proofErr w:type="gramEnd"/>
       <w:r>
         <w:rPr>
           <w:rFonts w:asciiTheme="minorBidi" w:hAnsiTheme="minorBidi"/>
@@ -5129,8 +5397,9 @@
           <w:sz w:val="24"/>
           <w:szCs w:val="24"/>
         </w:rPr>
-        <w:t>Technology Stack</w:t>
-      </w:r>
+        <w:t xml:space="preserve">Technology </w:t>
+      </w:r>
+      <w:proofErr w:type="gramStart"/>
       <w:r>
         <w:rPr>
           <w:rFonts w:asciiTheme="minorHAnsi" w:hAnsiTheme="minorHAnsi" w:cs="Courier New"/>
@@ -5139,6 +5408,16 @@
           <w:sz w:val="24"/>
           <w:szCs w:val="24"/>
         </w:rPr>
+        <w:t>Stack</w:t>
+      </w:r>
+      <w:r>
+        <w:rPr>
+          <w:rFonts w:asciiTheme="minorHAnsi" w:hAnsiTheme="minorHAnsi" w:cs="Courier New"/>
+          <w:b/>
+          <w:bCs/>
+          <w:sz w:val="24"/>
+          <w:szCs w:val="24"/>
+        </w:rPr>
         <w:t xml:space="preserve"> </w:t>
       </w:r>
       <w:r>
@@ -5149,6 +5428,7 @@
         </w:rPr>
         <w:t>:</w:t>
       </w:r>
+      <w:proofErr w:type="gramEnd"/>
     </w:p>
     <w:p>
       <w:pPr>
@@ -6526,6 +6806,7 @@
               <w:spacing w:after="160" w:line="278" w:lineRule="auto"/>
             </w:pPr>
             <w:r>
+              <w:lastRenderedPageBreak/>
               <w:t>SW3</w:t>
             </w:r>
           </w:p>
@@ -6888,9 +7169,9 @@
         <w:tblLook w:val="04A0" w:firstRow="1" w:lastRow="0" w:firstColumn="1" w:lastColumn="0" w:noHBand="0" w:noVBand="1"/>
       </w:tblPr>
       <w:tblGrid>
-        <w:gridCol w:w="3107"/>
-        <w:gridCol w:w="2969"/>
-        <w:gridCol w:w="3151"/>
+        <w:gridCol w:w="3110"/>
+        <w:gridCol w:w="2953"/>
+        <w:gridCol w:w="3164"/>
       </w:tblGrid>
       <w:tr>
         <w:trPr>
@@ -7152,8 +7433,13 @@
               <w:jc w:val="center"/>
               <w:cnfStyle w:val="000000100000" w:firstRow="0" w:lastRow="0" w:firstColumn="0" w:lastColumn="0" w:oddVBand="0" w:evenVBand="0" w:oddHBand="1" w:evenHBand="0" w:firstRowFirstColumn="0" w:firstRowLastColumn="0" w:lastRowFirstColumn="0" w:lastRowLastColumn="0"/>
             </w:pPr>
-            <w:r>
-              <w:t>Input(0.30</w:t>
+            <w:proofErr w:type="gramStart"/>
+            <w:r>
+              <w:t>Input(</w:t>
+            </w:r>
+            <w:proofErr w:type="gramEnd"/>
+            <w:r>
+              <w:t>0.30</w:t>
             </w:r>
             <w:r>
               <w:t>$)</w:t>
@@ -7167,6 +7453,7 @@
               <w:jc w:val="center"/>
               <w:cnfStyle w:val="000000100000" w:firstRow="0" w:lastRow="0" w:firstColumn="0" w:lastColumn="0" w:oddVBand="0" w:evenVBand="0" w:oddHBand="1" w:evenHBand="0" w:firstRowFirstColumn="0" w:firstRowLastColumn="0" w:lastRowFirstColumn="0" w:lastRowLastColumn="0"/>
             </w:pPr>
+            <w:proofErr w:type="gramStart"/>
             <w:r>
               <w:t>O</w:t>
             </w:r>
@@ -7174,7 +7461,11 @@
               <w:t>utput</w:t>
             </w:r>
             <w:r>
-              <w:t>(2.50$)</w:t>
+              <w:t>(</w:t>
+            </w:r>
+            <w:proofErr w:type="gramEnd"/>
+            <w:r>
+              <w:t>2.50$)</w:t>
             </w:r>
             <w:r>
               <w:t>.</w:t>
@@ -7327,6 +7618,7 @@
           <w:sz w:val="24"/>
           <w:szCs w:val="24"/>
         </w:rPr>
+        <w:lastRenderedPageBreak/>
         <w:t xml:space="preserve">Requirements gathering: </w:t>
       </w:r>
     </w:p>
@@ -7508,12 +7800,12 @@
         <w:tblLook w:val="04A0" w:firstRow="1" w:lastRow="0" w:firstColumn="1" w:lastColumn="0" w:noHBand="0" w:noVBand="1"/>
       </w:tblPr>
       <w:tblGrid>
-        <w:gridCol w:w="864"/>
-        <w:gridCol w:w="1787"/>
-        <w:gridCol w:w="1214"/>
-        <w:gridCol w:w="1627"/>
+        <w:gridCol w:w="851"/>
+        <w:gridCol w:w="1794"/>
+        <w:gridCol w:w="1204"/>
+        <w:gridCol w:w="1600"/>
         <w:gridCol w:w="1912"/>
-        <w:gridCol w:w="1823"/>
+        <w:gridCol w:w="1866"/>
       </w:tblGrid>
       <w:tr>
         <w:trPr>
@@ -7733,12 +8025,14 @@
                 <w:rFonts w:asciiTheme="majorBidi" w:hAnsiTheme="majorBidi" w:cstheme="majorBidi"/>
               </w:rPr>
             </w:pPr>
+            <w:proofErr w:type="spellStart"/>
             <w:r>
               <w:rPr>
                 <w:rFonts w:asciiTheme="majorBidi" w:hAnsiTheme="majorBidi" w:cstheme="majorBidi"/>
               </w:rPr>
               <w:t>Yasmeena</w:t>
             </w:r>
+            <w:proofErr w:type="spellEnd"/>
           </w:p>
         </w:tc>
         <w:tc>
@@ -7828,6 +8122,12 @@
                 <w:rFonts w:asciiTheme="majorBidi" w:hAnsiTheme="majorBidi" w:cstheme="majorBidi"/>
               </w:rPr>
             </w:pPr>
+            <w:r>
+              <w:rPr>
+                <w:rFonts w:asciiTheme="majorBidi" w:hAnsiTheme="majorBidi" w:cstheme="majorBidi"/>
+              </w:rPr>
+              <w:t>6 days</w:t>
+            </w:r>
           </w:p>
         </w:tc>
         <w:tc>
@@ -7856,12 +8156,14 @@
                 <w:rFonts w:asciiTheme="majorBidi" w:hAnsiTheme="majorBidi" w:cstheme="majorBidi"/>
               </w:rPr>
             </w:pPr>
+            <w:proofErr w:type="spellStart"/>
             <w:r>
               <w:rPr>
                 <w:rFonts w:asciiTheme="majorBidi" w:hAnsiTheme="majorBidi" w:cstheme="majorBidi"/>
               </w:rPr>
               <w:t>Ma’moun</w:t>
             </w:r>
+            <w:proofErr w:type="spellEnd"/>
           </w:p>
         </w:tc>
         <w:tc>
@@ -7994,6 +8296,14 @@
                 <w:rFonts w:asciiTheme="majorBidi" w:hAnsiTheme="majorBidi" w:cstheme="majorBidi"/>
               </w:rPr>
             </w:pPr>
+            <w:proofErr w:type="spellStart"/>
+            <w:r>
+              <w:rPr>
+                <w:rFonts w:asciiTheme="majorBidi" w:hAnsiTheme="majorBidi" w:cstheme="majorBidi"/>
+              </w:rPr>
+              <w:t>Yasmeena</w:t>
+            </w:r>
+            <w:proofErr w:type="spellEnd"/>
           </w:p>
         </w:tc>
         <w:tc>
@@ -8123,12 +8433,14 @@
                 <w:rFonts w:asciiTheme="majorBidi" w:hAnsiTheme="majorBidi" w:cstheme="majorBidi"/>
               </w:rPr>
             </w:pPr>
+            <w:proofErr w:type="spellStart"/>
             <w:r>
               <w:rPr>
                 <w:rFonts w:asciiTheme="majorBidi" w:hAnsiTheme="majorBidi" w:cstheme="majorBidi"/>
               </w:rPr>
               <w:t>Yasmeena&amp;mona</w:t>
             </w:r>
+            <w:proofErr w:type="spellEnd"/>
           </w:p>
         </w:tc>
         <w:tc>
@@ -8221,6 +8533,12 @@
                 <w:rFonts w:asciiTheme="majorBidi" w:hAnsiTheme="majorBidi" w:cstheme="majorBidi"/>
               </w:rPr>
             </w:pPr>
+            <w:r>
+              <w:rPr>
+                <w:rFonts w:asciiTheme="majorBidi" w:hAnsiTheme="majorBidi" w:cstheme="majorBidi"/>
+              </w:rPr>
+              <w:t>2 days</w:t>
+            </w:r>
           </w:p>
         </w:tc>
         <w:tc>
@@ -8253,7 +8571,7 @@
               <w:rPr>
                 <w:rFonts w:asciiTheme="majorBidi" w:hAnsiTheme="majorBidi" w:cstheme="majorBidi"/>
               </w:rPr>
-              <w:t>Yasmeena</w:t>
+              <w:t xml:space="preserve">Mona </w:t>
             </w:r>
           </w:p>
         </w:tc>
@@ -8267,8 +8585,16 @@
               <w:cnfStyle w:val="000000100000" w:firstRow="0" w:lastRow="0" w:firstColumn="0" w:lastColumn="0" w:oddVBand="0" w:evenVBand="0" w:oddHBand="1" w:evenHBand="0" w:firstRowFirstColumn="0" w:firstRowLastColumn="0" w:lastRowFirstColumn="0" w:lastRowLastColumn="0"/>
               <w:rPr>
                 <w:rFonts w:asciiTheme="majorBidi" w:hAnsiTheme="majorBidi" w:cstheme="majorBidi"/>
-              </w:rPr>
-            </w:pPr>
+                <w:rtl/>
+                <w:lang w:bidi="ar-JO"/>
+              </w:rPr>
+            </w:pPr>
+            <w:r>
+              <w:rPr>
+                <w:rFonts w:asciiTheme="majorBidi" w:hAnsiTheme="majorBidi" w:cstheme="majorBidi"/>
+              </w:rPr>
+              <w:t>Power point</w:t>
+            </w:r>
           </w:p>
         </w:tc>
       </w:tr>
@@ -8641,12 +8967,14 @@
                 <w:rFonts w:asciiTheme="majorBidi" w:hAnsiTheme="majorBidi" w:cstheme="majorBidi"/>
               </w:rPr>
             </w:pPr>
+            <w:proofErr w:type="spellStart"/>
             <w:r>
               <w:rPr>
                 <w:rFonts w:asciiTheme="majorBidi" w:hAnsiTheme="majorBidi" w:cstheme="majorBidi"/>
               </w:rPr>
               <w:t>Ma’moun</w:t>
             </w:r>
+            <w:proofErr w:type="spellEnd"/>
           </w:p>
         </w:tc>
         <w:tc>
@@ -8661,6 +8989,12 @@
                 <w:rFonts w:asciiTheme="majorBidi" w:hAnsiTheme="majorBidi" w:cstheme="majorBidi"/>
               </w:rPr>
             </w:pPr>
+            <w:r>
+              <w:rPr>
+                <w:rFonts w:asciiTheme="majorBidi" w:hAnsiTheme="majorBidi" w:cstheme="majorBidi"/>
+              </w:rPr>
+              <w:t>Similar application called Wallet</w:t>
+            </w:r>
           </w:p>
         </w:tc>
       </w:tr>
@@ -8917,8 +9251,19 @@
           <w:sz w:val="16"/>
           <w:szCs w:val="16"/>
         </w:rPr>
-        <w:t>Table 3.Schedule</w:t>
-      </w:r>
+        <w:t xml:space="preserve">Table </w:t>
+      </w:r>
+      <w:proofErr w:type="gramStart"/>
+      <w:r>
+        <w:rPr>
+          <w:i/>
+          <w:iCs/>
+          <w:sz w:val="16"/>
+          <w:szCs w:val="16"/>
+        </w:rPr>
+        <w:t>3.Schedule</w:t>
+      </w:r>
+      <w:proofErr w:type="gramEnd"/>
     </w:p>
     <w:p>
       <w:pPr>
@@ -8949,23 +9294,32 @@
           <w:sz w:val="32"/>
           <w:szCs w:val="32"/>
         </w:rPr>
-        <w:t>pert diagram</w:t>
-      </w:r>
+        <w:t xml:space="preserve">pert </w:t>
+      </w:r>
+      <w:proofErr w:type="gramStart"/>
       <w:r>
         <w:rPr>
           <w:sz w:val="32"/>
           <w:szCs w:val="32"/>
         </w:rPr>
-        <w:t xml:space="preserve"> </w:t>
+        <w:t>diagram</w:t>
       </w:r>
       <w:r>
         <w:rPr>
           <w:sz w:val="32"/>
           <w:szCs w:val="32"/>
         </w:rPr>
+        <w:t xml:space="preserve"> </w:t>
+      </w:r>
+      <w:r>
+        <w:rPr>
+          <w:sz w:val="32"/>
+          <w:szCs w:val="32"/>
+        </w:rPr>
         <w:t>:</w:t>
       </w:r>
       <w:bookmarkEnd w:id="16"/>
+      <w:proofErr w:type="gramEnd"/>
     </w:p>
     <w:p>
       <w:pPr>
@@ -9004,16 +9358,25 @@
           <w:sz w:val="32"/>
           <w:szCs w:val="32"/>
         </w:rPr>
-        <w:t>Gantt chart</w:t>
-      </w:r>
+        <w:t xml:space="preserve">Gantt </w:t>
+      </w:r>
+      <w:proofErr w:type="gramStart"/>
       <w:r>
         <w:rPr>
           <w:sz w:val="32"/>
           <w:szCs w:val="32"/>
         </w:rPr>
+        <w:t>chart</w:t>
+      </w:r>
+      <w:r>
+        <w:rPr>
+          <w:sz w:val="32"/>
+          <w:szCs w:val="32"/>
+        </w:rPr>
         <w:t xml:space="preserve"> :</w:t>
       </w:r>
       <w:bookmarkEnd w:id="17"/>
+      <w:proofErr w:type="gramEnd"/>
     </w:p>
     <w:p>
       <w:pPr>
@@ -9082,7 +9445,16 @@
           <w:sz w:val="28"/>
           <w:szCs w:val="28"/>
         </w:rPr>
-        <w:t>The Expense Budget Planner must follow data protection laws since it deals with sensitive financial information. The app should get user consent before collecting personal or banking data. Any third-party services (like bank APIs) must also comply with privacy regulations to keep users’ financial info safe.</w:t>
+        <w:t xml:space="preserve">The Expense Budget Planner must follow data protection laws since it deals with sensitive financial information. The app should get user consent before collecting </w:t>
+      </w:r>
+      <w:r>
+        <w:rPr>
+          <w:rFonts w:asciiTheme="minorHAnsi" w:hAnsiTheme="minorHAnsi" w:cs="Courier New"/>
+          <w:sz w:val="28"/>
+          <w:szCs w:val="28"/>
+        </w:rPr>
+        <w:lastRenderedPageBreak/>
+        <w:t>personal or banking data. Any third-party services (like bank APIs) must also comply with privacy regulations to keep users’ financial info safe.</w:t>
       </w:r>
     </w:p>
     <w:p>
@@ -9412,8 +9784,16 @@
               <w:rPr>
                 <w:rFonts w:asciiTheme="majorHAnsi" w:hAnsiTheme="majorHAnsi" w:cs="Courier New"/>
               </w:rPr>
-              <w:t>Who will manage timeline, budget, and team coordination to meet project goals.</w:t>
-            </w:r>
+              <w:t xml:space="preserve">Who will manage timeline, budget, and team coordination to meet project </w:t>
+            </w:r>
+            <w:proofErr w:type="gramStart"/>
+            <w:r>
+              <w:rPr>
+                <w:rFonts w:asciiTheme="majorHAnsi" w:hAnsiTheme="majorHAnsi" w:cs="Courier New"/>
+              </w:rPr>
+              <w:t>goals.</w:t>
+            </w:r>
+            <w:proofErr w:type="gramEnd"/>
           </w:p>
         </w:tc>
       </w:tr>
@@ -9488,7 +9868,21 @@
               <w:rPr>
                 <w:rFonts w:asciiTheme="majorHAnsi" w:hAnsiTheme="majorHAnsi" w:cs="Courier New"/>
               </w:rPr>
-              <w:t xml:space="preserve">The team that make continuous </w:t>
+              <w:t xml:space="preserve">The team that </w:t>
+            </w:r>
+            <w:proofErr w:type="gramStart"/>
+            <w:r>
+              <w:rPr>
+                <w:rFonts w:asciiTheme="majorHAnsi" w:hAnsiTheme="majorHAnsi" w:cs="Courier New"/>
+              </w:rPr>
+              <w:t>make</w:t>
+            </w:r>
+            <w:proofErr w:type="gramEnd"/>
+            <w:r>
+              <w:rPr>
+                <w:rFonts w:asciiTheme="majorHAnsi" w:hAnsiTheme="majorHAnsi" w:cs="Courier New"/>
+              </w:rPr>
+              <w:t xml:space="preserve"> continuous </w:t>
             </w:r>
             <w:r>
               <w:rPr>
@@ -9675,6 +10069,7 @@
           <w:szCs w:val="24"/>
         </w:rPr>
       </w:pPr>
+      <w:proofErr w:type="gramStart"/>
       <w:r>
         <w:rPr>
           <w:rFonts w:asciiTheme="minorBidi" w:hAnsiTheme="minorBidi"/>
@@ -9697,7 +10092,16 @@
           <w:sz w:val="24"/>
           <w:szCs w:val="24"/>
         </w:rPr>
-        <w:t>: Conduct one-on-one interviews with potential users of the MONEY MAP, such as students, professionals, or families. Ask questions to understand their spending habits, budgeting challenges, and financial goals. Also gather input from financial advisors or experts to ensure the app’s features align with effective budgeting practices.</w:t>
+        <w:t>:</w:t>
+      </w:r>
+      <w:proofErr w:type="gramEnd"/>
+      <w:r>
+        <w:rPr>
+          <w:rFonts w:asciiTheme="minorBidi" w:hAnsiTheme="minorBidi"/>
+          <w:sz w:val="24"/>
+          <w:szCs w:val="24"/>
+        </w:rPr>
+        <w:t xml:space="preserve"> Conduct one-on-one interviews with potential users of the MONEY MAP, such as students, professionals, or families. Ask questions to understand their spending habits, budgeting challenges, and financial goals. Also gather input from financial advisors or experts to ensure the app’s features align with effective budgeting practices.</w:t>
       </w:r>
     </w:p>
     <w:p>
@@ -9749,6 +10153,7 @@
         </w:rPr>
         <w:t xml:space="preserve"> </w:t>
       </w:r>
+      <w:proofErr w:type="gramStart"/>
       <w:r>
         <w:rPr>
           <w:rFonts w:asciiTheme="minorBidi" w:hAnsiTheme="minorBidi"/>
@@ -9773,6 +10178,7 @@
         </w:rPr>
         <w:t>:</w:t>
       </w:r>
+      <w:proofErr w:type="gramEnd"/>
       <w:r>
         <w:rPr>
           <w:rFonts w:asciiTheme="minorBidi" w:hAnsiTheme="minorBidi"/>
@@ -9936,6 +10342,7 @@
           <w:sz w:val="24"/>
           <w:szCs w:val="24"/>
         </w:rPr>
+        <w:lastRenderedPageBreak/>
         <w:t>For priority, 5 means highest and 1 means lowest priority.</w:t>
       </w:r>
     </w:p>
@@ -10313,8 +10720,18 @@
                 <w:sz w:val="24"/>
                 <w:szCs w:val="24"/>
               </w:rPr>
-              <w:t>Allow users to create new account .</w:t>
-            </w:r>
+              <w:t xml:space="preserve">Allow users to create new </w:t>
+            </w:r>
+            <w:proofErr w:type="gramStart"/>
+            <w:r>
+              <w:rPr>
+                <w:rFonts w:asciiTheme="majorBidi" w:hAnsiTheme="majorBidi" w:cstheme="majorBidi"/>
+                <w:sz w:val="24"/>
+                <w:szCs w:val="24"/>
+              </w:rPr>
+              <w:t>account .</w:t>
+            </w:r>
+            <w:proofErr w:type="gramEnd"/>
           </w:p>
           <w:p>
             <w:pPr>
@@ -10880,8 +11297,18 @@
                 <w:sz w:val="24"/>
                 <w:szCs w:val="24"/>
               </w:rPr>
-              <w:t>Help users reset forgotten password .</w:t>
-            </w:r>
+              <w:t xml:space="preserve">Help users reset forgotten </w:t>
+            </w:r>
+            <w:proofErr w:type="gramStart"/>
+            <w:r>
+              <w:rPr>
+                <w:rFonts w:asciiTheme="majorBidi" w:hAnsiTheme="majorBidi" w:cstheme="majorBidi"/>
+                <w:sz w:val="24"/>
+                <w:szCs w:val="24"/>
+              </w:rPr>
+              <w:t>password .</w:t>
+            </w:r>
+            <w:proofErr w:type="gramEnd"/>
           </w:p>
           <w:p>
             <w:pPr>
@@ -11541,7 +11968,49 @@
                 <w:sz w:val="24"/>
                 <w:szCs w:val="24"/>
               </w:rPr>
-              <w:t>Add income</w:t>
+              <w:t>Add</w:t>
+            </w:r>
+            <w:r>
+              <w:rPr>
+                <w:rFonts w:asciiTheme="majorBidi" w:hAnsiTheme="majorBidi" w:cstheme="majorBidi" w:hint="cs"/>
+                <w:sz w:val="24"/>
+                <w:szCs w:val="24"/>
+                <w:rtl/>
+              </w:rPr>
+              <w:t xml:space="preserve"> </w:t>
+            </w:r>
+            <w:r>
+              <w:rPr>
+                <w:rFonts w:asciiTheme="majorBidi" w:hAnsiTheme="majorBidi" w:cstheme="majorBidi"/>
+                <w:sz w:val="24"/>
+                <w:szCs w:val="24"/>
+              </w:rPr>
+              <w:t>/</w:t>
+            </w:r>
+            <w:r>
+              <w:rPr>
+                <w:rFonts w:asciiTheme="majorBidi" w:hAnsiTheme="majorBidi" w:cstheme="majorBidi" w:hint="cs"/>
+                <w:sz w:val="24"/>
+                <w:szCs w:val="24"/>
+                <w:rtl/>
+              </w:rPr>
+              <w:t xml:space="preserve"> </w:t>
+            </w:r>
+            <w:r>
+              <w:rPr>
+                <w:rFonts w:asciiTheme="majorBidi" w:hAnsiTheme="majorBidi" w:cstheme="majorBidi"/>
+                <w:sz w:val="24"/>
+                <w:szCs w:val="24"/>
+              </w:rPr>
+              <w:t>R</w:t>
+            </w:r>
+            <w:r>
+              <w:rPr>
+                <w:rFonts w:asciiTheme="majorBidi" w:hAnsiTheme="majorBidi" w:cstheme="majorBidi"/>
+                <w:sz w:val="24"/>
+                <w:szCs w:val="24"/>
+              </w:rPr>
+              <w:t>emove Accounts</w:t>
             </w:r>
           </w:p>
           <w:p>
@@ -11684,18 +12153,26 @@
               <w:cnfStyle w:val="000000000000" w:firstRow="0" w:lastRow="0" w:firstColumn="0" w:lastColumn="0" w:oddVBand="0" w:evenVBand="0" w:oddHBand="0" w:evenHBand="0" w:firstRowFirstColumn="0" w:firstRowLastColumn="0" w:lastRowFirstColumn="0" w:lastRowLastColumn="0"/>
               <w:rPr>
                 <w:rFonts w:asciiTheme="majorBidi" w:hAnsiTheme="majorBidi" w:cstheme="majorBidi"/>
-                <w:sz w:val="24"/>
-                <w:szCs w:val="24"/>
-              </w:rPr>
-            </w:pPr>
-            <w:r>
-              <w:rPr>
-                <w:rFonts w:asciiTheme="majorBidi" w:hAnsiTheme="majorBidi" w:cstheme="majorBidi"/>
-                <w:sz w:val="24"/>
-                <w:szCs w:val="24"/>
-              </w:rPr>
-              <w:t>Required to calculate total balance.</w:t>
-            </w:r>
+              </w:rPr>
+            </w:pPr>
+            <w:r>
+              <w:rPr>
+                <w:rFonts w:asciiTheme="majorBidi" w:hAnsiTheme="majorBidi" w:cstheme="majorBidi"/>
+              </w:rPr>
+              <w:t>Allows users to manage different income sources easily and keeps their financial data accurate.</w:t>
+            </w:r>
+          </w:p>
+          <w:p>
+            <w:pPr>
+              <w:pStyle w:val="PlainText"/>
+              <w:jc w:val="center"/>
+              <w:cnfStyle w:val="000000000000" w:firstRow="0" w:lastRow="0" w:firstColumn="0" w:lastColumn="0" w:oddVBand="0" w:evenVBand="0" w:oddHBand="0" w:evenHBand="0" w:firstRowFirstColumn="0" w:firstRowLastColumn="0" w:lastRowFirstColumn="0" w:lastRowLastColumn="0"/>
+              <w:rPr>
+                <w:rFonts w:asciiTheme="majorBidi" w:hAnsiTheme="majorBidi" w:cstheme="majorBidi"/>
+                <w:sz w:val="24"/>
+                <w:szCs w:val="24"/>
+              </w:rPr>
+            </w:pPr>
           </w:p>
         </w:tc>
       </w:tr>
@@ -11799,7 +12276,15 @@
                 <w:sz w:val="24"/>
                 <w:szCs w:val="24"/>
               </w:rPr>
-              <w:t>Find and sort expenses or income easily.</w:t>
+              <w:t>Users can Add, Delete or Edit an Account</w:t>
+            </w:r>
+            <w:r>
+              <w:rPr>
+                <w:rFonts w:asciiTheme="majorBidi" w:hAnsiTheme="majorBidi" w:cstheme="majorBidi"/>
+                <w:sz w:val="24"/>
+                <w:szCs w:val="24"/>
+              </w:rPr>
+              <w:t>.</w:t>
             </w:r>
           </w:p>
         </w:tc>
@@ -12153,6 +12638,7 @@
                 <w:sz w:val="24"/>
                 <w:szCs w:val="24"/>
               </w:rPr>
+              <w:lastRenderedPageBreak/>
               <w:t>FR9</w:t>
             </w:r>
           </w:p>
@@ -12851,13 +13337,23 @@
                 <w:szCs w:val="24"/>
               </w:rPr>
             </w:pPr>
-            <w:r>
-              <w:rPr>
-                <w:rFonts w:asciiTheme="majorBidi" w:hAnsiTheme="majorBidi" w:cstheme="majorBidi"/>
-                <w:sz w:val="24"/>
-                <w:szCs w:val="24"/>
-              </w:rPr>
-              <w:t>Darl/light mode option</w:t>
+            <w:proofErr w:type="spellStart"/>
+            <w:r>
+              <w:rPr>
+                <w:rFonts w:asciiTheme="majorBidi" w:hAnsiTheme="majorBidi" w:cstheme="majorBidi"/>
+                <w:sz w:val="24"/>
+                <w:szCs w:val="24"/>
+              </w:rPr>
+              <w:t>Darl</w:t>
+            </w:r>
+            <w:proofErr w:type="spellEnd"/>
+            <w:r>
+              <w:rPr>
+                <w:rFonts w:asciiTheme="majorBidi" w:hAnsiTheme="majorBidi" w:cstheme="majorBidi"/>
+                <w:sz w:val="24"/>
+                <w:szCs w:val="24"/>
+              </w:rPr>
+              <w:t>/light mode option</w:t>
             </w:r>
           </w:p>
           <w:p>
@@ -13584,7 +14080,25 @@
                 <w:sz w:val="24"/>
                 <w:szCs w:val="24"/>
               </w:rPr>
-              <w:t>An Ai-based agent that analyzes, spending , give recommendations  and advice.</w:t>
+              <w:t xml:space="preserve">An Ai-based agent that analyzes, </w:t>
+            </w:r>
+            <w:proofErr w:type="gramStart"/>
+            <w:r>
+              <w:rPr>
+                <w:rFonts w:asciiTheme="majorBidi" w:hAnsiTheme="majorBidi" w:cstheme="majorBidi"/>
+                <w:sz w:val="24"/>
+                <w:szCs w:val="24"/>
+              </w:rPr>
+              <w:t>spending ,</w:t>
+            </w:r>
+            <w:proofErr w:type="gramEnd"/>
+            <w:r>
+              <w:rPr>
+                <w:rFonts w:asciiTheme="majorBidi" w:hAnsiTheme="majorBidi" w:cstheme="majorBidi"/>
+                <w:sz w:val="24"/>
+                <w:szCs w:val="24"/>
+              </w:rPr>
+              <w:t xml:space="preserve"> give recommendations  and advice.</w:t>
             </w:r>
           </w:p>
           <w:p>
@@ -14664,6 +15178,7 @@
                 <w:sz w:val="24"/>
                 <w:szCs w:val="24"/>
               </w:rPr>
+              <w:lastRenderedPageBreak/>
               <w:t>FR19</w:t>
             </w:r>
           </w:p>
@@ -15390,7 +15905,23 @@
                       <w:kern w:val="0"/>
                       <w14:ligatures w14:val="none"/>
                     </w:rPr>
-                    <w:t>Automatically convert expenses to a default currency using live exchange rates.</w:t>
+                    <w:t xml:space="preserve">Automatically convert expenses </w:t>
+                  </w:r>
+                  <w:r>
+                    <w:rPr>
+                      <w:rFonts w:asciiTheme="majorBidi" w:eastAsia="Times New Roman" w:hAnsiTheme="majorBidi" w:cstheme="majorBidi"/>
+                      <w:kern w:val="0"/>
+                      <w14:ligatures w14:val="none"/>
+                    </w:rPr>
+                    <w:t>into</w:t>
+                  </w:r>
+                  <w:r>
+                    <w:rPr>
+                      <w:rFonts w:asciiTheme="majorBidi" w:eastAsia="Times New Roman" w:hAnsiTheme="majorBidi" w:cstheme="majorBidi"/>
+                      <w:kern w:val="0"/>
+                      <w14:ligatures w14:val="none"/>
+                    </w:rPr>
+                    <w:t xml:space="preserve"> a default currency using live exchange rates.</w:t>
                   </w:r>
                 </w:p>
               </w:tc>
@@ -17902,6 +18433,7 @@
                 <w:sz w:val="24"/>
                 <w:szCs w:val="24"/>
               </w:rPr>
+              <w:lastRenderedPageBreak/>
               <w:t>FR2</w:t>
             </w:r>
             <w:r>
@@ -18887,7 +19419,7 @@
                       <w:kern w:val="0"/>
                       <w14:ligatures w14:val="none"/>
                     </w:rPr>
-                    <w:t>Multi-Language Support</w:t>
+                    <w:t>Language Support</w:t>
                   </w:r>
                 </w:p>
               </w:tc>
@@ -19004,7 +19536,23 @@
                       <w:kern w:val="0"/>
                       <w14:ligatures w14:val="none"/>
                     </w:rPr>
-                    <w:t>Allow users to switch between different languages.</w:t>
+                    <w:t xml:space="preserve">Allow users to switch between </w:t>
+                  </w:r>
+                  <w:r>
+                    <w:rPr>
+                      <w:rFonts w:asciiTheme="majorBidi" w:eastAsia="Times New Roman" w:hAnsiTheme="majorBidi" w:cstheme="majorBidi"/>
+                      <w:kern w:val="0"/>
+                      <w14:ligatures w14:val="none"/>
+                    </w:rPr>
+                    <w:t xml:space="preserve">English and Arabic </w:t>
+                  </w:r>
+                  <w:r>
+                    <w:rPr>
+                      <w:rFonts w:asciiTheme="majorBidi" w:eastAsia="Times New Roman" w:hAnsiTheme="majorBidi" w:cstheme="majorBidi"/>
+                      <w:kern w:val="0"/>
+                      <w14:ligatures w14:val="none"/>
+                    </w:rPr>
+                    <w:t>language.</w:t>
                   </w:r>
                 </w:p>
               </w:tc>
@@ -19289,7 +19837,23 @@
                       <w:kern w:val="0"/>
                       <w14:ligatures w14:val="none"/>
                     </w:rPr>
-                    <w:t>Makes the app accessible to non-English speakers.</w:t>
+                    <w:t xml:space="preserve">Makes the app accessible </w:t>
+                  </w:r>
+                  <w:r>
+                    <w:rPr>
+                      <w:rFonts w:asciiTheme="majorBidi" w:eastAsia="Times New Roman" w:hAnsiTheme="majorBidi" w:cstheme="majorBidi"/>
+                      <w:kern w:val="0"/>
+                      <w14:ligatures w14:val="none"/>
+                    </w:rPr>
+                    <w:t>by change the language</w:t>
+                  </w:r>
+                  <w:r>
+                    <w:rPr>
+                      <w:rFonts w:asciiTheme="majorBidi" w:eastAsia="Times New Roman" w:hAnsiTheme="majorBidi" w:cstheme="majorBidi"/>
+                      <w:kern w:val="0"/>
+                      <w14:ligatures w14:val="none"/>
+                    </w:rPr>
+                    <w:t xml:space="preserve"> based on option in settings.</w:t>
                   </w:r>
                 </w:p>
               </w:tc>
@@ -20886,6 +21450,7 @@
                 <w:sz w:val="24"/>
                 <w:szCs w:val="24"/>
               </w:rPr>
+              <w:lastRenderedPageBreak/>
               <w:t>FR3</w:t>
             </w:r>
             <w:r>
@@ -22648,6 +23213,7 @@
           <w:sz w:val="36"/>
           <w:szCs w:val="36"/>
         </w:rPr>
+        <w:lastRenderedPageBreak/>
         <w:t>3.</w:t>
       </w:r>
       <w:r>
@@ -23003,6 +23569,7 @@
                     </w:rPr>
                     <w:t xml:space="preserve">Every expense should be categorized (e.g., Food, Bills, </w:t>
                   </w:r>
+                  <w:proofErr w:type="gramStart"/>
                   <w:r>
                     <w:rPr>
                       <w:rFonts w:asciiTheme="minorHAnsi" w:hAnsiTheme="minorHAnsi" w:cs="Courier New"/>
@@ -23020,6 +23587,7 @@
                     </w:rPr>
                     <w:t>(</w:t>
                   </w:r>
+                  <w:proofErr w:type="gramEnd"/>
                   <w:r>
                     <w:rPr>
                       <w:rFonts w:asciiTheme="minorHAnsi" w:hAnsiTheme="minorHAnsi" w:cs="Courier New"/>
@@ -23578,6 +24146,7 @@
           <w:color w:val="47D459" w:themeColor="accent3" w:themeTint="99"/>
           <w:sz w:val="36"/>
           <w:szCs w:val="36"/>
+          <w:rtl/>
         </w:rPr>
       </w:pPr>
       <w:bookmarkStart w:id="25" w:name="_Toc213921822"/>
@@ -23602,6 +24171,1025 @@
     <w:p/>
     <w:p>
       <w:pPr>
+        <w:rPr>
+          <w:b/>
+          <w:bCs/>
+          <w:sz w:val="30"/>
+          <w:szCs w:val="32"/>
+        </w:rPr>
+      </w:pPr>
+      <w:r>
+        <w:rPr>
+          <w:b/>
+          <w:bCs/>
+          <w:sz w:val="30"/>
+          <w:szCs w:val="32"/>
+        </w:rPr>
+        <w:t>G1: User &amp; Access Management</w:t>
+      </w:r>
+    </w:p>
+    <w:p>
+      <w:pPr>
+        <w:numPr>
+          <w:ilvl w:val="0"/>
+          <w:numId w:val="15"/>
+        </w:numPr>
+        <w:rPr>
+          <w:sz w:val="26"/>
+          <w:szCs w:val="28"/>
+        </w:rPr>
+      </w:pPr>
+      <w:r>
+        <w:rPr>
+          <w:b/>
+          <w:bCs/>
+          <w:sz w:val="26"/>
+          <w:szCs w:val="28"/>
+        </w:rPr>
+        <w:t>FR1: User Registration</w:t>
+      </w:r>
+      <w:r>
+        <w:rPr>
+          <w:sz w:val="26"/>
+          <w:szCs w:val="28"/>
+        </w:rPr>
+        <w:t xml:space="preserve"> – Allow users to create a new account.</w:t>
+      </w:r>
+    </w:p>
+    <w:p>
+      <w:pPr>
+        <w:numPr>
+          <w:ilvl w:val="0"/>
+          <w:numId w:val="15"/>
+        </w:numPr>
+        <w:rPr>
+          <w:sz w:val="26"/>
+          <w:szCs w:val="28"/>
+        </w:rPr>
+      </w:pPr>
+      <w:r>
+        <w:rPr>
+          <w:b/>
+          <w:bCs/>
+          <w:sz w:val="26"/>
+          <w:szCs w:val="28"/>
+        </w:rPr>
+        <w:t>FR2: User Login</w:t>
+      </w:r>
+      <w:r>
+        <w:rPr>
+          <w:sz w:val="26"/>
+          <w:szCs w:val="28"/>
+        </w:rPr>
+        <w:t xml:space="preserve"> – Enable secure login to access personal data.</w:t>
+      </w:r>
+    </w:p>
+    <w:p>
+      <w:pPr>
+        <w:numPr>
+          <w:ilvl w:val="0"/>
+          <w:numId w:val="15"/>
+        </w:numPr>
+        <w:rPr>
+          <w:sz w:val="26"/>
+          <w:szCs w:val="28"/>
+        </w:rPr>
+      </w:pPr>
+      <w:r>
+        <w:rPr>
+          <w:b/>
+          <w:bCs/>
+          <w:sz w:val="26"/>
+          <w:szCs w:val="28"/>
+        </w:rPr>
+        <w:t>FR3: Password Recovery</w:t>
+      </w:r>
+      <w:r>
+        <w:rPr>
+          <w:sz w:val="26"/>
+          <w:szCs w:val="28"/>
+        </w:rPr>
+        <w:t xml:space="preserve"> – Support resetting a forgotten password.</w:t>
+      </w:r>
+    </w:p>
+    <w:p>
+      <w:pPr>
+        <w:numPr>
+          <w:ilvl w:val="0"/>
+          <w:numId w:val="15"/>
+        </w:numPr>
+        <w:rPr>
+          <w:sz w:val="26"/>
+          <w:szCs w:val="28"/>
+        </w:rPr>
+      </w:pPr>
+      <w:r>
+        <w:rPr>
+          <w:b/>
+          <w:bCs/>
+          <w:sz w:val="26"/>
+          <w:szCs w:val="28"/>
+        </w:rPr>
+        <w:t>FR4: User-Profile Management</w:t>
+      </w:r>
+      <w:r>
+        <w:rPr>
+          <w:sz w:val="26"/>
+          <w:szCs w:val="28"/>
+        </w:rPr>
+        <w:t xml:space="preserve"> – Edit personal information and preferences.</w:t>
+      </w:r>
+    </w:p>
+    <w:p>
+      <w:pPr>
+        <w:numPr>
+          <w:ilvl w:val="0"/>
+          <w:numId w:val="15"/>
+        </w:numPr>
+        <w:rPr>
+          <w:sz w:val="26"/>
+          <w:szCs w:val="28"/>
+        </w:rPr>
+      </w:pPr>
+      <w:r>
+        <w:rPr>
+          <w:b/>
+          <w:bCs/>
+          <w:sz w:val="26"/>
+          <w:szCs w:val="28"/>
+        </w:rPr>
+        <w:t>FR27: Language Support</w:t>
+      </w:r>
+      <w:r>
+        <w:rPr>
+          <w:sz w:val="26"/>
+          <w:szCs w:val="28"/>
+        </w:rPr>
+        <w:t xml:space="preserve"> – Switch between English and Arabic from settings.</w:t>
+      </w:r>
+    </w:p>
+    <w:p>
+      <w:pPr>
+        <w:numPr>
+          <w:ilvl w:val="0"/>
+          <w:numId w:val="15"/>
+        </w:numPr>
+        <w:rPr>
+          <w:sz w:val="26"/>
+          <w:szCs w:val="28"/>
+        </w:rPr>
+      </w:pPr>
+      <w:r>
+        <w:rPr>
+          <w:b/>
+          <w:bCs/>
+          <w:sz w:val="26"/>
+          <w:szCs w:val="28"/>
+        </w:rPr>
+        <w:t>FR31: Secure Logout and Auto Timeout</w:t>
+      </w:r>
+      <w:r>
+        <w:rPr>
+          <w:sz w:val="26"/>
+          <w:szCs w:val="28"/>
+        </w:rPr>
+        <w:t xml:space="preserve"> – Automatically log out inactive users to protect privacy.</w:t>
+      </w:r>
+    </w:p>
+    <w:p>
+      <w:pPr>
+        <w:rPr>
+          <w:sz w:val="26"/>
+          <w:szCs w:val="28"/>
+        </w:rPr>
+      </w:pPr>
+      <w:r>
+        <w:rPr>
+          <w:sz w:val="26"/>
+          <w:szCs w:val="28"/>
+        </w:rPr>
+        <w:pict w14:anchorId="334A0AFC">
+          <v:rect id="_x0000_i1025" style="width:0;height:1.5pt" o:hralign="center" o:hrstd="t" o:hr="t" fillcolor="#a0a0a0" stroked="f"/>
+        </w:pict>
+      </w:r>
+    </w:p>
+    <w:p>
+      <w:pPr>
+        <w:rPr>
+          <w:b/>
+          <w:bCs/>
+          <w:sz w:val="30"/>
+          <w:szCs w:val="32"/>
+          <w:rtl/>
+          <w:lang w:bidi="ar-JO"/>
+        </w:rPr>
+      </w:pPr>
+    </w:p>
+    <w:p>
+      <w:pPr>
+        <w:rPr>
+          <w:b/>
+          <w:bCs/>
+          <w:sz w:val="30"/>
+          <w:szCs w:val="32"/>
+        </w:rPr>
+      </w:pPr>
+      <w:r>
+        <w:rPr>
+          <w:b/>
+          <w:bCs/>
+          <w:sz w:val="30"/>
+          <w:szCs w:val="32"/>
+        </w:rPr>
+        <w:lastRenderedPageBreak/>
+        <w:t>G2: Accounts &amp; Transaction Management</w:t>
+      </w:r>
+    </w:p>
+    <w:p>
+      <w:pPr>
+        <w:numPr>
+          <w:ilvl w:val="0"/>
+          <w:numId w:val="16"/>
+        </w:numPr>
+        <w:rPr>
+          <w:sz w:val="26"/>
+          <w:szCs w:val="28"/>
+        </w:rPr>
+      </w:pPr>
+      <w:r>
+        <w:rPr>
+          <w:b/>
+          <w:bCs/>
+          <w:sz w:val="26"/>
+          <w:szCs w:val="28"/>
+        </w:rPr>
+        <w:t>FR5: Edit/Delete Expense</w:t>
+      </w:r>
+      <w:r>
+        <w:rPr>
+          <w:sz w:val="26"/>
+          <w:szCs w:val="28"/>
+        </w:rPr>
+        <w:t xml:space="preserve"> – Modify or remove stored expense records.</w:t>
+      </w:r>
+    </w:p>
+    <w:p>
+      <w:pPr>
+        <w:numPr>
+          <w:ilvl w:val="0"/>
+          <w:numId w:val="16"/>
+        </w:numPr>
+        <w:rPr>
+          <w:sz w:val="26"/>
+          <w:szCs w:val="28"/>
+        </w:rPr>
+      </w:pPr>
+      <w:r>
+        <w:rPr>
+          <w:b/>
+          <w:bCs/>
+          <w:sz w:val="26"/>
+          <w:szCs w:val="28"/>
+        </w:rPr>
+        <w:t>FR6: Add / Remove Accounts</w:t>
+      </w:r>
+      <w:r>
+        <w:rPr>
+          <w:sz w:val="26"/>
+          <w:szCs w:val="28"/>
+        </w:rPr>
+        <w:t xml:space="preserve"> – Manage income sources and related accounts.</w:t>
+      </w:r>
+    </w:p>
+    <w:p>
+      <w:pPr>
+        <w:numPr>
+          <w:ilvl w:val="0"/>
+          <w:numId w:val="16"/>
+        </w:numPr>
+        <w:rPr>
+          <w:sz w:val="26"/>
+          <w:szCs w:val="28"/>
+        </w:rPr>
+      </w:pPr>
+      <w:r>
+        <w:rPr>
+          <w:b/>
+          <w:bCs/>
+          <w:sz w:val="26"/>
+          <w:szCs w:val="28"/>
+        </w:rPr>
+        <w:t>FR7: Search &amp; Filter Transactions</w:t>
+      </w:r>
+      <w:r>
+        <w:rPr>
+          <w:sz w:val="26"/>
+          <w:szCs w:val="28"/>
+        </w:rPr>
+        <w:t xml:space="preserve"> – Search, filter and navigate transaction history.</w:t>
+      </w:r>
+    </w:p>
+    <w:p>
+      <w:pPr>
+        <w:numPr>
+          <w:ilvl w:val="0"/>
+          <w:numId w:val="16"/>
+        </w:numPr>
+        <w:rPr>
+          <w:sz w:val="26"/>
+          <w:szCs w:val="28"/>
+        </w:rPr>
+      </w:pPr>
+      <w:r>
+        <w:rPr>
+          <w:b/>
+          <w:bCs/>
+          <w:sz w:val="26"/>
+          <w:szCs w:val="28"/>
+        </w:rPr>
+        <w:t>FR8: Add Expense</w:t>
+      </w:r>
+      <w:r>
+        <w:rPr>
+          <w:sz w:val="26"/>
+          <w:szCs w:val="28"/>
+        </w:rPr>
+        <w:t xml:space="preserve"> – Record a new expense with amount, date and category.</w:t>
+      </w:r>
+    </w:p>
+    <w:p>
+      <w:pPr>
+        <w:numPr>
+          <w:ilvl w:val="0"/>
+          <w:numId w:val="16"/>
+        </w:numPr>
+        <w:rPr>
+          <w:sz w:val="26"/>
+          <w:szCs w:val="28"/>
+        </w:rPr>
+      </w:pPr>
+      <w:r>
+        <w:rPr>
+          <w:b/>
+          <w:bCs/>
+          <w:sz w:val="26"/>
+          <w:szCs w:val="28"/>
+        </w:rPr>
+        <w:t>FR17: Expense Categorization</w:t>
+      </w:r>
+      <w:r>
+        <w:rPr>
+          <w:sz w:val="26"/>
+          <w:szCs w:val="28"/>
+        </w:rPr>
+        <w:t xml:space="preserve"> – Assign each expense to a specific category.</w:t>
+      </w:r>
+    </w:p>
+    <w:p>
+      <w:pPr>
+        <w:numPr>
+          <w:ilvl w:val="0"/>
+          <w:numId w:val="16"/>
+        </w:numPr>
+        <w:rPr>
+          <w:sz w:val="26"/>
+          <w:szCs w:val="28"/>
+        </w:rPr>
+      </w:pPr>
+      <w:r>
+        <w:rPr>
+          <w:b/>
+          <w:bCs/>
+          <w:sz w:val="26"/>
+          <w:szCs w:val="28"/>
+        </w:rPr>
+        <w:t>FR19: Expense Receipt Upload</w:t>
+      </w:r>
+      <w:r>
+        <w:rPr>
+          <w:sz w:val="26"/>
+          <w:szCs w:val="28"/>
+        </w:rPr>
+        <w:t xml:space="preserve"> – Upload receipt images; the system extracts data automatically.</w:t>
+      </w:r>
+    </w:p>
+    <w:p>
+      <w:pPr>
+        <w:numPr>
+          <w:ilvl w:val="0"/>
+          <w:numId w:val="16"/>
+        </w:numPr>
+        <w:rPr>
+          <w:sz w:val="26"/>
+          <w:szCs w:val="28"/>
+        </w:rPr>
+      </w:pPr>
+      <w:r>
+        <w:rPr>
+          <w:b/>
+          <w:bCs/>
+          <w:sz w:val="26"/>
+          <w:szCs w:val="28"/>
+        </w:rPr>
+        <w:t>FR20: Currency Conversion</w:t>
+      </w:r>
+      <w:r>
+        <w:rPr>
+          <w:sz w:val="26"/>
+          <w:szCs w:val="28"/>
+        </w:rPr>
+        <w:t xml:space="preserve"> – Convert expenses to a default currency when needed.</w:t>
+      </w:r>
+    </w:p>
+    <w:p>
+      <w:pPr>
+        <w:numPr>
+          <w:ilvl w:val="0"/>
+          <w:numId w:val="16"/>
+        </w:numPr>
+        <w:rPr>
+          <w:sz w:val="26"/>
+          <w:szCs w:val="28"/>
+        </w:rPr>
+      </w:pPr>
+      <w:r>
+        <w:rPr>
+          <w:b/>
+          <w:bCs/>
+          <w:sz w:val="26"/>
+          <w:szCs w:val="28"/>
+        </w:rPr>
+        <w:t>FR24: Search by Date Range</w:t>
+      </w:r>
+      <w:r>
+        <w:rPr>
+          <w:sz w:val="26"/>
+          <w:szCs w:val="28"/>
+        </w:rPr>
+        <w:t xml:space="preserve"> – Filter transactions for a specific period.</w:t>
+      </w:r>
+    </w:p>
+    <w:p>
+      <w:pPr>
+        <w:numPr>
+          <w:ilvl w:val="0"/>
+          <w:numId w:val="16"/>
+        </w:numPr>
+        <w:rPr>
+          <w:sz w:val="26"/>
+          <w:szCs w:val="28"/>
+        </w:rPr>
+      </w:pPr>
+      <w:r>
+        <w:rPr>
+          <w:b/>
+          <w:bCs/>
+          <w:sz w:val="26"/>
+          <w:szCs w:val="28"/>
+        </w:rPr>
+        <w:t>FR30: Custom Category Creation</w:t>
+      </w:r>
+      <w:r>
+        <w:rPr>
+          <w:sz w:val="26"/>
+          <w:szCs w:val="28"/>
+        </w:rPr>
+        <w:t xml:space="preserve"> – Allow users to define and name new spending categories.</w:t>
+      </w:r>
+    </w:p>
+    <w:p>
+      <w:pPr>
+        <w:rPr>
+          <w:sz w:val="26"/>
+          <w:szCs w:val="28"/>
+        </w:rPr>
+      </w:pPr>
+      <w:r>
+        <w:rPr>
+          <w:sz w:val="26"/>
+          <w:szCs w:val="28"/>
+        </w:rPr>
+        <w:pict w14:anchorId="3A944275">
+          <v:rect id="_x0000_i1026" style="width:0;height:1.5pt" o:hralign="center" o:hrstd="t" o:hr="t" fillcolor="#a0a0a0" stroked="f"/>
+        </w:pict>
+      </w:r>
+    </w:p>
+    <w:p>
+      <w:pPr>
+        <w:rPr>
+          <w:b/>
+          <w:bCs/>
+          <w:sz w:val="30"/>
+          <w:szCs w:val="32"/>
+        </w:rPr>
+      </w:pPr>
+      <w:r>
+        <w:rPr>
+          <w:b/>
+          <w:bCs/>
+          <w:sz w:val="30"/>
+          <w:szCs w:val="32"/>
+        </w:rPr>
+        <w:t>G3: Budgeting, Goals and Notifications</w:t>
+      </w:r>
+    </w:p>
+    <w:p>
+      <w:pPr>
+        <w:numPr>
+          <w:ilvl w:val="0"/>
+          <w:numId w:val="17"/>
+        </w:numPr>
+        <w:rPr>
+          <w:sz w:val="26"/>
+          <w:szCs w:val="28"/>
+        </w:rPr>
+      </w:pPr>
+      <w:r>
+        <w:rPr>
+          <w:b/>
+          <w:bCs/>
+          <w:sz w:val="26"/>
+          <w:szCs w:val="28"/>
+        </w:rPr>
+        <w:t>FR9: Dashboard Overview</w:t>
+      </w:r>
+      <w:r>
+        <w:rPr>
+          <w:sz w:val="26"/>
+          <w:szCs w:val="28"/>
+        </w:rPr>
+        <w:t xml:space="preserve"> – Show a summary of income, expenses and savings.</w:t>
+      </w:r>
+    </w:p>
+    <w:p>
+      <w:pPr>
+        <w:numPr>
+          <w:ilvl w:val="0"/>
+          <w:numId w:val="17"/>
+        </w:numPr>
+        <w:rPr>
+          <w:sz w:val="26"/>
+          <w:szCs w:val="28"/>
+        </w:rPr>
+      </w:pPr>
+      <w:r>
+        <w:rPr>
+          <w:b/>
+          <w:bCs/>
+          <w:sz w:val="26"/>
+          <w:szCs w:val="28"/>
+        </w:rPr>
+        <w:t>FR11: Spending Alerts</w:t>
+      </w:r>
+      <w:r>
+        <w:rPr>
+          <w:sz w:val="26"/>
+          <w:szCs w:val="28"/>
+        </w:rPr>
+        <w:t xml:space="preserve"> – Notify users when they approach or exceed their budget.</w:t>
+      </w:r>
+    </w:p>
+    <w:p>
+      <w:pPr>
+        <w:numPr>
+          <w:ilvl w:val="0"/>
+          <w:numId w:val="17"/>
+        </w:numPr>
+        <w:rPr>
+          <w:sz w:val="26"/>
+          <w:szCs w:val="28"/>
+        </w:rPr>
+      </w:pPr>
+      <w:r>
+        <w:rPr>
+          <w:b/>
+          <w:bCs/>
+          <w:sz w:val="26"/>
+          <w:szCs w:val="28"/>
+        </w:rPr>
+        <w:t>FR18: Budget Goal Setting</w:t>
+      </w:r>
+      <w:r>
+        <w:rPr>
+          <w:sz w:val="26"/>
+          <w:szCs w:val="28"/>
+        </w:rPr>
+        <w:t xml:space="preserve"> – Define monthly or yearly saving goals and track progress.</w:t>
+      </w:r>
+    </w:p>
+    <w:p>
+      <w:pPr>
+        <w:numPr>
+          <w:ilvl w:val="0"/>
+          <w:numId w:val="17"/>
+        </w:numPr>
+        <w:rPr>
+          <w:sz w:val="26"/>
+          <w:szCs w:val="28"/>
+        </w:rPr>
+      </w:pPr>
+      <w:r>
+        <w:rPr>
+          <w:b/>
+          <w:bCs/>
+          <w:sz w:val="26"/>
+          <w:szCs w:val="28"/>
+        </w:rPr>
+        <w:t>FR22: Monthly Financial Report</w:t>
+      </w:r>
+      <w:r>
+        <w:rPr>
+          <w:sz w:val="26"/>
+          <w:szCs w:val="28"/>
+        </w:rPr>
+        <w:t xml:space="preserve"> – Automatically generate a monthly summary of income, expenses and savings.</w:t>
+      </w:r>
+    </w:p>
+    <w:p>
+      <w:pPr>
+        <w:numPr>
+          <w:ilvl w:val="0"/>
+          <w:numId w:val="17"/>
+        </w:numPr>
+        <w:rPr>
+          <w:sz w:val="26"/>
+          <w:szCs w:val="28"/>
+        </w:rPr>
+      </w:pPr>
+      <w:r>
+        <w:rPr>
+          <w:b/>
+          <w:bCs/>
+          <w:sz w:val="26"/>
+          <w:szCs w:val="28"/>
+        </w:rPr>
+        <w:t>FR23: Spending Category Analysis</w:t>
+      </w:r>
+      <w:r>
+        <w:rPr>
+          <w:sz w:val="26"/>
+          <w:szCs w:val="28"/>
+        </w:rPr>
+        <w:t xml:space="preserve"> – Provide detailed insights per category.</w:t>
+      </w:r>
+    </w:p>
+    <w:p>
+      <w:pPr>
+        <w:numPr>
+          <w:ilvl w:val="0"/>
+          <w:numId w:val="17"/>
+        </w:numPr>
+        <w:rPr>
+          <w:sz w:val="26"/>
+          <w:szCs w:val="28"/>
+        </w:rPr>
+      </w:pPr>
+      <w:r>
+        <w:rPr>
+          <w:b/>
+          <w:bCs/>
+          <w:sz w:val="26"/>
+          <w:szCs w:val="28"/>
+        </w:rPr>
+        <w:t>FR25: Goal Achievement Notifications</w:t>
+      </w:r>
+      <w:r>
+        <w:rPr>
+          <w:sz w:val="26"/>
+          <w:szCs w:val="28"/>
+        </w:rPr>
+        <w:t xml:space="preserve"> – Send notifications when a saving or spending goal is achieved.</w:t>
+      </w:r>
+    </w:p>
+    <w:p>
+      <w:pPr>
+        <w:rPr>
+          <w:sz w:val="26"/>
+          <w:szCs w:val="28"/>
+        </w:rPr>
+      </w:pPr>
+      <w:r>
+        <w:rPr>
+          <w:sz w:val="26"/>
+          <w:szCs w:val="28"/>
+        </w:rPr>
+        <w:pict w14:anchorId="64C66555">
+          <v:rect id="_x0000_i1027" style="width:0;height:1.5pt" o:hralign="center" o:hrstd="t" o:hr="t" fillcolor="#a0a0a0" stroked="f"/>
+        </w:pict>
+      </w:r>
+    </w:p>
+    <w:p>
+      <w:pPr>
+        <w:rPr>
+          <w:b/>
+          <w:bCs/>
+          <w:sz w:val="30"/>
+          <w:szCs w:val="32"/>
+        </w:rPr>
+      </w:pPr>
+    </w:p>
+    <w:p>
+      <w:pPr>
+        <w:rPr>
+          <w:b/>
+          <w:bCs/>
+          <w:sz w:val="30"/>
+          <w:szCs w:val="32"/>
+        </w:rPr>
+      </w:pPr>
+      <w:r>
+        <w:rPr>
+          <w:b/>
+          <w:bCs/>
+          <w:sz w:val="30"/>
+          <w:szCs w:val="32"/>
+        </w:rPr>
+        <w:t>G4: Analytics, AI and System Services</w:t>
+      </w:r>
+    </w:p>
+    <w:p>
+      <w:pPr>
+        <w:numPr>
+          <w:ilvl w:val="0"/>
+          <w:numId w:val="18"/>
+        </w:numPr>
+        <w:rPr>
+          <w:sz w:val="26"/>
+          <w:szCs w:val="28"/>
+        </w:rPr>
+      </w:pPr>
+      <w:r>
+        <w:rPr>
+          <w:b/>
+          <w:bCs/>
+          <w:sz w:val="26"/>
+          <w:szCs w:val="28"/>
+        </w:rPr>
+        <w:t>FR10: Data Visualization</w:t>
+      </w:r>
+      <w:r>
+        <w:rPr>
+          <w:sz w:val="26"/>
+          <w:szCs w:val="28"/>
+        </w:rPr>
+        <w:t xml:space="preserve"> – Display charts and graphs of spending and income.</w:t>
+      </w:r>
+    </w:p>
+    <w:p>
+      <w:pPr>
+        <w:numPr>
+          <w:ilvl w:val="0"/>
+          <w:numId w:val="18"/>
+        </w:numPr>
+        <w:rPr>
+          <w:sz w:val="26"/>
+          <w:szCs w:val="28"/>
+        </w:rPr>
+      </w:pPr>
+      <w:r>
+        <w:rPr>
+          <w:b/>
+          <w:bCs/>
+          <w:sz w:val="26"/>
+          <w:szCs w:val="28"/>
+        </w:rPr>
+        <w:t>FR12: Dark/Light Mode Option</w:t>
+      </w:r>
+      <w:r>
+        <w:rPr>
+          <w:sz w:val="26"/>
+          <w:szCs w:val="28"/>
+        </w:rPr>
+        <w:t xml:space="preserve"> – Switch between visual themes for better comfort.</w:t>
+      </w:r>
+    </w:p>
+    <w:p>
+      <w:pPr>
+        <w:numPr>
+          <w:ilvl w:val="0"/>
+          <w:numId w:val="18"/>
+        </w:numPr>
+        <w:rPr>
+          <w:sz w:val="26"/>
+          <w:szCs w:val="28"/>
+        </w:rPr>
+      </w:pPr>
+      <w:r>
+        <w:rPr>
+          <w:b/>
+          <w:bCs/>
+          <w:sz w:val="26"/>
+          <w:szCs w:val="28"/>
+        </w:rPr>
+        <w:t>FR13: Saving Suggestions</w:t>
+      </w:r>
+      <w:r>
+        <w:rPr>
+          <w:sz w:val="26"/>
+          <w:szCs w:val="28"/>
+        </w:rPr>
+        <w:t xml:space="preserve"> – Recommend saving tips based on spending patterns.</w:t>
+      </w:r>
+    </w:p>
+    <w:p>
+      <w:pPr>
+        <w:numPr>
+          <w:ilvl w:val="0"/>
+          <w:numId w:val="18"/>
+        </w:numPr>
+        <w:rPr>
+          <w:sz w:val="26"/>
+          <w:szCs w:val="28"/>
+        </w:rPr>
+      </w:pPr>
+      <w:r>
+        <w:rPr>
+          <w:b/>
+          <w:bCs/>
+          <w:sz w:val="26"/>
+          <w:szCs w:val="28"/>
+        </w:rPr>
+        <w:t>FR14: Generate Reports</w:t>
+      </w:r>
+      <w:r>
+        <w:rPr>
+          <w:sz w:val="26"/>
+          <w:szCs w:val="28"/>
+        </w:rPr>
+        <w:t xml:space="preserve"> – Export financial summaries using the AI agent.</w:t>
+      </w:r>
+    </w:p>
+    <w:p>
+      <w:pPr>
+        <w:numPr>
+          <w:ilvl w:val="0"/>
+          <w:numId w:val="18"/>
+        </w:numPr>
+        <w:rPr>
+          <w:sz w:val="26"/>
+          <w:szCs w:val="28"/>
+        </w:rPr>
+      </w:pPr>
+      <w:r>
+        <w:rPr>
+          <w:b/>
+          <w:bCs/>
+          <w:sz w:val="26"/>
+          <w:szCs w:val="28"/>
+        </w:rPr>
+        <w:t>FR15: AI Agent Assistant</w:t>
+      </w:r>
+      <w:r>
+        <w:rPr>
+          <w:sz w:val="26"/>
+          <w:szCs w:val="28"/>
+        </w:rPr>
+        <w:t xml:space="preserve"> – Analyze spending and give smart recommendations.</w:t>
+      </w:r>
+    </w:p>
+    <w:p>
+      <w:pPr>
+        <w:numPr>
+          <w:ilvl w:val="0"/>
+          <w:numId w:val="18"/>
+        </w:numPr>
+        <w:rPr>
+          <w:sz w:val="26"/>
+          <w:szCs w:val="28"/>
+        </w:rPr>
+      </w:pPr>
+      <w:r>
+        <w:rPr>
+          <w:b/>
+          <w:bCs/>
+          <w:sz w:val="26"/>
+          <w:szCs w:val="28"/>
+        </w:rPr>
+        <w:t>FR21: Data Backup and Restore</w:t>
+      </w:r>
+      <w:r>
+        <w:rPr>
+          <w:sz w:val="26"/>
+          <w:szCs w:val="28"/>
+        </w:rPr>
+        <w:t xml:space="preserve"> – Backup financial data and restore it when needed.</w:t>
+      </w:r>
+    </w:p>
+    <w:p>
+      <w:pPr>
+        <w:numPr>
+          <w:ilvl w:val="0"/>
+          <w:numId w:val="18"/>
+        </w:numPr>
+        <w:rPr>
+          <w:sz w:val="26"/>
+          <w:szCs w:val="28"/>
+        </w:rPr>
+      </w:pPr>
+      <w:r>
+        <w:rPr>
+          <w:b/>
+          <w:bCs/>
+          <w:sz w:val="26"/>
+          <w:szCs w:val="28"/>
+        </w:rPr>
+        <w:t>FR26: Transaction Export</w:t>
+      </w:r>
+      <w:r>
+        <w:rPr>
+          <w:sz w:val="26"/>
+          <w:szCs w:val="28"/>
+        </w:rPr>
+        <w:t xml:space="preserve"> – Export transactions to Excel or PDF files.</w:t>
+      </w:r>
+    </w:p>
+    <w:p>
+      <w:pPr>
+        <w:numPr>
+          <w:ilvl w:val="0"/>
+          <w:numId w:val="18"/>
+        </w:numPr>
+        <w:rPr>
+          <w:sz w:val="26"/>
+          <w:szCs w:val="28"/>
+        </w:rPr>
+      </w:pPr>
+      <w:r>
+        <w:rPr>
+          <w:b/>
+          <w:bCs/>
+          <w:sz w:val="26"/>
+          <w:szCs w:val="28"/>
+        </w:rPr>
+        <w:t>FR28: AI Fraud Detection</w:t>
+      </w:r>
+      <w:r>
+        <w:rPr>
+          <w:sz w:val="26"/>
+          <w:szCs w:val="28"/>
+        </w:rPr>
+        <w:t xml:space="preserve"> – Detect unusual spending behavior and alert the user.</w:t>
+      </w:r>
+    </w:p>
+    <w:p>
+      <w:pPr>
+        <w:numPr>
+          <w:ilvl w:val="0"/>
+          <w:numId w:val="18"/>
+        </w:numPr>
+        <w:rPr>
+          <w:sz w:val="26"/>
+          <w:szCs w:val="28"/>
+        </w:rPr>
+      </w:pPr>
+      <w:r>
+        <w:rPr>
+          <w:b/>
+          <w:bCs/>
+          <w:sz w:val="26"/>
+          <w:szCs w:val="28"/>
+        </w:rPr>
+        <w:t>FR29: AI-Based Requirement</w:t>
+      </w:r>
+      <w:r>
+        <w:rPr>
+          <w:sz w:val="26"/>
+          <w:szCs w:val="28"/>
+        </w:rPr>
+        <w:t xml:space="preserve"> – Predict the correct category for expenses automatically.</w:t>
+      </w:r>
+    </w:p>
+    <w:p>
+      <w:pPr>
+        <w:numPr>
+          <w:ilvl w:val="0"/>
+          <w:numId w:val="18"/>
+        </w:numPr>
+        <w:rPr>
+          <w:sz w:val="26"/>
+          <w:szCs w:val="28"/>
+        </w:rPr>
+      </w:pPr>
+      <w:r>
+        <w:rPr>
+          <w:b/>
+          <w:bCs/>
+          <w:sz w:val="26"/>
+          <w:szCs w:val="28"/>
+        </w:rPr>
+        <w:t>FR32: AI-Driven Spending Insights &amp; Categorization</w:t>
+      </w:r>
+      <w:r>
+        <w:rPr>
+          <w:sz w:val="26"/>
+          <w:szCs w:val="28"/>
+        </w:rPr>
+        <w:t xml:space="preserve"> – Continuously learn from user behavior to improve insights and categorization</w:t>
+      </w:r>
+    </w:p>
+    <w:p/>
+    <w:p>
+      <w:pPr>
         <w:pStyle w:val="Heading2"/>
         <w:rPr>
           <w:color w:val="47D459" w:themeColor="accent3" w:themeTint="99"/>
@@ -23610,24 +25198,97 @@
         </w:rPr>
       </w:pPr>
       <w:bookmarkStart w:id="26" w:name="_Toc213921823"/>
-      <w:r>
+    </w:p>
+    <w:p>
+      <w:pPr>
+        <w:pStyle w:val="Heading2"/>
         <w:rPr>
           <w:color w:val="47D459" w:themeColor="accent3" w:themeTint="99"/>
           <w:sz w:val="36"/>
           <w:szCs w:val="36"/>
         </w:rPr>
-        <w:t xml:space="preserve">3.7 </w:t>
-      </w:r>
-      <w:r>
+      </w:pPr>
+    </w:p>
+    <w:p>
+      <w:pPr>
+        <w:pStyle w:val="Heading2"/>
         <w:rPr>
           <w:color w:val="47D459" w:themeColor="accent3" w:themeTint="99"/>
           <w:sz w:val="36"/>
           <w:szCs w:val="36"/>
         </w:rPr>
+      </w:pPr>
+    </w:p>
+    <w:p>
+      <w:pPr>
+        <w:pStyle w:val="Heading2"/>
+        <w:rPr>
+          <w:color w:val="47D459" w:themeColor="accent3" w:themeTint="99"/>
+          <w:sz w:val="36"/>
+          <w:szCs w:val="36"/>
+        </w:rPr>
+      </w:pPr>
+      <w:r>
+        <w:rPr>
+          <w:color w:val="47D459" w:themeColor="accent3" w:themeTint="99"/>
+          <w:sz w:val="36"/>
+          <w:szCs w:val="36"/>
+        </w:rPr>
+        <w:t xml:space="preserve">3.7 </w:t>
+      </w:r>
+      <w:r>
+        <w:rPr>
+          <w:color w:val="47D459" w:themeColor="accent3" w:themeTint="99"/>
+          <w:sz w:val="36"/>
+          <w:szCs w:val="36"/>
+        </w:rPr>
         <w:t>Architecture Design</w:t>
       </w:r>
       <w:bookmarkEnd w:id="26"/>
     </w:p>
+    <w:p>
+      <w:r>
+        <w:rPr>
+          <w:noProof/>
+        </w:rPr>
+        <w:drawing>
+          <wp:inline distT="0" distB="0" distL="0" distR="0" wp14:anchorId="27B5246A" wp14:editId="3A51613F">
+            <wp:extent cx="5865495" cy="3284855"/>
+            <wp:effectExtent l="0" t="0" r="1905" b="0"/>
+            <wp:docPr id="1" name="Picture 1"/>
+            <wp:cNvGraphicFramePr>
+              <a:graphicFrameLocks xmlns:a="http://schemas.openxmlformats.org/drawingml/2006/main" noChangeAspect="1"/>
+            </wp:cNvGraphicFramePr>
+            <a:graphic xmlns:a="http://schemas.openxmlformats.org/drawingml/2006/main">
+              <a:graphicData uri="http://schemas.openxmlformats.org/drawingml/2006/picture">
+                <pic:pic xmlns:pic="http://schemas.openxmlformats.org/drawingml/2006/picture">
+                  <pic:nvPicPr>
+                    <pic:cNvPr id="1" name=""/>
+                    <pic:cNvPicPr/>
+                  </pic:nvPicPr>
+                  <pic:blipFill>
+                    <a:blip r:embed="rId6"/>
+                    <a:stretch>
+                      <a:fillRect/>
+                    </a:stretch>
+                  </pic:blipFill>
+                  <pic:spPr>
+                    <a:xfrm>
+                      <a:off x="0" y="0"/>
+                      <a:ext cx="5865495" cy="3284855"/>
+                    </a:xfrm>
+                    <a:prstGeom prst="rect">
+                      <a:avLst/>
+                    </a:prstGeom>
+                  </pic:spPr>
+                </pic:pic>
+              </a:graphicData>
+            </a:graphic>
+          </wp:inline>
+        </w:drawing>
+      </w:r>
+    </w:p>
+    <w:p/>
     <w:p/>
     <w:p>
       <w:pPr>
@@ -23650,6 +25311,7 @@
           <w:sz w:val="40"/>
           <w:szCs w:val="40"/>
         </w:rPr>
+        <w:lastRenderedPageBreak/>
         <w:t xml:space="preserve">4.0 </w:t>
       </w:r>
       <w:r>
@@ -23692,7 +25354,45 @@
       </w:r>
       <w:bookmarkEnd w:id="28"/>
     </w:p>
-    <w:p/>
+    <w:p>
+      <w:r>
+        <w:drawing>
+          <wp:inline distT="0" distB="0" distL="0" distR="0" wp14:anchorId="66C63B59" wp14:editId="5DDFA64A">
+            <wp:extent cx="5073911" cy="4915153"/>
+            <wp:effectExtent l="0" t="0" r="0" b="0"/>
+            <wp:docPr id="2" name="Picture 2"/>
+            <wp:cNvGraphicFramePr>
+              <a:graphicFrameLocks xmlns:a="http://schemas.openxmlformats.org/drawingml/2006/main" noChangeAspect="1"/>
+            </wp:cNvGraphicFramePr>
+            <a:graphic xmlns:a="http://schemas.openxmlformats.org/drawingml/2006/main">
+              <a:graphicData uri="http://schemas.openxmlformats.org/drawingml/2006/picture">
+                <pic:pic xmlns:pic="http://schemas.openxmlformats.org/drawingml/2006/picture">
+                  <pic:nvPicPr>
+                    <pic:cNvPr id="1" name=""/>
+                    <pic:cNvPicPr/>
+                  </pic:nvPicPr>
+                  <pic:blipFill>
+                    <a:blip r:embed="rId7"/>
+                    <a:stretch>
+                      <a:fillRect/>
+                    </a:stretch>
+                  </pic:blipFill>
+                  <pic:spPr>
+                    <a:xfrm>
+                      <a:off x="0" y="0"/>
+                      <a:ext cx="5073911" cy="4915153"/>
+                    </a:xfrm>
+                    <a:prstGeom prst="rect">
+                      <a:avLst/>
+                    </a:prstGeom>
+                  </pic:spPr>
+                </pic:pic>
+              </a:graphicData>
+            </a:graphic>
+          </wp:inline>
+        </w:drawing>
+      </w:r>
+    </w:p>
     <w:p>
       <w:r>
         <w:br w:type="page"/>
@@ -23714,6 +25414,7 @@
           <w:sz w:val="36"/>
           <w:szCs w:val="36"/>
         </w:rPr>
+        <w:lastRenderedPageBreak/>
         <w:t xml:space="preserve">4.2 </w:t>
       </w:r>
       <w:r>
@@ -23789,7 +25490,7 @@
 </file>
 
 <file path=word/numbering.xml><?xml version="1.0" encoding="utf-8"?>
-<w:numbering xmlns:wpc="http://schemas.microsoft.com/office/word/2010/wordprocessingCanvas" xmlns:cx="http://schemas.microsoft.com/office/drawing/2014/chartex" xmlns:cx1="http://schemas.microsoft.com/office/drawing/2015/9/8/chartex" xmlns:cx2="http://schemas.microsoft.com/office/drawing/2015/10/21/chartex" xmlns:cx3="http://schemas.microsoft.com/office/drawing/2016/5/9/chartex" xmlns:cx4="http://schemas.microsoft.com/office/drawing/2016/5/10/chartex" xmlns:cx5="http://schemas.microsoft.com/office/drawing/2016/5/11/chartex" xmlns:cx6="http://schemas.microsoft.com/office/drawing/2016/5/12/chartex" xmlns:cx7="http://schemas.microsoft.com/office/drawing/2016/5/13/chartex" xmlns:cx8="http://schemas.microsoft.com/office/drawing/2016/5/14/chartex" xmlns:mc="http://schemas.openxmlformats.org/markup-compatibility/2006" xmlns:aink="http://schemas.microsoft.com/office/drawing/2016/ink" xmlns:am3d="http://schemas.microsoft.com/office/drawing/2017/model3d" xmlns:o="urn:schemas-microsoft-com:office:office" xmlns:oel="http://schemas.microsoft.com/office/2019/extlst" xmlns:r="http://schemas.openxmlformats.org/officeDocument/2006/relationships" xmlns:m="http://schemas.openxmlformats.org/officeDocument/2006/math" xmlns:v="urn:schemas-microsoft-com:vml" xmlns:wp14="http://schemas.microsoft.com/office/word/2010/wordprocessingDrawing" xmlns:wp="http://schemas.openxmlformats.org/drawingml/2006/wordprocessingDrawing" xmlns:w10="urn:schemas-microsoft-com:office:word" xmlns:w="http://schemas.openxmlformats.org/wordprocessingml/2006/main" xmlns:w14="http://schemas.microsoft.com/office/word/2010/wordml" xmlns:w15="http://schemas.microsoft.com/office/word/2012/wordml" xmlns:w16cex="http://schemas.microsoft.com/office/word/2018/wordml/cex" xmlns:w16cid="http://schemas.microsoft.com/office/word/2016/wordml/cid" xmlns:w16="http://schemas.microsoft.com/office/word/2018/wordml" xmlns:w16du="http://schemas.microsoft.com/office/word/2023/wordml/word16du" xmlns:w16sdtdh="http://schemas.microsoft.com/office/word/2020/wordml/sdtdatahash" xmlns:w16sdtfl="http://schemas.microsoft.com/office/word/2024/wordml/sdtformatlock" xmlns:w16se="http://schemas.microsoft.com/office/word/2015/wordml/symex" xmlns:wpg="http://schemas.microsoft.com/office/word/2010/wordprocessingGroup" xmlns:wpi="http://schemas.microsoft.com/office/word/2010/wordprocessingInk" xmlns:wne="http://schemas.microsoft.com/office/word/2006/wordml" xmlns:wps="http://schemas.microsoft.com/office/word/2010/wordprocessingShape" mc:Ignorable="w14 w15 w16se w16cid w16 w16cex w16sdtdh w16sdtfl w16du wp14">
+<w:numbering xmlns:wpc="http://schemas.microsoft.com/office/word/2010/wordprocessingCanvas" xmlns:cx="http://schemas.microsoft.com/office/drawing/2014/chartex" xmlns:cx1="http://schemas.microsoft.com/office/drawing/2015/9/8/chartex" xmlns:cx2="http://schemas.microsoft.com/office/drawing/2015/10/21/chartex" xmlns:cx3="http://schemas.microsoft.com/office/drawing/2016/5/9/chartex" xmlns:cx4="http://schemas.microsoft.com/office/drawing/2016/5/10/chartex" xmlns:cx5="http://schemas.microsoft.com/office/drawing/2016/5/11/chartex" xmlns:cx6="http://schemas.microsoft.com/office/drawing/2016/5/12/chartex" xmlns:cx7="http://schemas.microsoft.com/office/drawing/2016/5/13/chartex" xmlns:cx8="http://schemas.microsoft.com/office/drawing/2016/5/14/chartex" xmlns:mc="http://schemas.openxmlformats.org/markup-compatibility/2006" xmlns:aink="http://schemas.microsoft.com/office/drawing/2016/ink" xmlns:am3d="http://schemas.microsoft.com/office/drawing/2017/model3d" xmlns:o="urn:schemas-microsoft-com:office:office" xmlns:r="http://schemas.openxmlformats.org/officeDocument/2006/relationships" xmlns:m="http://schemas.openxmlformats.org/officeDocument/2006/math" xmlns:v="urn:schemas-microsoft-com:vml" xmlns:wp14="http://schemas.microsoft.com/office/word/2010/wordprocessingDrawing" xmlns:wp="http://schemas.openxmlformats.org/drawingml/2006/wordprocessingDrawing" xmlns:w10="urn:schemas-microsoft-com:office:word" xmlns:w="http://schemas.openxmlformats.org/wordprocessingml/2006/main" xmlns:w14="http://schemas.microsoft.com/office/word/2010/wordml" xmlns:w15="http://schemas.microsoft.com/office/word/2012/wordml" xmlns:w16cex="http://schemas.microsoft.com/office/word/2018/wordml/cex" xmlns:w16cid="http://schemas.microsoft.com/office/word/2016/wordml/cid" xmlns:w16="http://schemas.microsoft.com/office/word/2018/wordml" xmlns:w16sdtdh="http://schemas.microsoft.com/office/word/2020/wordml/sdtdatahash" xmlns:w16se="http://schemas.microsoft.com/office/word/2015/wordml/symex" xmlns:wpg="http://schemas.microsoft.com/office/word/2010/wordprocessingGroup" xmlns:wpi="http://schemas.microsoft.com/office/word/2010/wordprocessingInk" xmlns:wne="http://schemas.microsoft.com/office/word/2006/wordml" xmlns:wps="http://schemas.microsoft.com/office/word/2010/wordprocessingShape" mc:Ignorable="w14 w15 w16se w16cid w16 w16cex w16sdtdh wp14">
   <w:abstractNum w:abstractNumId="0" w15:restartNumberingAfterBreak="0">
     <w:nsid w:val="0E2D1892"/>
     <w:multiLevelType w:val="hybridMultilevel"/>
@@ -24843,6 +26544,155 @@
     </w:lvl>
   </w:abstractNum>
   <w:abstractNum w:abstractNumId="10" w15:restartNumberingAfterBreak="0">
+    <w:nsid w:val="4DDB1360"/>
+    <w:multiLevelType w:val="multilevel"/>
+    <w:tmpl w:val="18C82622"/>
+    <w:lvl w:ilvl="0">
+      <w:start w:val="1"/>
+      <w:numFmt w:val="bullet"/>
+      <w:lvlText w:val=""/>
+      <w:lvlJc w:val="left"/>
+      <w:pPr>
+        <w:tabs>
+          <w:tab w:val="num" w:pos="720"/>
+        </w:tabs>
+        <w:ind w:left="720" w:hanging="360"/>
+      </w:pPr>
+      <w:rPr>
+        <w:rFonts w:ascii="Symbol" w:hAnsi="Symbol" w:hint="default"/>
+        <w:sz w:val="20"/>
+      </w:rPr>
+    </w:lvl>
+    <w:lvl w:ilvl="1" w:tentative="1">
+      <w:start w:val="1"/>
+      <w:numFmt w:val="bullet"/>
+      <w:lvlText w:val="o"/>
+      <w:lvlJc w:val="left"/>
+      <w:pPr>
+        <w:tabs>
+          <w:tab w:val="num" w:pos="1440"/>
+        </w:tabs>
+        <w:ind w:left="1440" w:hanging="360"/>
+      </w:pPr>
+      <w:rPr>
+        <w:rFonts w:ascii="Courier New" w:hAnsi="Courier New" w:hint="default"/>
+        <w:sz w:val="20"/>
+      </w:rPr>
+    </w:lvl>
+    <w:lvl w:ilvl="2" w:tentative="1">
+      <w:start w:val="1"/>
+      <w:numFmt w:val="bullet"/>
+      <w:lvlText w:val=""/>
+      <w:lvlJc w:val="left"/>
+      <w:pPr>
+        <w:tabs>
+          <w:tab w:val="num" w:pos="2160"/>
+        </w:tabs>
+        <w:ind w:left="2160" w:hanging="360"/>
+      </w:pPr>
+      <w:rPr>
+        <w:rFonts w:ascii="Wingdings" w:hAnsi="Wingdings" w:hint="default"/>
+        <w:sz w:val="20"/>
+      </w:rPr>
+    </w:lvl>
+    <w:lvl w:ilvl="3" w:tentative="1">
+      <w:start w:val="1"/>
+      <w:numFmt w:val="bullet"/>
+      <w:lvlText w:val=""/>
+      <w:lvlJc w:val="left"/>
+      <w:pPr>
+        <w:tabs>
+          <w:tab w:val="num" w:pos="2880"/>
+        </w:tabs>
+        <w:ind w:left="2880" w:hanging="360"/>
+      </w:pPr>
+      <w:rPr>
+        <w:rFonts w:ascii="Wingdings" w:hAnsi="Wingdings" w:hint="default"/>
+        <w:sz w:val="20"/>
+      </w:rPr>
+    </w:lvl>
+    <w:lvl w:ilvl="4" w:tentative="1">
+      <w:start w:val="1"/>
+      <w:numFmt w:val="bullet"/>
+      <w:lvlText w:val=""/>
+      <w:lvlJc w:val="left"/>
+      <w:pPr>
+        <w:tabs>
+          <w:tab w:val="num" w:pos="3600"/>
+        </w:tabs>
+        <w:ind w:left="3600" w:hanging="360"/>
+      </w:pPr>
+      <w:rPr>
+        <w:rFonts w:ascii="Wingdings" w:hAnsi="Wingdings" w:hint="default"/>
+        <w:sz w:val="20"/>
+      </w:rPr>
+    </w:lvl>
+    <w:lvl w:ilvl="5" w:tentative="1">
+      <w:start w:val="1"/>
+      <w:numFmt w:val="bullet"/>
+      <w:lvlText w:val=""/>
+      <w:lvlJc w:val="left"/>
+      <w:pPr>
+        <w:tabs>
+          <w:tab w:val="num" w:pos="4320"/>
+        </w:tabs>
+        <w:ind w:left="4320" w:hanging="360"/>
+      </w:pPr>
+      <w:rPr>
+        <w:rFonts w:ascii="Wingdings" w:hAnsi="Wingdings" w:hint="default"/>
+        <w:sz w:val="20"/>
+      </w:rPr>
+    </w:lvl>
+    <w:lvl w:ilvl="6" w:tentative="1">
+      <w:start w:val="1"/>
+      <w:numFmt w:val="bullet"/>
+      <w:lvlText w:val=""/>
+      <w:lvlJc w:val="left"/>
+      <w:pPr>
+        <w:tabs>
+          <w:tab w:val="num" w:pos="5040"/>
+        </w:tabs>
+        <w:ind w:left="5040" w:hanging="360"/>
+      </w:pPr>
+      <w:rPr>
+        <w:rFonts w:ascii="Wingdings" w:hAnsi="Wingdings" w:hint="default"/>
+        <w:sz w:val="20"/>
+      </w:rPr>
+    </w:lvl>
+    <w:lvl w:ilvl="7" w:tentative="1">
+      <w:start w:val="1"/>
+      <w:numFmt w:val="bullet"/>
+      <w:lvlText w:val=""/>
+      <w:lvlJc w:val="left"/>
+      <w:pPr>
+        <w:tabs>
+          <w:tab w:val="num" w:pos="5760"/>
+        </w:tabs>
+        <w:ind w:left="5760" w:hanging="360"/>
+      </w:pPr>
+      <w:rPr>
+        <w:rFonts w:ascii="Wingdings" w:hAnsi="Wingdings" w:hint="default"/>
+        <w:sz w:val="20"/>
+      </w:rPr>
+    </w:lvl>
+    <w:lvl w:ilvl="8" w:tentative="1">
+      <w:start w:val="1"/>
+      <w:numFmt w:val="bullet"/>
+      <w:lvlText w:val=""/>
+      <w:lvlJc w:val="left"/>
+      <w:pPr>
+        <w:tabs>
+          <w:tab w:val="num" w:pos="6480"/>
+        </w:tabs>
+        <w:ind w:left="6480" w:hanging="360"/>
+      </w:pPr>
+      <w:rPr>
+        <w:rFonts w:ascii="Wingdings" w:hAnsi="Wingdings" w:hint="default"/>
+        <w:sz w:val="20"/>
+      </w:rPr>
+    </w:lvl>
+  </w:abstractNum>
+  <w:abstractNum w:abstractNumId="11" w15:restartNumberingAfterBreak="0">
     <w:nsid w:val="4ED76037"/>
     <w:multiLevelType w:val="hybridMultilevel"/>
     <w:tmpl w:val="F94EA6B8"/>
@@ -24955,7 +26805,454 @@
       </w:pPr>
     </w:lvl>
   </w:abstractNum>
-  <w:abstractNum w:abstractNumId="11" w15:restartNumberingAfterBreak="0">
+  <w:abstractNum w:abstractNumId="12" w15:restartNumberingAfterBreak="0">
+    <w:nsid w:val="52221EA2"/>
+    <w:multiLevelType w:val="multilevel"/>
+    <w:tmpl w:val="C428AD22"/>
+    <w:lvl w:ilvl="0">
+      <w:start w:val="1"/>
+      <w:numFmt w:val="bullet"/>
+      <w:lvlText w:val=""/>
+      <w:lvlJc w:val="left"/>
+      <w:pPr>
+        <w:tabs>
+          <w:tab w:val="num" w:pos="720"/>
+        </w:tabs>
+        <w:ind w:left="720" w:hanging="360"/>
+      </w:pPr>
+      <w:rPr>
+        <w:rFonts w:ascii="Symbol" w:hAnsi="Symbol" w:hint="default"/>
+        <w:sz w:val="20"/>
+      </w:rPr>
+    </w:lvl>
+    <w:lvl w:ilvl="1" w:tentative="1">
+      <w:start w:val="1"/>
+      <w:numFmt w:val="bullet"/>
+      <w:lvlText w:val="o"/>
+      <w:lvlJc w:val="left"/>
+      <w:pPr>
+        <w:tabs>
+          <w:tab w:val="num" w:pos="1440"/>
+        </w:tabs>
+        <w:ind w:left="1440" w:hanging="360"/>
+      </w:pPr>
+      <w:rPr>
+        <w:rFonts w:ascii="Courier New" w:hAnsi="Courier New" w:hint="default"/>
+        <w:sz w:val="20"/>
+      </w:rPr>
+    </w:lvl>
+    <w:lvl w:ilvl="2" w:tentative="1">
+      <w:start w:val="1"/>
+      <w:numFmt w:val="bullet"/>
+      <w:lvlText w:val=""/>
+      <w:lvlJc w:val="left"/>
+      <w:pPr>
+        <w:tabs>
+          <w:tab w:val="num" w:pos="2160"/>
+        </w:tabs>
+        <w:ind w:left="2160" w:hanging="360"/>
+      </w:pPr>
+      <w:rPr>
+        <w:rFonts w:ascii="Wingdings" w:hAnsi="Wingdings" w:hint="default"/>
+        <w:sz w:val="20"/>
+      </w:rPr>
+    </w:lvl>
+    <w:lvl w:ilvl="3" w:tentative="1">
+      <w:start w:val="1"/>
+      <w:numFmt w:val="bullet"/>
+      <w:lvlText w:val=""/>
+      <w:lvlJc w:val="left"/>
+      <w:pPr>
+        <w:tabs>
+          <w:tab w:val="num" w:pos="2880"/>
+        </w:tabs>
+        <w:ind w:left="2880" w:hanging="360"/>
+      </w:pPr>
+      <w:rPr>
+        <w:rFonts w:ascii="Wingdings" w:hAnsi="Wingdings" w:hint="default"/>
+        <w:sz w:val="20"/>
+      </w:rPr>
+    </w:lvl>
+    <w:lvl w:ilvl="4" w:tentative="1">
+      <w:start w:val="1"/>
+      <w:numFmt w:val="bullet"/>
+      <w:lvlText w:val=""/>
+      <w:lvlJc w:val="left"/>
+      <w:pPr>
+        <w:tabs>
+          <w:tab w:val="num" w:pos="3600"/>
+        </w:tabs>
+        <w:ind w:left="3600" w:hanging="360"/>
+      </w:pPr>
+      <w:rPr>
+        <w:rFonts w:ascii="Wingdings" w:hAnsi="Wingdings" w:hint="default"/>
+        <w:sz w:val="20"/>
+      </w:rPr>
+    </w:lvl>
+    <w:lvl w:ilvl="5" w:tentative="1">
+      <w:start w:val="1"/>
+      <w:numFmt w:val="bullet"/>
+      <w:lvlText w:val=""/>
+      <w:lvlJc w:val="left"/>
+      <w:pPr>
+        <w:tabs>
+          <w:tab w:val="num" w:pos="4320"/>
+        </w:tabs>
+        <w:ind w:left="4320" w:hanging="360"/>
+      </w:pPr>
+      <w:rPr>
+        <w:rFonts w:ascii="Wingdings" w:hAnsi="Wingdings" w:hint="default"/>
+        <w:sz w:val="20"/>
+      </w:rPr>
+    </w:lvl>
+    <w:lvl w:ilvl="6" w:tentative="1">
+      <w:start w:val="1"/>
+      <w:numFmt w:val="bullet"/>
+      <w:lvlText w:val=""/>
+      <w:lvlJc w:val="left"/>
+      <w:pPr>
+        <w:tabs>
+          <w:tab w:val="num" w:pos="5040"/>
+        </w:tabs>
+        <w:ind w:left="5040" w:hanging="360"/>
+      </w:pPr>
+      <w:rPr>
+        <w:rFonts w:ascii="Wingdings" w:hAnsi="Wingdings" w:hint="default"/>
+        <w:sz w:val="20"/>
+      </w:rPr>
+    </w:lvl>
+    <w:lvl w:ilvl="7" w:tentative="1">
+      <w:start w:val="1"/>
+      <w:numFmt w:val="bullet"/>
+      <w:lvlText w:val=""/>
+      <w:lvlJc w:val="left"/>
+      <w:pPr>
+        <w:tabs>
+          <w:tab w:val="num" w:pos="5760"/>
+        </w:tabs>
+        <w:ind w:left="5760" w:hanging="360"/>
+      </w:pPr>
+      <w:rPr>
+        <w:rFonts w:ascii="Wingdings" w:hAnsi="Wingdings" w:hint="default"/>
+        <w:sz w:val="20"/>
+      </w:rPr>
+    </w:lvl>
+    <w:lvl w:ilvl="8" w:tentative="1">
+      <w:start w:val="1"/>
+      <w:numFmt w:val="bullet"/>
+      <w:lvlText w:val=""/>
+      <w:lvlJc w:val="left"/>
+      <w:pPr>
+        <w:tabs>
+          <w:tab w:val="num" w:pos="6480"/>
+        </w:tabs>
+        <w:ind w:left="6480" w:hanging="360"/>
+      </w:pPr>
+      <w:rPr>
+        <w:rFonts w:ascii="Wingdings" w:hAnsi="Wingdings" w:hint="default"/>
+        <w:sz w:val="20"/>
+      </w:rPr>
+    </w:lvl>
+  </w:abstractNum>
+  <w:abstractNum w:abstractNumId="13" w15:restartNumberingAfterBreak="0">
+    <w:nsid w:val="55F9756B"/>
+    <w:multiLevelType w:val="multilevel"/>
+    <w:tmpl w:val="AB7655E4"/>
+    <w:lvl w:ilvl="0">
+      <w:start w:val="1"/>
+      <w:numFmt w:val="bullet"/>
+      <w:lvlText w:val=""/>
+      <w:lvlJc w:val="left"/>
+      <w:pPr>
+        <w:tabs>
+          <w:tab w:val="num" w:pos="720"/>
+        </w:tabs>
+        <w:ind w:left="720" w:hanging="360"/>
+      </w:pPr>
+      <w:rPr>
+        <w:rFonts w:ascii="Symbol" w:hAnsi="Symbol" w:hint="default"/>
+        <w:sz w:val="20"/>
+      </w:rPr>
+    </w:lvl>
+    <w:lvl w:ilvl="1" w:tentative="1">
+      <w:start w:val="1"/>
+      <w:numFmt w:val="bullet"/>
+      <w:lvlText w:val="o"/>
+      <w:lvlJc w:val="left"/>
+      <w:pPr>
+        <w:tabs>
+          <w:tab w:val="num" w:pos="1440"/>
+        </w:tabs>
+        <w:ind w:left="1440" w:hanging="360"/>
+      </w:pPr>
+      <w:rPr>
+        <w:rFonts w:ascii="Courier New" w:hAnsi="Courier New" w:hint="default"/>
+        <w:sz w:val="20"/>
+      </w:rPr>
+    </w:lvl>
+    <w:lvl w:ilvl="2" w:tentative="1">
+      <w:start w:val="1"/>
+      <w:numFmt w:val="bullet"/>
+      <w:lvlText w:val=""/>
+      <w:lvlJc w:val="left"/>
+      <w:pPr>
+        <w:tabs>
+          <w:tab w:val="num" w:pos="2160"/>
+        </w:tabs>
+        <w:ind w:left="2160" w:hanging="360"/>
+      </w:pPr>
+      <w:rPr>
+        <w:rFonts w:ascii="Wingdings" w:hAnsi="Wingdings" w:hint="default"/>
+        <w:sz w:val="20"/>
+      </w:rPr>
+    </w:lvl>
+    <w:lvl w:ilvl="3" w:tentative="1">
+      <w:start w:val="1"/>
+      <w:numFmt w:val="bullet"/>
+      <w:lvlText w:val=""/>
+      <w:lvlJc w:val="left"/>
+      <w:pPr>
+        <w:tabs>
+          <w:tab w:val="num" w:pos="2880"/>
+        </w:tabs>
+        <w:ind w:left="2880" w:hanging="360"/>
+      </w:pPr>
+      <w:rPr>
+        <w:rFonts w:ascii="Wingdings" w:hAnsi="Wingdings" w:hint="default"/>
+        <w:sz w:val="20"/>
+      </w:rPr>
+    </w:lvl>
+    <w:lvl w:ilvl="4" w:tentative="1">
+      <w:start w:val="1"/>
+      <w:numFmt w:val="bullet"/>
+      <w:lvlText w:val=""/>
+      <w:lvlJc w:val="left"/>
+      <w:pPr>
+        <w:tabs>
+          <w:tab w:val="num" w:pos="3600"/>
+        </w:tabs>
+        <w:ind w:left="3600" w:hanging="360"/>
+      </w:pPr>
+      <w:rPr>
+        <w:rFonts w:ascii="Wingdings" w:hAnsi="Wingdings" w:hint="default"/>
+        <w:sz w:val="20"/>
+      </w:rPr>
+    </w:lvl>
+    <w:lvl w:ilvl="5" w:tentative="1">
+      <w:start w:val="1"/>
+      <w:numFmt w:val="bullet"/>
+      <w:lvlText w:val=""/>
+      <w:lvlJc w:val="left"/>
+      <w:pPr>
+        <w:tabs>
+          <w:tab w:val="num" w:pos="4320"/>
+        </w:tabs>
+        <w:ind w:left="4320" w:hanging="360"/>
+      </w:pPr>
+      <w:rPr>
+        <w:rFonts w:ascii="Wingdings" w:hAnsi="Wingdings" w:hint="default"/>
+        <w:sz w:val="20"/>
+      </w:rPr>
+    </w:lvl>
+    <w:lvl w:ilvl="6" w:tentative="1">
+      <w:start w:val="1"/>
+      <w:numFmt w:val="bullet"/>
+      <w:lvlText w:val=""/>
+      <w:lvlJc w:val="left"/>
+      <w:pPr>
+        <w:tabs>
+          <w:tab w:val="num" w:pos="5040"/>
+        </w:tabs>
+        <w:ind w:left="5040" w:hanging="360"/>
+      </w:pPr>
+      <w:rPr>
+        <w:rFonts w:ascii="Wingdings" w:hAnsi="Wingdings" w:hint="default"/>
+        <w:sz w:val="20"/>
+      </w:rPr>
+    </w:lvl>
+    <w:lvl w:ilvl="7" w:tentative="1">
+      <w:start w:val="1"/>
+      <w:numFmt w:val="bullet"/>
+      <w:lvlText w:val=""/>
+      <w:lvlJc w:val="left"/>
+      <w:pPr>
+        <w:tabs>
+          <w:tab w:val="num" w:pos="5760"/>
+        </w:tabs>
+        <w:ind w:left="5760" w:hanging="360"/>
+      </w:pPr>
+      <w:rPr>
+        <w:rFonts w:ascii="Wingdings" w:hAnsi="Wingdings" w:hint="default"/>
+        <w:sz w:val="20"/>
+      </w:rPr>
+    </w:lvl>
+    <w:lvl w:ilvl="8" w:tentative="1">
+      <w:start w:val="1"/>
+      <w:numFmt w:val="bullet"/>
+      <w:lvlText w:val=""/>
+      <w:lvlJc w:val="left"/>
+      <w:pPr>
+        <w:tabs>
+          <w:tab w:val="num" w:pos="6480"/>
+        </w:tabs>
+        <w:ind w:left="6480" w:hanging="360"/>
+      </w:pPr>
+      <w:rPr>
+        <w:rFonts w:ascii="Wingdings" w:hAnsi="Wingdings" w:hint="default"/>
+        <w:sz w:val="20"/>
+      </w:rPr>
+    </w:lvl>
+  </w:abstractNum>
+  <w:abstractNum w:abstractNumId="14" w15:restartNumberingAfterBreak="0">
+    <w:nsid w:val="5E67631C"/>
+    <w:multiLevelType w:val="multilevel"/>
+    <w:tmpl w:val="FC9E04CE"/>
+    <w:lvl w:ilvl="0">
+      <w:start w:val="1"/>
+      <w:numFmt w:val="bullet"/>
+      <w:lvlText w:val=""/>
+      <w:lvlJc w:val="left"/>
+      <w:pPr>
+        <w:tabs>
+          <w:tab w:val="num" w:pos="720"/>
+        </w:tabs>
+        <w:ind w:left="720" w:hanging="360"/>
+      </w:pPr>
+      <w:rPr>
+        <w:rFonts w:ascii="Symbol" w:hAnsi="Symbol" w:hint="default"/>
+        <w:sz w:val="20"/>
+      </w:rPr>
+    </w:lvl>
+    <w:lvl w:ilvl="1" w:tentative="1">
+      <w:start w:val="1"/>
+      <w:numFmt w:val="bullet"/>
+      <w:lvlText w:val="o"/>
+      <w:lvlJc w:val="left"/>
+      <w:pPr>
+        <w:tabs>
+          <w:tab w:val="num" w:pos="1440"/>
+        </w:tabs>
+        <w:ind w:left="1440" w:hanging="360"/>
+      </w:pPr>
+      <w:rPr>
+        <w:rFonts w:ascii="Courier New" w:hAnsi="Courier New" w:hint="default"/>
+        <w:sz w:val="20"/>
+      </w:rPr>
+    </w:lvl>
+    <w:lvl w:ilvl="2" w:tentative="1">
+      <w:start w:val="1"/>
+      <w:numFmt w:val="bullet"/>
+      <w:lvlText w:val=""/>
+      <w:lvlJc w:val="left"/>
+      <w:pPr>
+        <w:tabs>
+          <w:tab w:val="num" w:pos="2160"/>
+        </w:tabs>
+        <w:ind w:left="2160" w:hanging="360"/>
+      </w:pPr>
+      <w:rPr>
+        <w:rFonts w:ascii="Wingdings" w:hAnsi="Wingdings" w:hint="default"/>
+        <w:sz w:val="20"/>
+      </w:rPr>
+    </w:lvl>
+    <w:lvl w:ilvl="3" w:tentative="1">
+      <w:start w:val="1"/>
+      <w:numFmt w:val="bullet"/>
+      <w:lvlText w:val=""/>
+      <w:lvlJc w:val="left"/>
+      <w:pPr>
+        <w:tabs>
+          <w:tab w:val="num" w:pos="2880"/>
+        </w:tabs>
+        <w:ind w:left="2880" w:hanging="360"/>
+      </w:pPr>
+      <w:rPr>
+        <w:rFonts w:ascii="Wingdings" w:hAnsi="Wingdings" w:hint="default"/>
+        <w:sz w:val="20"/>
+      </w:rPr>
+    </w:lvl>
+    <w:lvl w:ilvl="4" w:tentative="1">
+      <w:start w:val="1"/>
+      <w:numFmt w:val="bullet"/>
+      <w:lvlText w:val=""/>
+      <w:lvlJc w:val="left"/>
+      <w:pPr>
+        <w:tabs>
+          <w:tab w:val="num" w:pos="3600"/>
+        </w:tabs>
+        <w:ind w:left="3600" w:hanging="360"/>
+      </w:pPr>
+      <w:rPr>
+        <w:rFonts w:ascii="Wingdings" w:hAnsi="Wingdings" w:hint="default"/>
+        <w:sz w:val="20"/>
+      </w:rPr>
+    </w:lvl>
+    <w:lvl w:ilvl="5" w:tentative="1">
+      <w:start w:val="1"/>
+      <w:numFmt w:val="bullet"/>
+      <w:lvlText w:val=""/>
+      <w:lvlJc w:val="left"/>
+      <w:pPr>
+        <w:tabs>
+          <w:tab w:val="num" w:pos="4320"/>
+        </w:tabs>
+        <w:ind w:left="4320" w:hanging="360"/>
+      </w:pPr>
+      <w:rPr>
+        <w:rFonts w:ascii="Wingdings" w:hAnsi="Wingdings" w:hint="default"/>
+        <w:sz w:val="20"/>
+      </w:rPr>
+    </w:lvl>
+    <w:lvl w:ilvl="6" w:tentative="1">
+      <w:start w:val="1"/>
+      <w:numFmt w:val="bullet"/>
+      <w:lvlText w:val=""/>
+      <w:lvlJc w:val="left"/>
+      <w:pPr>
+        <w:tabs>
+          <w:tab w:val="num" w:pos="5040"/>
+        </w:tabs>
+        <w:ind w:left="5040" w:hanging="360"/>
+      </w:pPr>
+      <w:rPr>
+        <w:rFonts w:ascii="Wingdings" w:hAnsi="Wingdings" w:hint="default"/>
+        <w:sz w:val="20"/>
+      </w:rPr>
+    </w:lvl>
+    <w:lvl w:ilvl="7" w:tentative="1">
+      <w:start w:val="1"/>
+      <w:numFmt w:val="bullet"/>
+      <w:lvlText w:val=""/>
+      <w:lvlJc w:val="left"/>
+      <w:pPr>
+        <w:tabs>
+          <w:tab w:val="num" w:pos="5760"/>
+        </w:tabs>
+        <w:ind w:left="5760" w:hanging="360"/>
+      </w:pPr>
+      <w:rPr>
+        <w:rFonts w:ascii="Wingdings" w:hAnsi="Wingdings" w:hint="default"/>
+        <w:sz w:val="20"/>
+      </w:rPr>
+    </w:lvl>
+    <w:lvl w:ilvl="8" w:tentative="1">
+      <w:start w:val="1"/>
+      <w:numFmt w:val="bullet"/>
+      <w:lvlText w:val=""/>
+      <w:lvlJc w:val="left"/>
+      <w:pPr>
+        <w:tabs>
+          <w:tab w:val="num" w:pos="6480"/>
+        </w:tabs>
+        <w:ind w:left="6480" w:hanging="360"/>
+      </w:pPr>
+      <w:rPr>
+        <w:rFonts w:ascii="Wingdings" w:hAnsi="Wingdings" w:hint="default"/>
+        <w:sz w:val="20"/>
+      </w:rPr>
+    </w:lvl>
+  </w:abstractNum>
+  <w:abstractNum w:abstractNumId="15" w15:restartNumberingAfterBreak="0">
     <w:nsid w:val="6DF239E3"/>
     <w:multiLevelType w:val="hybridMultilevel"/>
     <w:tmpl w:val="9A1EFE9E"/>
@@ -25068,7 +27365,7 @@
       </w:pPr>
     </w:lvl>
   </w:abstractNum>
-  <w:abstractNum w:abstractNumId="12" w15:restartNumberingAfterBreak="0">
+  <w:abstractNum w:abstractNumId="16" w15:restartNumberingAfterBreak="0">
     <w:nsid w:val="7C104B7B"/>
     <w:multiLevelType w:val="hybridMultilevel"/>
     <w:tmpl w:val="6752228A"/>
@@ -25181,7 +27478,7 @@
       </w:pPr>
     </w:lvl>
   </w:abstractNum>
-  <w:abstractNum w:abstractNumId="13" w15:restartNumberingAfterBreak="0">
+  <w:abstractNum w:abstractNumId="17" w15:restartNumberingAfterBreak="0">
     <w:nsid w:val="7CD24C7A"/>
     <w:multiLevelType w:val="hybridMultilevel"/>
     <w:tmpl w:val="D006F610"/>
@@ -25294,53 +27591,65 @@
       </w:pPr>
     </w:lvl>
   </w:abstractNum>
-  <w:num w:numId="1" w16cid:durableId="2080590052">
+  <w:num w:numId="1">
     <w:abstractNumId w:val="0"/>
   </w:num>
-  <w:num w:numId="2" w16cid:durableId="136841936">
-    <w:abstractNumId w:val="13"/>
+  <w:num w:numId="2">
+    <w:abstractNumId w:val="17"/>
   </w:num>
-  <w:num w:numId="3" w16cid:durableId="1084691660">
+  <w:num w:numId="3">
+    <w:abstractNumId w:val="16"/>
+  </w:num>
+  <w:num w:numId="4">
+    <w:abstractNumId w:val="7"/>
+  </w:num>
+  <w:num w:numId="5">
+    <w:abstractNumId w:val="2"/>
+  </w:num>
+  <w:num w:numId="6">
+    <w:abstractNumId w:val="6"/>
+  </w:num>
+  <w:num w:numId="7">
+    <w:abstractNumId w:val="3"/>
+  </w:num>
+  <w:num w:numId="8">
+    <w:abstractNumId w:val="11"/>
+  </w:num>
+  <w:num w:numId="9">
+    <w:abstractNumId w:val="9"/>
+  </w:num>
+  <w:num w:numId="10">
+    <w:abstractNumId w:val="5"/>
+  </w:num>
+  <w:num w:numId="11">
+    <w:abstractNumId w:val="4"/>
+  </w:num>
+  <w:num w:numId="12">
+    <w:abstractNumId w:val="15"/>
+  </w:num>
+  <w:num w:numId="13">
+    <w:abstractNumId w:val="8"/>
+  </w:num>
+  <w:num w:numId="14">
+    <w:abstractNumId w:val="1"/>
+  </w:num>
+  <w:num w:numId="15">
+    <w:abstractNumId w:val="14"/>
+  </w:num>
+  <w:num w:numId="16">
     <w:abstractNumId w:val="12"/>
   </w:num>
-  <w:num w:numId="4" w16cid:durableId="715786491">
-    <w:abstractNumId w:val="7"/>
-  </w:num>
-  <w:num w:numId="5" w16cid:durableId="137848662">
-    <w:abstractNumId w:val="2"/>
-  </w:num>
-  <w:num w:numId="6" w16cid:durableId="1227565850">
-    <w:abstractNumId w:val="6"/>
-  </w:num>
-  <w:num w:numId="7" w16cid:durableId="254020275">
-    <w:abstractNumId w:val="3"/>
-  </w:num>
-  <w:num w:numId="8" w16cid:durableId="453719902">
+  <w:num w:numId="17">
     <w:abstractNumId w:val="10"/>
   </w:num>
-  <w:num w:numId="9" w16cid:durableId="836504194">
-    <w:abstractNumId w:val="9"/>
-  </w:num>
-  <w:num w:numId="10" w16cid:durableId="1902591724">
-    <w:abstractNumId w:val="5"/>
-  </w:num>
-  <w:num w:numId="11" w16cid:durableId="732699850">
-    <w:abstractNumId w:val="4"/>
-  </w:num>
-  <w:num w:numId="12" w16cid:durableId="854541152">
-    <w:abstractNumId w:val="11"/>
-  </w:num>
-  <w:num w:numId="13" w16cid:durableId="1923827911">
-    <w:abstractNumId w:val="8"/>
-  </w:num>
-  <w:num w:numId="14" w16cid:durableId="1805851055">
-    <w:abstractNumId w:val="1"/>
+  <w:num w:numId="18">
+    <w:abstractNumId w:val="13"/>
   </w:num>
 </w:numbering>
 </file>
 
 <file path=word/styles.xml><?xml version="1.0" encoding="utf-8"?>
-<w:styles xmlns:mc="http://schemas.openxmlformats.org/markup-compatibility/2006" xmlns:r="http://schemas.openxmlformats.org/officeDocument/2006/relationships" xmlns:w="http://schemas.openxmlformats.org/wordprocessingml/2006/main" xmlns:w14="http://schemas.microsoft.com/office/word/2010/wordml" xmlns:w15="http://schemas.microsoft.com/office/word/2012/wordml" xmlns:w16cex="http://schemas.microsoft.com/office/word/2018/wordml/cex" xmlns:w16cid="http://schemas.microsoft.com/office/word/2016/wordml/cid" xmlns:w16="http://schemas.microsoft.com/office/word/2018/wordml" xmlns:w16du="http://schemas.microsoft.com/office/word/2023/wordml/word16du" xmlns:w16sdtdh="http://schemas.microsoft.com/office/word/2020/wordml/sdtdatahash" xmlns:w16sdtfl="http://schemas.microsoft.com/office/word/2024/wordml/sdtformatlock" xmlns:w16se="http://schemas.microsoft.com/office/word/2015/wordml/symex" mc:Ignorable="w14 w15 w16se w16cid w16 w16cex w16sdtdh w16sdtfl w16du">
+<w:styles xmlns:mc="http://schemas.openxmlformats.org/markup-compatibility/2006" xmlns:r="http://schemas.openxmlformats.org/officeDocument/2006/relationships" xmlns:w="http://schemas.openxmlformats.org/wordprocessingml/2006/main" xmlns:w14="http://schemas.microsoft.com/office/word/2010/wordml" xmlns:w15="http://schemas.microsoft.com/office/word/2012/wordml" xmlns:w16cex="http://schemas.microsoft.com/office/word/2018/wordml/cex" xmlns:w16cid="http://schemas.microsoft.com/office/word/2016/wordml/cid" xmlns:w16="http://schemas.microsoft.com/office/word/2018/wordml" xmlns:w16sdtdh="http://schemas.microsoft.com/office/word/2020/wordml/sdtdatahash" xmlns:w16se="http://schemas.microsoft.com/office/word/2015/wordml/symex" mc:Ignorable="w14 w15 w16se w16cid w16 w16cex w16sdtdh">
   <w:docDefaults>
     <w:rPrDefault>
       <w:rPr>
@@ -25828,6 +28137,7 @@
   <w:style w:type="character" w:default="1" w:styleId="DefaultParagraphFont">
     <w:name w:val="Default Paragraph Font"/>
     <w:uiPriority w:val="1"/>
+    <w:semiHidden/>
     <w:unhideWhenUsed/>
   </w:style>
   <w:style w:type="table" w:default="1" w:styleId="TableNormal">

--- a/docs/Money Map Documentation.docx
+++ b/docs/Money Map Documentation.docx
@@ -1,6 +1,6 @@
 
 <file path=word/document.xml><?xml version="1.0" encoding="utf-8"?>
-<w:document xmlns:wpc="http://schemas.microsoft.com/office/word/2010/wordprocessingCanvas" xmlns:cx="http://schemas.microsoft.com/office/drawing/2014/chartex" xmlns:cx1="http://schemas.microsoft.com/office/drawing/2015/9/8/chartex" xmlns:cx2="http://schemas.microsoft.com/office/drawing/2015/10/21/chartex" xmlns:cx3="http://schemas.microsoft.com/office/drawing/2016/5/9/chartex" xmlns:cx4="http://schemas.microsoft.com/office/drawing/2016/5/10/chartex" xmlns:cx5="http://schemas.microsoft.com/office/drawing/2016/5/11/chartex" xmlns:cx6="http://schemas.microsoft.com/office/drawing/2016/5/12/chartex" xmlns:cx7="http://schemas.microsoft.com/office/drawing/2016/5/13/chartex" xmlns:cx8="http://schemas.microsoft.com/office/drawing/2016/5/14/chartex" xmlns:mc="http://schemas.openxmlformats.org/markup-compatibility/2006" xmlns:aink="http://schemas.microsoft.com/office/drawing/2016/ink" xmlns:am3d="http://schemas.microsoft.com/office/drawing/2017/model3d" xmlns:o="urn:schemas-microsoft-com:office:office" xmlns:r="http://schemas.openxmlformats.org/officeDocument/2006/relationships" xmlns:m="http://schemas.openxmlformats.org/officeDocument/2006/math" xmlns:v="urn:schemas-microsoft-com:vml" xmlns:wp14="http://schemas.microsoft.com/office/word/2010/wordprocessingDrawing" xmlns:wp="http://schemas.openxmlformats.org/drawingml/2006/wordprocessingDrawing" xmlns:w10="urn:schemas-microsoft-com:office:word" xmlns:w="http://schemas.openxmlformats.org/wordprocessingml/2006/main" xmlns:w14="http://schemas.microsoft.com/office/word/2010/wordml" xmlns:w15="http://schemas.microsoft.com/office/word/2012/wordml" xmlns:w16cex="http://schemas.microsoft.com/office/word/2018/wordml/cex" xmlns:w16cid="http://schemas.microsoft.com/office/word/2016/wordml/cid" xmlns:w16="http://schemas.microsoft.com/office/word/2018/wordml" xmlns:w16sdtdh="http://schemas.microsoft.com/office/word/2020/wordml/sdtdatahash" xmlns:w16se="http://schemas.microsoft.com/office/word/2015/wordml/symex" xmlns:wpg="http://schemas.microsoft.com/office/word/2010/wordprocessingGroup" xmlns:wpi="http://schemas.microsoft.com/office/word/2010/wordprocessingInk" xmlns:wne="http://schemas.microsoft.com/office/word/2006/wordml" xmlns:wps="http://schemas.microsoft.com/office/word/2010/wordprocessingShape" mc:Ignorable="w14 w15 w16se w16cid w16 w16cex w16sdtdh wp14">
+<w:document xmlns:wpc="http://schemas.microsoft.com/office/word/2010/wordprocessingCanvas" xmlns:cx="http://schemas.microsoft.com/office/drawing/2014/chartex" xmlns:cx1="http://schemas.microsoft.com/office/drawing/2015/9/8/chartex" xmlns:cx2="http://schemas.microsoft.com/office/drawing/2015/10/21/chartex" xmlns:cx3="http://schemas.microsoft.com/office/drawing/2016/5/9/chartex" xmlns:cx4="http://schemas.microsoft.com/office/drawing/2016/5/10/chartex" xmlns:cx5="http://schemas.microsoft.com/office/drawing/2016/5/11/chartex" xmlns:cx6="http://schemas.microsoft.com/office/drawing/2016/5/12/chartex" xmlns:cx7="http://schemas.microsoft.com/office/drawing/2016/5/13/chartex" xmlns:cx8="http://schemas.microsoft.com/office/drawing/2016/5/14/chartex" xmlns:mc="http://schemas.openxmlformats.org/markup-compatibility/2006" xmlns:aink="http://schemas.microsoft.com/office/drawing/2016/ink" xmlns:am3d="http://schemas.microsoft.com/office/drawing/2017/model3d" xmlns:o="urn:schemas-microsoft-com:office:office" xmlns:oel="http://schemas.microsoft.com/office/2019/extlst" xmlns:r="http://schemas.openxmlformats.org/officeDocument/2006/relationships" xmlns:m="http://schemas.openxmlformats.org/officeDocument/2006/math" xmlns:v="urn:schemas-microsoft-com:vml" xmlns:wp14="http://schemas.microsoft.com/office/word/2010/wordprocessingDrawing" xmlns:wp="http://schemas.openxmlformats.org/drawingml/2006/wordprocessingDrawing" xmlns:w10="urn:schemas-microsoft-com:office:word" xmlns:w="http://schemas.openxmlformats.org/wordprocessingml/2006/main" xmlns:w14="http://schemas.microsoft.com/office/word/2010/wordml" xmlns:w15="http://schemas.microsoft.com/office/word/2012/wordml" xmlns:w16cex="http://schemas.microsoft.com/office/word/2018/wordml/cex" xmlns:w16cid="http://schemas.microsoft.com/office/word/2016/wordml/cid" xmlns:w16="http://schemas.microsoft.com/office/word/2018/wordml" xmlns:w16du="http://schemas.microsoft.com/office/word/2023/wordml/word16du" xmlns:w16sdtdh="http://schemas.microsoft.com/office/word/2020/wordml/sdtdatahash" xmlns:w16sdtfl="http://schemas.microsoft.com/office/word/2024/wordml/sdtformatlock" xmlns:w16se="http://schemas.microsoft.com/office/word/2015/wordml/symex" xmlns:wpg="http://schemas.microsoft.com/office/word/2010/wordprocessingGroup" xmlns:wpi="http://schemas.microsoft.com/office/word/2010/wordprocessingInk" xmlns:wne="http://schemas.microsoft.com/office/word/2006/wordml" xmlns:wps="http://schemas.microsoft.com/office/word/2010/wordprocessingShape" mc:Ignorable="w14 w15 w16se w16cid w16 w16cex w16sdtdh w16sdtfl w16du wp14">
   <w:body>
     <w:p>
       <w:pPr>
@@ -11,6 +11,8 @@
           <w:szCs w:val="32"/>
         </w:rPr>
       </w:pPr>
+      <w:bookmarkStart w:id="0" w:name="_Hlk216391917"/>
+      <w:bookmarkEnd w:id="0"/>
       <w:r>
         <w:rPr>
           <w:b/>
@@ -20,6 +22,7 @@
         </w:rPr>
         <w:t>Project number</w:t>
       </w:r>
+      <w:proofErr w:type="gramStart"/>
       <w:r>
         <w:rPr>
           <w:sz w:val="32"/>
@@ -35,6 +38,7 @@
         </w:rPr>
         <w:t>11</w:t>
       </w:r>
+      <w:proofErr w:type="gramEnd"/>
     </w:p>
     <w:p>
       <w:pPr>
@@ -339,31 +343,13 @@
                 <w:szCs w:val="22"/>
               </w:rPr>
             </w:pPr>
-            <w:proofErr w:type="spellStart"/>
             <w:r>
               <w:rPr>
                 <w:sz w:val="32"/>
                 <w:szCs w:val="22"/>
               </w:rPr>
-              <w:t>Yasmeena</w:t>
-            </w:r>
-            <w:proofErr w:type="spellEnd"/>
-            <w:r>
-              <w:rPr>
-                <w:sz w:val="32"/>
-                <w:szCs w:val="22"/>
-              </w:rPr>
-              <w:t xml:space="preserve"> Abdel Kareem </w:t>
-            </w:r>
-            <w:proofErr w:type="spellStart"/>
-            <w:r>
-              <w:rPr>
-                <w:sz w:val="32"/>
-                <w:szCs w:val="22"/>
-              </w:rPr>
-              <w:t>Alfauri</w:t>
-            </w:r>
-            <w:proofErr w:type="spellEnd"/>
+              <w:t>Yasmeena Abdel Kareem Alfauri</w:t>
+            </w:r>
           </w:p>
         </w:tc>
         <w:tc>
@@ -635,23 +621,21 @@
                 <w:szCs w:val="22"/>
               </w:rPr>
             </w:pPr>
-            <w:proofErr w:type="spellStart"/>
             <w:r>
               <w:rPr>
                 <w:sz w:val="32"/>
                 <w:szCs w:val="22"/>
               </w:rPr>
-              <w:t>Saja</w:t>
-            </w:r>
-            <w:proofErr w:type="spellEnd"/>
+              <w:t xml:space="preserve">Saja </w:t>
+            </w:r>
+            <w:proofErr w:type="spellStart"/>
             <w:r>
               <w:rPr>
                 <w:sz w:val="32"/>
                 <w:szCs w:val="22"/>
               </w:rPr>
-              <w:t xml:space="preserve"> </w:t>
-            </w:r>
-            <w:proofErr w:type="spellStart"/>
+              <w:t>m</w:t>
+            </w:r>
             <w:r>
               <w:rPr>
                 <w:sz w:val="32"/>
@@ -808,17 +792,8 @@
                 <w:sz w:val="32"/>
                 <w:szCs w:val="22"/>
               </w:rPr>
-              <w:t xml:space="preserve">Mona Ahmad </w:t>
-            </w:r>
-            <w:proofErr w:type="spellStart"/>
-            <w:r>
-              <w:rPr>
-                <w:sz w:val="32"/>
-                <w:szCs w:val="22"/>
-              </w:rPr>
-              <w:t>Kreashan</w:t>
-            </w:r>
-            <w:proofErr w:type="spellEnd"/>
+              <w:t>Mona Ahmad Kreashan</w:t>
+            </w:r>
           </w:p>
         </w:tc>
         <w:tc>
@@ -3261,7 +3236,7 @@
           <w:szCs w:val="52"/>
         </w:rPr>
       </w:pPr>
-      <w:bookmarkStart w:id="0" w:name="_Toc213921797"/>
+      <w:bookmarkStart w:id="1" w:name="_Toc213921797"/>
       <w:r>
         <w:rPr>
           <w:rFonts w:ascii="Bell MT" w:hAnsi="Bell MT"/>
@@ -3328,7 +3303,7 @@
         </w:rPr>
         <w:t>ummary</w:t>
       </w:r>
-      <w:bookmarkEnd w:id="0"/>
+      <w:bookmarkEnd w:id="1"/>
     </w:p>
     <w:p>
       <w:pPr>
@@ -3535,7 +3510,7 @@
           <w:szCs w:val="40"/>
         </w:rPr>
       </w:pPr>
-      <w:bookmarkStart w:id="1" w:name="_Toc213921798"/>
+      <w:bookmarkStart w:id="2" w:name="_Toc213921798"/>
       <w:r>
         <w:rPr>
           <w:b/>
@@ -3566,11 +3541,19 @@
         </w:rPr>
         <w:t>Introduction</w:t>
       </w:r>
-      <w:bookmarkEnd w:id="1"/>
-    </w:p>
-    <w:p>
-      <w:r>
-        <w:t>A Web based application designed for anyone who wants manage their budgets efficiently by visualizing spending patterns, providing personalized saving suggestions to improve overall financial stability and clear advice to save more money based on their daily spending habits.</w:t>
+      <w:bookmarkEnd w:id="2"/>
+    </w:p>
+    <w:p>
+      <w:r>
+        <w:t xml:space="preserve">A Web based application designed for anyone who wants </w:t>
+      </w:r>
+      <w:proofErr w:type="gramStart"/>
+      <w:r>
+        <w:t>manage</w:t>
+      </w:r>
+      <w:proofErr w:type="gramEnd"/>
+      <w:r>
+        <w:t xml:space="preserve"> their budgets efficiently by visualizing spending patterns, providing personalized saving suggestions to improve overall financial stability and clear advice to save more money based on their daily spending habits.</w:t>
       </w:r>
     </w:p>
     <w:p/>
@@ -3584,7 +3567,7 @@
           <w:szCs w:val="36"/>
         </w:rPr>
       </w:pPr>
-      <w:bookmarkStart w:id="2" w:name="_Toc213921799"/>
+      <w:bookmarkStart w:id="3" w:name="_Toc213921799"/>
       <w:r>
         <w:rPr>
           <w:rStyle w:val="Heading1Char"/>
@@ -3621,7 +3604,7 @@
         </w:rPr>
         <w:t>Overview</w:t>
       </w:r>
-      <w:bookmarkEnd w:id="2"/>
+      <w:bookmarkEnd w:id="3"/>
     </w:p>
     <w:p>
       <w:pPr>
@@ -3641,7 +3624,7 @@
           <w:szCs w:val="32"/>
         </w:rPr>
       </w:pPr>
-      <w:bookmarkStart w:id="3" w:name="_Toc213921800"/>
+      <w:bookmarkStart w:id="4" w:name="_Toc213921800"/>
       <w:r>
         <w:rPr>
           <w:sz w:val="32"/>
@@ -3656,7 +3639,7 @@
         </w:rPr>
         <w:t>The Purpose of the Project</w:t>
       </w:r>
-      <w:bookmarkEnd w:id="3"/>
+      <w:bookmarkEnd w:id="4"/>
     </w:p>
     <w:p>
       <w:pPr>
@@ -3703,7 +3686,7 @@
           <w:szCs w:val="36"/>
         </w:rPr>
       </w:pPr>
-      <w:bookmarkStart w:id="4" w:name="_Toc213921801"/>
+      <w:bookmarkStart w:id="5" w:name="_Toc213921801"/>
       <w:r>
         <w:rPr>
           <w:rStyle w:val="Heading1Char"/>
@@ -3713,7 +3696,7 @@
         </w:rPr>
         <w:t>Project Motivations</w:t>
       </w:r>
-      <w:bookmarkEnd w:id="4"/>
+      <w:bookmarkEnd w:id="5"/>
     </w:p>
     <w:p>
       <w:pPr>
@@ -3916,13 +3899,14 @@
           <w:szCs w:val="36"/>
         </w:rPr>
       </w:pPr>
-      <w:bookmarkStart w:id="5" w:name="_Toc213921802"/>
+      <w:bookmarkStart w:id="6" w:name="_Toc213921802"/>
       <w:r>
         <w:rPr>
           <w:color w:val="47D459" w:themeColor="accent3" w:themeTint="99"/>
           <w:sz w:val="36"/>
           <w:szCs w:val="36"/>
         </w:rPr>
+        <w:lastRenderedPageBreak/>
         <w:t xml:space="preserve">1.2 </w:t>
       </w:r>
       <w:r>
@@ -3941,7 +3925,7 @@
         </w:rPr>
         <w:t xml:space="preserve"> &amp; Constraints</w:t>
       </w:r>
-      <w:bookmarkEnd w:id="5"/>
+      <w:bookmarkEnd w:id="6"/>
     </w:p>
     <w:p>
       <w:pPr>
@@ -3971,7 +3955,6 @@
           <w:szCs w:val="30"/>
           <w:highlight w:val="green"/>
         </w:rPr>
-        <w:lastRenderedPageBreak/>
         <w:t>Objectives:</w:t>
       </w:r>
     </w:p>
@@ -4434,7 +4417,7 @@
           <w:szCs w:val="32"/>
         </w:rPr>
       </w:pPr>
-      <w:bookmarkStart w:id="6" w:name="_Toc213921803"/>
+      <w:bookmarkStart w:id="7" w:name="_Toc213921803"/>
       <w:r>
         <w:rPr>
           <w:sz w:val="32"/>
@@ -4449,7 +4432,7 @@
         </w:rPr>
         <w:t>The Scope of the Work &amp; Project Deliverables</w:t>
       </w:r>
-      <w:bookmarkEnd w:id="6"/>
+      <w:bookmarkEnd w:id="7"/>
     </w:p>
     <w:p>
       <w:pPr>
@@ -4645,7 +4628,7 @@
           <w:szCs w:val="36"/>
         </w:rPr>
       </w:pPr>
-      <w:bookmarkStart w:id="7" w:name="_Toc213921804"/>
+      <w:bookmarkStart w:id="8" w:name="_Toc213921804"/>
       <w:r>
         <w:rPr>
           <w:color w:val="47D459" w:themeColor="accent3" w:themeTint="99"/>
@@ -4662,7 +4645,7 @@
         </w:rPr>
         <w:t>Similar Projects</w:t>
       </w:r>
-      <w:bookmarkEnd w:id="7"/>
+      <w:bookmarkEnd w:id="8"/>
     </w:p>
     <w:p>
       <w:pPr>
@@ -4763,7 +4746,79 @@
           <w:sz w:val="24"/>
           <w:szCs w:val="24"/>
         </w:rPr>
-        <w:t>Is like giving each spending category its own little safe. You decide how much goes in each safe ahead of time. Then when you spend, you take from the right safe and you always know how much is left.</w:t>
+        <w:t xml:space="preserve">Is like giving each spending category its own little safe. You decide how </w:t>
+      </w:r>
+      <w:proofErr w:type="gramStart"/>
+      <w:r>
+        <w:rPr>
+          <w:rFonts w:asciiTheme="minorBidi" w:hAnsiTheme="minorBidi"/>
+          <w:sz w:val="24"/>
+          <w:szCs w:val="24"/>
+        </w:rPr>
+        <w:t>much</w:t>
+      </w:r>
+      <w:proofErr w:type="gramEnd"/>
+      <w:r>
+        <w:rPr>
+          <w:rFonts w:asciiTheme="minorBidi" w:hAnsiTheme="minorBidi"/>
+          <w:sz w:val="24"/>
+          <w:szCs w:val="24"/>
+        </w:rPr>
+        <w:t xml:space="preserve"> goes in each safe ahead of time. Then when you </w:t>
+      </w:r>
+      <w:proofErr w:type="gramStart"/>
+      <w:r>
+        <w:rPr>
+          <w:rFonts w:asciiTheme="minorBidi" w:hAnsiTheme="minorBidi"/>
+          <w:sz w:val="24"/>
+          <w:szCs w:val="24"/>
+        </w:rPr>
+        <w:t>spend</w:t>
+      </w:r>
+      <w:proofErr w:type="gramEnd"/>
+      <w:r>
+        <w:rPr>
+          <w:rFonts w:asciiTheme="minorBidi" w:hAnsiTheme="minorBidi"/>
+          <w:sz w:val="24"/>
+          <w:szCs w:val="24"/>
+        </w:rPr>
+        <w:t xml:space="preserve">, you </w:t>
+      </w:r>
+      <w:proofErr w:type="gramStart"/>
+      <w:r>
+        <w:rPr>
+          <w:rFonts w:asciiTheme="minorBidi" w:hAnsiTheme="minorBidi"/>
+          <w:sz w:val="24"/>
+          <w:szCs w:val="24"/>
+        </w:rPr>
+        <w:t>take</w:t>
+      </w:r>
+      <w:proofErr w:type="gramEnd"/>
+      <w:r>
+        <w:rPr>
+          <w:rFonts w:asciiTheme="minorBidi" w:hAnsiTheme="minorBidi"/>
+          <w:sz w:val="24"/>
+          <w:szCs w:val="24"/>
+        </w:rPr>
+        <w:t xml:space="preserve"> from the right safe and you always know how </w:t>
+      </w:r>
+      <w:proofErr w:type="gramStart"/>
+      <w:r>
+        <w:rPr>
+          <w:rFonts w:asciiTheme="minorBidi" w:hAnsiTheme="minorBidi"/>
+          <w:sz w:val="24"/>
+          <w:szCs w:val="24"/>
+        </w:rPr>
+        <w:t>much</w:t>
+      </w:r>
+      <w:proofErr w:type="gramEnd"/>
+      <w:r>
+        <w:rPr>
+          <w:rFonts w:asciiTheme="minorBidi" w:hAnsiTheme="minorBidi"/>
+          <w:sz w:val="24"/>
+          <w:szCs w:val="24"/>
+        </w:rPr>
+        <w:t xml:space="preserve"> is left.</w:t>
       </w:r>
       <w:r>
         <w:rPr>
@@ -4957,16 +5012,7 @@
           <w:sz w:val="24"/>
           <w:szCs w:val="24"/>
         </w:rPr>
-        <w:t xml:space="preserve"> Is a budgeting website that helps you plan where your money goes before you spend it. It teaches you to set priorities, save for future expenses, and </w:t>
-      </w:r>
-      <w:r>
-        <w:rPr>
-          <w:rFonts w:asciiTheme="minorBidi" w:hAnsiTheme="minorBidi"/>
-          <w:sz w:val="24"/>
-          <w:szCs w:val="24"/>
-        </w:rPr>
-        <w:lastRenderedPageBreak/>
-        <w:t>stay flexible when things change. In short, it helps you control your money instead of spending without a plan.</w:t>
+        <w:t xml:space="preserve"> Is a budgeting website that helps you plan where your money goes before you spend it. It teaches you to set priorities, save for future expenses, and stay flexible when things change. In short, it helps you control your money instead of spending without a plan.</w:t>
       </w:r>
     </w:p>
     <w:p>
@@ -5095,7 +5141,7 @@
           <w:szCs w:val="40"/>
         </w:rPr>
       </w:pPr>
-      <w:bookmarkStart w:id="8" w:name="_Toc213921805"/>
+      <w:bookmarkStart w:id="9" w:name="_Toc213921805"/>
       <w:r>
         <w:rPr>
           <w:b/>
@@ -5116,7 +5162,7 @@
         </w:rPr>
         <w:t>Feasibility Study</w:t>
       </w:r>
-      <w:bookmarkEnd w:id="8"/>
+      <w:bookmarkEnd w:id="9"/>
     </w:p>
     <w:p>
       <w:pPr>
@@ -5169,7 +5215,7 @@
           <w:szCs w:val="36"/>
         </w:rPr>
       </w:pPr>
-      <w:bookmarkStart w:id="9" w:name="_Toc213921806"/>
+      <w:bookmarkStart w:id="10" w:name="_Toc213921806"/>
       <w:r>
         <w:rPr>
           <w:color w:val="47D459" w:themeColor="accent3" w:themeTint="99"/>
@@ -5186,7 +5232,7 @@
         </w:rPr>
         <w:t>Technical Feasibility</w:t>
       </w:r>
-      <w:bookmarkEnd w:id="9"/>
+      <w:bookmarkEnd w:id="10"/>
     </w:p>
     <w:p>
       <w:pPr>
@@ -5625,22 +5671,40 @@
           <w:sz w:val="24"/>
           <w:szCs w:val="24"/>
         </w:rPr>
-        <w:t xml:space="preserve"> the needed technologies are free, and the skills to use them are within our team's</w:t>
-      </w:r>
+        <w:t xml:space="preserve"> the </w:t>
+      </w:r>
+      <w:proofErr w:type="gramStart"/>
       <w:r>
         <w:rPr>
           <w:rFonts w:asciiTheme="minorHAnsi" w:hAnsiTheme="minorHAnsi" w:cs="Courier New"/>
           <w:sz w:val="24"/>
           <w:szCs w:val="24"/>
         </w:rPr>
-        <w:t xml:space="preserve"> </w:t>
-      </w:r>
+        <w:t>needed technologies</w:t>
+      </w:r>
+      <w:proofErr w:type="gramEnd"/>
       <w:r>
         <w:rPr>
           <w:rFonts w:asciiTheme="minorHAnsi" w:hAnsiTheme="minorHAnsi" w:cs="Courier New"/>
           <w:sz w:val="24"/>
           <w:szCs w:val="24"/>
         </w:rPr>
+        <w:t xml:space="preserve"> are free, and the skills to use them are within our team's</w:t>
+      </w:r>
+      <w:r>
+        <w:rPr>
+          <w:rFonts w:asciiTheme="minorHAnsi" w:hAnsiTheme="minorHAnsi" w:cs="Courier New"/>
+          <w:sz w:val="24"/>
+          <w:szCs w:val="24"/>
+        </w:rPr>
+        <w:t xml:space="preserve"> </w:t>
+      </w:r>
+      <w:r>
+        <w:rPr>
+          <w:rFonts w:asciiTheme="minorHAnsi" w:hAnsiTheme="minorHAnsi" w:cs="Courier New"/>
+          <w:sz w:val="24"/>
+          <w:szCs w:val="24"/>
+        </w:rPr>
         <w:t>reach.</w:t>
       </w:r>
     </w:p>
@@ -5669,7 +5733,7 @@
           <w:szCs w:val="36"/>
         </w:rPr>
       </w:pPr>
-      <w:bookmarkStart w:id="10" w:name="_Toc213921807"/>
+      <w:bookmarkStart w:id="11" w:name="_Toc213921807"/>
       <w:r>
         <w:rPr>
           <w:color w:val="47D459" w:themeColor="accent3" w:themeTint="99"/>
@@ -5686,7 +5750,7 @@
         </w:rPr>
         <w:t>Operational feasibility</w:t>
       </w:r>
-      <w:bookmarkEnd w:id="10"/>
+      <w:bookmarkEnd w:id="11"/>
     </w:p>
     <w:p>
       <w:pPr>
@@ -6028,7 +6092,7 @@
           <w:szCs w:val="21"/>
         </w:rPr>
       </w:pPr>
-      <w:bookmarkStart w:id="11" w:name="_Toc213921808"/>
+      <w:bookmarkStart w:id="12" w:name="_Toc213921808"/>
       <w:r>
         <w:rPr>
           <w:color w:val="47D459" w:themeColor="accent3" w:themeTint="99"/>
@@ -6045,7 +6109,7 @@
         </w:rPr>
         <w:t>Economic Feasibility</w:t>
       </w:r>
-      <w:bookmarkEnd w:id="11"/>
+      <w:bookmarkEnd w:id="12"/>
     </w:p>
     <w:p>
       <w:pPr>
@@ -6063,12 +6127,13 @@
           <w:szCs w:val="32"/>
         </w:rPr>
       </w:pPr>
-      <w:bookmarkStart w:id="12" w:name="_Toc213921809"/>
+      <w:bookmarkStart w:id="13" w:name="_Toc213921809"/>
       <w:r>
         <w:rPr>
           <w:sz w:val="32"/>
           <w:szCs w:val="32"/>
         </w:rPr>
+        <w:lastRenderedPageBreak/>
         <w:t xml:space="preserve">2.3.1 </w:t>
       </w:r>
       <w:r>
@@ -6078,7 +6143,7 @@
         </w:rPr>
         <w:t>The needed Hardware and Software</w:t>
       </w:r>
-      <w:bookmarkEnd w:id="12"/>
+      <w:bookmarkEnd w:id="13"/>
     </w:p>
     <w:p/>
     <w:tbl>
@@ -6710,6 +6775,7 @@
               <w:spacing w:after="160" w:line="278" w:lineRule="auto"/>
             </w:pPr>
             <w:r>
+              <w:lastRenderedPageBreak/>
               <w:t>SW2</w:t>
             </w:r>
           </w:p>
@@ -6806,7 +6872,6 @@
               <w:spacing w:after="160" w:line="278" w:lineRule="auto"/>
             </w:pPr>
             <w:r>
-              <w:lastRenderedPageBreak/>
               <w:t>SW3</w:t>
             </w:r>
           </w:p>
@@ -7138,7 +7203,7 @@
           <w:rtl/>
         </w:rPr>
       </w:pPr>
-      <w:bookmarkStart w:id="13" w:name="_Toc213921810"/>
+      <w:bookmarkStart w:id="14" w:name="_Toc213921810"/>
       <w:r>
         <w:rPr>
           <w:sz w:val="32"/>
@@ -7153,7 +7218,7 @@
         </w:rPr>
         <w:t>Development Cost</w:t>
       </w:r>
-      <w:bookmarkEnd w:id="13"/>
+      <w:bookmarkEnd w:id="14"/>
     </w:p>
     <w:p>
       <w:pPr>
@@ -7169,9 +7234,9 @@
         <w:tblLook w:val="04A0" w:firstRow="1" w:lastRow="0" w:firstColumn="1" w:lastColumn="0" w:noHBand="0" w:noVBand="1"/>
       </w:tblPr>
       <w:tblGrid>
-        <w:gridCol w:w="3110"/>
-        <w:gridCol w:w="2953"/>
-        <w:gridCol w:w="3164"/>
+        <w:gridCol w:w="3107"/>
+        <w:gridCol w:w="2969"/>
+        <w:gridCol w:w="3151"/>
       </w:tblGrid>
       <w:tr>
         <w:trPr>
@@ -7540,7 +7605,7 @@
           <w:lang w:bidi="ar-JO"/>
         </w:rPr>
       </w:pPr>
-      <w:bookmarkStart w:id="14" w:name="_Toc213921811"/>
+      <w:bookmarkStart w:id="15" w:name="_Toc213921811"/>
       <w:r>
         <w:rPr>
           <w:color w:val="47D459" w:themeColor="accent3" w:themeTint="99"/>
@@ -7557,7 +7622,7 @@
         </w:rPr>
         <w:t>schedule feasibility</w:t>
       </w:r>
-      <w:bookmarkEnd w:id="14"/>
+      <w:bookmarkEnd w:id="15"/>
     </w:p>
     <w:p>
       <w:pPr>
@@ -7618,7 +7683,6 @@
           <w:sz w:val="24"/>
           <w:szCs w:val="24"/>
         </w:rPr>
-        <w:lastRenderedPageBreak/>
         <w:t xml:space="preserve">Requirements gathering: </w:t>
       </w:r>
     </w:p>
@@ -7768,7 +7832,7 @@
           <w:szCs w:val="32"/>
         </w:rPr>
       </w:pPr>
-      <w:bookmarkStart w:id="15" w:name="_Toc213921812"/>
+      <w:bookmarkStart w:id="16" w:name="_Toc213921812"/>
       <w:r>
         <w:rPr>
           <w:sz w:val="32"/>
@@ -7783,7 +7847,7 @@
         </w:rPr>
         <w:t>schedule</w:t>
       </w:r>
-      <w:bookmarkEnd w:id="15"/>
+      <w:bookmarkEnd w:id="16"/>
       <w:r>
         <w:rPr>
           <w:sz w:val="32"/>
@@ -7800,12 +7864,12 @@
         <w:tblLook w:val="04A0" w:firstRow="1" w:lastRow="0" w:firstColumn="1" w:lastColumn="0" w:noHBand="0" w:noVBand="1"/>
       </w:tblPr>
       <w:tblGrid>
-        <w:gridCol w:w="851"/>
-        <w:gridCol w:w="1794"/>
-        <w:gridCol w:w="1204"/>
-        <w:gridCol w:w="1600"/>
-        <w:gridCol w:w="1912"/>
-        <w:gridCol w:w="1866"/>
+        <w:gridCol w:w="863"/>
+        <w:gridCol w:w="1785"/>
+        <w:gridCol w:w="1212"/>
+        <w:gridCol w:w="1625"/>
+        <w:gridCol w:w="1939"/>
+        <w:gridCol w:w="1803"/>
       </w:tblGrid>
       <w:tr>
         <w:trPr>
@@ -8025,14 +8089,12 @@
                 <w:rFonts w:asciiTheme="majorBidi" w:hAnsiTheme="majorBidi" w:cstheme="majorBidi"/>
               </w:rPr>
             </w:pPr>
-            <w:proofErr w:type="spellStart"/>
             <w:r>
               <w:rPr>
                 <w:rFonts w:asciiTheme="majorBidi" w:hAnsiTheme="majorBidi" w:cstheme="majorBidi"/>
               </w:rPr>
               <w:t>Yasmeena</w:t>
             </w:r>
-            <w:proofErr w:type="spellEnd"/>
           </w:p>
         </w:tc>
         <w:tc>
@@ -8303,6 +8365,12 @@
               </w:rPr>
               <w:t>Yasmeena</w:t>
             </w:r>
+            <w:r>
+              <w:rPr>
+                <w:rFonts w:asciiTheme="majorBidi" w:hAnsiTheme="majorBidi" w:cstheme="majorBidi"/>
+              </w:rPr>
+              <w:t>&amp;Saja</w:t>
+            </w:r>
             <w:proofErr w:type="spellEnd"/>
           </w:p>
         </w:tc>
@@ -8438,7 +8506,19 @@
               <w:rPr>
                 <w:rFonts w:asciiTheme="majorBidi" w:hAnsiTheme="majorBidi" w:cstheme="majorBidi"/>
               </w:rPr>
-              <w:t>Yasmeena&amp;mona</w:t>
+              <w:t>Yasmeena&amp;</w:t>
+            </w:r>
+            <w:r>
+              <w:rPr>
+                <w:rFonts w:asciiTheme="majorBidi" w:hAnsiTheme="majorBidi" w:cstheme="majorBidi"/>
+              </w:rPr>
+              <w:t>M</w:t>
+            </w:r>
+            <w:r>
+              <w:rPr>
+                <w:rFonts w:asciiTheme="majorBidi" w:hAnsiTheme="majorBidi" w:cstheme="majorBidi"/>
+              </w:rPr>
+              <w:t>ona</w:t>
             </w:r>
             <w:proofErr w:type="spellEnd"/>
           </w:p>
@@ -9112,7 +9192,19 @@
               <w:rPr>
                 <w:rFonts w:asciiTheme="majorBidi" w:hAnsiTheme="majorBidi" w:cstheme="majorBidi"/>
               </w:rPr>
-              <w:t>Ma’moun&amp;saja</w:t>
+              <w:t>Ma’moun&amp;</w:t>
+            </w:r>
+            <w:r>
+              <w:rPr>
+                <w:rFonts w:asciiTheme="majorBidi" w:hAnsiTheme="majorBidi" w:cstheme="majorBidi"/>
+              </w:rPr>
+              <w:t>S</w:t>
+            </w:r>
+            <w:r>
+              <w:rPr>
+                <w:rFonts w:asciiTheme="majorBidi" w:hAnsiTheme="majorBidi" w:cstheme="majorBidi"/>
+              </w:rPr>
+              <w:t>aja</w:t>
             </w:r>
             <w:proofErr w:type="spellEnd"/>
           </w:p>
@@ -9281,7 +9373,7 @@
           <w:szCs w:val="32"/>
         </w:rPr>
       </w:pPr>
-      <w:bookmarkStart w:id="16" w:name="_Toc213921813"/>
+      <w:bookmarkStart w:id="17" w:name="_Toc213921813"/>
       <w:r>
         <w:rPr>
           <w:sz w:val="32"/>
@@ -9318,7 +9410,7 @@
         </w:rPr>
         <w:t>:</w:t>
       </w:r>
-      <w:bookmarkEnd w:id="16"/>
+      <w:bookmarkEnd w:id="17"/>
       <w:proofErr w:type="gramEnd"/>
     </w:p>
     <w:p>
@@ -9343,9 +9435,10 @@
           <w:sz w:val="32"/>
           <w:szCs w:val="32"/>
         </w:rPr>
+        <w:lastRenderedPageBreak/>
         <w:t xml:space="preserve"> </w:t>
       </w:r>
-      <w:bookmarkStart w:id="17" w:name="_Toc213921814"/>
+      <w:bookmarkStart w:id="18" w:name="_Toc213921814"/>
       <w:r>
         <w:rPr>
           <w:sz w:val="32"/>
@@ -9375,7 +9468,7 @@
         </w:rPr>
         <w:t xml:space="preserve"> :</w:t>
       </w:r>
-      <w:bookmarkEnd w:id="17"/>
+      <w:bookmarkEnd w:id="18"/>
       <w:proofErr w:type="gramEnd"/>
     </w:p>
     <w:p>
@@ -9403,7 +9496,7 @@
           <w:szCs w:val="36"/>
         </w:rPr>
       </w:pPr>
-      <w:bookmarkStart w:id="18" w:name="_Toc213921815"/>
+      <w:bookmarkStart w:id="19" w:name="_Toc213921815"/>
       <w:r>
         <w:rPr>
           <w:color w:val="47D459" w:themeColor="accent3" w:themeTint="99"/>
@@ -9420,7 +9513,7 @@
         </w:rPr>
         <w:t>Legal Feasibility</w:t>
       </w:r>
-      <w:bookmarkEnd w:id="18"/>
+      <w:bookmarkEnd w:id="19"/>
     </w:p>
     <w:p>
       <w:pPr>
@@ -9445,16 +9538,7 @@
           <w:sz w:val="28"/>
           <w:szCs w:val="28"/>
         </w:rPr>
-        <w:t xml:space="preserve">The Expense Budget Planner must follow data protection laws since it deals with sensitive financial information. The app should get user consent before collecting </w:t>
-      </w:r>
-      <w:r>
-        <w:rPr>
-          <w:rFonts w:asciiTheme="minorHAnsi" w:hAnsiTheme="minorHAnsi" w:cs="Courier New"/>
-          <w:sz w:val="28"/>
-          <w:szCs w:val="28"/>
-        </w:rPr>
-        <w:lastRenderedPageBreak/>
-        <w:t>personal or banking data. Any third-party services (like bank APIs) must also comply with privacy regulations to keep users’ financial info safe.</w:t>
+        <w:t>The Expense Budget Planner must follow data protection laws since it deals with sensitive financial information. The app should get user consent before collecting personal or banking data. Any third-party services (like bank APIs) must also comply with privacy regulations to keep users’ financial info safe.</w:t>
       </w:r>
     </w:p>
     <w:p>
@@ -9484,7 +9568,7 @@
           <w:szCs w:val="40"/>
         </w:rPr>
       </w:pPr>
-      <w:bookmarkStart w:id="19" w:name="_Toc213921816"/>
+      <w:bookmarkStart w:id="20" w:name="_Toc213921816"/>
       <w:r>
         <w:rPr>
           <w:b/>
@@ -9505,7 +9589,7 @@
         </w:rPr>
         <w:t>System Specification</w:t>
       </w:r>
-      <w:bookmarkEnd w:id="19"/>
+      <w:bookmarkEnd w:id="20"/>
     </w:p>
     <w:p>
       <w:pPr>
@@ -9524,7 +9608,7 @@
           <w:szCs w:val="36"/>
         </w:rPr>
       </w:pPr>
-      <w:bookmarkStart w:id="20" w:name="_Toc213921817"/>
+      <w:bookmarkStart w:id="21" w:name="_Toc213921817"/>
       <w:r>
         <w:rPr>
           <w:color w:val="47D459" w:themeColor="accent3" w:themeTint="99"/>
@@ -9549,7 +9633,7 @@
         </w:rPr>
         <w:t>Stakeholders</w:t>
       </w:r>
-      <w:bookmarkEnd w:id="20"/>
+      <w:bookmarkEnd w:id="21"/>
     </w:p>
     <w:tbl>
       <w:tblPr>
@@ -9784,16 +9868,8 @@
               <w:rPr>
                 <w:rFonts w:asciiTheme="majorHAnsi" w:hAnsiTheme="majorHAnsi" w:cs="Courier New"/>
               </w:rPr>
-              <w:t xml:space="preserve">Who will manage timeline, budget, and team coordination to meet project </w:t>
-            </w:r>
-            <w:proofErr w:type="gramStart"/>
-            <w:r>
-              <w:rPr>
-                <w:rFonts w:asciiTheme="majorHAnsi" w:hAnsiTheme="majorHAnsi" w:cs="Courier New"/>
-              </w:rPr>
-              <w:t>goals.</w:t>
-            </w:r>
-            <w:proofErr w:type="gramEnd"/>
+              <w:t>Who will manage timeline, budget, and team coordination to meet project goals.</w:t>
+            </w:r>
           </w:p>
         </w:tc>
       </w:tr>
@@ -10029,7 +10105,7 @@
           <w:szCs w:val="36"/>
         </w:rPr>
       </w:pPr>
-      <w:bookmarkStart w:id="21" w:name="_Toc213921818"/>
+      <w:bookmarkStart w:id="22" w:name="_Toc213921818"/>
       <w:r>
         <w:rPr>
           <w:color w:val="47D459" w:themeColor="accent3" w:themeTint="99"/>
@@ -10046,7 +10122,7 @@
         </w:rPr>
         <w:t>Data Gathering Techniques</w:t>
       </w:r>
-      <w:bookmarkEnd w:id="21"/>
+      <w:bookmarkEnd w:id="22"/>
     </w:p>
     <w:p>
       <w:pPr>
@@ -10064,42 +10140,24 @@
           <w:numId w:val="12"/>
         </w:numPr>
         <w:rPr>
-          <w:rFonts w:asciiTheme="minorBidi" w:hAnsiTheme="minorBidi"/>
-          <w:sz w:val="24"/>
-          <w:szCs w:val="24"/>
-        </w:rPr>
-      </w:pPr>
-      <w:proofErr w:type="gramStart"/>
-      <w:r>
-        <w:rPr>
-          <w:rFonts w:asciiTheme="minorBidi" w:hAnsiTheme="minorBidi"/>
-          <w:sz w:val="24"/>
-          <w:szCs w:val="24"/>
-        </w:rPr>
-        <w:t>Interviews</w:t>
-      </w:r>
-      <w:r>
-        <w:rPr>
-          <w:rFonts w:asciiTheme="minorBidi" w:hAnsiTheme="minorBidi"/>
-          <w:sz w:val="24"/>
-          <w:szCs w:val="24"/>
-        </w:rPr>
-        <w:t xml:space="preserve"> </w:t>
-      </w:r>
-      <w:r>
-        <w:rPr>
-          <w:rFonts w:asciiTheme="minorBidi" w:hAnsiTheme="minorBidi"/>
-          <w:sz w:val="24"/>
-          <w:szCs w:val="24"/>
-        </w:rPr>
-        <w:t>:</w:t>
-      </w:r>
-      <w:proofErr w:type="gramEnd"/>
-      <w:r>
-        <w:rPr>
-          <w:rFonts w:asciiTheme="minorBidi" w:hAnsiTheme="minorBidi"/>
-          <w:sz w:val="24"/>
-          <w:szCs w:val="24"/>
+          <w:rFonts w:asciiTheme="minorHAnsi" w:hAnsiTheme="minorHAnsi"/>
+          <w:sz w:val="28"/>
+          <w:szCs w:val="28"/>
+        </w:rPr>
+      </w:pPr>
+      <w:r>
+        <w:rPr>
+          <w:rFonts w:asciiTheme="minorHAnsi" w:hAnsiTheme="minorHAnsi"/>
+          <w:sz w:val="28"/>
+          <w:szCs w:val="28"/>
+        </w:rPr>
+        <w:t>Interviews:</w:t>
+      </w:r>
+      <w:r>
+        <w:rPr>
+          <w:rFonts w:asciiTheme="minorHAnsi" w:hAnsiTheme="minorHAnsi"/>
+          <w:sz w:val="28"/>
+          <w:szCs w:val="28"/>
         </w:rPr>
         <w:t xml:space="preserve"> Conduct one-on-one interviews with potential users of the MONEY MAP, such as students, professionals, or families. Ask questions to understand their spending habits, budgeting challenges, and financial goals. Also gather input from financial advisors or experts to ensure the app’s features align with effective budgeting practices.</w:t>
       </w:r>
@@ -10108,9 +10166,9 @@
       <w:pPr>
         <w:pStyle w:val="PlainText"/>
         <w:rPr>
-          <w:rFonts w:asciiTheme="minorBidi" w:hAnsiTheme="minorBidi"/>
-          <w:sz w:val="24"/>
-          <w:szCs w:val="24"/>
+          <w:rFonts w:asciiTheme="minorHAnsi" w:hAnsiTheme="minorHAnsi"/>
+          <w:sz w:val="28"/>
+          <w:szCs w:val="28"/>
         </w:rPr>
       </w:pPr>
     </w:p>
@@ -10118,9 +10176,9 @@
       <w:pPr>
         <w:pStyle w:val="PlainText"/>
         <w:rPr>
-          <w:rFonts w:asciiTheme="minorBidi" w:hAnsiTheme="minorBidi"/>
-          <w:sz w:val="24"/>
-          <w:szCs w:val="24"/>
+          <w:rFonts w:asciiTheme="minorHAnsi" w:hAnsiTheme="minorHAnsi"/>
+          <w:sz w:val="28"/>
+          <w:szCs w:val="28"/>
         </w:rPr>
       </w:pPr>
     </w:p>
@@ -10132,68 +10190,145 @@
           <w:numId w:val="12"/>
         </w:numPr>
         <w:rPr>
-          <w:rFonts w:asciiTheme="minorBidi" w:hAnsiTheme="minorBidi"/>
-          <w:sz w:val="24"/>
-          <w:szCs w:val="24"/>
-        </w:rPr>
-      </w:pPr>
-      <w:r>
-        <w:rPr>
-          <w:rFonts w:asciiTheme="minorBidi" w:hAnsiTheme="minorBidi"/>
-          <w:sz w:val="24"/>
-          <w:szCs w:val="24"/>
+          <w:rFonts w:asciiTheme="minorHAnsi" w:hAnsiTheme="minorHAnsi"/>
+          <w:sz w:val="28"/>
+          <w:szCs w:val="28"/>
+        </w:rPr>
+      </w:pPr>
+      <w:r>
+        <w:rPr>
+          <w:rFonts w:asciiTheme="minorHAnsi" w:hAnsiTheme="minorHAnsi"/>
+          <w:sz w:val="28"/>
+          <w:szCs w:val="28"/>
         </w:rPr>
         <w:t>Surveys/</w:t>
       </w:r>
       <w:r>
         <w:rPr>
-          <w:rFonts w:asciiTheme="minorBidi" w:hAnsiTheme="minorBidi"/>
-          <w:sz w:val="24"/>
-          <w:szCs w:val="24"/>
+          <w:rFonts w:asciiTheme="minorHAnsi" w:hAnsiTheme="minorHAnsi"/>
+          <w:sz w:val="28"/>
+          <w:szCs w:val="28"/>
         </w:rPr>
         <w:t xml:space="preserve"> </w:t>
       </w:r>
-      <w:proofErr w:type="gramStart"/>
-      <w:r>
-        <w:rPr>
-          <w:rFonts w:asciiTheme="minorBidi" w:hAnsiTheme="minorBidi"/>
-          <w:sz w:val="24"/>
-          <w:szCs w:val="24"/>
-        </w:rPr>
-        <w:t>Questionnaires</w:t>
-      </w:r>
-      <w:r>
-        <w:rPr>
-          <w:rFonts w:asciiTheme="minorBidi" w:hAnsiTheme="minorBidi"/>
-          <w:sz w:val="24"/>
-          <w:szCs w:val="24"/>
+      <w:r>
+        <w:rPr>
+          <w:rFonts w:asciiTheme="minorHAnsi" w:hAnsiTheme="minorHAnsi"/>
+          <w:sz w:val="28"/>
+          <w:szCs w:val="28"/>
+        </w:rPr>
+        <w:t>Questionnaires:</w:t>
+      </w:r>
+      <w:r>
+        <w:rPr>
+          <w:rFonts w:asciiTheme="minorHAnsi" w:hAnsiTheme="minorHAnsi"/>
+          <w:sz w:val="28"/>
+          <w:szCs w:val="28"/>
         </w:rPr>
         <w:t xml:space="preserve"> </w:t>
       </w:r>
       <w:r>
         <w:rPr>
-          <w:rFonts w:asciiTheme="minorBidi" w:hAnsiTheme="minorBidi"/>
-          <w:sz w:val="24"/>
-          <w:szCs w:val="24"/>
+          <w:rFonts w:asciiTheme="minorHAnsi" w:hAnsiTheme="minorHAnsi"/>
+          <w:sz w:val="28"/>
+          <w:szCs w:val="28"/>
+        </w:rPr>
+        <w:t xml:space="preserve">Create surveys for potential Money Map users (students, professionals, families) to learn about their spending habits, </w:t>
+      </w:r>
+      <w:r>
+        <w:rPr>
+          <w:rFonts w:asciiTheme="minorHAnsi" w:hAnsiTheme="minorHAnsi"/>
+          <w:sz w:val="28"/>
+          <w:szCs w:val="28"/>
+        </w:rPr>
+        <w:lastRenderedPageBreak/>
+        <w:t>budgeting challenges, savings goals, and desired features. This helps identify trends and priorities so Money Map can offer the best experience.</w:t>
+      </w:r>
+    </w:p>
+    <w:p>
+      <w:pPr>
+        <w:pStyle w:val="PlainText"/>
+        <w:ind w:left="540"/>
+        <w:rPr>
+          <w:rFonts w:asciiTheme="minorHAnsi" w:hAnsiTheme="minorHAnsi"/>
+          <w:sz w:val="28"/>
+          <w:szCs w:val="28"/>
+        </w:rPr>
+      </w:pPr>
+    </w:p>
+    <w:p>
+      <w:pPr>
+        <w:pStyle w:val="NormalWeb"/>
+        <w:numPr>
+          <w:ilvl w:val="0"/>
+          <w:numId w:val="12"/>
+        </w:numPr>
+        <w:rPr>
+          <w:rFonts w:asciiTheme="minorHAnsi" w:hAnsiTheme="minorHAnsi"/>
+          <w:sz w:val="28"/>
+          <w:szCs w:val="28"/>
+        </w:rPr>
+      </w:pPr>
+      <w:r>
+        <w:rPr>
+          <w:rStyle w:val="Strong"/>
+          <w:rFonts w:asciiTheme="minorHAnsi" w:eastAsiaTheme="majorEastAsia" w:hAnsiTheme="minorHAnsi"/>
+          <w:b w:val="0"/>
+          <w:bCs w:val="0"/>
+          <w:sz w:val="28"/>
+          <w:szCs w:val="28"/>
+        </w:rPr>
+        <w:t xml:space="preserve">Document </w:t>
+      </w:r>
+      <w:r>
+        <w:rPr>
+          <w:rStyle w:val="Strong"/>
+          <w:rFonts w:asciiTheme="minorHAnsi" w:eastAsiaTheme="majorEastAsia" w:hAnsiTheme="minorHAnsi"/>
+          <w:b w:val="0"/>
+          <w:bCs w:val="0"/>
+          <w:sz w:val="28"/>
+          <w:szCs w:val="28"/>
+        </w:rPr>
+        <w:t>Analysis</w:t>
+      </w:r>
+      <w:r>
+        <w:rPr>
+          <w:rStyle w:val="Strong"/>
+          <w:rFonts w:asciiTheme="minorHAnsi" w:hAnsiTheme="minorHAnsi" w:hint="cs"/>
+          <w:b w:val="0"/>
+          <w:bCs w:val="0"/>
+          <w:sz w:val="28"/>
+          <w:szCs w:val="28"/>
+          <w:rtl/>
         </w:rPr>
         <w:t>:</w:t>
       </w:r>
-      <w:proofErr w:type="gramEnd"/>
-      <w:r>
-        <w:rPr>
-          <w:rFonts w:asciiTheme="minorBidi" w:hAnsiTheme="minorBidi"/>
-          <w:sz w:val="24"/>
-          <w:szCs w:val="24"/>
+      <w:r>
+        <w:rPr>
+          <w:rStyle w:val="Strong"/>
+          <w:rFonts w:asciiTheme="minorHAnsi" w:hAnsiTheme="minorHAnsi"/>
+          <w:b w:val="0"/>
+          <w:bCs w:val="0"/>
+          <w:sz w:val="28"/>
+          <w:szCs w:val="28"/>
         </w:rPr>
         <w:t xml:space="preserve"> </w:t>
       </w:r>
       <w:r>
         <w:rPr>
-          <w:rFonts w:asciiTheme="minorBidi" w:hAnsiTheme="minorBidi"/>
-          <w:sz w:val="24"/>
-          <w:szCs w:val="24"/>
-        </w:rPr>
-        <w:t>Create surveys for potential Money Map users (students, professionals, families) to learn about their spending habits, budgeting challenges, savings goals, and desired features. This helps identify trends and priorities so Money Map can offer the best experience.</w:t>
+          <w:rFonts w:asciiTheme="minorHAnsi" w:hAnsiTheme="minorHAnsi"/>
+          <w:sz w:val="28"/>
+          <w:szCs w:val="28"/>
+        </w:rPr>
+        <w:t>Reviewing bills, financial statements, and expense lists. To identify what type of data the system must suppor</w:t>
+      </w:r>
+      <w:r>
+        <w:rPr>
+          <w:rFonts w:asciiTheme="minorHAnsi" w:hAnsiTheme="minorHAnsi"/>
+          <w:sz w:val="28"/>
+          <w:szCs w:val="28"/>
+        </w:rPr>
+        <w:t>t.</w:t>
       </w:r>
     </w:p>
     <w:p>
@@ -10241,7 +10376,7 @@
           <w:rFonts w:ascii="Courier New" w:hAnsi="Courier New" w:cs="Courier New"/>
         </w:rPr>
       </w:pPr>
-      <w:bookmarkStart w:id="22" w:name="_Toc213921819"/>
+      <w:bookmarkStart w:id="23" w:name="_Toc213921819"/>
       <w:r>
         <w:rPr>
           <w:rStyle w:val="Heading2Char"/>
@@ -10278,7 +10413,7 @@
         </w:rPr>
         <w:t>Functional Requirements</w:t>
       </w:r>
-      <w:bookmarkEnd w:id="22"/>
+      <w:bookmarkEnd w:id="23"/>
       <w:r>
         <w:rPr>
           <w:rFonts w:ascii="Courier New" w:hAnsi="Courier New" w:cs="Courier New"/>
@@ -10342,7 +10477,6 @@
           <w:sz w:val="24"/>
           <w:szCs w:val="24"/>
         </w:rPr>
-        <w:lastRenderedPageBreak/>
         <w:t>For priority, 5 means highest and 1 means lowest priority.</w:t>
       </w:r>
     </w:p>
@@ -11676,13 +11810,23 @@
                 <w:szCs w:val="24"/>
               </w:rPr>
             </w:pPr>
-            <w:r>
-              <w:rPr>
-                <w:rFonts w:asciiTheme="majorBidi" w:hAnsiTheme="majorBidi" w:cstheme="majorBidi"/>
-                <w:sz w:val="24"/>
-                <w:szCs w:val="24"/>
-              </w:rPr>
-              <w:t>Helps manage account details easily.</w:t>
+            <w:proofErr w:type="gramStart"/>
+            <w:r>
+              <w:rPr>
+                <w:rFonts w:asciiTheme="majorBidi" w:hAnsiTheme="majorBidi" w:cstheme="majorBidi"/>
+                <w:sz w:val="24"/>
+                <w:szCs w:val="24"/>
+              </w:rPr>
+              <w:t>Helps</w:t>
+            </w:r>
+            <w:proofErr w:type="gramEnd"/>
+            <w:r>
+              <w:rPr>
+                <w:rFonts w:asciiTheme="majorBidi" w:hAnsiTheme="majorBidi" w:cstheme="majorBidi"/>
+                <w:sz w:val="24"/>
+                <w:szCs w:val="24"/>
+              </w:rPr>
+              <w:t xml:space="preserve"> manage account details easily.</w:t>
             </w:r>
           </w:p>
         </w:tc>
@@ -11712,6 +11856,7 @@
                 <w:sz w:val="24"/>
                 <w:szCs w:val="24"/>
               </w:rPr>
+              <w:lastRenderedPageBreak/>
               <w:t>FR5</w:t>
             </w:r>
           </w:p>
@@ -12454,8 +12599,18 @@
                 <w:sz w:val="24"/>
                 <w:szCs w:val="24"/>
               </w:rPr>
-              <w:t>Add expense</w:t>
-            </w:r>
+              <w:t xml:space="preserve">Add </w:t>
+            </w:r>
+            <w:proofErr w:type="gramStart"/>
+            <w:r>
+              <w:rPr>
+                <w:rFonts w:asciiTheme="majorBidi" w:hAnsiTheme="majorBidi" w:cstheme="majorBidi"/>
+                <w:sz w:val="24"/>
+                <w:szCs w:val="24"/>
+              </w:rPr>
+              <w:t>expense</w:t>
+            </w:r>
+            <w:proofErr w:type="gramEnd"/>
           </w:p>
           <w:p>
             <w:pPr>
@@ -12608,7 +12763,25 @@
                 <w:sz w:val="24"/>
                 <w:szCs w:val="24"/>
               </w:rPr>
-              <w:t>Core feature; should be simple and fast to use.</w:t>
+              <w:t xml:space="preserve">Core </w:t>
+            </w:r>
+            <w:proofErr w:type="gramStart"/>
+            <w:r>
+              <w:rPr>
+                <w:rFonts w:asciiTheme="majorBidi" w:hAnsiTheme="majorBidi" w:cstheme="majorBidi"/>
+                <w:sz w:val="24"/>
+                <w:szCs w:val="24"/>
+              </w:rPr>
+              <w:t>feature;</w:t>
+            </w:r>
+            <w:proofErr w:type="gramEnd"/>
+            <w:r>
+              <w:rPr>
+                <w:rFonts w:asciiTheme="majorBidi" w:hAnsiTheme="majorBidi" w:cstheme="majorBidi"/>
+                <w:sz w:val="24"/>
+                <w:szCs w:val="24"/>
+              </w:rPr>
+              <w:t xml:space="preserve"> should be simple and fast to use.</w:t>
             </w:r>
           </w:p>
         </w:tc>
@@ -12638,7 +12811,6 @@
                 <w:sz w:val="24"/>
                 <w:szCs w:val="24"/>
               </w:rPr>
-              <w:lastRenderedPageBreak/>
               <w:t>FR9</w:t>
             </w:r>
           </w:p>
@@ -12701,7 +12873,25 @@
                 <w:sz w:val="24"/>
                 <w:szCs w:val="24"/>
               </w:rPr>
-              <w:t>Display summary of income, expenses and saving.</w:t>
+              <w:t xml:space="preserve">Display summary of income, expenses and </w:t>
+            </w:r>
+            <w:proofErr w:type="gramStart"/>
+            <w:r>
+              <w:rPr>
+                <w:rFonts w:asciiTheme="majorBidi" w:hAnsiTheme="majorBidi" w:cstheme="majorBidi"/>
+                <w:sz w:val="24"/>
+                <w:szCs w:val="24"/>
+              </w:rPr>
+              <w:t>saving</w:t>
+            </w:r>
+            <w:proofErr w:type="gramEnd"/>
+            <w:r>
+              <w:rPr>
+                <w:rFonts w:asciiTheme="majorBidi" w:hAnsiTheme="majorBidi" w:cstheme="majorBidi"/>
+                <w:sz w:val="24"/>
+                <w:szCs w:val="24"/>
+              </w:rPr>
+              <w:t>.</w:t>
             </w:r>
           </w:p>
           <w:p>
@@ -13272,13 +13462,23 @@
                 <w:szCs w:val="24"/>
               </w:rPr>
             </w:pPr>
-            <w:r>
-              <w:rPr>
-                <w:rFonts w:asciiTheme="majorBidi" w:hAnsiTheme="majorBidi" w:cstheme="majorBidi"/>
-                <w:sz w:val="24"/>
-                <w:szCs w:val="24"/>
-              </w:rPr>
-              <w:t>Helps users stay within limits.</w:t>
+            <w:proofErr w:type="gramStart"/>
+            <w:r>
+              <w:rPr>
+                <w:rFonts w:asciiTheme="majorBidi" w:hAnsiTheme="majorBidi" w:cstheme="majorBidi"/>
+                <w:sz w:val="24"/>
+                <w:szCs w:val="24"/>
+              </w:rPr>
+              <w:t>Helps</w:t>
+            </w:r>
+            <w:proofErr w:type="gramEnd"/>
+            <w:r>
+              <w:rPr>
+                <w:rFonts w:asciiTheme="majorBidi" w:hAnsiTheme="majorBidi" w:cstheme="majorBidi"/>
+                <w:sz w:val="24"/>
+                <w:szCs w:val="24"/>
+              </w:rPr>
+              <w:t xml:space="preserve"> users stay within limits.</w:t>
             </w:r>
           </w:p>
         </w:tc>
@@ -13337,23 +13537,13 @@
                 <w:szCs w:val="24"/>
               </w:rPr>
             </w:pPr>
-            <w:proofErr w:type="spellStart"/>
-            <w:r>
-              <w:rPr>
-                <w:rFonts w:asciiTheme="majorBidi" w:hAnsiTheme="majorBidi" w:cstheme="majorBidi"/>
-                <w:sz w:val="24"/>
-                <w:szCs w:val="24"/>
-              </w:rPr>
-              <w:t>Darl</w:t>
-            </w:r>
-            <w:proofErr w:type="spellEnd"/>
-            <w:r>
-              <w:rPr>
-                <w:rFonts w:asciiTheme="majorBidi" w:hAnsiTheme="majorBidi" w:cstheme="majorBidi"/>
-                <w:sz w:val="24"/>
-                <w:szCs w:val="24"/>
-              </w:rPr>
-              <w:t>/light mode option</w:t>
+            <w:r>
+              <w:rPr>
+                <w:rFonts w:asciiTheme="majorBidi" w:hAnsiTheme="majorBidi" w:cstheme="majorBidi"/>
+                <w:sz w:val="24"/>
+                <w:szCs w:val="24"/>
+              </w:rPr>
+              <w:t>Darl/light mode option</w:t>
             </w:r>
           </w:p>
           <w:p>
@@ -13631,7 +13821,25 @@
                 <w:sz w:val="24"/>
                 <w:szCs w:val="24"/>
               </w:rPr>
-              <w:t>Suggest ways to save based on user spending.</w:t>
+              <w:t xml:space="preserve">Suggest ways to </w:t>
+            </w:r>
+            <w:proofErr w:type="gramStart"/>
+            <w:r>
+              <w:rPr>
+                <w:rFonts w:asciiTheme="majorBidi" w:hAnsiTheme="majorBidi" w:cstheme="majorBidi"/>
+                <w:sz w:val="24"/>
+                <w:szCs w:val="24"/>
+              </w:rPr>
+              <w:t>save</w:t>
+            </w:r>
+            <w:proofErr w:type="gramEnd"/>
+            <w:r>
+              <w:rPr>
+                <w:rFonts w:asciiTheme="majorBidi" w:hAnsiTheme="majorBidi" w:cstheme="majorBidi"/>
+                <w:sz w:val="24"/>
+                <w:szCs w:val="24"/>
+              </w:rPr>
+              <w:t xml:space="preserve"> based on user spending.</w:t>
             </w:r>
           </w:p>
           <w:p>
@@ -14080,6 +14288,7 @@
                 <w:sz w:val="24"/>
                 <w:szCs w:val="24"/>
               </w:rPr>
+              <w:lastRenderedPageBreak/>
               <w:t xml:space="preserve">An Ai-based agent that analyzes, </w:t>
             </w:r>
             <w:proofErr w:type="gramStart"/>
@@ -14089,6 +14298,7 @@
                 <w:sz w:val="24"/>
                 <w:szCs w:val="24"/>
               </w:rPr>
+              <w:lastRenderedPageBreak/>
               <w:t>spending ,</w:t>
             </w:r>
             <w:proofErr w:type="gramEnd"/>
@@ -14098,7 +14308,25 @@
                 <w:sz w:val="24"/>
                 <w:szCs w:val="24"/>
               </w:rPr>
-              <w:t xml:space="preserve"> give recommendations  and advice.</w:t>
+              <w:t xml:space="preserve"> give </w:t>
+            </w:r>
+            <w:proofErr w:type="gramStart"/>
+            <w:r>
+              <w:rPr>
+                <w:rFonts w:asciiTheme="majorBidi" w:hAnsiTheme="majorBidi" w:cstheme="majorBidi"/>
+                <w:sz w:val="24"/>
+                <w:szCs w:val="24"/>
+              </w:rPr>
+              <w:t>recommendations  and</w:t>
+            </w:r>
+            <w:proofErr w:type="gramEnd"/>
+            <w:r>
+              <w:rPr>
+                <w:rFonts w:asciiTheme="majorBidi" w:hAnsiTheme="majorBidi" w:cstheme="majorBidi"/>
+                <w:sz w:val="24"/>
+                <w:szCs w:val="24"/>
+              </w:rPr>
+              <w:t xml:space="preserve"> advice.</w:t>
             </w:r>
           </w:p>
           <w:p>
@@ -14140,6 +14368,7 @@
                 <w:szCs w:val="24"/>
                 <w:rtl/>
               </w:rPr>
+              <w:lastRenderedPageBreak/>
               <w:t>3</w:t>
             </w:r>
           </w:p>
@@ -14237,7 +14466,16 @@
                 <w:sz w:val="24"/>
                 <w:szCs w:val="24"/>
               </w:rPr>
-              <w:t>Offers smart insights and saving suggestions.</w:t>
+              <w:t xml:space="preserve">Offers smart insights and </w:t>
+            </w:r>
+            <w:r>
+              <w:rPr>
+                <w:rFonts w:asciiTheme="majorBidi" w:hAnsiTheme="majorBidi" w:cstheme="majorBidi"/>
+                <w:sz w:val="24"/>
+                <w:szCs w:val="24"/>
+              </w:rPr>
+              <w:lastRenderedPageBreak/>
+              <w:t>saving suggestions.</w:t>
             </w:r>
           </w:p>
         </w:tc>
@@ -14264,6 +14502,7 @@
                 <w:sz w:val="24"/>
                 <w:szCs w:val="24"/>
               </w:rPr>
+              <w:lastRenderedPageBreak/>
               <w:t>FR16</w:t>
             </w:r>
           </w:p>
@@ -15178,7 +15417,6 @@
                 <w:sz w:val="24"/>
                 <w:szCs w:val="24"/>
               </w:rPr>
-              <w:lastRenderedPageBreak/>
               <w:t>FR19</w:t>
             </w:r>
           </w:p>
@@ -15625,13 +15863,23 @@
                       <w14:ligatures w14:val="none"/>
                     </w:rPr>
                   </w:pPr>
+                  <w:proofErr w:type="gramStart"/>
                   <w:r>
                     <w:rPr>
                       <w:rFonts w:asciiTheme="majorBidi" w:eastAsia="Times New Roman" w:hAnsiTheme="majorBidi" w:cstheme="majorBidi"/>
                       <w:kern w:val="0"/>
                       <w14:ligatures w14:val="none"/>
                     </w:rPr>
-                    <w:t>Increases convenience by reducing manual entry.</w:t>
+                    <w:t>Increases</w:t>
+                  </w:r>
+                  <w:proofErr w:type="gramEnd"/>
+                  <w:r>
+                    <w:rPr>
+                      <w:rFonts w:asciiTheme="majorBidi" w:eastAsia="Times New Roman" w:hAnsiTheme="majorBidi" w:cstheme="majorBidi"/>
+                      <w:kern w:val="0"/>
+                      <w14:ligatures w14:val="none"/>
+                    </w:rPr>
+                    <w:t xml:space="preserve"> convenience by reducing manual entry.</w:t>
                   </w:r>
                 </w:p>
               </w:tc>
@@ -17124,7 +17372,16 @@
                       <w:kern w:val="0"/>
                       <w14:ligatures w14:val="none"/>
                     </w:rPr>
-                    <w:t>Generate automatic monthly summary reports showing total income, expenses, and savings.</w:t>
+                    <w:t xml:space="preserve">Generate automatic monthly summary reports showing total </w:t>
+                  </w:r>
+                  <w:r>
+                    <w:rPr>
+                      <w:rFonts w:asciiTheme="majorBidi" w:eastAsia="Times New Roman" w:hAnsiTheme="majorBidi" w:cstheme="majorBidi"/>
+                      <w:kern w:val="0"/>
+                      <w14:ligatures w14:val="none"/>
+                    </w:rPr>
+                    <w:lastRenderedPageBreak/>
+                    <w:t>income, expenses, and savings.</w:t>
                   </w:r>
                 </w:p>
               </w:tc>
@@ -17217,6 +17474,7 @@
                 <w:szCs w:val="24"/>
                 <w:rtl/>
               </w:rPr>
+              <w:lastRenderedPageBreak/>
               <w:t>3</w:t>
             </w:r>
           </w:p>
@@ -17311,13 +17569,23 @@
                       <w14:ligatures w14:val="none"/>
                     </w:rPr>
                   </w:pPr>
+                  <w:proofErr w:type="gramStart"/>
                   <w:r>
                     <w:rPr>
                       <w:rFonts w:asciiTheme="majorBidi" w:eastAsia="Times New Roman" w:hAnsiTheme="majorBidi" w:cstheme="majorBidi"/>
                       <w:kern w:val="0"/>
                       <w14:ligatures w14:val="none"/>
                     </w:rPr>
-                    <w:t>Helps users review and reflect on their spending.</w:t>
+                    <w:t>Helps</w:t>
+                  </w:r>
+                  <w:proofErr w:type="gramEnd"/>
+                  <w:r>
+                    <w:rPr>
+                      <w:rFonts w:asciiTheme="majorBidi" w:eastAsia="Times New Roman" w:hAnsiTheme="majorBidi" w:cstheme="majorBidi"/>
+                      <w:kern w:val="0"/>
+                      <w14:ligatures w14:val="none"/>
+                    </w:rPr>
+                    <w:t xml:space="preserve"> users review and reflect on their spending.</w:t>
                   </w:r>
                 </w:p>
               </w:tc>
@@ -18143,7 +18411,25 @@
                       <w:kern w:val="0"/>
                       <w14:ligatures w14:val="none"/>
                     </w:rPr>
-                    <w:t>Allow users to search transactions by specific date ranges.</w:t>
+                    <w:t xml:space="preserve">Allow users to </w:t>
+                  </w:r>
+                  <w:proofErr w:type="gramStart"/>
+                  <w:r>
+                    <w:rPr>
+                      <w:rFonts w:asciiTheme="majorBidi" w:eastAsia="Times New Roman" w:hAnsiTheme="majorBidi" w:cstheme="majorBidi"/>
+                      <w:kern w:val="0"/>
+                      <w14:ligatures w14:val="none"/>
+                    </w:rPr>
+                    <w:t>search</w:t>
+                  </w:r>
+                  <w:proofErr w:type="gramEnd"/>
+                  <w:r>
+                    <w:rPr>
+                      <w:rFonts w:asciiTheme="majorBidi" w:eastAsia="Times New Roman" w:hAnsiTheme="majorBidi" w:cstheme="majorBidi"/>
+                      <w:kern w:val="0"/>
+                      <w14:ligatures w14:val="none"/>
+                    </w:rPr>
+                    <w:t xml:space="preserve"> transactions by specific date ranges.</w:t>
                   </w:r>
                 </w:p>
               </w:tc>
@@ -18433,7 +18719,6 @@
                 <w:sz w:val="24"/>
                 <w:szCs w:val="24"/>
               </w:rPr>
-              <w:lastRenderedPageBreak/>
               <w:t>FR2</w:t>
             </w:r>
             <w:r>
@@ -19264,7 +19549,25 @@
                       <w:kern w:val="0"/>
                       <w14:ligatures w14:val="none"/>
                     </w:rPr>
-                    <w:t>Helps in offline record analysis.</w:t>
+                    <w:t xml:space="preserve">Helps </w:t>
+                  </w:r>
+                  <w:proofErr w:type="gramStart"/>
+                  <w:r>
+                    <w:rPr>
+                      <w:rFonts w:asciiTheme="majorBidi" w:eastAsia="Times New Roman" w:hAnsiTheme="majorBidi" w:cstheme="majorBidi"/>
+                      <w:kern w:val="0"/>
+                      <w14:ligatures w14:val="none"/>
+                    </w:rPr>
+                    <w:t>in</w:t>
+                  </w:r>
+                  <w:proofErr w:type="gramEnd"/>
+                  <w:r>
+                    <w:rPr>
+                      <w:rFonts w:asciiTheme="majorBidi" w:eastAsia="Times New Roman" w:hAnsiTheme="majorBidi" w:cstheme="majorBidi"/>
+                      <w:kern w:val="0"/>
+                      <w14:ligatures w14:val="none"/>
+                    </w:rPr>
+                    <w:t xml:space="preserve"> offline record analysis.</w:t>
                   </w:r>
                 </w:p>
               </w:tc>
@@ -19845,7 +20148,25 @@
                       <w:kern w:val="0"/>
                       <w14:ligatures w14:val="none"/>
                     </w:rPr>
-                    <w:t>by change the language</w:t>
+                    <w:t xml:space="preserve">by </w:t>
+                  </w:r>
+                  <w:proofErr w:type="gramStart"/>
+                  <w:r>
+                    <w:rPr>
+                      <w:rFonts w:asciiTheme="majorBidi" w:eastAsia="Times New Roman" w:hAnsiTheme="majorBidi" w:cstheme="majorBidi"/>
+                      <w:kern w:val="0"/>
+                      <w14:ligatures w14:val="none"/>
+                    </w:rPr>
+                    <w:t>change</w:t>
+                  </w:r>
+                  <w:proofErr w:type="gramEnd"/>
+                  <w:r>
+                    <w:rPr>
+                      <w:rFonts w:asciiTheme="majorBidi" w:eastAsia="Times New Roman" w:hAnsiTheme="majorBidi" w:cstheme="majorBidi"/>
+                      <w:kern w:val="0"/>
+                      <w14:ligatures w14:val="none"/>
+                    </w:rPr>
+                    <w:t xml:space="preserve"> the language</w:t>
                   </w:r>
                   <w:r>
                     <w:rPr>
@@ -20401,13 +20722,23 @@
                       <w14:ligatures w14:val="none"/>
                     </w:rPr>
                   </w:pPr>
+                  <w:proofErr w:type="gramStart"/>
                   <w:r>
                     <w:rPr>
                       <w:rFonts w:asciiTheme="majorBidi" w:eastAsia="Times New Roman" w:hAnsiTheme="majorBidi" w:cstheme="majorBidi"/>
                       <w:kern w:val="0"/>
                       <w14:ligatures w14:val="none"/>
                     </w:rPr>
-                    <w:t>Enhances financial security.</w:t>
+                    <w:t>Enhances</w:t>
+                  </w:r>
+                  <w:proofErr w:type="gramEnd"/>
+                  <w:r>
+                    <w:rPr>
+                      <w:rFonts w:asciiTheme="majorBidi" w:eastAsia="Times New Roman" w:hAnsiTheme="majorBidi" w:cstheme="majorBidi"/>
+                      <w:kern w:val="0"/>
+                      <w14:ligatures w14:val="none"/>
+                    </w:rPr>
+                    <w:t xml:space="preserve"> financial security.</w:t>
                   </w:r>
                 </w:p>
               </w:tc>
@@ -20679,7 +21010,34 @@
                       <w:kern w:val="0"/>
                       <w14:ligatures w14:val="none"/>
                     </w:rPr>
-                    <w:t xml:space="preserve">Use an Ai agent automatically predict the correct category for each expense </w:t>
+                    <w:t xml:space="preserve">Use an Ai agent </w:t>
+                  </w:r>
+                  <w:r>
+                    <w:rPr>
+                      <w:rFonts w:asciiTheme="majorBidi" w:eastAsia="Times New Roman" w:hAnsiTheme="majorBidi" w:cstheme="majorBidi"/>
+                      <w:kern w:val="0"/>
+                      <w14:ligatures w14:val="none"/>
+                    </w:rPr>
+                    <w:lastRenderedPageBreak/>
+                    <w:t xml:space="preserve">automatically </w:t>
+                  </w:r>
+                  <w:proofErr w:type="gramStart"/>
+                  <w:r>
+                    <w:rPr>
+                      <w:rFonts w:asciiTheme="majorBidi" w:eastAsia="Times New Roman" w:hAnsiTheme="majorBidi" w:cstheme="majorBidi"/>
+                      <w:kern w:val="0"/>
+                      <w14:ligatures w14:val="none"/>
+                    </w:rPr>
+                    <w:t>predict</w:t>
+                  </w:r>
+                  <w:proofErr w:type="gramEnd"/>
+                  <w:r>
+                    <w:rPr>
+                      <w:rFonts w:asciiTheme="majorBidi" w:eastAsia="Times New Roman" w:hAnsiTheme="majorBidi" w:cstheme="majorBidi"/>
+                      <w:kern w:val="0"/>
+                      <w14:ligatures w14:val="none"/>
+                    </w:rPr>
+                    <w:t xml:space="preserve"> the correct category for each expense </w:t>
                   </w:r>
                   <w:r>
                     <w:rPr>
@@ -20780,6 +21138,7 @@
                 <w:szCs w:val="24"/>
                 <w:rtl/>
               </w:rPr>
+              <w:lastRenderedPageBreak/>
               <w:t>3</w:t>
             </w:r>
           </w:p>
@@ -20880,7 +21239,16 @@
                       <w:kern w:val="0"/>
                       <w14:ligatures w14:val="none"/>
                     </w:rPr>
-                    <w:t>Reduces user effort and improves accuracy by learning from past expenses.</w:t>
+                    <w:t xml:space="preserve">Reduces user effort and </w:t>
+                  </w:r>
+                  <w:r>
+                    <w:rPr>
+                      <w:rFonts w:asciiTheme="majorBidi" w:eastAsia="Times New Roman" w:hAnsiTheme="majorBidi" w:cstheme="majorBidi"/>
+                      <w:kern w:val="0"/>
+                      <w14:ligatures w14:val="none"/>
+                    </w:rPr>
+                    <w:lastRenderedPageBreak/>
+                    <w:t>improves accuracy by learning from past expenses.</w:t>
                   </w:r>
                 </w:p>
                 <w:p>
@@ -20985,6 +21353,7 @@
                 <w:sz w:val="24"/>
                 <w:szCs w:val="24"/>
               </w:rPr>
+              <w:lastRenderedPageBreak/>
               <w:t>FR3</w:t>
             </w:r>
             <w:r>
@@ -21347,13 +21716,23 @@
                       <w14:ligatures w14:val="none"/>
                     </w:rPr>
                   </w:pPr>
+                  <w:proofErr w:type="gramStart"/>
                   <w:r>
                     <w:rPr>
                       <w:rFonts w:asciiTheme="majorBidi" w:eastAsia="Times New Roman" w:hAnsiTheme="majorBidi" w:cstheme="majorBidi"/>
                       <w:kern w:val="0"/>
                       <w14:ligatures w14:val="none"/>
                     </w:rPr>
-                    <w:t>Improves personalization.</w:t>
+                    <w:t>Improves</w:t>
+                  </w:r>
+                  <w:proofErr w:type="gramEnd"/>
+                  <w:r>
+                    <w:rPr>
+                      <w:rFonts w:asciiTheme="majorBidi" w:eastAsia="Times New Roman" w:hAnsiTheme="majorBidi" w:cstheme="majorBidi"/>
+                      <w:kern w:val="0"/>
+                      <w14:ligatures w14:val="none"/>
+                    </w:rPr>
+                    <w:t xml:space="preserve"> personalization.</w:t>
                   </w:r>
                 </w:p>
               </w:tc>
@@ -21450,7 +21829,6 @@
                 <w:sz w:val="24"/>
                 <w:szCs w:val="24"/>
               </w:rPr>
-              <w:lastRenderedPageBreak/>
               <w:t>FR3</w:t>
             </w:r>
             <w:r>
@@ -22131,11 +22509,19 @@
                 <w:rFonts w:asciiTheme="majorBidi" w:hAnsiTheme="majorBidi" w:cstheme="majorBidi"/>
               </w:rPr>
             </w:pPr>
-            <w:r>
-              <w:rPr>
-                <w:rFonts w:asciiTheme="majorBidi" w:hAnsiTheme="majorBidi" w:cstheme="majorBidi"/>
-              </w:rPr>
-              <w:t>Learns from user behavior over time, making predictions and insights more accurate.</w:t>
+            <w:proofErr w:type="gramStart"/>
+            <w:r>
+              <w:rPr>
+                <w:rFonts w:asciiTheme="majorBidi" w:hAnsiTheme="majorBidi" w:cstheme="majorBidi"/>
+              </w:rPr>
+              <w:t>Learns</w:t>
+            </w:r>
+            <w:proofErr w:type="gramEnd"/>
+            <w:r>
+              <w:rPr>
+                <w:rFonts w:asciiTheme="majorBidi" w:hAnsiTheme="majorBidi" w:cstheme="majorBidi"/>
+              </w:rPr>
+              <w:t xml:space="preserve"> from user behavior over time, making predictions and insights more accurate.</w:t>
             </w:r>
           </w:p>
           <w:p>
@@ -22186,7 +22572,7 @@
           <w:szCs w:val="36"/>
         </w:rPr>
       </w:pPr>
-      <w:bookmarkStart w:id="23" w:name="_Toc213921820"/>
+      <w:bookmarkStart w:id="24" w:name="_Toc213921820"/>
       <w:r>
         <w:rPr>
           <w:color w:val="47D459" w:themeColor="accent3" w:themeTint="99"/>
@@ -22219,7 +22605,7 @@
         </w:rPr>
         <w:t>Non-Functional Requirements</w:t>
       </w:r>
-      <w:bookmarkEnd w:id="23"/>
+      <w:bookmarkEnd w:id="24"/>
       <w:r>
         <w:rPr>
           <w:color w:val="47D459" w:themeColor="accent3" w:themeTint="99"/>
@@ -22525,6 +22911,7 @@
                 <w:sz w:val="24"/>
                 <w:szCs w:val="24"/>
               </w:rPr>
+              <w:lastRenderedPageBreak/>
               <w:t>2. Reliability</w:t>
             </w:r>
           </w:p>
@@ -23206,14 +23593,13 @@
           <w:lang w:bidi="ar-JO"/>
         </w:rPr>
       </w:pPr>
-      <w:bookmarkStart w:id="24" w:name="_Toc213921821"/>
+      <w:bookmarkStart w:id="25" w:name="_Toc213921821"/>
       <w:r>
         <w:rPr>
           <w:color w:val="47D459" w:themeColor="accent3" w:themeTint="99"/>
           <w:sz w:val="36"/>
           <w:szCs w:val="36"/>
         </w:rPr>
-        <w:lastRenderedPageBreak/>
         <w:t>3.</w:t>
       </w:r>
       <w:r>
@@ -23232,7 +23618,7 @@
         </w:rPr>
         <w:t>Domain Requirements</w:t>
       </w:r>
-      <w:bookmarkEnd w:id="24"/>
+      <w:bookmarkEnd w:id="25"/>
     </w:p>
     <w:p>
       <w:pPr>
@@ -23412,7 +23798,25 @@
                       <w:sz w:val="24"/>
                       <w:szCs w:val="24"/>
                     </w:rPr>
-                    <w:t>The system must calculate total income, expenses, and remaining balance accurately.</w:t>
+                    <w:t xml:space="preserve">The system must calculate total income, expenses, and </w:t>
+                  </w:r>
+                  <w:proofErr w:type="gramStart"/>
+                  <w:r>
+                    <w:rPr>
+                      <w:rFonts w:asciiTheme="minorHAnsi" w:hAnsiTheme="minorHAnsi" w:cs="Courier New"/>
+                      <w:sz w:val="24"/>
+                      <w:szCs w:val="24"/>
+                    </w:rPr>
+                    <w:t>remaining</w:t>
+                  </w:r>
+                  <w:proofErr w:type="gramEnd"/>
+                  <w:r>
+                    <w:rPr>
+                      <w:rFonts w:asciiTheme="minorHAnsi" w:hAnsiTheme="minorHAnsi" w:cs="Courier New"/>
+                      <w:sz w:val="24"/>
+                      <w:szCs w:val="24"/>
+                    </w:rPr>
+                    <w:t xml:space="preserve"> balance accurately.</w:t>
                   </w:r>
                 </w:p>
               </w:tc>
@@ -24149,7 +24553,7 @@
           <w:rtl/>
         </w:rPr>
       </w:pPr>
-      <w:bookmarkStart w:id="25" w:name="_Toc213921822"/>
+      <w:bookmarkStart w:id="26" w:name="_Toc213921822"/>
       <w:r>
         <w:rPr>
           <w:color w:val="47D459" w:themeColor="accent3" w:themeTint="99"/>
@@ -24166,7 +24570,7 @@
         </w:rPr>
         <w:t>Requirements Analysis and the Design</w:t>
       </w:r>
-      <w:bookmarkEnd w:id="25"/>
+      <w:bookmarkEnd w:id="26"/>
     </w:p>
     <w:p/>
     <w:p>
@@ -24206,6 +24610,7 @@
           <w:sz w:val="26"/>
           <w:szCs w:val="28"/>
         </w:rPr>
+        <w:lastRenderedPageBreak/>
         <w:t>FR1: User Registration</w:t>
       </w:r>
       <w:r>
@@ -24401,7 +24806,6 @@
           <w:sz w:val="30"/>
           <w:szCs w:val="32"/>
         </w:rPr>
-        <w:lastRenderedPageBreak/>
         <w:t>G2: Accounts &amp; Transaction Management</w:t>
       </w:r>
     </w:p>
@@ -24669,6 +25073,7 @@
           <w:sz w:val="26"/>
           <w:szCs w:val="28"/>
         </w:rPr>
+        <w:lastRenderedPageBreak/>
         <w:pict w14:anchorId="3A944275">
           <v:rect id="_x0000_i1026" style="width:0;height:1.5pt" o:hralign="center" o:hrstd="t" o:hr="t" fillcolor="#a0a0a0" stroked="f"/>
         </w:pict>
@@ -25093,6 +25498,7 @@
           <w:sz w:val="26"/>
           <w:szCs w:val="28"/>
         </w:rPr>
+        <w:lastRenderedPageBreak/>
         <w:t>FR26: Transaction Export</w:t>
       </w:r>
       <w:r>
@@ -25197,7 +25603,7 @@
           <w:szCs w:val="36"/>
         </w:rPr>
       </w:pPr>
-      <w:bookmarkStart w:id="26" w:name="_Toc213921823"/>
+      <w:bookmarkStart w:id="27" w:name="_Toc213921823"/>
     </w:p>
     <w:p>
       <w:pPr>
@@ -25244,7 +25650,7 @@
         </w:rPr>
         <w:t>Architecture Design</w:t>
       </w:r>
-      <w:bookmarkEnd w:id="26"/>
+      <w:bookmarkEnd w:id="27"/>
     </w:p>
     <w:p>
       <w:r>
@@ -25302,7 +25708,7 @@
           <w:rtl/>
         </w:rPr>
       </w:pPr>
-      <w:bookmarkStart w:id="27" w:name="_Toc213921824"/>
+      <w:bookmarkStart w:id="28" w:name="_Toc213921824"/>
       <w:r>
         <w:rPr>
           <w:b/>
@@ -25324,7 +25730,7 @@
         </w:rPr>
         <w:t>System Design</w:t>
       </w:r>
-      <w:bookmarkEnd w:id="27"/>
+      <w:bookmarkEnd w:id="28"/>
     </w:p>
     <w:p>
       <w:pPr>
@@ -25335,7 +25741,7 @@
           <w:szCs w:val="36"/>
         </w:rPr>
       </w:pPr>
-      <w:bookmarkStart w:id="28" w:name="_Toc213921825"/>
+      <w:bookmarkStart w:id="29" w:name="_Toc213921825"/>
       <w:r>
         <w:rPr>
           <w:color w:val="47D459" w:themeColor="accent3" w:themeTint="99"/>
@@ -25352,15 +25758,976 @@
         </w:rPr>
         <w:t>Class Diagram</w:t>
       </w:r>
-      <w:bookmarkEnd w:id="28"/>
-    </w:p>
+      <w:bookmarkEnd w:id="29"/>
+    </w:p>
+    <w:p/>
     <w:p>
       <w:r>
         <w:drawing>
-          <wp:inline distT="0" distB="0" distL="0" distR="0" wp14:anchorId="66C63B59" wp14:editId="5DDFA64A">
-            <wp:extent cx="5073911" cy="4915153"/>
+          <wp:inline distT="0" distB="0" distL="0" distR="0" wp14:anchorId="0632A5B0" wp14:editId="1D31A64A">
+            <wp:extent cx="5865495" cy="5949950"/>
+            <wp:effectExtent l="0" t="0" r="1905" b="0"/>
+            <wp:docPr id="1121215574" name="Picture 4"/>
+            <wp:cNvGraphicFramePr>
+              <a:graphicFrameLocks xmlns:a="http://schemas.openxmlformats.org/drawingml/2006/main" noChangeAspect="1"/>
+            </wp:cNvGraphicFramePr>
+            <a:graphic xmlns:a="http://schemas.openxmlformats.org/drawingml/2006/main">
+              <a:graphicData uri="http://schemas.openxmlformats.org/drawingml/2006/picture">
+                <pic:pic xmlns:pic="http://schemas.openxmlformats.org/drawingml/2006/picture">
+                  <pic:nvPicPr>
+                    <pic:cNvPr id="0" name="Picture 19"/>
+                    <pic:cNvPicPr>
+                      <a:picLocks noChangeAspect="1" noChangeArrowheads="1"/>
+                    </pic:cNvPicPr>
+                  </pic:nvPicPr>
+                  <pic:blipFill>
+                    <a:blip r:embed="rId7">
+                      <a:extLst>
+                        <a:ext uri="{28A0092B-C50C-407E-A947-70E740481C1C}">
+                          <a14:useLocalDpi xmlns:a14="http://schemas.microsoft.com/office/drawing/2010/main" val="0"/>
+                        </a:ext>
+                      </a:extLst>
+                    </a:blip>
+                    <a:srcRect/>
+                    <a:stretch>
+                      <a:fillRect/>
+                    </a:stretch>
+                  </pic:blipFill>
+                  <pic:spPr bwMode="auto">
+                    <a:xfrm>
+                      <a:off x="0" y="0"/>
+                      <a:ext cx="5865495" cy="5949950"/>
+                    </a:xfrm>
+                    <a:prstGeom prst="rect">
+                      <a:avLst/>
+                    </a:prstGeom>
+                    <a:noFill/>
+                    <a:ln>
+                      <a:noFill/>
+                    </a:ln>
+                  </pic:spPr>
+                </pic:pic>
+              </a:graphicData>
+            </a:graphic>
+          </wp:inline>
+        </w:drawing>
+      </w:r>
+    </w:p>
+    <w:p/>
+    <w:p>
+      <w:r>
+        <w:br w:type="page"/>
+      </w:r>
+    </w:p>
+    <w:p>
+      <w:pPr>
+        <w:pStyle w:val="Heading2"/>
+        <w:numPr>
+          <w:ilvl w:val="1"/>
+          <w:numId w:val="8"/>
+        </w:numPr>
+        <w:rPr>
+          <w:color w:val="47D459" w:themeColor="accent3" w:themeTint="99"/>
+          <w:sz w:val="36"/>
+          <w:szCs w:val="36"/>
+        </w:rPr>
+      </w:pPr>
+      <w:bookmarkStart w:id="30" w:name="_Toc213921826"/>
+      <w:r>
+        <w:rPr>
+          <w:color w:val="47D459" w:themeColor="accent3" w:themeTint="99"/>
+          <w:sz w:val="36"/>
+          <w:szCs w:val="36"/>
+        </w:rPr>
+        <w:lastRenderedPageBreak/>
+        <w:t>Use-Case Diagrams</w:t>
+      </w:r>
+      <w:bookmarkEnd w:id="30"/>
+    </w:p>
+    <w:p/>
+    <w:p>
+      <w:pPr>
+        <w:rPr>
+          <w:b/>
+          <w:bCs/>
+          <w:sz w:val="26"/>
+          <w:szCs w:val="28"/>
+        </w:rPr>
+      </w:pPr>
+      <w:r>
+        <w:rPr>
+          <w:b/>
+          <w:bCs/>
+          <w:sz w:val="26"/>
+          <w:szCs w:val="28"/>
+        </w:rPr>
+        <w:t>USERS</w:t>
+      </w:r>
+    </w:p>
+    <w:p>
+      <w:r>
+        <w:rPr>
+          <w:b/>
+          <w:bCs/>
+        </w:rPr>
+        <w:t>FR1 —</w:t>
+      </w:r>
+      <w:r>
+        <w:t xml:space="preserve"> User Registration</w:t>
+      </w:r>
+    </w:p>
+    <w:p>
+      <w:r>
+        <w:rPr>
+          <w:b/>
+          <w:bCs/>
+        </w:rPr>
+        <w:t>FR2 —</w:t>
+      </w:r>
+      <w:r>
+        <w:t xml:space="preserve"> User Login</w:t>
+      </w:r>
+      <w:r>
+        <w:rPr>
+          <w:rFonts w:hint="cs"/>
+          <w:rtl/>
+        </w:rPr>
+        <w:t xml:space="preserve">                     </w:t>
+      </w:r>
+    </w:p>
+    <w:p>
+      <w:r>
+        <w:rPr>
+          <w:b/>
+          <w:bCs/>
+        </w:rPr>
+        <w:t>FR3 —</w:t>
+      </w:r>
+      <w:r>
+        <w:t xml:space="preserve"> Password Recovery</w:t>
+      </w:r>
+    </w:p>
+    <w:p>
+      <w:r>
+        <w:rPr>
+          <w:b/>
+          <w:bCs/>
+        </w:rPr>
+        <w:t>FR4 —</w:t>
+      </w:r>
+      <w:r>
+        <w:t xml:space="preserve"> User Profile Management</w:t>
+      </w:r>
+    </w:p>
+    <w:p>
+      <w:r>
+        <w:rPr>
+          <w:b/>
+          <w:bCs/>
+        </w:rPr>
+        <w:t>FR5 —</w:t>
+      </w:r>
+      <w:r>
+        <w:t xml:space="preserve"> Edit/Delete Expense</w:t>
+      </w:r>
+    </w:p>
+    <w:p>
+      <w:r>
+        <w:rPr>
+          <w:b/>
+          <w:bCs/>
+        </w:rPr>
+        <w:t>FR6 —</w:t>
+      </w:r>
+      <w:r>
+        <w:t xml:space="preserve"> Add/Remove Accounts</w:t>
+      </w:r>
+    </w:p>
+    <w:p>
+      <w:r>
+        <w:rPr>
+          <w:b/>
+          <w:bCs/>
+        </w:rPr>
+        <w:t>FR7 —</w:t>
+      </w:r>
+      <w:r>
+        <w:t xml:space="preserve"> Search &amp; Filter Transactions</w:t>
+      </w:r>
+    </w:p>
+    <w:p>
+      <w:r>
+        <w:rPr>
+          <w:b/>
+          <w:bCs/>
+        </w:rPr>
+        <w:t>FR8 —</w:t>
+      </w:r>
+      <w:r>
+        <w:t xml:space="preserve"> Add Expense</w:t>
+      </w:r>
+    </w:p>
+    <w:p>
+      <w:r>
+        <w:rPr>
+          <w:b/>
+          <w:bCs/>
+        </w:rPr>
+        <w:t>FR9 —</w:t>
+      </w:r>
+      <w:r>
+        <w:t xml:space="preserve"> Dashboard Overview</w:t>
+      </w:r>
+    </w:p>
+    <w:p>
+      <w:r>
+        <w:rPr>
+          <w:b/>
+          <w:bCs/>
+        </w:rPr>
+        <w:t>FR10 —</w:t>
+      </w:r>
+      <w:r>
+        <w:t xml:space="preserve"> Data Visualization</w:t>
+      </w:r>
+    </w:p>
+    <w:p>
+      <w:r>
+        <w:rPr>
+          <w:b/>
+          <w:bCs/>
+        </w:rPr>
+        <w:t>FR11 —</w:t>
+      </w:r>
+      <w:r>
+        <w:t xml:space="preserve"> Spending Alerts</w:t>
+      </w:r>
+    </w:p>
+    <w:p>
+      <w:r>
+        <w:rPr>
+          <w:b/>
+          <w:bCs/>
+        </w:rPr>
+        <w:t>FR12 —</w:t>
+      </w:r>
+      <w:r>
+        <w:t xml:space="preserve"> Dark/Light Mode</w:t>
+      </w:r>
+    </w:p>
+    <w:p>
+      <w:r>
+        <w:rPr>
+          <w:b/>
+          <w:bCs/>
+        </w:rPr>
+        <w:t>FR13 —</w:t>
+      </w:r>
+      <w:r>
+        <w:t xml:space="preserve"> Saving Suggestions</w:t>
+      </w:r>
+    </w:p>
+    <w:p>
+      <w:r>
+        <w:rPr>
+          <w:b/>
+          <w:bCs/>
+        </w:rPr>
+        <w:t xml:space="preserve">FR14 — </w:t>
+      </w:r>
+      <w:r>
+        <w:t>Generate Reports</w:t>
+      </w:r>
+    </w:p>
+    <w:p>
+      <w:r>
+        <w:rPr>
+          <w:b/>
+          <w:bCs/>
+        </w:rPr>
+        <w:t>FR15 —</w:t>
+      </w:r>
+      <w:r>
+        <w:t xml:space="preserve"> AI Agent Assistant</w:t>
+      </w:r>
+    </w:p>
+    <w:p>
+      <w:r>
+        <w:rPr>
+          <w:b/>
+          <w:bCs/>
+        </w:rPr>
+        <w:t>FR16 —</w:t>
+      </w:r>
+      <w:r>
+        <w:t xml:space="preserve"> Multi-Currency Support</w:t>
+      </w:r>
+    </w:p>
+    <w:p>
+      <w:r>
+        <w:rPr>
+          <w:b/>
+          <w:bCs/>
+        </w:rPr>
+        <w:t>FR17 —</w:t>
+      </w:r>
+      <w:r>
+        <w:t xml:space="preserve"> Expense Categorization</w:t>
+      </w:r>
+    </w:p>
+    <w:p>
+      <w:r>
+        <w:rPr>
+          <w:b/>
+          <w:bCs/>
+        </w:rPr>
+        <w:t>FR18 —</w:t>
+      </w:r>
+      <w:r>
+        <w:t xml:space="preserve"> Budget Goal Setting</w:t>
+      </w:r>
+    </w:p>
+    <w:p>
+      <w:r>
+        <w:rPr>
+          <w:b/>
+          <w:bCs/>
+        </w:rPr>
+        <w:t>FR19 —</w:t>
+      </w:r>
+      <w:r>
+        <w:t xml:space="preserve"> Expense Receipt Upload</w:t>
+      </w:r>
+    </w:p>
+    <w:p>
+      <w:r>
+        <w:rPr>
+          <w:b/>
+          <w:bCs/>
+        </w:rPr>
+        <w:t>FR20 —</w:t>
+      </w:r>
+      <w:r>
+        <w:t xml:space="preserve"> Currency Conversion</w:t>
+      </w:r>
+    </w:p>
+    <w:p>
+      <w:r>
+        <w:rPr>
+          <w:b/>
+          <w:bCs/>
+        </w:rPr>
+        <w:t>FR21 —</w:t>
+      </w:r>
+      <w:r>
+        <w:t xml:space="preserve"> Data Backup and Restore</w:t>
+      </w:r>
+    </w:p>
+    <w:p>
+      <w:r>
+        <w:rPr>
+          <w:b/>
+          <w:bCs/>
+        </w:rPr>
+        <w:t>FR22 —</w:t>
+      </w:r>
+      <w:r>
+        <w:t xml:space="preserve"> Monthly Financial Report</w:t>
+      </w:r>
+    </w:p>
+    <w:p>
+      <w:r>
+        <w:rPr>
+          <w:b/>
+          <w:bCs/>
+        </w:rPr>
+        <w:t>FR23 —</w:t>
+      </w:r>
+      <w:r>
+        <w:t xml:space="preserve"> Spending Category Analysis</w:t>
+      </w:r>
+    </w:p>
+    <w:p>
+      <w:pPr>
+        <w:rPr>
+          <w:rtl/>
+        </w:rPr>
+      </w:pPr>
+    </w:p>
+    <w:p>
+      <w:r>
+        <w:rPr>
+          <w:b/>
+          <w:bCs/>
+        </w:rPr>
+        <w:t>FR24 —</w:t>
+      </w:r>
+      <w:r>
+        <w:t xml:space="preserve"> Search by Date Range</w:t>
+      </w:r>
+    </w:p>
+    <w:p>
+      <w:r>
+        <w:rPr>
+          <w:b/>
+          <w:bCs/>
+        </w:rPr>
+        <w:t>FR25 —</w:t>
+      </w:r>
+      <w:r>
+        <w:t xml:space="preserve"> Goal Achievement Notifications</w:t>
+      </w:r>
+    </w:p>
+    <w:p>
+      <w:r>
+        <w:rPr>
+          <w:b/>
+          <w:bCs/>
+        </w:rPr>
+        <w:t>FR26 —</w:t>
+      </w:r>
+      <w:r>
+        <w:t xml:space="preserve"> Transaction Export</w:t>
+      </w:r>
+    </w:p>
+    <w:p>
+      <w:r>
+        <w:rPr>
+          <w:b/>
+          <w:bCs/>
+        </w:rPr>
+        <w:t>FR27 —</w:t>
+      </w:r>
+      <w:r>
+        <w:t xml:space="preserve"> Language Support</w:t>
+      </w:r>
+    </w:p>
+    <w:p>
+      <w:r>
+        <w:rPr>
+          <w:b/>
+          <w:bCs/>
+        </w:rPr>
+        <w:t>FR28 —</w:t>
+      </w:r>
+      <w:r>
+        <w:t xml:space="preserve"> AI Fraud Detection</w:t>
+      </w:r>
+    </w:p>
+    <w:p>
+      <w:r>
+        <w:rPr>
+          <w:b/>
+          <w:bCs/>
+        </w:rPr>
+        <w:t>FR29 —</w:t>
+      </w:r>
+      <w:r>
+        <w:t xml:space="preserve"> AI-Based Categorization</w:t>
+      </w:r>
+    </w:p>
+    <w:p>
+      <w:r>
+        <w:rPr>
+          <w:b/>
+          <w:bCs/>
+        </w:rPr>
+        <w:t>FR30 —</w:t>
+      </w:r>
+      <w:r>
+        <w:t xml:space="preserve"> Custom Category Creation</w:t>
+      </w:r>
+    </w:p>
+    <w:p>
+      <w:r>
+        <w:rPr>
+          <w:b/>
+          <w:bCs/>
+        </w:rPr>
+        <w:t>FR31 —</w:t>
+      </w:r>
+      <w:r>
+        <w:t xml:space="preserve"> Secure Logout &amp; Auto Timeout</w:t>
+      </w:r>
+    </w:p>
+    <w:p>
+      <w:r>
+        <w:rPr>
+          <w:b/>
+          <w:bCs/>
+        </w:rPr>
+        <w:t>FR32 —</w:t>
+      </w:r>
+      <w:r>
+        <w:t xml:space="preserve"> AI-Driven Spending Insights &amp; Categorization</w:t>
+      </w:r>
+    </w:p>
+    <w:p/>
+    <w:p>
+      <w:pPr>
+        <w:rPr>
+          <w:b/>
+          <w:bCs/>
+          <w:sz w:val="26"/>
+          <w:szCs w:val="28"/>
+        </w:rPr>
+      </w:pPr>
+      <w:r>
+        <w:rPr>
+          <w:b/>
+          <w:bCs/>
+          <w:sz w:val="26"/>
+          <w:szCs w:val="28"/>
+        </w:rPr>
+        <w:t>PRODUCT MANGER</w:t>
+      </w:r>
+    </w:p>
+    <w:p>
+      <w:r>
+        <w:rPr>
+          <w:b/>
+          <w:bCs/>
+        </w:rPr>
+        <w:t>FR9 —</w:t>
+      </w:r>
+      <w:r>
+        <w:t xml:space="preserve"> Dashboard Overview</w:t>
+      </w:r>
+    </w:p>
+    <w:p>
+      <w:r>
+        <w:rPr>
+          <w:b/>
+          <w:bCs/>
+        </w:rPr>
+        <w:t>FR10 —</w:t>
+      </w:r>
+      <w:r>
+        <w:t xml:space="preserve"> Data Visualization</w:t>
+      </w:r>
+    </w:p>
+    <w:p>
+      <w:r>
+        <w:rPr>
+          <w:b/>
+          <w:bCs/>
+        </w:rPr>
+        <w:t>FR13 —</w:t>
+      </w:r>
+      <w:r>
+        <w:t xml:space="preserve"> Saving Suggestions</w:t>
+      </w:r>
+    </w:p>
+    <w:p>
+      <w:r>
+        <w:rPr>
+          <w:b/>
+          <w:bCs/>
+        </w:rPr>
+        <w:t>FR14 —</w:t>
+      </w:r>
+      <w:r>
+        <w:t xml:space="preserve"> Generate Reports</w:t>
+      </w:r>
+    </w:p>
+    <w:p>
+      <w:r>
+        <w:rPr>
+          <w:b/>
+          <w:bCs/>
+        </w:rPr>
+        <w:t>FR15 —</w:t>
+      </w:r>
+      <w:r>
+        <w:t xml:space="preserve"> AI Agent Assistant</w:t>
+      </w:r>
+    </w:p>
+    <w:p>
+      <w:r>
+        <w:rPr>
+          <w:b/>
+          <w:bCs/>
+        </w:rPr>
+        <w:t>FR18 —</w:t>
+      </w:r>
+      <w:r>
+        <w:t xml:space="preserve"> Budget Goal Setting</w:t>
+      </w:r>
+    </w:p>
+    <w:p>
+      <w:r>
+        <w:rPr>
+          <w:b/>
+          <w:bCs/>
+        </w:rPr>
+        <w:t>FR22 —</w:t>
+      </w:r>
+      <w:r>
+        <w:t xml:space="preserve"> Monthly Financial Report</w:t>
+      </w:r>
+    </w:p>
+    <w:p>
+      <w:r>
+        <w:rPr>
+          <w:b/>
+          <w:bCs/>
+        </w:rPr>
+        <w:t>FR23 —</w:t>
+      </w:r>
+      <w:r>
+        <w:t xml:space="preserve"> Spending Category Analysis</w:t>
+      </w:r>
+    </w:p>
+    <w:p>
+      <w:r>
+        <w:rPr>
+          <w:b/>
+          <w:bCs/>
+        </w:rPr>
+        <w:t>FR25 —</w:t>
+      </w:r>
+      <w:r>
+        <w:t xml:space="preserve"> Goal Achievement Notifications</w:t>
+      </w:r>
+    </w:p>
+    <w:p>
+      <w:r>
+        <w:rPr>
+          <w:b/>
+          <w:bCs/>
+        </w:rPr>
+        <w:t>FR28 —</w:t>
+      </w:r>
+      <w:r>
+        <w:t xml:space="preserve"> AI Fraud Detection</w:t>
+      </w:r>
+    </w:p>
+    <w:p>
+      <w:r>
+        <w:rPr>
+          <w:b/>
+          <w:bCs/>
+        </w:rPr>
+        <w:t>FR32 —</w:t>
+      </w:r>
+      <w:r>
+        <w:t xml:space="preserve"> AI-Driven Spending Insights &amp; Categorization</w:t>
+      </w:r>
+    </w:p>
+    <w:p/>
+    <w:p/>
+    <w:p/>
+    <w:p>
+      <w:pPr>
+        <w:pStyle w:val="PlainText"/>
+        <w:rPr>
+          <w:rFonts w:ascii="Courier New" w:hAnsi="Courier New" w:cs="Courier New"/>
+          <w:rtl/>
+        </w:rPr>
+      </w:pPr>
+      <w:r>
+        <w:rPr>
+          <w:noProof/>
+        </w:rPr>
+        <w:lastRenderedPageBreak/>
+        <w:drawing>
+          <wp:anchor distT="0" distB="0" distL="114300" distR="114300" simplePos="0" relativeHeight="251659264" behindDoc="1" locked="0" layoutInCell="1" allowOverlap="1" wp14:anchorId="0F2B900D" wp14:editId="229A4A0D">
+            <wp:simplePos x="0" y="0"/>
+            <wp:positionH relativeFrom="page">
+              <wp:align>left</wp:align>
+            </wp:positionH>
+            <wp:positionV relativeFrom="paragraph">
+              <wp:posOffset>-171450</wp:posOffset>
+            </wp:positionV>
+            <wp:extent cx="7913488" cy="3657600"/>
             <wp:effectExtent l="0" t="0" r="0" b="0"/>
-            <wp:docPr id="2" name="Picture 2"/>
+            <wp:wrapNone/>
+            <wp:docPr id="3" name="Picture 3"/>
+            <wp:cNvGraphicFramePr>
+              <a:graphicFrameLocks xmlns:a="http://schemas.openxmlformats.org/drawingml/2006/main" noChangeAspect="1"/>
+            </wp:cNvGraphicFramePr>
+            <a:graphic xmlns:a="http://schemas.openxmlformats.org/drawingml/2006/main">
+              <a:graphicData uri="http://schemas.openxmlformats.org/drawingml/2006/picture">
+                <pic:pic xmlns:pic="http://schemas.openxmlformats.org/drawingml/2006/picture">
+                  <pic:nvPicPr>
+                    <pic:cNvPr id="0" name="Picture 4"/>
+                    <pic:cNvPicPr>
+                      <a:picLocks noChangeAspect="1" noChangeArrowheads="1"/>
+                    </pic:cNvPicPr>
+                  </pic:nvPicPr>
+                  <pic:blipFill>
+                    <a:blip r:embed="rId8">
+                      <a:extLst>
+                        <a:ext uri="{28A0092B-C50C-407E-A947-70E740481C1C}">
+                          <a14:useLocalDpi xmlns:a14="http://schemas.microsoft.com/office/drawing/2010/main" val="0"/>
+                        </a:ext>
+                      </a:extLst>
+                    </a:blip>
+                    <a:srcRect/>
+                    <a:stretch>
+                      <a:fillRect/>
+                    </a:stretch>
+                  </pic:blipFill>
+                  <pic:spPr bwMode="auto">
+                    <a:xfrm>
+                      <a:off x="0" y="0"/>
+                      <a:ext cx="7919862" cy="3660546"/>
+                    </a:xfrm>
+                    <a:prstGeom prst="rect">
+                      <a:avLst/>
+                    </a:prstGeom>
+                    <a:noFill/>
+                    <a:ln>
+                      <a:noFill/>
+                    </a:ln>
+                  </pic:spPr>
+                </pic:pic>
+              </a:graphicData>
+            </a:graphic>
+            <wp14:sizeRelH relativeFrom="margin">
+              <wp14:pctWidth>0</wp14:pctWidth>
+            </wp14:sizeRelH>
+            <wp14:sizeRelV relativeFrom="margin">
+              <wp14:pctHeight>0</wp14:pctHeight>
+            </wp14:sizeRelV>
+          </wp:anchor>
+        </w:drawing>
+      </w:r>
+    </w:p>
+    <w:p>
+      <w:pPr>
+        <w:pStyle w:val="PlainText"/>
+        <w:rPr>
+          <w:rFonts w:ascii="Courier New" w:hAnsi="Courier New" w:cs="Courier New"/>
+          <w:rtl/>
+        </w:rPr>
+      </w:pPr>
+    </w:p>
+    <w:p>
+      <w:pPr>
+        <w:pStyle w:val="PlainText"/>
+        <w:rPr>
+          <w:rFonts w:ascii="Courier New" w:hAnsi="Courier New" w:cs="Courier New"/>
+        </w:rPr>
+      </w:pPr>
+    </w:p>
+    <w:p>
+      <w:pPr>
+        <w:pStyle w:val="PlainText"/>
+        <w:rPr>
+          <w:rFonts w:ascii="Courier New" w:hAnsi="Courier New" w:cs="Courier New"/>
+        </w:rPr>
+      </w:pPr>
+    </w:p>
+    <w:p>
+      <w:pPr>
+        <w:pStyle w:val="PlainText"/>
+        <w:rPr>
+          <w:rFonts w:ascii="Courier New" w:hAnsi="Courier New" w:cs="Courier New"/>
+        </w:rPr>
+      </w:pPr>
+    </w:p>
+    <w:p>
+      <w:pPr>
+        <w:pStyle w:val="PlainText"/>
+        <w:rPr>
+          <w:rFonts w:ascii="Courier New" w:hAnsi="Courier New" w:cs="Courier New"/>
+        </w:rPr>
+      </w:pPr>
+    </w:p>
+    <w:p>
+      <w:pPr>
+        <w:pStyle w:val="PlainText"/>
+        <w:rPr>
+          <w:rFonts w:ascii="Courier New" w:hAnsi="Courier New" w:cs="Courier New"/>
+        </w:rPr>
+      </w:pPr>
+    </w:p>
+    <w:p>
+      <w:pPr>
+        <w:pStyle w:val="PlainText"/>
+        <w:rPr>
+          <w:rFonts w:ascii="Courier New" w:hAnsi="Courier New" w:cs="Courier New"/>
+        </w:rPr>
+      </w:pPr>
+    </w:p>
+    <w:p>
+      <w:pPr>
+        <w:pStyle w:val="PlainText"/>
+        <w:rPr>
+          <w:rFonts w:ascii="Courier New" w:hAnsi="Courier New" w:cs="Courier New"/>
+        </w:rPr>
+      </w:pPr>
+    </w:p>
+    <w:p>
+      <w:pPr>
+        <w:pStyle w:val="PlainText"/>
+        <w:rPr>
+          <w:rFonts w:ascii="Courier New" w:hAnsi="Courier New" w:cs="Courier New"/>
+        </w:rPr>
+      </w:pPr>
+    </w:p>
+    <w:p>
+      <w:pPr>
+        <w:pStyle w:val="PlainText"/>
+        <w:rPr>
+          <w:rFonts w:ascii="Courier New" w:hAnsi="Courier New" w:cs="Courier New"/>
+        </w:rPr>
+      </w:pPr>
+    </w:p>
+    <w:p>
+      <w:pPr>
+        <w:pStyle w:val="PlainText"/>
+        <w:rPr>
+          <w:rFonts w:ascii="Courier New" w:hAnsi="Courier New" w:cs="Courier New"/>
+        </w:rPr>
+      </w:pPr>
+    </w:p>
+    <w:p>
+      <w:pPr>
+        <w:pStyle w:val="PlainText"/>
+        <w:rPr>
+          <w:rFonts w:ascii="Courier New" w:hAnsi="Courier New" w:cs="Courier New"/>
+        </w:rPr>
+      </w:pPr>
+    </w:p>
+    <w:p>
+      <w:pPr>
+        <w:pStyle w:val="PlainText"/>
+        <w:rPr>
+          <w:rFonts w:ascii="Courier New" w:hAnsi="Courier New" w:cs="Courier New"/>
+        </w:rPr>
+      </w:pPr>
+    </w:p>
+    <w:p>
+      <w:pPr>
+        <w:pStyle w:val="PlainText"/>
+        <w:rPr>
+          <w:rFonts w:ascii="Courier New" w:hAnsi="Courier New" w:cs="Courier New"/>
+        </w:rPr>
+      </w:pPr>
+    </w:p>
+    <w:p>
+      <w:pPr>
+        <w:pStyle w:val="PlainText"/>
+        <w:rPr>
+          <w:rFonts w:ascii="Courier New" w:hAnsi="Courier New" w:cs="Courier New"/>
+        </w:rPr>
+      </w:pPr>
+    </w:p>
+    <w:p>
+      <w:pPr>
+        <w:pStyle w:val="PlainText"/>
+        <w:rPr>
+          <w:rFonts w:ascii="Courier New" w:hAnsi="Courier New" w:cs="Courier New"/>
+        </w:rPr>
+      </w:pPr>
+    </w:p>
+    <w:p>
+      <w:pPr>
+        <w:pStyle w:val="PlainText"/>
+        <w:rPr>
+          <w:rFonts w:ascii="Courier New" w:hAnsi="Courier New" w:cs="Courier New"/>
+        </w:rPr>
+      </w:pPr>
+    </w:p>
+    <w:p>
+      <w:pPr>
+        <w:pStyle w:val="PlainText"/>
+        <w:rPr>
+          <w:rFonts w:ascii="Courier New" w:hAnsi="Courier New" w:cs="Courier New"/>
+        </w:rPr>
+      </w:pPr>
+    </w:p>
+    <w:p>
+      <w:pPr>
+        <w:pStyle w:val="PlainText"/>
+        <w:rPr>
+          <w:rFonts w:ascii="Courier New" w:hAnsi="Courier New" w:cs="Courier New"/>
+        </w:rPr>
+      </w:pPr>
+    </w:p>
+    <w:p>
+      <w:pPr>
+        <w:pStyle w:val="PlainText"/>
+        <w:rPr>
+          <w:rFonts w:ascii="Courier New" w:hAnsi="Courier New" w:cs="Courier New"/>
+        </w:rPr>
+      </w:pPr>
+    </w:p>
+    <w:p>
+      <w:pPr>
+        <w:jc w:val="center"/>
+        <w:rPr>
+          <w:rFonts w:ascii="Courier New" w:hAnsi="Courier New" w:cs="Courier New"/>
+          <w:b/>
+          <w:bCs/>
+          <w:sz w:val="36"/>
+          <w:szCs w:val="44"/>
+        </w:rPr>
+      </w:pPr>
+    </w:p>
+    <w:p>
+      <w:pPr>
+        <w:jc w:val="center"/>
+        <w:rPr>
+          <w:rFonts w:ascii="Courier New" w:hAnsi="Courier New" w:cs="Courier New"/>
+          <w:b/>
+          <w:bCs/>
+          <w:sz w:val="36"/>
+          <w:szCs w:val="44"/>
+        </w:rPr>
+      </w:pPr>
+      <w:r>
+        <w:rPr>
+          <w:rFonts w:ascii="Courier New" w:hAnsi="Courier New" w:cs="Courier New"/>
+          <w:b/>
+          <w:bCs/>
+          <w:sz w:val="36"/>
+          <w:szCs w:val="44"/>
+        </w:rPr>
+        <w:t xml:space="preserve"> </w:t>
+      </w:r>
+      <w:r>
+        <w:rPr>
+          <w:rFonts w:ascii="Courier New" w:hAnsi="Courier New" w:cs="Courier New"/>
+          <w:b/>
+          <w:bCs/>
+          <w:sz w:val="36"/>
+          <w:szCs w:val="44"/>
+        </w:rPr>
+        <w:t xml:space="preserve"> USERS</w:t>
+      </w:r>
+    </w:p>
+    <w:p>
+      <w:pPr>
+        <w:jc w:val="center"/>
+        <w:rPr>
+          <w:rFonts w:ascii="Courier New" w:hAnsi="Courier New" w:cs="Courier New"/>
+          <w:b/>
+          <w:bCs/>
+          <w:sz w:val="36"/>
+          <w:szCs w:val="44"/>
+        </w:rPr>
+      </w:pPr>
+      <w:r>
+        <w:rPr>
+          <w:rFonts w:ascii="Courier New" w:hAnsi="Courier New" w:cs="Courier New"/>
+          <w:noProof/>
+        </w:rPr>
+        <w:drawing>
+          <wp:anchor distT="0" distB="0" distL="114300" distR="114300" simplePos="0" relativeHeight="251660288" behindDoc="1" locked="0" layoutInCell="1" allowOverlap="1" wp14:anchorId="2196F149" wp14:editId="5ED0FFD2">
+            <wp:simplePos x="0" y="0"/>
+            <wp:positionH relativeFrom="page">
+              <wp:align>right</wp:align>
+            </wp:positionH>
+            <wp:positionV relativeFrom="paragraph">
+              <wp:posOffset>173355</wp:posOffset>
+            </wp:positionV>
+            <wp:extent cx="7876636" cy="3752850"/>
+            <wp:effectExtent l="0" t="0" r="0" b="0"/>
+            <wp:wrapNone/>
+            <wp:docPr id="4" name="Picture 4"/>
             <wp:cNvGraphicFramePr>
               <a:graphicFrameLocks xmlns:a="http://schemas.openxmlformats.org/drawingml/2006/main" noChangeAspect="1"/>
             </wp:cNvGraphicFramePr>
@@ -25372,7 +26739,13 @@
                     <pic:cNvPicPr/>
                   </pic:nvPicPr>
                   <pic:blipFill>
-                    <a:blip r:embed="rId7"/>
+                    <a:blip r:embed="rId9">
+                      <a:extLst>
+                        <a:ext uri="{28A0092B-C50C-407E-A947-70E740481C1C}">
+                          <a14:useLocalDpi xmlns:a14="http://schemas.microsoft.com/office/drawing/2010/main" val="0"/>
+                        </a:ext>
+                      </a:extLst>
+                    </a:blip>
                     <a:stretch>
                       <a:fillRect/>
                     </a:stretch>
@@ -25380,7 +26753,290 @@
                   <pic:spPr>
                     <a:xfrm>
                       <a:off x="0" y="0"/>
-                      <a:ext cx="5073911" cy="4915153"/>
+                      <a:ext cx="7876636" cy="3752850"/>
+                    </a:xfrm>
+                    <a:prstGeom prst="rect">
+                      <a:avLst/>
+                    </a:prstGeom>
+                  </pic:spPr>
+                </pic:pic>
+              </a:graphicData>
+            </a:graphic>
+            <wp14:sizeRelH relativeFrom="margin">
+              <wp14:pctWidth>0</wp14:pctWidth>
+            </wp14:sizeRelH>
+            <wp14:sizeRelV relativeFrom="margin">
+              <wp14:pctHeight>0</wp14:pctHeight>
+            </wp14:sizeRelV>
+          </wp:anchor>
+        </w:drawing>
+      </w:r>
+    </w:p>
+    <w:p>
+      <w:pPr>
+        <w:pStyle w:val="PlainText"/>
+        <w:rPr>
+          <w:rFonts w:ascii="Courier New" w:hAnsi="Courier New" w:cs="Courier New"/>
+        </w:rPr>
+      </w:pPr>
+    </w:p>
+    <w:p>
+      <w:pPr>
+        <w:pStyle w:val="PlainText"/>
+        <w:rPr>
+          <w:rFonts w:ascii="Courier New" w:hAnsi="Courier New" w:cs="Courier New"/>
+        </w:rPr>
+      </w:pPr>
+    </w:p>
+    <w:p>
+      <w:pPr>
+        <w:pStyle w:val="PlainText"/>
+        <w:rPr>
+          <w:rFonts w:ascii="Courier New" w:hAnsi="Courier New" w:cs="Courier New"/>
+        </w:rPr>
+      </w:pPr>
+    </w:p>
+    <w:p>
+      <w:pPr>
+        <w:pStyle w:val="PlainText"/>
+        <w:rPr>
+          <w:rFonts w:ascii="Courier New" w:hAnsi="Courier New" w:cs="Courier New"/>
+        </w:rPr>
+      </w:pPr>
+    </w:p>
+    <w:p>
+      <w:pPr>
+        <w:pStyle w:val="PlainText"/>
+        <w:rPr>
+          <w:rFonts w:ascii="Courier New" w:hAnsi="Courier New" w:cs="Courier New"/>
+        </w:rPr>
+      </w:pPr>
+    </w:p>
+    <w:p>
+      <w:pPr>
+        <w:pStyle w:val="PlainText"/>
+        <w:rPr>
+          <w:rFonts w:ascii="Courier New" w:hAnsi="Courier New" w:cs="Courier New"/>
+        </w:rPr>
+      </w:pPr>
+    </w:p>
+    <w:p>
+      <w:pPr>
+        <w:pStyle w:val="PlainText"/>
+        <w:rPr>
+          <w:rFonts w:ascii="Courier New" w:hAnsi="Courier New" w:cs="Courier New"/>
+        </w:rPr>
+      </w:pPr>
+    </w:p>
+    <w:p>
+      <w:pPr>
+        <w:pStyle w:val="PlainText"/>
+        <w:rPr>
+          <w:rFonts w:ascii="Courier New" w:hAnsi="Courier New" w:cs="Courier New"/>
+        </w:rPr>
+      </w:pPr>
+    </w:p>
+    <w:p>
+      <w:pPr>
+        <w:pStyle w:val="PlainText"/>
+        <w:rPr>
+          <w:rFonts w:ascii="Courier New" w:hAnsi="Courier New" w:cs="Courier New"/>
+        </w:rPr>
+      </w:pPr>
+    </w:p>
+    <w:p>
+      <w:pPr>
+        <w:pStyle w:val="PlainText"/>
+        <w:rPr>
+          <w:rFonts w:ascii="Courier New" w:hAnsi="Courier New" w:cs="Courier New"/>
+        </w:rPr>
+      </w:pPr>
+    </w:p>
+    <w:p>
+      <w:pPr>
+        <w:pStyle w:val="PlainText"/>
+        <w:rPr>
+          <w:rFonts w:ascii="Courier New" w:hAnsi="Courier New" w:cs="Courier New"/>
+        </w:rPr>
+      </w:pPr>
+    </w:p>
+    <w:p>
+      <w:pPr>
+        <w:pStyle w:val="PlainText"/>
+        <w:rPr>
+          <w:rFonts w:ascii="Courier New" w:hAnsi="Courier New" w:cs="Courier New"/>
+        </w:rPr>
+      </w:pPr>
+    </w:p>
+    <w:p>
+      <w:pPr>
+        <w:pStyle w:val="PlainText"/>
+        <w:rPr>
+          <w:rFonts w:ascii="Courier New" w:hAnsi="Courier New" w:cs="Courier New"/>
+        </w:rPr>
+      </w:pPr>
+    </w:p>
+    <w:p>
+      <w:pPr>
+        <w:pStyle w:val="PlainText"/>
+        <w:rPr>
+          <w:rFonts w:ascii="Courier New" w:hAnsi="Courier New" w:cs="Courier New"/>
+        </w:rPr>
+      </w:pPr>
+    </w:p>
+    <w:p>
+      <w:pPr>
+        <w:pStyle w:val="PlainText"/>
+        <w:rPr>
+          <w:rFonts w:ascii="Courier New" w:hAnsi="Courier New" w:cs="Courier New"/>
+        </w:rPr>
+      </w:pPr>
+    </w:p>
+    <w:p>
+      <w:pPr>
+        <w:pStyle w:val="PlainText"/>
+        <w:rPr>
+          <w:rFonts w:ascii="Courier New" w:hAnsi="Courier New" w:cs="Courier New"/>
+        </w:rPr>
+      </w:pPr>
+    </w:p>
+    <w:p>
+      <w:pPr>
+        <w:pStyle w:val="PlainText"/>
+        <w:rPr>
+          <w:rFonts w:ascii="Courier New" w:hAnsi="Courier New" w:cs="Courier New"/>
+        </w:rPr>
+      </w:pPr>
+    </w:p>
+    <w:p>
+      <w:pPr>
+        <w:pStyle w:val="PlainText"/>
+        <w:rPr>
+          <w:rFonts w:ascii="Courier New" w:hAnsi="Courier New" w:cs="Courier New"/>
+        </w:rPr>
+      </w:pPr>
+    </w:p>
+    <w:p>
+      <w:pPr>
+        <w:pStyle w:val="PlainText"/>
+        <w:rPr>
+          <w:rFonts w:ascii="Courier New" w:hAnsi="Courier New" w:cs="Courier New"/>
+        </w:rPr>
+      </w:pPr>
+    </w:p>
+    <w:p>
+      <w:pPr>
+        <w:pStyle w:val="PlainText"/>
+        <w:rPr>
+          <w:rFonts w:ascii="Courier New" w:hAnsi="Courier New" w:cs="Courier New"/>
+        </w:rPr>
+      </w:pPr>
+    </w:p>
+    <w:p>
+      <w:pPr>
+        <w:pStyle w:val="PlainText"/>
+        <w:rPr>
+          <w:rFonts w:ascii="Courier New" w:hAnsi="Courier New" w:cs="Courier New"/>
+        </w:rPr>
+      </w:pPr>
+    </w:p>
+    <w:p>
+      <w:pPr>
+        <w:pStyle w:val="PlainText"/>
+        <w:rPr>
+          <w:rFonts w:ascii="Courier New" w:hAnsi="Courier New" w:cs="Courier New"/>
+          <w:b/>
+          <w:bCs/>
+          <w:sz w:val="36"/>
+          <w:szCs w:val="36"/>
+        </w:rPr>
+      </w:pPr>
+      <w:r>
+        <w:rPr>
+          <w:rFonts w:ascii="Courier New" w:hAnsi="Courier New" w:cs="Courier New"/>
+          <w:b/>
+          <w:bCs/>
+          <w:sz w:val="36"/>
+          <w:szCs w:val="36"/>
+        </w:rPr>
+        <w:t xml:space="preserve">             </w:t>
+      </w:r>
+    </w:p>
+    <w:p>
+      <w:pPr>
+        <w:pStyle w:val="PlainText"/>
+        <w:rPr>
+          <w:rFonts w:ascii="Courier New" w:hAnsi="Courier New" w:cs="Courier New"/>
+          <w:b/>
+          <w:bCs/>
+          <w:sz w:val="36"/>
+          <w:szCs w:val="36"/>
+        </w:rPr>
+      </w:pPr>
+      <w:r>
+        <w:rPr>
+          <w:rFonts w:ascii="Courier New" w:hAnsi="Courier New" w:cs="Courier New"/>
+          <w:b/>
+          <w:bCs/>
+          <w:sz w:val="36"/>
+          <w:szCs w:val="36"/>
+        </w:rPr>
+        <w:t xml:space="preserve">               </w:t>
+      </w:r>
+      <w:r>
+        <w:rPr>
+          <w:rFonts w:ascii="Courier New" w:hAnsi="Courier New" w:cs="Courier New"/>
+          <w:b/>
+          <w:bCs/>
+          <w:sz w:val="36"/>
+          <w:szCs w:val="36"/>
+        </w:rPr>
+        <w:t>Product managers</w:t>
+      </w:r>
+    </w:p>
+    <w:p/>
+    <w:p/>
+    <w:p/>
+    <w:p/>
+    <w:p/>
+    <w:p>
+      <w:r>
+        <w:rPr>
+          <w:noProof/>
+          <w:rtl/>
+          <w:lang w:val="ar-SA"/>
+        </w:rPr>
+        <w:drawing>
+          <wp:inline distT="0" distB="0" distL="0" distR="0" wp14:anchorId="05C80171" wp14:editId="535CBC23">
+            <wp:extent cx="6309075" cy="5309567"/>
+            <wp:effectExtent l="0" t="0" r="0" b="5715"/>
+            <wp:docPr id="870100134" name="Picture 63" descr="A diagram of a diagram&#10;&#10;AI-generated content may be incorrect."/>
+            <wp:cNvGraphicFramePr>
+              <a:graphicFrameLocks xmlns:a="http://schemas.openxmlformats.org/drawingml/2006/main" noChangeAspect="1"/>
+            </wp:cNvGraphicFramePr>
+            <a:graphic xmlns:a="http://schemas.openxmlformats.org/drawingml/2006/main">
+              <a:graphicData uri="http://schemas.openxmlformats.org/drawingml/2006/picture">
+                <pic:pic xmlns:pic="http://schemas.openxmlformats.org/drawingml/2006/picture">
+                  <pic:nvPicPr>
+                    <pic:cNvPr id="870100134" name="Picture 63" descr="A diagram of a diagram&#10;&#10;AI-generated content may be incorrect."/>
+                    <pic:cNvPicPr/>
+                  </pic:nvPicPr>
+                  <pic:blipFill>
+                    <a:blip r:embed="rId10">
+                      <a:extLst>
+                        <a:ext uri="{28A0092B-C50C-407E-A947-70E740481C1C}">
+                          <a14:useLocalDpi xmlns:a14="http://schemas.microsoft.com/office/drawing/2010/main" val="0"/>
+                        </a:ext>
+                      </a:extLst>
+                    </a:blip>
+                    <a:stretch>
+                      <a:fillRect/>
+                    </a:stretch>
+                  </pic:blipFill>
+                  <pic:spPr>
+                    <a:xfrm>
+                      <a:off x="0" y="0"/>
+                      <a:ext cx="6316563" cy="5315868"/>
                     </a:xfrm>
                     <a:prstGeom prst="rect">
                       <a:avLst/>
@@ -25393,81 +27049,295 @@
         </w:drawing>
       </w:r>
     </w:p>
-    <w:p>
-      <w:r>
-        <w:br w:type="page"/>
-      </w:r>
-    </w:p>
-    <w:p>
-      <w:pPr>
-        <w:pStyle w:val="Heading2"/>
-        <w:rPr>
-          <w:color w:val="47D459" w:themeColor="accent3" w:themeTint="99"/>
-          <w:sz w:val="36"/>
-          <w:szCs w:val="36"/>
-        </w:rPr>
-      </w:pPr>
-      <w:bookmarkStart w:id="29" w:name="_Toc213921826"/>
-      <w:r>
-        <w:rPr>
-          <w:color w:val="47D459" w:themeColor="accent3" w:themeTint="99"/>
-          <w:sz w:val="36"/>
-          <w:szCs w:val="36"/>
-        </w:rPr>
-        <w:lastRenderedPageBreak/>
-        <w:t xml:space="preserve">4.2 </w:t>
-      </w:r>
-      <w:r>
-        <w:rPr>
-          <w:color w:val="47D459" w:themeColor="accent3" w:themeTint="99"/>
-          <w:sz w:val="36"/>
-          <w:szCs w:val="36"/>
-        </w:rPr>
-        <w:t>Use-Case Diagrams</w:t>
-      </w:r>
-      <w:bookmarkEnd w:id="29"/>
-    </w:p>
-    <w:p>
-      <w:r>
-        <w:br w:type="page"/>
-      </w:r>
-    </w:p>
     <w:p/>
     <w:p>
       <w:pPr>
-        <w:pStyle w:val="Heading2"/>
-        <w:rPr>
-          <w:color w:val="47D459" w:themeColor="accent3" w:themeTint="99"/>
-          <w:sz w:val="36"/>
-          <w:szCs w:val="36"/>
-        </w:rPr>
-      </w:pPr>
-      <w:bookmarkStart w:id="30" w:name="_Toc213921827"/>
-      <w:r>
-        <w:rPr>
-          <w:color w:val="47D459" w:themeColor="accent3" w:themeTint="99"/>
-          <w:sz w:val="36"/>
-          <w:szCs w:val="36"/>
-        </w:rPr>
-        <w:t xml:space="preserve">4.3 </w:t>
-      </w:r>
-      <w:r>
-        <w:rPr>
-          <w:color w:val="47D459" w:themeColor="accent3" w:themeTint="99"/>
-          <w:sz w:val="36"/>
-          <w:szCs w:val="36"/>
-        </w:rPr>
-        <w:t>Use-Case Diagrams</w:t>
-      </w:r>
-      <w:bookmarkEnd w:id="30"/>
-    </w:p>
-    <w:p/>
-    <w:p/>
+        <w:jc w:val="center"/>
+      </w:pPr>
+    </w:p>
     <w:p>
       <w:pPr>
         <w:pStyle w:val="PlainText"/>
         <w:rPr>
           <w:rFonts w:ascii="Courier New" w:hAnsi="Courier New" w:cs="Courier New"/>
+          <w:b/>
+          <w:bCs/>
+          <w:sz w:val="40"/>
+          <w:szCs w:val="40"/>
+        </w:rPr>
+      </w:pPr>
+      <w:r>
+        <w:rPr>
+          <w:rFonts w:ascii="Courier New" w:hAnsi="Courier New" w:cs="Courier New"/>
+          <w:b/>
+          <w:bCs/>
+          <w:sz w:val="40"/>
+          <w:szCs w:val="40"/>
+        </w:rPr>
+        <w:t xml:space="preserve">               </w:t>
+      </w:r>
+      <w:r>
+        <w:rPr>
+          <w:rFonts w:ascii="Courier New" w:hAnsi="Courier New" w:cs="Courier New"/>
+          <w:b/>
+          <w:bCs/>
+          <w:sz w:val="40"/>
+          <w:szCs w:val="40"/>
+        </w:rPr>
+        <w:t>Developers</w:t>
+      </w:r>
+    </w:p>
+    <w:p>
+      <w:pPr>
+        <w:pStyle w:val="PlainText"/>
+        <w:jc w:val="center"/>
+        <w:rPr>
+          <w:rFonts w:ascii="Courier New" w:hAnsi="Courier New" w:cs="Courier New"/>
+          <w:rtl/>
+        </w:rPr>
+      </w:pPr>
+    </w:p>
+    <w:p>
+      <w:pPr>
+        <w:jc w:val="center"/>
+      </w:pPr>
+    </w:p>
+    <w:p>
+      <w:pPr>
+        <w:jc w:val="center"/>
+      </w:pPr>
+    </w:p>
+    <w:p>
+      <w:pPr>
+        <w:jc w:val="center"/>
+        <w:rPr>
+          <w:rtl/>
+        </w:rPr>
+      </w:pPr>
+      <w:r>
+        <w:rPr>
+          <w:noProof/>
+          <w:rtl/>
+          <w:lang w:val="ar-SA"/>
+        </w:rPr>
+        <w:drawing>
+          <wp:inline distT="0" distB="0" distL="0" distR="0" wp14:anchorId="2D189347" wp14:editId="67502954">
+            <wp:extent cx="5975497" cy="5352202"/>
+            <wp:effectExtent l="0" t="0" r="6350" b="1270"/>
+            <wp:docPr id="1115320979" name="Picture 64"/>
+            <wp:cNvGraphicFramePr>
+              <a:graphicFrameLocks xmlns:a="http://schemas.openxmlformats.org/drawingml/2006/main" noChangeAspect="1"/>
+            </wp:cNvGraphicFramePr>
+            <a:graphic xmlns:a="http://schemas.openxmlformats.org/drawingml/2006/main">
+              <a:graphicData uri="http://schemas.openxmlformats.org/drawingml/2006/picture">
+                <pic:pic xmlns:pic="http://schemas.openxmlformats.org/drawingml/2006/picture">
+                  <pic:nvPicPr>
+                    <pic:cNvPr id="1115320979" name="Picture 1115320979"/>
+                    <pic:cNvPicPr/>
+                  </pic:nvPicPr>
+                  <pic:blipFill>
+                    <a:blip r:embed="rId11">
+                      <a:extLst>
+                        <a:ext uri="{28A0092B-C50C-407E-A947-70E740481C1C}">
+                          <a14:useLocalDpi xmlns:a14="http://schemas.microsoft.com/office/drawing/2010/main" val="0"/>
+                        </a:ext>
+                      </a:extLst>
+                    </a:blip>
+                    <a:stretch>
+                      <a:fillRect/>
+                    </a:stretch>
+                  </pic:blipFill>
+                  <pic:spPr>
+                    <a:xfrm>
+                      <a:off x="0" y="0"/>
+                      <a:ext cx="5987664" cy="5363100"/>
+                    </a:xfrm>
+                    <a:prstGeom prst="rect">
+                      <a:avLst/>
+                    </a:prstGeom>
+                  </pic:spPr>
+                </pic:pic>
+              </a:graphicData>
+            </a:graphic>
+          </wp:inline>
+        </w:drawing>
+      </w:r>
+    </w:p>
+    <w:p>
+      <w:pPr>
+        <w:pStyle w:val="PlainText"/>
+        <w:jc w:val="center"/>
+        <w:rPr>
+          <w:rFonts w:ascii="Courier New" w:hAnsi="Courier New" w:cs="Courier New"/>
+          <w:b/>
+          <w:bCs/>
+          <w:sz w:val="40"/>
+          <w:szCs w:val="40"/>
+          <w:rtl/>
+        </w:rPr>
+      </w:pPr>
+      <w:r>
+        <w:rPr>
+          <w:rFonts w:ascii="Courier New" w:hAnsi="Courier New" w:cs="Courier New"/>
+          <w:b/>
+          <w:bCs/>
+          <w:sz w:val="40"/>
+          <w:szCs w:val="40"/>
+        </w:rPr>
+        <w:t>System Administrator</w:t>
+      </w:r>
+    </w:p>
+    <w:p>
+      <w:pPr>
+        <w:pStyle w:val="PlainText"/>
+        <w:jc w:val="center"/>
+        <w:rPr>
+          <w:rFonts w:ascii="Courier New" w:hAnsi="Courier New" w:cs="Courier New"/>
+          <w:rtl/>
+        </w:rPr>
+      </w:pPr>
+    </w:p>
+    <w:p>
+      <w:pPr>
+        <w:pStyle w:val="PlainText"/>
+        <w:rPr>
+          <w:rFonts w:ascii="Courier New" w:hAnsi="Courier New" w:cs="Courier New"/>
+          <w:rtl/>
+        </w:rPr>
+      </w:pPr>
+    </w:p>
+    <w:p>
+      <w:pPr>
+        <w:pStyle w:val="PlainText"/>
+        <w:rPr>
+          <w:rFonts w:ascii="Courier New" w:hAnsi="Courier New" w:cs="Courier New"/>
+          <w:rtl/>
+        </w:rPr>
+      </w:pPr>
+    </w:p>
+    <w:p>
+      <w:pPr>
+        <w:pStyle w:val="PlainText"/>
+        <w:rPr>
+          <w:rFonts w:ascii="Courier New" w:hAnsi="Courier New" w:cs="Courier New"/>
+          <w:rtl/>
+        </w:rPr>
+      </w:pPr>
+    </w:p>
+    <w:p>
+      <w:pPr>
+        <w:pStyle w:val="PlainText"/>
+        <w:rPr>
+          <w:rFonts w:ascii="Courier New" w:hAnsi="Courier New" w:cs="Courier New"/>
+          <w:rtl/>
+        </w:rPr>
+      </w:pPr>
+    </w:p>
+    <w:p>
+      <w:pPr>
+        <w:pStyle w:val="PlainText"/>
+        <w:rPr>
+          <w:rFonts w:ascii="Courier New" w:hAnsi="Courier New" w:cs="Courier New"/>
+          <w:rtl/>
+        </w:rPr>
+      </w:pPr>
+    </w:p>
+    <w:p>
+      <w:pPr>
+        <w:pStyle w:val="PlainText"/>
+        <w:rPr>
+          <w:rFonts w:ascii="Courier New" w:hAnsi="Courier New" w:cs="Courier New"/>
+          <w:rtl/>
+        </w:rPr>
+      </w:pPr>
+    </w:p>
+    <w:p>
+      <w:pPr>
+        <w:pStyle w:val="PlainText"/>
+        <w:rPr>
+          <w:rFonts w:ascii="Courier New" w:hAnsi="Courier New" w:cs="Courier New"/>
+          <w:rtl/>
+        </w:rPr>
+      </w:pPr>
+    </w:p>
+    <w:p>
+      <w:pPr>
+        <w:pStyle w:val="PlainText"/>
+        <w:rPr>
+          <w:rFonts w:ascii="Courier New" w:hAnsi="Courier New" w:cs="Courier New"/>
+          <w:rtl/>
+        </w:rPr>
+      </w:pPr>
+    </w:p>
+    <w:p>
+      <w:pPr>
+        <w:pStyle w:val="PlainText"/>
+        <w:rPr>
+          <w:rFonts w:ascii="Courier New" w:hAnsi="Courier New" w:cs="Courier New"/>
+          <w:rtl/>
+        </w:rPr>
+      </w:pPr>
+    </w:p>
+    <w:p>
+      <w:pPr>
+        <w:pStyle w:val="PlainText"/>
+        <w:rPr>
+          <w:rFonts w:ascii="Courier New" w:hAnsi="Courier New" w:cs="Courier New"/>
+          <w:rtl/>
+        </w:rPr>
+      </w:pPr>
+    </w:p>
+    <w:p>
+      <w:pPr>
+        <w:pStyle w:val="PlainText"/>
+        <w:rPr>
+          <w:rFonts w:ascii="Courier New" w:hAnsi="Courier New" w:cs="Courier New"/>
+          <w:rtl/>
+        </w:rPr>
+      </w:pPr>
+    </w:p>
+    <w:p>
+      <w:pPr>
+        <w:pStyle w:val="PlainText"/>
+        <w:rPr>
+          <w:rFonts w:ascii="Courier New" w:hAnsi="Courier New" w:cs="Courier New"/>
+          <w:rtl/>
+        </w:rPr>
+      </w:pPr>
+    </w:p>
+    <w:p>
+      <w:pPr>
+        <w:pStyle w:val="PlainText"/>
+        <w:rPr>
+          <w:rFonts w:ascii="Courier New" w:hAnsi="Courier New" w:cs="Courier New"/>
+          <w:rtl/>
+        </w:rPr>
+      </w:pPr>
+    </w:p>
+    <w:p>
+      <w:pPr>
+        <w:pStyle w:val="PlainText"/>
+        <w:rPr>
+          <w:rFonts w:ascii="Courier New" w:hAnsi="Courier New" w:cs="Courier New"/>
+          <w:rtl/>
+        </w:rPr>
+      </w:pPr>
+    </w:p>
+    <w:p>
+      <w:pPr>
+        <w:pStyle w:val="PlainText"/>
+        <w:rPr>
+          <w:rFonts w:ascii="Courier New" w:hAnsi="Courier New" w:cs="Courier New"/>
+          <w:rtl/>
+        </w:rPr>
+      </w:pPr>
+    </w:p>
+    <w:p>
+      <w:pPr>
+        <w:pStyle w:val="PlainText"/>
+        <w:rPr>
+          <w:rFonts w:ascii="Courier New" w:hAnsi="Courier New" w:cs="Courier New"/>
+          <w:rtl/>
         </w:rPr>
       </w:pPr>
     </w:p>
@@ -25490,7 +27360,7 @@
 </file>
 
 <file path=word/numbering.xml><?xml version="1.0" encoding="utf-8"?>
-<w:numbering xmlns:wpc="http://schemas.microsoft.com/office/word/2010/wordprocessingCanvas" xmlns:cx="http://schemas.microsoft.com/office/drawing/2014/chartex" xmlns:cx1="http://schemas.microsoft.com/office/drawing/2015/9/8/chartex" xmlns:cx2="http://schemas.microsoft.com/office/drawing/2015/10/21/chartex" xmlns:cx3="http://schemas.microsoft.com/office/drawing/2016/5/9/chartex" xmlns:cx4="http://schemas.microsoft.com/office/drawing/2016/5/10/chartex" xmlns:cx5="http://schemas.microsoft.com/office/drawing/2016/5/11/chartex" xmlns:cx6="http://schemas.microsoft.com/office/drawing/2016/5/12/chartex" xmlns:cx7="http://schemas.microsoft.com/office/drawing/2016/5/13/chartex" xmlns:cx8="http://schemas.microsoft.com/office/drawing/2016/5/14/chartex" xmlns:mc="http://schemas.openxmlformats.org/markup-compatibility/2006" xmlns:aink="http://schemas.microsoft.com/office/drawing/2016/ink" xmlns:am3d="http://schemas.microsoft.com/office/drawing/2017/model3d" xmlns:o="urn:schemas-microsoft-com:office:office" xmlns:r="http://schemas.openxmlformats.org/officeDocument/2006/relationships" xmlns:m="http://schemas.openxmlformats.org/officeDocument/2006/math" xmlns:v="urn:schemas-microsoft-com:vml" xmlns:wp14="http://schemas.microsoft.com/office/word/2010/wordprocessingDrawing" xmlns:wp="http://schemas.openxmlformats.org/drawingml/2006/wordprocessingDrawing" xmlns:w10="urn:schemas-microsoft-com:office:word" xmlns:w="http://schemas.openxmlformats.org/wordprocessingml/2006/main" xmlns:w14="http://schemas.microsoft.com/office/word/2010/wordml" xmlns:w15="http://schemas.microsoft.com/office/word/2012/wordml" xmlns:w16cex="http://schemas.microsoft.com/office/word/2018/wordml/cex" xmlns:w16cid="http://schemas.microsoft.com/office/word/2016/wordml/cid" xmlns:w16="http://schemas.microsoft.com/office/word/2018/wordml" xmlns:w16sdtdh="http://schemas.microsoft.com/office/word/2020/wordml/sdtdatahash" xmlns:w16se="http://schemas.microsoft.com/office/word/2015/wordml/symex" xmlns:wpg="http://schemas.microsoft.com/office/word/2010/wordprocessingGroup" xmlns:wpi="http://schemas.microsoft.com/office/word/2010/wordprocessingInk" xmlns:wne="http://schemas.microsoft.com/office/word/2006/wordml" xmlns:wps="http://schemas.microsoft.com/office/word/2010/wordprocessingShape" mc:Ignorable="w14 w15 w16se w16cid w16 w16cex w16sdtdh wp14">
+<w:numbering xmlns:wpc="http://schemas.microsoft.com/office/word/2010/wordprocessingCanvas" xmlns:cx="http://schemas.microsoft.com/office/drawing/2014/chartex" xmlns:cx1="http://schemas.microsoft.com/office/drawing/2015/9/8/chartex" xmlns:cx2="http://schemas.microsoft.com/office/drawing/2015/10/21/chartex" xmlns:cx3="http://schemas.microsoft.com/office/drawing/2016/5/9/chartex" xmlns:cx4="http://schemas.microsoft.com/office/drawing/2016/5/10/chartex" xmlns:cx5="http://schemas.microsoft.com/office/drawing/2016/5/11/chartex" xmlns:cx6="http://schemas.microsoft.com/office/drawing/2016/5/12/chartex" xmlns:cx7="http://schemas.microsoft.com/office/drawing/2016/5/13/chartex" xmlns:cx8="http://schemas.microsoft.com/office/drawing/2016/5/14/chartex" xmlns:mc="http://schemas.openxmlformats.org/markup-compatibility/2006" xmlns:aink="http://schemas.microsoft.com/office/drawing/2016/ink" xmlns:am3d="http://schemas.microsoft.com/office/drawing/2017/model3d" xmlns:o="urn:schemas-microsoft-com:office:office" xmlns:oel="http://schemas.microsoft.com/office/2019/extlst" xmlns:r="http://schemas.openxmlformats.org/officeDocument/2006/relationships" xmlns:m="http://schemas.openxmlformats.org/officeDocument/2006/math" xmlns:v="urn:schemas-microsoft-com:vml" xmlns:wp14="http://schemas.microsoft.com/office/word/2010/wordprocessingDrawing" xmlns:wp="http://schemas.openxmlformats.org/drawingml/2006/wordprocessingDrawing" xmlns:w10="urn:schemas-microsoft-com:office:word" xmlns:w="http://schemas.openxmlformats.org/wordprocessingml/2006/main" xmlns:w14="http://schemas.microsoft.com/office/word/2010/wordml" xmlns:w15="http://schemas.microsoft.com/office/word/2012/wordml" xmlns:w16cex="http://schemas.microsoft.com/office/word/2018/wordml/cex" xmlns:w16cid="http://schemas.microsoft.com/office/word/2016/wordml/cid" xmlns:w16="http://schemas.microsoft.com/office/word/2018/wordml" xmlns:w16du="http://schemas.microsoft.com/office/word/2023/wordml/word16du" xmlns:w16sdtdh="http://schemas.microsoft.com/office/word/2020/wordml/sdtdatahash" xmlns:w16sdtfl="http://schemas.microsoft.com/office/word/2024/wordml/sdtformatlock" xmlns:w16se="http://schemas.microsoft.com/office/word/2015/wordml/symex" xmlns:wpg="http://schemas.microsoft.com/office/word/2010/wordprocessingGroup" xmlns:wpi="http://schemas.microsoft.com/office/word/2010/wordprocessingInk" xmlns:wne="http://schemas.microsoft.com/office/word/2006/wordml" xmlns:wps="http://schemas.microsoft.com/office/word/2010/wordprocessingShape" mc:Ignorable="w14 w15 w16se w16cid w16 w16cex w16sdtdh w16sdtfl w16du wp14">
   <w:abstractNum w:abstractNumId="0" w15:restartNumberingAfterBreak="0">
     <w:nsid w:val="0E2D1892"/>
     <w:multiLevelType w:val="hybridMultilevel"/>
@@ -26694,9 +28564,601 @@
   </w:abstractNum>
   <w:abstractNum w:abstractNumId="11" w15:restartNumberingAfterBreak="0">
     <w:nsid w:val="4ED76037"/>
+    <w:multiLevelType w:val="multilevel"/>
+    <w:tmpl w:val="9DD68D22"/>
+    <w:lvl w:ilvl="0">
+      <w:start w:val="1"/>
+      <w:numFmt w:val="decimal"/>
+      <w:lvlText w:val="%1."/>
+      <w:lvlJc w:val="left"/>
+      <w:pPr>
+        <w:ind w:left="540" w:hanging="360"/>
+      </w:pPr>
+      <w:rPr>
+        <w:b/>
+        <w:caps w:val="0"/>
+        <w:smallCaps w:val="0"/>
+        <w:color w:val="196B24" w:themeColor="accent3"/>
+        <w:spacing w:val="0"/>
+        <w14:glow w14:rad="0">
+          <w14:srgbClr w14:val="000000"/>
+        </w14:glow>
+        <w14:shadow w14:blurRad="0" w14:dist="0" w14:dir="0" w14:sx="0" w14:sy="0" w14:kx="0" w14:ky="0" w14:algn="none">
+          <w14:srgbClr w14:val="000000"/>
+        </w14:shadow>
+        <w14:reflection w14:blurRad="0" w14:stA="0" w14:stPos="0" w14:endA="0" w14:endPos="0" w14:dist="0" w14:dir="0" w14:fadeDir="0" w14:sx="0" w14:sy="0" w14:kx="0" w14:ky="0" w14:algn="none"/>
+        <w14:textOutline w14:w="0" w14:cap="flat" w14:cmpd="sng" w14:algn="ctr">
+          <w14:noFill/>
+          <w14:prstDash w14:val="solid"/>
+          <w14:round/>
+        </w14:textOutline>
+        <w14:props3d w14:extrusionH="57150" w14:contourW="0" w14:prstMaterial="matte">
+          <w14:bevelT w14:w="63500" w14:h="12700" w14:prst="angle"/>
+          <w14:contourClr>
+            <w14:schemeClr w14:val="bg1">
+              <w14:lumMod w14:val="65000"/>
+            </w14:schemeClr>
+          </w14:contourClr>
+        </w14:props3d>
+      </w:rPr>
+    </w:lvl>
+    <w:lvl w:ilvl="1">
+      <w:start w:val="2"/>
+      <w:numFmt w:val="decimal"/>
+      <w:isLgl/>
+      <w:lvlText w:val="%1.%2"/>
+      <w:lvlJc w:val="left"/>
+      <w:pPr>
+        <w:ind w:left="710" w:hanging="530"/>
+      </w:pPr>
+      <w:rPr>
+        <w:rFonts w:hint="default"/>
+      </w:rPr>
+    </w:lvl>
+    <w:lvl w:ilvl="2">
+      <w:start w:val="1"/>
+      <w:numFmt w:val="decimal"/>
+      <w:isLgl/>
+      <w:lvlText w:val="%1.%2.%3"/>
+      <w:lvlJc w:val="left"/>
+      <w:pPr>
+        <w:ind w:left="900" w:hanging="720"/>
+      </w:pPr>
+      <w:rPr>
+        <w:rFonts w:hint="default"/>
+      </w:rPr>
+    </w:lvl>
+    <w:lvl w:ilvl="3">
+      <w:start w:val="1"/>
+      <w:numFmt w:val="decimal"/>
+      <w:isLgl/>
+      <w:lvlText w:val="%1.%2.%3.%4"/>
+      <w:lvlJc w:val="left"/>
+      <w:pPr>
+        <w:ind w:left="1260" w:hanging="1080"/>
+      </w:pPr>
+      <w:rPr>
+        <w:rFonts w:hint="default"/>
+      </w:rPr>
+    </w:lvl>
+    <w:lvl w:ilvl="4">
+      <w:start w:val="1"/>
+      <w:numFmt w:val="decimal"/>
+      <w:isLgl/>
+      <w:lvlText w:val="%1.%2.%3.%4.%5"/>
+      <w:lvlJc w:val="left"/>
+      <w:pPr>
+        <w:ind w:left="1260" w:hanging="1080"/>
+      </w:pPr>
+      <w:rPr>
+        <w:rFonts w:hint="default"/>
+      </w:rPr>
+    </w:lvl>
+    <w:lvl w:ilvl="5">
+      <w:start w:val="1"/>
+      <w:numFmt w:val="decimal"/>
+      <w:isLgl/>
+      <w:lvlText w:val="%1.%2.%3.%4.%5.%6"/>
+      <w:lvlJc w:val="left"/>
+      <w:pPr>
+        <w:ind w:left="1620" w:hanging="1440"/>
+      </w:pPr>
+      <w:rPr>
+        <w:rFonts w:hint="default"/>
+      </w:rPr>
+    </w:lvl>
+    <w:lvl w:ilvl="6">
+      <w:start w:val="1"/>
+      <w:numFmt w:val="decimal"/>
+      <w:isLgl/>
+      <w:lvlText w:val="%1.%2.%3.%4.%5.%6.%7"/>
+      <w:lvlJc w:val="left"/>
+      <w:pPr>
+        <w:ind w:left="1620" w:hanging="1440"/>
+      </w:pPr>
+      <w:rPr>
+        <w:rFonts w:hint="default"/>
+      </w:rPr>
+    </w:lvl>
+    <w:lvl w:ilvl="7">
+      <w:start w:val="1"/>
+      <w:numFmt w:val="decimal"/>
+      <w:isLgl/>
+      <w:lvlText w:val="%1.%2.%3.%4.%5.%6.%7.%8"/>
+      <w:lvlJc w:val="left"/>
+      <w:pPr>
+        <w:ind w:left="1980" w:hanging="1800"/>
+      </w:pPr>
+      <w:rPr>
+        <w:rFonts w:hint="default"/>
+      </w:rPr>
+    </w:lvl>
+    <w:lvl w:ilvl="8">
+      <w:start w:val="1"/>
+      <w:numFmt w:val="decimal"/>
+      <w:isLgl/>
+      <w:lvlText w:val="%1.%2.%3.%4.%5.%6.%7.%8.%9"/>
+      <w:lvlJc w:val="left"/>
+      <w:pPr>
+        <w:ind w:left="1980" w:hanging="1800"/>
+      </w:pPr>
+      <w:rPr>
+        <w:rFonts w:hint="default"/>
+      </w:rPr>
+    </w:lvl>
+  </w:abstractNum>
+  <w:abstractNum w:abstractNumId="12" w15:restartNumberingAfterBreak="0">
+    <w:nsid w:val="52221EA2"/>
+    <w:multiLevelType w:val="multilevel"/>
+    <w:tmpl w:val="C428AD22"/>
+    <w:lvl w:ilvl="0">
+      <w:start w:val="1"/>
+      <w:numFmt w:val="bullet"/>
+      <w:lvlText w:val=""/>
+      <w:lvlJc w:val="left"/>
+      <w:pPr>
+        <w:tabs>
+          <w:tab w:val="num" w:pos="720"/>
+        </w:tabs>
+        <w:ind w:left="720" w:hanging="360"/>
+      </w:pPr>
+      <w:rPr>
+        <w:rFonts w:ascii="Symbol" w:hAnsi="Symbol" w:hint="default"/>
+        <w:sz w:val="20"/>
+      </w:rPr>
+    </w:lvl>
+    <w:lvl w:ilvl="1" w:tentative="1">
+      <w:start w:val="1"/>
+      <w:numFmt w:val="bullet"/>
+      <w:lvlText w:val="o"/>
+      <w:lvlJc w:val="left"/>
+      <w:pPr>
+        <w:tabs>
+          <w:tab w:val="num" w:pos="1440"/>
+        </w:tabs>
+        <w:ind w:left="1440" w:hanging="360"/>
+      </w:pPr>
+      <w:rPr>
+        <w:rFonts w:ascii="Courier New" w:hAnsi="Courier New" w:hint="default"/>
+        <w:sz w:val="20"/>
+      </w:rPr>
+    </w:lvl>
+    <w:lvl w:ilvl="2" w:tentative="1">
+      <w:start w:val="1"/>
+      <w:numFmt w:val="bullet"/>
+      <w:lvlText w:val=""/>
+      <w:lvlJc w:val="left"/>
+      <w:pPr>
+        <w:tabs>
+          <w:tab w:val="num" w:pos="2160"/>
+        </w:tabs>
+        <w:ind w:left="2160" w:hanging="360"/>
+      </w:pPr>
+      <w:rPr>
+        <w:rFonts w:ascii="Wingdings" w:hAnsi="Wingdings" w:hint="default"/>
+        <w:sz w:val="20"/>
+      </w:rPr>
+    </w:lvl>
+    <w:lvl w:ilvl="3" w:tentative="1">
+      <w:start w:val="1"/>
+      <w:numFmt w:val="bullet"/>
+      <w:lvlText w:val=""/>
+      <w:lvlJc w:val="left"/>
+      <w:pPr>
+        <w:tabs>
+          <w:tab w:val="num" w:pos="2880"/>
+        </w:tabs>
+        <w:ind w:left="2880" w:hanging="360"/>
+      </w:pPr>
+      <w:rPr>
+        <w:rFonts w:ascii="Wingdings" w:hAnsi="Wingdings" w:hint="default"/>
+        <w:sz w:val="20"/>
+      </w:rPr>
+    </w:lvl>
+    <w:lvl w:ilvl="4" w:tentative="1">
+      <w:start w:val="1"/>
+      <w:numFmt w:val="bullet"/>
+      <w:lvlText w:val=""/>
+      <w:lvlJc w:val="left"/>
+      <w:pPr>
+        <w:tabs>
+          <w:tab w:val="num" w:pos="3600"/>
+        </w:tabs>
+        <w:ind w:left="3600" w:hanging="360"/>
+      </w:pPr>
+      <w:rPr>
+        <w:rFonts w:ascii="Wingdings" w:hAnsi="Wingdings" w:hint="default"/>
+        <w:sz w:val="20"/>
+      </w:rPr>
+    </w:lvl>
+    <w:lvl w:ilvl="5" w:tentative="1">
+      <w:start w:val="1"/>
+      <w:numFmt w:val="bullet"/>
+      <w:lvlText w:val=""/>
+      <w:lvlJc w:val="left"/>
+      <w:pPr>
+        <w:tabs>
+          <w:tab w:val="num" w:pos="4320"/>
+        </w:tabs>
+        <w:ind w:left="4320" w:hanging="360"/>
+      </w:pPr>
+      <w:rPr>
+        <w:rFonts w:ascii="Wingdings" w:hAnsi="Wingdings" w:hint="default"/>
+        <w:sz w:val="20"/>
+      </w:rPr>
+    </w:lvl>
+    <w:lvl w:ilvl="6" w:tentative="1">
+      <w:start w:val="1"/>
+      <w:numFmt w:val="bullet"/>
+      <w:lvlText w:val=""/>
+      <w:lvlJc w:val="left"/>
+      <w:pPr>
+        <w:tabs>
+          <w:tab w:val="num" w:pos="5040"/>
+        </w:tabs>
+        <w:ind w:left="5040" w:hanging="360"/>
+      </w:pPr>
+      <w:rPr>
+        <w:rFonts w:ascii="Wingdings" w:hAnsi="Wingdings" w:hint="default"/>
+        <w:sz w:val="20"/>
+      </w:rPr>
+    </w:lvl>
+    <w:lvl w:ilvl="7" w:tentative="1">
+      <w:start w:val="1"/>
+      <w:numFmt w:val="bullet"/>
+      <w:lvlText w:val=""/>
+      <w:lvlJc w:val="left"/>
+      <w:pPr>
+        <w:tabs>
+          <w:tab w:val="num" w:pos="5760"/>
+        </w:tabs>
+        <w:ind w:left="5760" w:hanging="360"/>
+      </w:pPr>
+      <w:rPr>
+        <w:rFonts w:ascii="Wingdings" w:hAnsi="Wingdings" w:hint="default"/>
+        <w:sz w:val="20"/>
+      </w:rPr>
+    </w:lvl>
+    <w:lvl w:ilvl="8" w:tentative="1">
+      <w:start w:val="1"/>
+      <w:numFmt w:val="bullet"/>
+      <w:lvlText w:val=""/>
+      <w:lvlJc w:val="left"/>
+      <w:pPr>
+        <w:tabs>
+          <w:tab w:val="num" w:pos="6480"/>
+        </w:tabs>
+        <w:ind w:left="6480" w:hanging="360"/>
+      </w:pPr>
+      <w:rPr>
+        <w:rFonts w:ascii="Wingdings" w:hAnsi="Wingdings" w:hint="default"/>
+        <w:sz w:val="20"/>
+      </w:rPr>
+    </w:lvl>
+  </w:abstractNum>
+  <w:abstractNum w:abstractNumId="13" w15:restartNumberingAfterBreak="0">
+    <w:nsid w:val="55F9756B"/>
+    <w:multiLevelType w:val="multilevel"/>
+    <w:tmpl w:val="AB7655E4"/>
+    <w:lvl w:ilvl="0">
+      <w:start w:val="1"/>
+      <w:numFmt w:val="bullet"/>
+      <w:lvlText w:val=""/>
+      <w:lvlJc w:val="left"/>
+      <w:pPr>
+        <w:tabs>
+          <w:tab w:val="num" w:pos="720"/>
+        </w:tabs>
+        <w:ind w:left="720" w:hanging="360"/>
+      </w:pPr>
+      <w:rPr>
+        <w:rFonts w:ascii="Symbol" w:hAnsi="Symbol" w:hint="default"/>
+        <w:sz w:val="20"/>
+      </w:rPr>
+    </w:lvl>
+    <w:lvl w:ilvl="1" w:tentative="1">
+      <w:start w:val="1"/>
+      <w:numFmt w:val="bullet"/>
+      <w:lvlText w:val="o"/>
+      <w:lvlJc w:val="left"/>
+      <w:pPr>
+        <w:tabs>
+          <w:tab w:val="num" w:pos="1440"/>
+        </w:tabs>
+        <w:ind w:left="1440" w:hanging="360"/>
+      </w:pPr>
+      <w:rPr>
+        <w:rFonts w:ascii="Courier New" w:hAnsi="Courier New" w:hint="default"/>
+        <w:sz w:val="20"/>
+      </w:rPr>
+    </w:lvl>
+    <w:lvl w:ilvl="2" w:tentative="1">
+      <w:start w:val="1"/>
+      <w:numFmt w:val="bullet"/>
+      <w:lvlText w:val=""/>
+      <w:lvlJc w:val="left"/>
+      <w:pPr>
+        <w:tabs>
+          <w:tab w:val="num" w:pos="2160"/>
+        </w:tabs>
+        <w:ind w:left="2160" w:hanging="360"/>
+      </w:pPr>
+      <w:rPr>
+        <w:rFonts w:ascii="Wingdings" w:hAnsi="Wingdings" w:hint="default"/>
+        <w:sz w:val="20"/>
+      </w:rPr>
+    </w:lvl>
+    <w:lvl w:ilvl="3" w:tentative="1">
+      <w:start w:val="1"/>
+      <w:numFmt w:val="bullet"/>
+      <w:lvlText w:val=""/>
+      <w:lvlJc w:val="left"/>
+      <w:pPr>
+        <w:tabs>
+          <w:tab w:val="num" w:pos="2880"/>
+        </w:tabs>
+        <w:ind w:left="2880" w:hanging="360"/>
+      </w:pPr>
+      <w:rPr>
+        <w:rFonts w:ascii="Wingdings" w:hAnsi="Wingdings" w:hint="default"/>
+        <w:sz w:val="20"/>
+      </w:rPr>
+    </w:lvl>
+    <w:lvl w:ilvl="4" w:tentative="1">
+      <w:start w:val="1"/>
+      <w:numFmt w:val="bullet"/>
+      <w:lvlText w:val=""/>
+      <w:lvlJc w:val="left"/>
+      <w:pPr>
+        <w:tabs>
+          <w:tab w:val="num" w:pos="3600"/>
+        </w:tabs>
+        <w:ind w:left="3600" w:hanging="360"/>
+      </w:pPr>
+      <w:rPr>
+        <w:rFonts w:ascii="Wingdings" w:hAnsi="Wingdings" w:hint="default"/>
+        <w:sz w:val="20"/>
+      </w:rPr>
+    </w:lvl>
+    <w:lvl w:ilvl="5" w:tentative="1">
+      <w:start w:val="1"/>
+      <w:numFmt w:val="bullet"/>
+      <w:lvlText w:val=""/>
+      <w:lvlJc w:val="left"/>
+      <w:pPr>
+        <w:tabs>
+          <w:tab w:val="num" w:pos="4320"/>
+        </w:tabs>
+        <w:ind w:left="4320" w:hanging="360"/>
+      </w:pPr>
+      <w:rPr>
+        <w:rFonts w:ascii="Wingdings" w:hAnsi="Wingdings" w:hint="default"/>
+        <w:sz w:val="20"/>
+      </w:rPr>
+    </w:lvl>
+    <w:lvl w:ilvl="6" w:tentative="1">
+      <w:start w:val="1"/>
+      <w:numFmt w:val="bullet"/>
+      <w:lvlText w:val=""/>
+      <w:lvlJc w:val="left"/>
+      <w:pPr>
+        <w:tabs>
+          <w:tab w:val="num" w:pos="5040"/>
+        </w:tabs>
+        <w:ind w:left="5040" w:hanging="360"/>
+      </w:pPr>
+      <w:rPr>
+        <w:rFonts w:ascii="Wingdings" w:hAnsi="Wingdings" w:hint="default"/>
+        <w:sz w:val="20"/>
+      </w:rPr>
+    </w:lvl>
+    <w:lvl w:ilvl="7" w:tentative="1">
+      <w:start w:val="1"/>
+      <w:numFmt w:val="bullet"/>
+      <w:lvlText w:val=""/>
+      <w:lvlJc w:val="left"/>
+      <w:pPr>
+        <w:tabs>
+          <w:tab w:val="num" w:pos="5760"/>
+        </w:tabs>
+        <w:ind w:left="5760" w:hanging="360"/>
+      </w:pPr>
+      <w:rPr>
+        <w:rFonts w:ascii="Wingdings" w:hAnsi="Wingdings" w:hint="default"/>
+        <w:sz w:val="20"/>
+      </w:rPr>
+    </w:lvl>
+    <w:lvl w:ilvl="8" w:tentative="1">
+      <w:start w:val="1"/>
+      <w:numFmt w:val="bullet"/>
+      <w:lvlText w:val=""/>
+      <w:lvlJc w:val="left"/>
+      <w:pPr>
+        <w:tabs>
+          <w:tab w:val="num" w:pos="6480"/>
+        </w:tabs>
+        <w:ind w:left="6480" w:hanging="360"/>
+      </w:pPr>
+      <w:rPr>
+        <w:rFonts w:ascii="Wingdings" w:hAnsi="Wingdings" w:hint="default"/>
+        <w:sz w:val="20"/>
+      </w:rPr>
+    </w:lvl>
+  </w:abstractNum>
+  <w:abstractNum w:abstractNumId="14" w15:restartNumberingAfterBreak="0">
+    <w:nsid w:val="5E67631C"/>
+    <w:multiLevelType w:val="multilevel"/>
+    <w:tmpl w:val="FC9E04CE"/>
+    <w:lvl w:ilvl="0">
+      <w:start w:val="1"/>
+      <w:numFmt w:val="bullet"/>
+      <w:lvlText w:val=""/>
+      <w:lvlJc w:val="left"/>
+      <w:pPr>
+        <w:tabs>
+          <w:tab w:val="num" w:pos="720"/>
+        </w:tabs>
+        <w:ind w:left="720" w:hanging="360"/>
+      </w:pPr>
+      <w:rPr>
+        <w:rFonts w:ascii="Symbol" w:hAnsi="Symbol" w:hint="default"/>
+        <w:sz w:val="20"/>
+      </w:rPr>
+    </w:lvl>
+    <w:lvl w:ilvl="1" w:tentative="1">
+      <w:start w:val="1"/>
+      <w:numFmt w:val="bullet"/>
+      <w:lvlText w:val="o"/>
+      <w:lvlJc w:val="left"/>
+      <w:pPr>
+        <w:tabs>
+          <w:tab w:val="num" w:pos="1440"/>
+        </w:tabs>
+        <w:ind w:left="1440" w:hanging="360"/>
+      </w:pPr>
+      <w:rPr>
+        <w:rFonts w:ascii="Courier New" w:hAnsi="Courier New" w:hint="default"/>
+        <w:sz w:val="20"/>
+      </w:rPr>
+    </w:lvl>
+    <w:lvl w:ilvl="2" w:tentative="1">
+      <w:start w:val="1"/>
+      <w:numFmt w:val="bullet"/>
+      <w:lvlText w:val=""/>
+      <w:lvlJc w:val="left"/>
+      <w:pPr>
+        <w:tabs>
+          <w:tab w:val="num" w:pos="2160"/>
+        </w:tabs>
+        <w:ind w:left="2160" w:hanging="360"/>
+      </w:pPr>
+      <w:rPr>
+        <w:rFonts w:ascii="Wingdings" w:hAnsi="Wingdings" w:hint="default"/>
+        <w:sz w:val="20"/>
+      </w:rPr>
+    </w:lvl>
+    <w:lvl w:ilvl="3" w:tentative="1">
+      <w:start w:val="1"/>
+      <w:numFmt w:val="bullet"/>
+      <w:lvlText w:val=""/>
+      <w:lvlJc w:val="left"/>
+      <w:pPr>
+        <w:tabs>
+          <w:tab w:val="num" w:pos="2880"/>
+        </w:tabs>
+        <w:ind w:left="2880" w:hanging="360"/>
+      </w:pPr>
+      <w:rPr>
+        <w:rFonts w:ascii="Wingdings" w:hAnsi="Wingdings" w:hint="default"/>
+        <w:sz w:val="20"/>
+      </w:rPr>
+    </w:lvl>
+    <w:lvl w:ilvl="4" w:tentative="1">
+      <w:start w:val="1"/>
+      <w:numFmt w:val="bullet"/>
+      <w:lvlText w:val=""/>
+      <w:lvlJc w:val="left"/>
+      <w:pPr>
+        <w:tabs>
+          <w:tab w:val="num" w:pos="3600"/>
+        </w:tabs>
+        <w:ind w:left="3600" w:hanging="360"/>
+      </w:pPr>
+      <w:rPr>
+        <w:rFonts w:ascii="Wingdings" w:hAnsi="Wingdings" w:hint="default"/>
+        <w:sz w:val="20"/>
+      </w:rPr>
+    </w:lvl>
+    <w:lvl w:ilvl="5" w:tentative="1">
+      <w:start w:val="1"/>
+      <w:numFmt w:val="bullet"/>
+      <w:lvlText w:val=""/>
+      <w:lvlJc w:val="left"/>
+      <w:pPr>
+        <w:tabs>
+          <w:tab w:val="num" w:pos="4320"/>
+        </w:tabs>
+        <w:ind w:left="4320" w:hanging="360"/>
+      </w:pPr>
+      <w:rPr>
+        <w:rFonts w:ascii="Wingdings" w:hAnsi="Wingdings" w:hint="default"/>
+        <w:sz w:val="20"/>
+      </w:rPr>
+    </w:lvl>
+    <w:lvl w:ilvl="6" w:tentative="1">
+      <w:start w:val="1"/>
+      <w:numFmt w:val="bullet"/>
+      <w:lvlText w:val=""/>
+      <w:lvlJc w:val="left"/>
+      <w:pPr>
+        <w:tabs>
+          <w:tab w:val="num" w:pos="5040"/>
+        </w:tabs>
+        <w:ind w:left="5040" w:hanging="360"/>
+      </w:pPr>
+      <w:rPr>
+        <w:rFonts w:ascii="Wingdings" w:hAnsi="Wingdings" w:hint="default"/>
+        <w:sz w:val="20"/>
+      </w:rPr>
+    </w:lvl>
+    <w:lvl w:ilvl="7" w:tentative="1">
+      <w:start w:val="1"/>
+      <w:numFmt w:val="bullet"/>
+      <w:lvlText w:val=""/>
+      <w:lvlJc w:val="left"/>
+      <w:pPr>
+        <w:tabs>
+          <w:tab w:val="num" w:pos="5760"/>
+        </w:tabs>
+        <w:ind w:left="5760" w:hanging="360"/>
+      </w:pPr>
+      <w:rPr>
+        <w:rFonts w:ascii="Wingdings" w:hAnsi="Wingdings" w:hint="default"/>
+        <w:sz w:val="20"/>
+      </w:rPr>
+    </w:lvl>
+    <w:lvl w:ilvl="8" w:tentative="1">
+      <w:start w:val="1"/>
+      <w:numFmt w:val="bullet"/>
+      <w:lvlText w:val=""/>
+      <w:lvlJc w:val="left"/>
+      <w:pPr>
+        <w:tabs>
+          <w:tab w:val="num" w:pos="6480"/>
+        </w:tabs>
+        <w:ind w:left="6480" w:hanging="360"/>
+      </w:pPr>
+      <w:rPr>
+        <w:rFonts w:ascii="Wingdings" w:hAnsi="Wingdings" w:hint="default"/>
+        <w:sz w:val="20"/>
+      </w:rPr>
+    </w:lvl>
+  </w:abstractNum>
+  <w:abstractNum w:abstractNumId="15" w15:restartNumberingAfterBreak="0">
+    <w:nsid w:val="6DF239E3"/>
     <w:multiLevelType w:val="hybridMultilevel"/>
-    <w:tmpl w:val="F94EA6B8"/>
-    <w:lvl w:ilvl="0" w:tplc="591C21A8">
+    <w:tmpl w:val="9F588918"/>
+    <w:lvl w:ilvl="0" w:tplc="8100719C">
       <w:start w:val="1"/>
       <w:numFmt w:val="decimal"/>
       <w:lvlText w:val="%1."/>
@@ -26805,10 +29267,10 @@
       </w:pPr>
     </w:lvl>
   </w:abstractNum>
-  <w:abstractNum w:abstractNumId="12" w15:restartNumberingAfterBreak="0">
-    <w:nsid w:val="52221EA2"/>
+  <w:abstractNum w:abstractNumId="16" w15:restartNumberingAfterBreak="0">
+    <w:nsid w:val="7B216612"/>
     <w:multiLevelType w:val="multilevel"/>
-    <w:tmpl w:val="C428AD22"/>
+    <w:tmpl w:val="3236CEDA"/>
     <w:lvl w:ilvl="0">
       <w:start w:val="1"/>
       <w:numFmt w:val="bullet"/>
@@ -26954,315 +29416,17 @@
       </w:rPr>
     </w:lvl>
   </w:abstractNum>
-  <w:abstractNum w:abstractNumId="13" w15:restartNumberingAfterBreak="0">
-    <w:nsid w:val="55F9756B"/>
-    <w:multiLevelType w:val="multilevel"/>
-    <w:tmpl w:val="AB7655E4"/>
-    <w:lvl w:ilvl="0">
-      <w:start w:val="1"/>
-      <w:numFmt w:val="bullet"/>
-      <w:lvlText w:val=""/>
-      <w:lvlJc w:val="left"/>
-      <w:pPr>
-        <w:tabs>
-          <w:tab w:val="num" w:pos="720"/>
-        </w:tabs>
-        <w:ind w:left="720" w:hanging="360"/>
-      </w:pPr>
-      <w:rPr>
-        <w:rFonts w:ascii="Symbol" w:hAnsi="Symbol" w:hint="default"/>
-        <w:sz w:val="20"/>
-      </w:rPr>
-    </w:lvl>
-    <w:lvl w:ilvl="1" w:tentative="1">
-      <w:start w:val="1"/>
-      <w:numFmt w:val="bullet"/>
-      <w:lvlText w:val="o"/>
-      <w:lvlJc w:val="left"/>
-      <w:pPr>
-        <w:tabs>
-          <w:tab w:val="num" w:pos="1440"/>
-        </w:tabs>
-        <w:ind w:left="1440" w:hanging="360"/>
-      </w:pPr>
-      <w:rPr>
-        <w:rFonts w:ascii="Courier New" w:hAnsi="Courier New" w:hint="default"/>
-        <w:sz w:val="20"/>
-      </w:rPr>
-    </w:lvl>
-    <w:lvl w:ilvl="2" w:tentative="1">
-      <w:start w:val="1"/>
-      <w:numFmt w:val="bullet"/>
-      <w:lvlText w:val=""/>
-      <w:lvlJc w:val="left"/>
-      <w:pPr>
-        <w:tabs>
-          <w:tab w:val="num" w:pos="2160"/>
-        </w:tabs>
-        <w:ind w:left="2160" w:hanging="360"/>
-      </w:pPr>
-      <w:rPr>
-        <w:rFonts w:ascii="Wingdings" w:hAnsi="Wingdings" w:hint="default"/>
-        <w:sz w:val="20"/>
-      </w:rPr>
-    </w:lvl>
-    <w:lvl w:ilvl="3" w:tentative="1">
-      <w:start w:val="1"/>
-      <w:numFmt w:val="bullet"/>
-      <w:lvlText w:val=""/>
-      <w:lvlJc w:val="left"/>
-      <w:pPr>
-        <w:tabs>
-          <w:tab w:val="num" w:pos="2880"/>
-        </w:tabs>
-        <w:ind w:left="2880" w:hanging="360"/>
-      </w:pPr>
-      <w:rPr>
-        <w:rFonts w:ascii="Wingdings" w:hAnsi="Wingdings" w:hint="default"/>
-        <w:sz w:val="20"/>
-      </w:rPr>
-    </w:lvl>
-    <w:lvl w:ilvl="4" w:tentative="1">
-      <w:start w:val="1"/>
-      <w:numFmt w:val="bullet"/>
-      <w:lvlText w:val=""/>
-      <w:lvlJc w:val="left"/>
-      <w:pPr>
-        <w:tabs>
-          <w:tab w:val="num" w:pos="3600"/>
-        </w:tabs>
-        <w:ind w:left="3600" w:hanging="360"/>
-      </w:pPr>
-      <w:rPr>
-        <w:rFonts w:ascii="Wingdings" w:hAnsi="Wingdings" w:hint="default"/>
-        <w:sz w:val="20"/>
-      </w:rPr>
-    </w:lvl>
-    <w:lvl w:ilvl="5" w:tentative="1">
-      <w:start w:val="1"/>
-      <w:numFmt w:val="bullet"/>
-      <w:lvlText w:val=""/>
-      <w:lvlJc w:val="left"/>
-      <w:pPr>
-        <w:tabs>
-          <w:tab w:val="num" w:pos="4320"/>
-        </w:tabs>
-        <w:ind w:left="4320" w:hanging="360"/>
-      </w:pPr>
-      <w:rPr>
-        <w:rFonts w:ascii="Wingdings" w:hAnsi="Wingdings" w:hint="default"/>
-        <w:sz w:val="20"/>
-      </w:rPr>
-    </w:lvl>
-    <w:lvl w:ilvl="6" w:tentative="1">
-      <w:start w:val="1"/>
-      <w:numFmt w:val="bullet"/>
-      <w:lvlText w:val=""/>
-      <w:lvlJc w:val="left"/>
-      <w:pPr>
-        <w:tabs>
-          <w:tab w:val="num" w:pos="5040"/>
-        </w:tabs>
-        <w:ind w:left="5040" w:hanging="360"/>
-      </w:pPr>
-      <w:rPr>
-        <w:rFonts w:ascii="Wingdings" w:hAnsi="Wingdings" w:hint="default"/>
-        <w:sz w:val="20"/>
-      </w:rPr>
-    </w:lvl>
-    <w:lvl w:ilvl="7" w:tentative="1">
-      <w:start w:val="1"/>
-      <w:numFmt w:val="bullet"/>
-      <w:lvlText w:val=""/>
-      <w:lvlJc w:val="left"/>
-      <w:pPr>
-        <w:tabs>
-          <w:tab w:val="num" w:pos="5760"/>
-        </w:tabs>
-        <w:ind w:left="5760" w:hanging="360"/>
-      </w:pPr>
-      <w:rPr>
-        <w:rFonts w:ascii="Wingdings" w:hAnsi="Wingdings" w:hint="default"/>
-        <w:sz w:val="20"/>
-      </w:rPr>
-    </w:lvl>
-    <w:lvl w:ilvl="8" w:tentative="1">
-      <w:start w:val="1"/>
-      <w:numFmt w:val="bullet"/>
-      <w:lvlText w:val=""/>
-      <w:lvlJc w:val="left"/>
-      <w:pPr>
-        <w:tabs>
-          <w:tab w:val="num" w:pos="6480"/>
-        </w:tabs>
-        <w:ind w:left="6480" w:hanging="360"/>
-      </w:pPr>
-      <w:rPr>
-        <w:rFonts w:ascii="Wingdings" w:hAnsi="Wingdings" w:hint="default"/>
-        <w:sz w:val="20"/>
-      </w:rPr>
-    </w:lvl>
-  </w:abstractNum>
-  <w:abstractNum w:abstractNumId="14" w15:restartNumberingAfterBreak="0">
-    <w:nsid w:val="5E67631C"/>
-    <w:multiLevelType w:val="multilevel"/>
-    <w:tmpl w:val="FC9E04CE"/>
-    <w:lvl w:ilvl="0">
-      <w:start w:val="1"/>
-      <w:numFmt w:val="bullet"/>
-      <w:lvlText w:val=""/>
-      <w:lvlJc w:val="left"/>
-      <w:pPr>
-        <w:tabs>
-          <w:tab w:val="num" w:pos="720"/>
-        </w:tabs>
-        <w:ind w:left="720" w:hanging="360"/>
-      </w:pPr>
-      <w:rPr>
-        <w:rFonts w:ascii="Symbol" w:hAnsi="Symbol" w:hint="default"/>
-        <w:sz w:val="20"/>
-      </w:rPr>
-    </w:lvl>
-    <w:lvl w:ilvl="1" w:tentative="1">
-      <w:start w:val="1"/>
-      <w:numFmt w:val="bullet"/>
-      <w:lvlText w:val="o"/>
-      <w:lvlJc w:val="left"/>
-      <w:pPr>
-        <w:tabs>
-          <w:tab w:val="num" w:pos="1440"/>
-        </w:tabs>
-        <w:ind w:left="1440" w:hanging="360"/>
-      </w:pPr>
-      <w:rPr>
-        <w:rFonts w:ascii="Courier New" w:hAnsi="Courier New" w:hint="default"/>
-        <w:sz w:val="20"/>
-      </w:rPr>
-    </w:lvl>
-    <w:lvl w:ilvl="2" w:tentative="1">
-      <w:start w:val="1"/>
-      <w:numFmt w:val="bullet"/>
-      <w:lvlText w:val=""/>
-      <w:lvlJc w:val="left"/>
-      <w:pPr>
-        <w:tabs>
-          <w:tab w:val="num" w:pos="2160"/>
-        </w:tabs>
-        <w:ind w:left="2160" w:hanging="360"/>
-      </w:pPr>
-      <w:rPr>
-        <w:rFonts w:ascii="Wingdings" w:hAnsi="Wingdings" w:hint="default"/>
-        <w:sz w:val="20"/>
-      </w:rPr>
-    </w:lvl>
-    <w:lvl w:ilvl="3" w:tentative="1">
-      <w:start w:val="1"/>
-      <w:numFmt w:val="bullet"/>
-      <w:lvlText w:val=""/>
-      <w:lvlJc w:val="left"/>
-      <w:pPr>
-        <w:tabs>
-          <w:tab w:val="num" w:pos="2880"/>
-        </w:tabs>
-        <w:ind w:left="2880" w:hanging="360"/>
-      </w:pPr>
-      <w:rPr>
-        <w:rFonts w:ascii="Wingdings" w:hAnsi="Wingdings" w:hint="default"/>
-        <w:sz w:val="20"/>
-      </w:rPr>
-    </w:lvl>
-    <w:lvl w:ilvl="4" w:tentative="1">
-      <w:start w:val="1"/>
-      <w:numFmt w:val="bullet"/>
-      <w:lvlText w:val=""/>
-      <w:lvlJc w:val="left"/>
-      <w:pPr>
-        <w:tabs>
-          <w:tab w:val="num" w:pos="3600"/>
-        </w:tabs>
-        <w:ind w:left="3600" w:hanging="360"/>
-      </w:pPr>
-      <w:rPr>
-        <w:rFonts w:ascii="Wingdings" w:hAnsi="Wingdings" w:hint="default"/>
-        <w:sz w:val="20"/>
-      </w:rPr>
-    </w:lvl>
-    <w:lvl w:ilvl="5" w:tentative="1">
-      <w:start w:val="1"/>
-      <w:numFmt w:val="bullet"/>
-      <w:lvlText w:val=""/>
-      <w:lvlJc w:val="left"/>
-      <w:pPr>
-        <w:tabs>
-          <w:tab w:val="num" w:pos="4320"/>
-        </w:tabs>
-        <w:ind w:left="4320" w:hanging="360"/>
-      </w:pPr>
-      <w:rPr>
-        <w:rFonts w:ascii="Wingdings" w:hAnsi="Wingdings" w:hint="default"/>
-        <w:sz w:val="20"/>
-      </w:rPr>
-    </w:lvl>
-    <w:lvl w:ilvl="6" w:tentative="1">
-      <w:start w:val="1"/>
-      <w:numFmt w:val="bullet"/>
-      <w:lvlText w:val=""/>
-      <w:lvlJc w:val="left"/>
-      <w:pPr>
-        <w:tabs>
-          <w:tab w:val="num" w:pos="5040"/>
-        </w:tabs>
-        <w:ind w:left="5040" w:hanging="360"/>
-      </w:pPr>
-      <w:rPr>
-        <w:rFonts w:ascii="Wingdings" w:hAnsi="Wingdings" w:hint="default"/>
-        <w:sz w:val="20"/>
-      </w:rPr>
-    </w:lvl>
-    <w:lvl w:ilvl="7" w:tentative="1">
-      <w:start w:val="1"/>
-      <w:numFmt w:val="bullet"/>
-      <w:lvlText w:val=""/>
-      <w:lvlJc w:val="left"/>
-      <w:pPr>
-        <w:tabs>
-          <w:tab w:val="num" w:pos="5760"/>
-        </w:tabs>
-        <w:ind w:left="5760" w:hanging="360"/>
-      </w:pPr>
-      <w:rPr>
-        <w:rFonts w:ascii="Wingdings" w:hAnsi="Wingdings" w:hint="default"/>
-        <w:sz w:val="20"/>
-      </w:rPr>
-    </w:lvl>
-    <w:lvl w:ilvl="8" w:tentative="1">
-      <w:start w:val="1"/>
-      <w:numFmt w:val="bullet"/>
-      <w:lvlText w:val=""/>
-      <w:lvlJc w:val="left"/>
-      <w:pPr>
-        <w:tabs>
-          <w:tab w:val="num" w:pos="6480"/>
-        </w:tabs>
-        <w:ind w:left="6480" w:hanging="360"/>
-      </w:pPr>
-      <w:rPr>
-        <w:rFonts w:ascii="Wingdings" w:hAnsi="Wingdings" w:hint="default"/>
-        <w:sz w:val="20"/>
-      </w:rPr>
-    </w:lvl>
-  </w:abstractNum>
-  <w:abstractNum w:abstractNumId="15" w15:restartNumberingAfterBreak="0">
-    <w:nsid w:val="6DF239E3"/>
+  <w:abstractNum w:abstractNumId="17" w15:restartNumberingAfterBreak="0">
+    <w:nsid w:val="7C104B7B"/>
     <w:multiLevelType w:val="hybridMultilevel"/>
-    <w:tmpl w:val="9A1EFE9E"/>
-    <w:lvl w:ilvl="0" w:tplc="8100719C">
+    <w:tmpl w:val="6752228A"/>
+    <w:lvl w:ilvl="0" w:tplc="54E65534">
       <w:start w:val="1"/>
       <w:numFmt w:val="decimal"/>
       <w:lvlText w:val="%1."/>
       <w:lvlJc w:val="left"/>
       <w:pPr>
-        <w:ind w:left="540" w:hanging="360"/>
+        <w:ind w:left="630" w:hanging="360"/>
       </w:pPr>
       <w:rPr>
         <w:b/>
@@ -27298,7 +29462,7 @@
       <w:lvlText w:val="%2."/>
       <w:lvlJc w:val="left"/>
       <w:pPr>
-        <w:ind w:left="1260" w:hanging="360"/>
+        <w:ind w:left="1350" w:hanging="360"/>
       </w:pPr>
     </w:lvl>
     <w:lvl w:ilvl="2" w:tplc="0409001B" w:tentative="1">
@@ -27307,7 +29471,7 @@
       <w:lvlText w:val="%3."/>
       <w:lvlJc w:val="right"/>
       <w:pPr>
-        <w:ind w:left="1980" w:hanging="180"/>
+        <w:ind w:left="2070" w:hanging="180"/>
       </w:pPr>
     </w:lvl>
     <w:lvl w:ilvl="3" w:tplc="0409000F" w:tentative="1">
@@ -27316,7 +29480,7 @@
       <w:lvlText w:val="%4."/>
       <w:lvlJc w:val="left"/>
       <w:pPr>
-        <w:ind w:left="2700" w:hanging="360"/>
+        <w:ind w:left="2790" w:hanging="360"/>
       </w:pPr>
     </w:lvl>
     <w:lvl w:ilvl="4" w:tplc="04090019" w:tentative="1">
@@ -27325,7 +29489,7 @@
       <w:lvlText w:val="%5."/>
       <w:lvlJc w:val="left"/>
       <w:pPr>
-        <w:ind w:left="3420" w:hanging="360"/>
+        <w:ind w:left="3510" w:hanging="360"/>
       </w:pPr>
     </w:lvl>
     <w:lvl w:ilvl="5" w:tplc="0409001B" w:tentative="1">
@@ -27334,7 +29498,7 @@
       <w:lvlText w:val="%6."/>
       <w:lvlJc w:val="right"/>
       <w:pPr>
-        <w:ind w:left="4140" w:hanging="180"/>
+        <w:ind w:left="4230" w:hanging="180"/>
       </w:pPr>
     </w:lvl>
     <w:lvl w:ilvl="6" w:tplc="0409000F" w:tentative="1">
@@ -27343,7 +29507,7 @@
       <w:lvlText w:val="%7."/>
       <w:lvlJc w:val="left"/>
       <w:pPr>
-        <w:ind w:left="4860" w:hanging="360"/>
+        <w:ind w:left="4950" w:hanging="360"/>
       </w:pPr>
     </w:lvl>
     <w:lvl w:ilvl="7" w:tplc="04090019" w:tentative="1">
@@ -27352,7 +29516,7 @@
       <w:lvlText w:val="%8."/>
       <w:lvlJc w:val="left"/>
       <w:pPr>
-        <w:ind w:left="5580" w:hanging="360"/>
+        <w:ind w:left="5670" w:hanging="360"/>
       </w:pPr>
     </w:lvl>
     <w:lvl w:ilvl="8" w:tplc="0409001B" w:tentative="1">
@@ -27361,15 +29525,15 @@
       <w:lvlText w:val="%9."/>
       <w:lvlJc w:val="right"/>
       <w:pPr>
-        <w:ind w:left="6300" w:hanging="180"/>
+        <w:ind w:left="6390" w:hanging="180"/>
       </w:pPr>
     </w:lvl>
   </w:abstractNum>
-  <w:abstractNum w:abstractNumId="16" w15:restartNumberingAfterBreak="0">
-    <w:nsid w:val="7C104B7B"/>
+  <w:abstractNum w:abstractNumId="18" w15:restartNumberingAfterBreak="0">
+    <w:nsid w:val="7CD24C7A"/>
     <w:multiLevelType w:val="hybridMultilevel"/>
-    <w:tmpl w:val="6752228A"/>
-    <w:lvl w:ilvl="0" w:tplc="54E65534">
+    <w:tmpl w:val="D006F610"/>
+    <w:lvl w:ilvl="0" w:tplc="5D48F592">
       <w:start w:val="1"/>
       <w:numFmt w:val="decimal"/>
       <w:lvlText w:val="%1."/>
@@ -27478,178 +29642,68 @@
       </w:pPr>
     </w:lvl>
   </w:abstractNum>
-  <w:abstractNum w:abstractNumId="17" w15:restartNumberingAfterBreak="0">
-    <w:nsid w:val="7CD24C7A"/>
-    <w:multiLevelType w:val="hybridMultilevel"/>
-    <w:tmpl w:val="D006F610"/>
-    <w:lvl w:ilvl="0" w:tplc="5D48F592">
-      <w:start w:val="1"/>
-      <w:numFmt w:val="decimal"/>
-      <w:lvlText w:val="%1."/>
-      <w:lvlJc w:val="left"/>
-      <w:pPr>
-        <w:ind w:left="630" w:hanging="360"/>
-      </w:pPr>
-      <w:rPr>
-        <w:b/>
-        <w:caps w:val="0"/>
-        <w:smallCaps w:val="0"/>
-        <w:color w:val="196B24" w:themeColor="accent3"/>
-        <w:spacing w:val="0"/>
-        <w14:glow w14:rad="0">
-          <w14:srgbClr w14:val="000000"/>
-        </w14:glow>
-        <w14:shadow w14:blurRad="0" w14:dist="0" w14:dir="0" w14:sx="0" w14:sy="0" w14:kx="0" w14:ky="0" w14:algn="none">
-          <w14:srgbClr w14:val="000000"/>
-        </w14:shadow>
-        <w14:reflection w14:blurRad="0" w14:stA="0" w14:stPos="0" w14:endA="0" w14:endPos="0" w14:dist="0" w14:dir="0" w14:fadeDir="0" w14:sx="0" w14:sy="0" w14:kx="0" w14:ky="0" w14:algn="none"/>
-        <w14:textOutline w14:w="0" w14:cap="flat" w14:cmpd="sng" w14:algn="ctr">
-          <w14:noFill/>
-          <w14:prstDash w14:val="solid"/>
-          <w14:round/>
-        </w14:textOutline>
-        <w14:props3d w14:extrusionH="57150" w14:contourW="0" w14:prstMaterial="matte">
-          <w14:bevelT w14:w="63500" w14:h="12700" w14:prst="angle"/>
-          <w14:contourClr>
-            <w14:schemeClr w14:val="bg1">
-              <w14:lumMod w14:val="65000"/>
-            </w14:schemeClr>
-          </w14:contourClr>
-        </w14:props3d>
-      </w:rPr>
-    </w:lvl>
-    <w:lvl w:ilvl="1" w:tplc="04090019" w:tentative="1">
-      <w:start w:val="1"/>
-      <w:numFmt w:val="lowerLetter"/>
-      <w:lvlText w:val="%2."/>
-      <w:lvlJc w:val="left"/>
-      <w:pPr>
-        <w:ind w:left="1350" w:hanging="360"/>
-      </w:pPr>
-    </w:lvl>
-    <w:lvl w:ilvl="2" w:tplc="0409001B" w:tentative="1">
-      <w:start w:val="1"/>
-      <w:numFmt w:val="lowerRoman"/>
-      <w:lvlText w:val="%3."/>
-      <w:lvlJc w:val="right"/>
-      <w:pPr>
-        <w:ind w:left="2070" w:hanging="180"/>
-      </w:pPr>
-    </w:lvl>
-    <w:lvl w:ilvl="3" w:tplc="0409000F" w:tentative="1">
-      <w:start w:val="1"/>
-      <w:numFmt w:val="decimal"/>
-      <w:lvlText w:val="%4."/>
-      <w:lvlJc w:val="left"/>
-      <w:pPr>
-        <w:ind w:left="2790" w:hanging="360"/>
-      </w:pPr>
-    </w:lvl>
-    <w:lvl w:ilvl="4" w:tplc="04090019" w:tentative="1">
-      <w:start w:val="1"/>
-      <w:numFmt w:val="lowerLetter"/>
-      <w:lvlText w:val="%5."/>
-      <w:lvlJc w:val="left"/>
-      <w:pPr>
-        <w:ind w:left="3510" w:hanging="360"/>
-      </w:pPr>
-    </w:lvl>
-    <w:lvl w:ilvl="5" w:tplc="0409001B" w:tentative="1">
-      <w:start w:val="1"/>
-      <w:numFmt w:val="lowerRoman"/>
-      <w:lvlText w:val="%6."/>
-      <w:lvlJc w:val="right"/>
-      <w:pPr>
-        <w:ind w:left="4230" w:hanging="180"/>
-      </w:pPr>
-    </w:lvl>
-    <w:lvl w:ilvl="6" w:tplc="0409000F" w:tentative="1">
-      <w:start w:val="1"/>
-      <w:numFmt w:val="decimal"/>
-      <w:lvlText w:val="%7."/>
-      <w:lvlJc w:val="left"/>
-      <w:pPr>
-        <w:ind w:left="4950" w:hanging="360"/>
-      </w:pPr>
-    </w:lvl>
-    <w:lvl w:ilvl="7" w:tplc="04090019" w:tentative="1">
-      <w:start w:val="1"/>
-      <w:numFmt w:val="lowerLetter"/>
-      <w:lvlText w:val="%8."/>
-      <w:lvlJc w:val="left"/>
-      <w:pPr>
-        <w:ind w:left="5670" w:hanging="360"/>
-      </w:pPr>
-    </w:lvl>
-    <w:lvl w:ilvl="8" w:tplc="0409001B" w:tentative="1">
-      <w:start w:val="1"/>
-      <w:numFmt w:val="lowerRoman"/>
-      <w:lvlText w:val="%9."/>
-      <w:lvlJc w:val="right"/>
-      <w:pPr>
-        <w:ind w:left="6390" w:hanging="180"/>
-      </w:pPr>
-    </w:lvl>
-  </w:abstractNum>
-  <w:num w:numId="1">
+  <w:num w:numId="1" w16cid:durableId="2139836722">
     <w:abstractNumId w:val="0"/>
   </w:num>
-  <w:num w:numId="2">
+  <w:num w:numId="2" w16cid:durableId="392124655">
+    <w:abstractNumId w:val="18"/>
+  </w:num>
+  <w:num w:numId="3" w16cid:durableId="624891891">
     <w:abstractNumId w:val="17"/>
   </w:num>
-  <w:num w:numId="3">
-    <w:abstractNumId w:val="16"/>
-  </w:num>
-  <w:num w:numId="4">
+  <w:num w:numId="4" w16cid:durableId="1815289825">
     <w:abstractNumId w:val="7"/>
   </w:num>
-  <w:num w:numId="5">
+  <w:num w:numId="5" w16cid:durableId="344210384">
     <w:abstractNumId w:val="2"/>
   </w:num>
-  <w:num w:numId="6">
+  <w:num w:numId="6" w16cid:durableId="1025836744">
     <w:abstractNumId w:val="6"/>
   </w:num>
-  <w:num w:numId="7">
+  <w:num w:numId="7" w16cid:durableId="1297686810">
     <w:abstractNumId w:val="3"/>
   </w:num>
-  <w:num w:numId="8">
+  <w:num w:numId="8" w16cid:durableId="1052580455">
     <w:abstractNumId w:val="11"/>
   </w:num>
-  <w:num w:numId="9">
+  <w:num w:numId="9" w16cid:durableId="431897717">
     <w:abstractNumId w:val="9"/>
   </w:num>
-  <w:num w:numId="10">
+  <w:num w:numId="10" w16cid:durableId="1049768944">
     <w:abstractNumId w:val="5"/>
   </w:num>
-  <w:num w:numId="11">
+  <w:num w:numId="11" w16cid:durableId="1780106372">
     <w:abstractNumId w:val="4"/>
   </w:num>
-  <w:num w:numId="12">
+  <w:num w:numId="12" w16cid:durableId="888297548">
     <w:abstractNumId w:val="15"/>
   </w:num>
-  <w:num w:numId="13">
+  <w:num w:numId="13" w16cid:durableId="1806193744">
     <w:abstractNumId w:val="8"/>
   </w:num>
-  <w:num w:numId="14">
+  <w:num w:numId="14" w16cid:durableId="268587916">
     <w:abstractNumId w:val="1"/>
   </w:num>
-  <w:num w:numId="15">
+  <w:num w:numId="15" w16cid:durableId="1619527832">
     <w:abstractNumId w:val="14"/>
   </w:num>
-  <w:num w:numId="16">
+  <w:num w:numId="16" w16cid:durableId="1442267025">
     <w:abstractNumId w:val="12"/>
   </w:num>
-  <w:num w:numId="17">
+  <w:num w:numId="17" w16cid:durableId="2067753416">
     <w:abstractNumId w:val="10"/>
   </w:num>
-  <w:num w:numId="18">
+  <w:num w:numId="18" w16cid:durableId="200170761">
     <w:abstractNumId w:val="13"/>
+  </w:num>
+  <w:num w:numId="19" w16cid:durableId="1898470091">
+    <w:abstractNumId w:val="16"/>
   </w:num>
 </w:numbering>
 </file>
 
 <file path=word/styles.xml><?xml version="1.0" encoding="utf-8"?>
-<w:styles xmlns:mc="http://schemas.openxmlformats.org/markup-compatibility/2006" xmlns:r="http://schemas.openxmlformats.org/officeDocument/2006/relationships" xmlns:w="http://schemas.openxmlformats.org/wordprocessingml/2006/main" xmlns:w14="http://schemas.microsoft.com/office/word/2010/wordml" xmlns:w15="http://schemas.microsoft.com/office/word/2012/wordml" xmlns:w16cex="http://schemas.microsoft.com/office/word/2018/wordml/cex" xmlns:w16cid="http://schemas.microsoft.com/office/word/2016/wordml/cid" xmlns:w16="http://schemas.microsoft.com/office/word/2018/wordml" xmlns:w16sdtdh="http://schemas.microsoft.com/office/word/2020/wordml/sdtdatahash" xmlns:w16se="http://schemas.microsoft.com/office/word/2015/wordml/symex" mc:Ignorable="w14 w15 w16se w16cid w16 w16cex w16sdtdh">
+<w:styles xmlns:mc="http://schemas.openxmlformats.org/markup-compatibility/2006" xmlns:r="http://schemas.openxmlformats.org/officeDocument/2006/relationships" xmlns:w="http://schemas.openxmlformats.org/wordprocessingml/2006/main" xmlns:w14="http://schemas.microsoft.com/office/word/2010/wordml" xmlns:w15="http://schemas.microsoft.com/office/word/2012/wordml" xmlns:w16cex="http://schemas.microsoft.com/office/word/2018/wordml/cex" xmlns:w16cid="http://schemas.microsoft.com/office/word/2016/wordml/cid" xmlns:w16="http://schemas.microsoft.com/office/word/2018/wordml" xmlns:w16du="http://schemas.microsoft.com/office/word/2023/wordml/word16du" xmlns:w16sdtdh="http://schemas.microsoft.com/office/word/2020/wordml/sdtdatahash" xmlns:w16sdtfl="http://schemas.microsoft.com/office/word/2024/wordml/sdtformatlock" xmlns:w16se="http://schemas.microsoft.com/office/word/2015/wordml/symex" mc:Ignorable="w14 w15 w16se w16cid w16 w16cex w16sdtdh w16sdtfl w16du">
   <w:docDefaults>
     <w:rPrDefault>
       <w:rPr>
@@ -28137,7 +30191,6 @@
   <w:style w:type="character" w:default="1" w:styleId="DefaultParagraphFont">
     <w:name w:val="Default Paragraph Font"/>
     <w:uiPriority w:val="1"/>
-    <w:semiHidden/>
     <w:unhideWhenUsed/>
   </w:style>
   <w:style w:type="table" w:default="1" w:styleId="TableNormal">
@@ -29209,6 +31262,33 @@
       <w:u w:val="single"/>
     </w:rPr>
   </w:style>
+  <w:style w:type="character" w:styleId="Strong">
+    <w:name w:val="Strong"/>
+    <w:basedOn w:val="DefaultParagraphFont"/>
+    <w:uiPriority w:val="22"/>
+    <w:qFormat/>
+    <w:rsid w:val="00630355"/>
+    <w:rPr>
+      <w:b/>
+      <w:bCs/>
+    </w:rPr>
+  </w:style>
+  <w:style w:type="paragraph" w:styleId="NormalWeb">
+    <w:name w:val="Normal (Web)"/>
+    <w:basedOn w:val="Normal"/>
+    <w:uiPriority w:val="99"/>
+    <w:semiHidden/>
+    <w:unhideWhenUsed/>
+    <w:rsid w:val="00630355"/>
+    <w:pPr>
+      <w:spacing w:before="100" w:beforeAutospacing="1" w:after="100" w:afterAutospacing="1" w:line="240" w:lineRule="auto"/>
+    </w:pPr>
+    <w:rPr>
+      <w:rFonts w:ascii="Times New Roman" w:eastAsia="Times New Roman" w:hAnsi="Times New Roman" w:cs="Times New Roman"/>
+      <w:kern w:val="0"/>
+      <w14:ligatures w14:val="none"/>
+    </w:rPr>
+  </w:style>
 </w:styles>
 </file>
 
